--- a/downloads/teacher/ai-1-week-10.docx
+++ b/downloads/teacher/ai-1-week-10.docx
@@ -3004,6 +3004,396 @@
         <w:t>Include equality examples when reviewing sorter conditions, and trace from original input through output.</w:t>
       </w:r>
     </w:p>
+    <w:p>
+      <w:pPr>
+        <w:pStyle w:val="Heading1"/>
+      </w:pPr>
+      <w:r>
+        <w:t>07. Prepare, teach and assess</w:t>
+      </w:r>
+    </w:p>
+    <w:p>
+      <w:r>
+        <w:t>Teaching target: Evaluate a condition using the current state and trace only the selected branch</w:t>
+      </w:r>
+    </w:p>
+    <w:p>
+      <w:r>
+        <w:t>Prepare the labelled worked-case picture, the matching workbook, fictional input cards and a place for individual responses. No paid AI account is required for the paper reasoning activities.</w:t>
+      </w:r>
+    </w:p>
+    <w:tbl>
+      <w:tblPr>
+        <w:tblStyle w:val="LightShading-Accent1"/>
+        <w:tblW w:type="auto" w:w="0"/>
+        <w:tblLook w:firstColumn="1" w:firstRow="1" w:lastColumn="0" w:lastRow="0" w:noHBand="0" w:noVBand="1" w:val="04A0"/>
+      </w:tblPr>
+      <w:tblGrid>
+        <w:gridCol w:w="3408"/>
+        <w:gridCol w:w="3408"/>
+        <w:gridCol w:w="3408"/>
+      </w:tblGrid>
+      <w:tr>
+        <w:trPr>
+          <w:tblHeader/>
+        </w:trPr>
+        <w:tc>
+          <w:tcPr>
+            <w:tcW w:type="dxa" w:w="3408"/>
+          </w:tcPr>
+          <w:p>
+            <w:r>
+              <w:t>Session</w:t>
+            </w:r>
+          </w:p>
+        </w:tc>
+        <w:tc>
+          <w:tcPr>
+            <w:tcW w:type="dxa" w:w="3408"/>
+          </w:tcPr>
+          <w:p>
+            <w:r>
+              <w:t>Plan</w:t>
+            </w:r>
+          </w:p>
+        </w:tc>
+        <w:tc>
+          <w:tcPr>
+            <w:tcW w:type="dxa" w:w="3408"/>
+          </w:tcPr>
+          <w:p>
+            <w:r>
+              <w:t>Resources</w:t>
+            </w:r>
+          </w:p>
+        </w:tc>
+      </w:tr>
+      <w:tr>
+        <w:tc>
+          <w:tcPr>
+            <w:tcW w:type="dxa" w:w="3408"/>
+          </w:tcPr>
+          <w:p>
+            <w:r>
+              <w:t>Session 1 · Understand · 45 min</w:t>
+            </w:r>
+          </w:p>
+        </w:tc>
+        <w:tc>
+          <w:tcPr>
+            <w:tcW w:type="dxa" w:w="3408"/>
+          </w:tcPr>
+          <w:p>
+            <w:r>
+              <w:t>0–7: recall and prerequisite; 7–15: inspect the concrete case and predict; 15–30: teacher models the worked trace; 30–40: learners explain a step using the text and visual; 40–45: check the core idea.</w:t>
+            </w:r>
+          </w:p>
+        </w:tc>
+        <w:tc>
+          <w:tcPr>
+            <w:tcW w:type="dxa" w:w="3408"/>
+          </w:tcPr>
+          <w:p>
+            <w:r>
+              <w:t>Sections 1–6; record the brief recall in the workbook.</w:t>
+            </w:r>
+          </w:p>
+        </w:tc>
+      </w:tr>
+      <w:tr>
+        <w:tc>
+          <w:tcPr>
+            <w:tcW w:type="dxa" w:w="3408"/>
+          </w:tcPr>
+          <w:p>
+            <w:r>
+              <w:t>Session 2 · Practise · 45 min</w:t>
+            </w:r>
+          </w:p>
+        </w:tc>
+        <w:tc>
+          <w:tcPr>
+            <w:tcW w:type="dxa" w:w="3408"/>
+          </w:tcPr>
+          <w:p>
+            <w:r>
+              <w:t>0–5: retrieve the procedure; 5–15: W2 completion practice; 15–23: explain and check with a partner; 23–30: each learner answers the misconception check; 30–40: targeted reteaching or a harder variation; 40–45: prepare the investigation.</w:t>
+            </w:r>
+          </w:p>
+        </w:tc>
+        <w:tc>
+          <w:tcPr>
+            <w:tcW w:type="dxa" w:w="3408"/>
+          </w:tcPr>
+          <w:p>
+            <w:r>
+              <w:t>Sections 7–10; use the matching workbook W2 and misconception check.</w:t>
+            </w:r>
+          </w:p>
+        </w:tc>
+      </w:tr>
+      <w:tr>
+        <w:tc>
+          <w:tcPr>
+            <w:tcW w:type="dxa" w:w="3408"/>
+          </w:tcPr>
+          <w:p>
+            <w:r>
+              <w:t>Session 3 · Investigate and transfer · 45 min</w:t>
+            </w:r>
+          </w:p>
+        </w:tc>
+        <w:tc>
+          <w:tcPr>
+            <w:tcW w:type="dxa" w:w="3408"/>
+          </w:tcPr>
+          <w:p>
+            <w:r>
+              <w:t>0–5: retrieve the decision rule; 5–20: investigate or trace; 20–30: start the independent case; 30–38: connect the project; 38–43: act on feedback; 43–45: plan the return check.</w:t>
+            </w:r>
+          </w:p>
+        </w:tc>
+        <w:tc>
+          <w:tcPr>
+            <w:tcW w:type="dxa" w:w="3408"/>
+          </w:tcPr>
+          <w:p>
+            <w:r>
+              <w:t>Sections 9 and 11–14. Give extra time to finish the full task set; use Section 15 when the week includes a coding lab.</w:t>
+            </w:r>
+          </w:p>
+        </w:tc>
+      </w:tr>
+    </w:tbl>
+    <w:p>
+      <w:r>
+        <w:t>Before class, solve the supported practice: The known value at a condition is exactly 6. Decide whether each test is true or false: at least 6; above 6; at most 6; below 6. Explain which phrases include equality. Then name one value below and one value above 6 for neighbouring tests.</w:t>
+      </w:r>
+    </w:p>
+    <w:p>
+      <w:r>
+        <w:t>Reasoned practice answer: At least 6 is true, above 6 is false, at most 6 is true, and below 6 is false. At least and at most include equality; above and below are strict. The nearest whole-number neighbours are 5 and 7; other correctly identified lower and higher values are valid but are less close to the boundary.</w:t>
+      </w:r>
+    </w:p>
+    <w:p>
+      <w:r>
+        <w:t>Check every learner before discussion: Use the worked case for Conditions and boundary cases. Proposed explanation: “The condition reads the starting value”. Decide whether this explanation is supported. Point to the step or supplied fact that decides; explain your repair if needed.</w:t>
+      </w:r>
+    </w:p>
+    <w:p>
+      <w:r>
+        <w:t>Misconception repair: Trace the initial add-2 instruction first and circle its result before evaluating the comparison.</w:t>
+      </w:r>
+    </w:p>
+    <w:p>
+      <w:r>
+        <w:t>Support: read the exact case aloud, enlarge the labelled picture, supply input cards and model only the first deciding step. Accept a spoken explanation or drawing; retain the reasoning goal.</w:t>
+      </w:r>
+    </w:p>
+    <w:p>
+      <w:r>
+        <w:t>Extension: Replace at least 6 with above 6. Require a prediction and a reason before comparing. Expected result: Only the run starting at 4 changes: it reports 12. Reason: Updated value 6 fails a strict above comparison and is doubled.</w:t>
+      </w:r>
+    </w:p>
+    <w:p>
+      <w:r>
+        <w:t>Independent assessment: withhold the reserved answer until the learner has attempted the new case. Record support separately from correctness.</w:t>
+      </w:r>
+    </w:p>
+    <w:tbl>
+      <w:tblPr>
+        <w:tblStyle w:val="LightShading-Accent1"/>
+        <w:tblW w:type="auto" w:w="0"/>
+        <w:tblLook w:firstColumn="1" w:firstRow="1" w:lastColumn="0" w:lastRow="0" w:noHBand="0" w:noVBand="1" w:val="04A0"/>
+      </w:tblPr>
+      <w:tblGrid>
+        <w:gridCol w:w="2556"/>
+        <w:gridCol w:w="2556"/>
+        <w:gridCol w:w="2556"/>
+        <w:gridCol w:w="2556"/>
+      </w:tblGrid>
+      <w:tr>
+        <w:trPr>
+          <w:tblHeader/>
+        </w:trPr>
+        <w:tc>
+          <w:tcPr>
+            <w:tcW w:type="dxa" w:w="2556"/>
+          </w:tcPr>
+          <w:p>
+            <w:r>
+              <w:t>Criterion</w:t>
+            </w:r>
+          </w:p>
+        </w:tc>
+        <w:tc>
+          <w:tcPr>
+            <w:tcW w:type="dxa" w:w="2556"/>
+          </w:tcPr>
+          <w:p>
+            <w:r>
+              <w:t>Not yet</w:t>
+            </w:r>
+          </w:p>
+        </w:tc>
+        <w:tc>
+          <w:tcPr>
+            <w:tcW w:type="dxa" w:w="2556"/>
+          </w:tcPr>
+          <w:p>
+            <w:r>
+              <w:t>With support</w:t>
+            </w:r>
+          </w:p>
+        </w:tc>
+        <w:tc>
+          <w:tcPr>
+            <w:tcW w:type="dxa" w:w="2556"/>
+          </w:tcPr>
+          <w:p>
+            <w:r>
+              <w:t>Independent</w:t>
+            </w:r>
+          </w:p>
+        </w:tc>
+      </w:tr>
+      <w:tr>
+        <w:tc>
+          <w:tcPr>
+            <w:tcW w:type="dxa" w:w="2556"/>
+          </w:tcPr>
+          <w:p>
+            <w:r>
+              <w:t>Explanation</w:t>
+            </w:r>
+          </w:p>
+        </w:tc>
+        <w:tc>
+          <w:tcPr>
+            <w:tcW w:type="dxa" w:w="2556"/>
+          </w:tcPr>
+          <w:p>
+            <w:r>
+              <w:t>Names an answer without a deciding fact</w:t>
+            </w:r>
+          </w:p>
+        </w:tc>
+        <w:tc>
+          <w:tcPr>
+            <w:tcW w:type="dxa" w:w="2556"/>
+          </w:tcPr>
+          <w:p>
+            <w:r>
+              <w:t>Uses a hint to link fact and decision</w:t>
+            </w:r>
+          </w:p>
+        </w:tc>
+        <w:tc>
+          <w:tcPr>
+            <w:tcW w:type="dxa" w:w="2556"/>
+          </w:tcPr>
+          <w:p>
+            <w:r>
+              <w:t>Explains the deciding fact in own words</w:t>
+            </w:r>
+          </w:p>
+        </w:tc>
+      </w:tr>
+      <w:tr>
+        <w:tc>
+          <w:tcPr>
+            <w:tcW w:type="dxa" w:w="2556"/>
+          </w:tcPr>
+          <w:p>
+            <w:r>
+              <w:t>Trace or test</w:t>
+            </w:r>
+          </w:p>
+        </w:tc>
+        <w:tc>
+          <w:tcPr>
+            <w:tcW w:type="dxa" w:w="2556"/>
+          </w:tcPr>
+          <w:p>
+            <w:r>
+              <w:t>Cannot connect input and result</w:t>
+            </w:r>
+          </w:p>
+        </w:tc>
+        <w:tc>
+          <w:tcPr>
+            <w:tcW w:type="dxa" w:w="2556"/>
+          </w:tcPr>
+          <w:p>
+            <w:r>
+              <w:t>Completes steps with prompts</w:t>
+            </w:r>
+          </w:p>
+        </w:tc>
+        <w:tc>
+          <w:tcPr>
+            <w:tcW w:type="dxa" w:w="2556"/>
+          </w:tcPr>
+          <w:p>
+            <w:r>
+              <w:t>Traces or tests a changed case accurately</w:t>
+            </w:r>
+          </w:p>
+        </w:tc>
+      </w:tr>
+      <w:tr>
+        <w:tc>
+          <w:tcPr>
+            <w:tcW w:type="dxa" w:w="2556"/>
+          </w:tcPr>
+          <w:p>
+            <w:r>
+              <w:t>Limits and revision</w:t>
+            </w:r>
+          </w:p>
+        </w:tc>
+        <w:tc>
+          <w:tcPr>
+            <w:tcW w:type="dxa" w:w="2556"/>
+          </w:tcPr>
+          <w:p>
+            <w:r>
+              <w:t>Claims more than evidence supports</w:t>
+            </w:r>
+          </w:p>
+        </w:tc>
+        <w:tc>
+          <w:tcPr>
+            <w:tcW w:type="dxa" w:w="2556"/>
+          </w:tcPr>
+          <w:p>
+            <w:r>
+              <w:t>Names a limit after a prompt</w:t>
+            </w:r>
+          </w:p>
+        </w:tc>
+        <w:tc>
+          <w:tcPr>
+            <w:tcW w:type="dxa" w:w="2556"/>
+          </w:tcPr>
+          <w:p>
+            <w:r>
+              <w:t>States a defensible limit and useful next test</w:t>
+            </w:r>
+          </w:p>
+        </w:tc>
+      </w:tr>
+    </w:tbl>
+    <w:p>
+      <w:r>
+        <w:t>Project checkpoint: Make a transparent first version. Keep a trace of how one input becomes an output; explain the rule or learned component.</w:t>
+      </w:r>
+    </w:p>
+    <w:p>
+      <w:r>
+        <w:t>Use the weekly teacher answer for topic-specific reasoning. A saved progress tick is an activity record; judge mastery from the learner’s explanation and evidence.</w:t>
+      </w:r>
+    </w:p>
     <w:sectPr>
       <w:pgSz w:w="12240" w:h="15840"/>
       <w:pgMar w:top="936" w:right="1008" w:bottom="936" w:left="1008" w:header="720" w:footer="720" w:gutter="0"/>

--- a/downloads/teacher/ai-1-week-10.docx
+++ b/downloads/teacher/ai-1-week-10.docx
@@ -3394,6 +3394,39 @@
         <w:t>Use the weekly teacher answer for topic-specific reasoning. A saved progress tick is an activity record; judge mastery from the learner’s explanation and evidence.</w:t>
       </w:r>
     </w:p>
+    <w:p>
+      <w:pPr>
+        <w:pStyle w:val="Heading1"/>
+      </w:pPr>
+      <w:r>
+        <w:t>08. Use feedback, labs and repair paths</w:t>
+      </w:r>
+    </w:p>
+    <w:p>
+      <w:r>
+        <w:t>Use the two formative questions as supported practice, not as independent mastery scores. Discuss the deciding evidence rather than accepting a guessed selection.</w:t>
+      </w:r>
+    </w:p>
+    <w:p>
+      <w:r>
+        <w:t>The feedback comes from the reviewed public worked case. Do not reveal the separately reserved independent teacher answer until the learner has attempted that case.</w:t>
+      </w:r>
+    </w:p>
+    <w:p>
+      <w:r>
+        <w:t>Ask students to predict before running code. Preserve errors and actual outputs; collect a changed test and an explanation. The branch-boundary and indexing lessons deliberately include failure cases.</w:t>
+      </w:r>
+    </w:p>
+    <w:p>
+      <w:r>
+        <w:t>Use the earlier worked-explanation links to address a specific missing building block, then return to the current question. Adapt this suggestion after observing the learner; it is not an automatic diagnosis.</w:t>
+      </w:r>
+    </w:p>
+    <w:p>
+      <w:r>
+        <w:t>Collect the completed-work portfolio as evidence. Record support separately from correctness, and assess explanation, trace/test and limitations. Progress ticks and quiz selections alone do not establish mastery.</w:t>
+      </w:r>
+    </w:p>
     <w:sectPr>
       <w:pgSz w:w="12240" w:h="15840"/>
       <w:pgMar w:top="936" w:right="1008" w:bottom="936" w:left="1008" w:header="720" w:footer="720" w:gutter="0"/>

--- a/downloads/teacher/ai-1-week-10.docx
+++ b/downloads/teacher/ai-1-week-10.docx
@@ -29,6 +29,11 @@
       </w:r>
     </w:p>
     <w:p>
+      <w:r>
+        <w:t>Prepare If/Then Decisions: check the target, prerequisites, resources and adaptable teaching schedule.</w:t>
+      </w:r>
+    </w:p>
+    <w:p>
       <w:pPr>
         <w:pStyle w:val="Heading3"/>
       </w:pPr>
@@ -37,8 +42,32 @@
       </w:r>
     </w:p>
     <w:p>
-      <w:r>
-        <w:t>Primary target: Evaluate a condition using the current state and trace only the selected branch</w:t>
+      <w:pPr>
+        <w:spacing w:line="336" w:lineRule="auto" w:after="180"/>
+      </w:pPr>
+      <w:r>
+        <w:rPr>
+          <w:b w:val="0"/>
+        </w:rPr>
+        <w:t xml:space="preserve">Primary target: Evaluate a </w:t>
+      </w:r>
+      <w:r>
+        <w:rPr>
+          <w:b/>
+        </w:rPr>
+        <w:t>condition</w:t>
+      </w:r>
+      <w:r>
+        <w:rPr>
+          <w:b w:val="0"/>
+        </w:rPr>
+        <w:t xml:space="preserve"> using the current state and trace only the selected </w:t>
+      </w:r>
+      <w:r>
+        <w:rPr>
+          <w:b/>
+        </w:rPr>
+        <w:t>branch</w:t>
       </w:r>
     </w:p>
     <w:tbl>
@@ -185,8 +214,37 @@
       </w:tr>
     </w:tbl>
     <w:p>
-      <w:r>
-        <w:t>This is a starting allocation of 135 minutes, not a validated duration. Preserve all named topics. Schedule extra time for connected examples, the full investigation, independent cases and project building. Repeated copies of a case share one recorded attempt; they are not new evidence.</w:t>
+      <w:pPr>
+        <w:spacing w:line="336" w:lineRule="auto" w:after="180"/>
+      </w:pPr>
+      <w:r>
+        <w:rPr>
+          <w:b w:val="0"/>
+        </w:rPr>
+        <w:t>This is a starting allocation of 135 minutes, not a validated duration. Preserve all named topics. Schedule extra time for connected examples, the full investigation, independent cases and project building.</w:t>
+      </w:r>
+    </w:p>
+    <w:p>
+      <w:pPr>
+        <w:spacing w:line="336" w:lineRule="auto" w:after="180"/>
+      </w:pPr>
+      <w:r>
+        <w:rPr>
+          <w:b w:val="0"/>
+        </w:rPr>
+        <w:t xml:space="preserve">Repeated copies of a case share one recorded attempt; they are not new </w:t>
+      </w:r>
+      <w:r>
+        <w:rPr>
+          <w:b/>
+        </w:rPr>
+        <w:t>evidence</w:t>
+      </w:r>
+      <w:r>
+        <w:rPr>
+          <w:b w:val="0"/>
+        </w:rPr>
+        <w:t>.</w:t>
       </w:r>
     </w:p>
     <w:p>
@@ -206,18 +264,47 @@
       </w:r>
     </w:p>
     <w:p>
-      <w:r>
+      <w:pPr>
+        <w:spacing w:line="336" w:lineRule="auto" w:after="180"/>
+      </w:pPr>
+      <w:r>
+        <w:rPr>
+          <w:b w:val="0"/>
+        </w:rPr>
         <w:t>Without opening the old lesson, explain one key idea from Algorithms as Recipes. Give an example and a mistake that the idea helps you avoid.</w:t>
       </w:r>
     </w:p>
     <w:p>
-      <w:r>
+      <w:pPr>
+        <w:spacing w:line="336" w:lineRule="auto" w:after="180"/>
+      </w:pPr>
+      <w:r>
+        <w:rPr>
+          <w:b w:val="0"/>
+        </w:rPr>
         <w:t>Look for: Trace an ordered algorithm using the current value after every instruction</w:t>
       </w:r>
     </w:p>
     <w:p>
-      <w:r>
-        <w:t>Reference example, not the only acceptable wording: The trace is 3, 7, 14, 9. The doubling step uses 7, the current value after adding 4 to 3. It must not double the initial 3. Accept a table, arrows or clearly labelled sentences that preserve the order.</w:t>
+      <w:pPr>
+        <w:spacing w:line="336" w:lineRule="auto" w:after="180"/>
+      </w:pPr>
+      <w:r>
+        <w:rPr>
+          <w:b w:val="0"/>
+        </w:rPr>
+        <w:t>Reference example, not the only acceptable wording: The trace is 3, 7, 14, 9. The doubling step uses 7, the current value after adding 4 to 3. It must not double the initial 3.</w:t>
+      </w:r>
+    </w:p>
+    <w:p>
+      <w:pPr>
+        <w:spacing w:line="336" w:lineRule="auto" w:after="180"/>
+      </w:pPr>
+      <w:r>
+        <w:rPr>
+          <w:b w:val="0"/>
+        </w:rPr>
+        <w:t>Accept a table, arrows or clearly labelled sentences that preserve the order.</w:t>
       </w:r>
     </w:p>
     <w:p>
@@ -229,18 +316,59 @@
       </w:r>
     </w:p>
     <w:p>
-      <w:r>
+      <w:pPr>
+        <w:spacing w:line="336" w:lineRule="auto" w:after="180"/>
+      </w:pPr>
+      <w:r>
+        <w:rPr>
+          <w:b w:val="0"/>
+        </w:rPr>
         <w:t>Without opening the old lesson, explain one key idea from Categories and Labels. Give an example and a mistake that the idea helps you avoid.</w:t>
       </w:r>
     </w:p>
     <w:p>
-      <w:r>
-        <w:t>Look for: Apply a category definition using explicit evidence and boundary rules</w:t>
-      </w:r>
-    </w:p>
-    <w:p>
-      <w:r>
-        <w:t>Reference example, not the only acceptable wording: In order: ready because both known fields pass; revise because 31 exceeds 30; review because the known day passes but the room is unknown; revise because the known day failure has priority over the unknown room. Equality at 30 is accepted.</w:t>
+      <w:pPr>
+        <w:spacing w:line="336" w:lineRule="auto" w:after="180"/>
+      </w:pPr>
+      <w:r>
+        <w:rPr>
+          <w:b w:val="0"/>
+        </w:rPr>
+        <w:t xml:space="preserve">Look for: Apply a category definition using explicit </w:t>
+      </w:r>
+      <w:r>
+        <w:rPr>
+          <w:b/>
+        </w:rPr>
+        <w:t>evidence</w:t>
+      </w:r>
+      <w:r>
+        <w:rPr>
+          <w:b w:val="0"/>
+        </w:rPr>
+        <w:t xml:space="preserve"> and boundary rules</w:t>
+      </w:r>
+    </w:p>
+    <w:p>
+      <w:pPr>
+        <w:spacing w:line="336" w:lineRule="auto" w:after="180"/>
+      </w:pPr>
+      <w:r>
+        <w:rPr>
+          <w:b w:val="0"/>
+        </w:rPr>
+        <w:t>Reference example, not the only acceptable wording: In order: ready because both known fields pass; revise because 31 exceeds 30; review because the known day passes but the room is unknown; revise because the known day failure has priority over the unknown room.</w:t>
+      </w:r>
+    </w:p>
+    <w:p>
+      <w:pPr>
+        <w:spacing w:line="336" w:lineRule="auto" w:after="180"/>
+      </w:pPr>
+      <w:r>
+        <w:rPr>
+          <w:b w:val="0"/>
+        </w:rPr>
+        <w:t>Equality at 30 is accepted.</w:t>
       </w:r>
     </w:p>
     <w:p>
@@ -252,22 +380,58 @@
       </w:r>
     </w:p>
     <w:p>
-      <w:r>
+      <w:pPr>
+        <w:spacing w:line="336" w:lineRule="auto" w:after="180"/>
+      </w:pPr>
+      <w:r>
+        <w:rPr>
+          <w:b w:val="0"/>
+        </w:rPr>
         <w:t>Without opening the old lesson, explain one key idea from Rules or Learned Patterns?. Give an example and a mistake that the idea helps you avoid.</w:t>
       </w:r>
     </w:p>
     <w:p>
-      <w:r>
+      <w:pPr>
+        <w:spacing w:line="336" w:lineRule="auto" w:after="180"/>
+      </w:pPr>
+      <w:r>
+        <w:rPr>
+          <w:b w:val="0"/>
+        </w:rPr>
         <w:t>Look for: Execute a stated rule including its boundary</w:t>
       </w:r>
     </w:p>
     <w:p>
-      <w:r>
-        <w:t>Reference example, not the only acceptable wording: At least 5 gives narrow, wide, wide. Greater than 5 gives narrow, narrow, wide. Only the equality case changes among these inputs.</w:t>
-      </w:r>
-    </w:p>
-    <w:p>
-      <w:r>
+      <w:pPr>
+        <w:spacing w:line="336" w:lineRule="auto" w:after="180"/>
+      </w:pPr>
+      <w:r>
+        <w:rPr>
+          <w:b w:val="0"/>
+        </w:rPr>
+        <w:t xml:space="preserve">Reference example, not the only acceptable wording: At least 5 gives narrow, wide, wide. Greater than 5 gives narrow, narrow, wide. Only the equality case changes among these </w:t>
+      </w:r>
+      <w:r>
+        <w:rPr>
+          <w:b/>
+        </w:rPr>
+        <w:t>input</w:t>
+      </w:r>
+      <w:r>
+        <w:rPr>
+          <w:b w:val="0"/>
+        </w:rPr>
+        <w:t>s.</w:t>
+      </w:r>
+    </w:p>
+    <w:p>
+      <w:pPr>
+        <w:spacing w:line="336" w:lineRule="auto" w:after="180"/>
+      </w:pPr>
+      <w:r>
+        <w:rPr>
+          <w:b w:val="0"/>
+        </w:rPr>
         <w:t>Use the student module and workbook section with this exact week title. The worked case, independent question and answers below form one aligned lesson sequence.</w:t>
       </w:r>
     </w:p>
@@ -280,7 +444,14 @@
       </w:r>
     </w:p>
     <w:p>
-      <w:r>
+      <w:pPr>
+        <w:spacing w:line="336" w:lineRule="auto" w:after="180"/>
+        <w:shd w:fill="F5F1FB"/>
+      </w:pPr>
+      <w:r>
+        <w:rPr>
+          <w:b w:val="0"/>
+        </w:rPr>
         <w:t>A club admits a visitor if they have a ticket AND an accompanying adult. Test all four yes/no combinations. A student changes AND to OR. Which outcomes change?</w:t>
       </w:r>
     </w:p>
@@ -293,8 +464,32 @@
       </w:r>
     </w:p>
     <w:p>
-      <w:r>
-        <w:t>Conditions make an algorithm branch when information changes.</w:t>
+      <w:pPr>
+        <w:spacing w:line="336" w:lineRule="auto" w:after="180"/>
+      </w:pPr>
+      <w:r>
+        <w:rPr>
+          <w:b/>
+        </w:rPr>
+        <w:t>Condition</w:t>
+      </w:r>
+      <w:r>
+        <w:rPr>
+          <w:b w:val="0"/>
+        </w:rPr>
+        <w:t xml:space="preserve">s make an algorithm </w:t>
+      </w:r>
+      <w:r>
+        <w:rPr>
+          <w:b/>
+        </w:rPr>
+        <w:t>branch</w:t>
+      </w:r>
+      <w:r>
+        <w:rPr>
+          <w:b w:val="0"/>
+        </w:rPr>
+        <w:t xml:space="preserve"> when information changes.</w:t>
       </w:r>
     </w:p>
     <w:tbl>
@@ -430,12 +625,38 @@
       </w:r>
     </w:p>
     <w:p>
-      <w:r>
+      <w:pPr>
+        <w:spacing w:line="336" w:lineRule="auto" w:after="180"/>
+      </w:pPr>
+      <w:r>
+        <w:rPr>
+          <w:b w:val="0"/>
+        </w:rPr>
         <w:t>Use the supplied scenario, student illustrations and blank paper. For numeric work, offer counters or a calculator after learners show the setup. Fictional records are supplied; personal data and paid accounts are unnecessary.</w:t>
       </w:r>
     </w:p>
     <w:p>
-      <w:r>
+      <w:pPr>
+        <w:pStyle w:val="Heading3"/>
+      </w:pPr>
+      <w:r>
+        <w:t>Alternative compact allocation</w:t>
+      </w:r>
+    </w:p>
+    <w:p>
+      <w:r>
+        <w:t>This compact option is not the full-week schedule. Use the main teaching cycle and allow extra sessions for the investigation, independent work and project.</w:t>
+      </w:r>
+    </w:p>
+    <w:p>
+      <w:pPr>
+        <w:spacing w:line="336" w:lineRule="auto" w:after="180"/>
+        <w:shd w:fill="F1F6F8"/>
+      </w:pPr>
+      <w:r>
+        <w:rPr>
+          <w:b w:val="0"/>
+        </w:rPr>
         <w:t>Allow 80 minutes: recall 8; explanation 12; worked demonstration 15; guided practice 20; independent assessment 15; project and reflection 10. Extend the lab into a second session when needed.</w:t>
       </w:r>
     </w:p>
@@ -448,8 +669,84 @@
       </w:r>
     </w:p>
     <w:p>
-      <w:r>
-        <w:t>This week combines current-state tracing with a single if/else decision. Use known whole-number scores first, then explicitly introduce missing input. Separate testing a condition from updating a value. At least and at most include equality; above and below exclude it. Exactly one branch runs for each decision reached. A changed value does not cause the decision to repeat unless another test is explicitly specified. All game and brightness examples are paper simulations.</w:t>
+      <w:pPr>
+        <w:spacing w:line="336" w:lineRule="auto" w:after="180"/>
+      </w:pPr>
+      <w:r>
+        <w:rPr>
+          <w:b w:val="0"/>
+        </w:rPr>
+        <w:t>This week combines current-state tracing with a single if/</w:t>
+      </w:r>
+      <w:r>
+        <w:rPr>
+          <w:b/>
+        </w:rPr>
+        <w:t>else</w:t>
+      </w:r>
+      <w:r>
+        <w:rPr>
+          <w:b w:val="0"/>
+        </w:rPr>
+        <w:t xml:space="preserve"> decision. Use known whole-number scores first, then explicitly introduce missing </w:t>
+      </w:r>
+      <w:r>
+        <w:rPr>
+          <w:b/>
+        </w:rPr>
+        <w:t>input</w:t>
+      </w:r>
+      <w:r>
+        <w:rPr>
+          <w:b w:val="0"/>
+        </w:rPr>
+        <w:t xml:space="preserve">. Separate testing a </w:t>
+      </w:r>
+      <w:r>
+        <w:rPr>
+          <w:b/>
+        </w:rPr>
+        <w:t>condition</w:t>
+      </w:r>
+      <w:r>
+        <w:rPr>
+          <w:b w:val="0"/>
+        </w:rPr>
+        <w:t xml:space="preserve"> from updating a value.</w:t>
+      </w:r>
+    </w:p>
+    <w:p>
+      <w:pPr>
+        <w:spacing w:line="336" w:lineRule="auto" w:after="180"/>
+      </w:pPr>
+      <w:r>
+        <w:rPr>
+          <w:b w:val="0"/>
+        </w:rPr>
+        <w:t xml:space="preserve">At least and at most include equality; above and below exclude it. Exactly one </w:t>
+      </w:r>
+      <w:r>
+        <w:rPr>
+          <w:b/>
+        </w:rPr>
+        <w:t>branch</w:t>
+      </w:r>
+      <w:r>
+        <w:rPr>
+          <w:b w:val="0"/>
+        </w:rPr>
+        <w:t xml:space="preserve"> runs for each decision reached. A changed value does not cause the decision to repeat unless another test is explicitly specified.</w:t>
+      </w:r>
+    </w:p>
+    <w:p>
+      <w:pPr>
+        <w:spacing w:line="336" w:lineRule="auto" w:after="180"/>
+      </w:pPr>
+      <w:r>
+        <w:rPr>
+          <w:b w:val="0"/>
+        </w:rPr>
+        <w:t>All game and brightness examples are paper simulations.</w:t>
       </w:r>
     </w:p>
     <w:p>
@@ -461,22 +758,46 @@
       </w:r>
     </w:p>
     <w:p>
-      <w:r>
+      <w:pPr>
+        <w:spacing w:line="336" w:lineRule="auto" w:after="180"/>
+      </w:pPr>
+      <w:r>
+        <w:rPr>
+          <w:b w:val="0"/>
+        </w:rPr>
         <w:t>The addition changes score to 6, so the next instruction doubles 6 and produces 12. Each instruction reads the current state.</w:t>
       </w:r>
     </w:p>
     <w:p>
-      <w:r>
+      <w:pPr>
+        <w:spacing w:line="336" w:lineRule="auto" w:after="180"/>
+      </w:pPr>
+      <w:r>
+        <w:rPr>
+          <w:b w:val="0"/>
+        </w:rPr>
         <w:t>A score box, an add-2 card, and a paired if/otherwise instruction card with report and stop beneath it</w:t>
       </w:r>
     </w:p>
     <w:p>
-      <w:r>
+      <w:pPr>
+        <w:spacing w:line="336" w:lineRule="auto" w:after="180"/>
+      </w:pPr>
+      <w:r>
+        <w:rPr>
+          <w:b w:val="0"/>
+        </w:rPr>
         <w:t>A three-column trace headed Current value, Test result and Chosen update, plus cards 5, 6 and 7</w:t>
       </w:r>
     </w:p>
     <w:p>
-      <w:r>
+      <w:pPr>
+        <w:spacing w:line="336" w:lineRule="auto" w:after="180"/>
+      </w:pPr>
+      <w:r>
+        <w:rPr>
+          <w:b w:val="0"/>
+        </w:rPr>
         <w:t>The brightness-display task from W4 for independent work, and one unreadable-value card</w:t>
       </w:r>
     </w:p>
@@ -489,12 +810,36 @@
       </w:r>
     </w:p>
     <w:p>
-      <w:r>
-        <w:t>By the end, I can trace exactly one branch and test an including equality boundary.</w:t>
-      </w:r>
-    </w:p>
-    <w:p>
-      <w:r>
+      <w:pPr>
+        <w:spacing w:line="336" w:lineRule="auto" w:after="180"/>
+      </w:pPr>
+      <w:r>
+        <w:rPr>
+          <w:b w:val="0"/>
+        </w:rPr>
+        <w:t xml:space="preserve">By the end, I can trace exactly one </w:t>
+      </w:r>
+      <w:r>
+        <w:rPr>
+          <w:b/>
+        </w:rPr>
+        <w:t>branch</w:t>
+      </w:r>
+      <w:r>
+        <w:rPr>
+          <w:b w:val="0"/>
+        </w:rPr>
+        <w:t xml:space="preserve"> and test an including equality boundary.</w:t>
+      </w:r>
+    </w:p>
+    <w:p>
+      <w:pPr>
+        <w:spacing w:line="336" w:lineRule="auto" w:after="180"/>
+      </w:pPr>
+      <w:r>
+        <w:rPr>
+          <w:b w:val="0"/>
+        </w:rPr>
         <w:t>This added worked case illustrates the week’s main idea. Retain all original and connected topics; schedule its practice within the teaching cycle.</w:t>
       </w:r>
     </w:p>
@@ -507,98 +852,492 @@
       </w:r>
     </w:p>
     <w:p>
+      <w:r>
+        <w:t>Model If/Then Decisions using the supplied case, labelled mechanism and reasoning. Make the scope of each conclusion explicit.</w:t>
+      </w:r>
+    </w:p>
+    <w:p>
+      <w:pPr>
+        <w:spacing w:line="336" w:lineRule="auto" w:after="180"/>
+      </w:pPr>
+      <w:r>
+        <w:rPr>
+          <w:b w:val="0"/>
+        </w:rPr>
+        <w:t>Follow the information instead of imagining magic inside the machine.</w:t>
+      </w:r>
+    </w:p>
+    <w:p>
       <w:pPr>
         <w:pStyle w:val="Heading3"/>
       </w:pPr>
       <w:r>
-        <w:t>Explain the mechanism</w:t>
-      </w:r>
-    </w:p>
-    <w:p>
-      <w:r>
-        <w:t>Follow the information instead of imagining magic inside the machine.</w:t>
-      </w:r>
-    </w:p>
-    <w:p>
-      <w:r>
-        <w:t>PROCESS check ordered if/then conditions</w:t>
-      </w:r>
-    </w:p>
-    <w:p>
-      <w:r>
-        <w:t>OUTPUT clothing suggestion and reason</w:t>
-      </w:r>
-    </w:p>
-    <w:p>
-      <w:r>
-        <w:t>CORE IDEA Conditions make an algorithm branch when information changes.</w:t>
-      </w:r>
-    </w:p>
-    <w:p>
-      <w:r>
-        <w:t>UNDER THE HOOD A conditional evaluates a Boolean expression and selects a branch. Order matters when conditions overlap. Complete decision logic needs explicit handling for boundary values and an else path.</w:t>
-      </w:r>
-    </w:p>
-    <w:p>
-      <w:r>
+        <w:t>2. Process — the deciding step</w:t>
+      </w:r>
+    </w:p>
+    <w:p>
+      <w:pPr>
+        <w:spacing w:line="336" w:lineRule="auto" w:after="180"/>
+        <w:shd w:fill="F4F9FC"/>
+      </w:pPr>
+      <w:r>
+        <w:rPr>
+          <w:b/>
+        </w:rPr>
+        <w:t>PROCESS</w:t>
+      </w:r>
+      <w:r>
+        <w:rPr>
+          <w:b w:val="0"/>
+        </w:rPr>
+        <w:t xml:space="preserve"> check ordered if/then </w:t>
+      </w:r>
+      <w:r>
+        <w:rPr>
+          <w:b/>
+        </w:rPr>
+        <w:t>condition</w:t>
+      </w:r>
+      <w:r>
+        <w:rPr>
+          <w:b w:val="0"/>
+        </w:rPr>
+        <w:t>s</w:t>
+      </w:r>
+    </w:p>
+    <w:p>
+      <w:pPr>
+        <w:pStyle w:val="Heading3"/>
+      </w:pPr>
+      <w:r>
+        <w:t>3. Output — the result</w:t>
+      </w:r>
+    </w:p>
+    <w:p>
+      <w:pPr>
+        <w:spacing w:line="336" w:lineRule="auto" w:after="180"/>
+        <w:shd w:fill="F4F9FC"/>
+      </w:pPr>
+      <w:r>
+        <w:rPr>
+          <w:b/>
+        </w:rPr>
+        <w:t>OUTPUT</w:t>
+      </w:r>
+      <w:r>
+        <w:rPr>
+          <w:b w:val="0"/>
+        </w:rPr>
+        <w:t xml:space="preserve"> clothing suggestion and reason</w:t>
+      </w:r>
+    </w:p>
+    <w:p>
+      <w:pPr>
+        <w:pStyle w:val="Heading3"/>
+      </w:pPr>
+      <w:r>
+        <w:t>Key idea</w:t>
+      </w:r>
+    </w:p>
+    <w:p>
+      <w:pPr>
+        <w:spacing w:line="336" w:lineRule="auto" w:after="180"/>
+        <w:shd w:fill="EDF7F3"/>
+      </w:pPr>
+      <w:r>
+        <w:rPr>
+          <w:b w:val="0"/>
+        </w:rPr>
+        <w:t xml:space="preserve">CORE IDEA </w:t>
+      </w:r>
+      <w:r>
+        <w:rPr>
+          <w:b/>
+        </w:rPr>
+        <w:t>Condition</w:t>
+      </w:r>
+      <w:r>
+        <w:rPr>
+          <w:b w:val="0"/>
+        </w:rPr>
+        <w:t xml:space="preserve">s make an algorithm </w:t>
+      </w:r>
+      <w:r>
+        <w:rPr>
+          <w:b/>
+        </w:rPr>
+        <w:t>branch</w:t>
+      </w:r>
+      <w:r>
+        <w:rPr>
+          <w:b w:val="0"/>
+        </w:rPr>
+        <w:t xml:space="preserve"> when information changes.</w:t>
+      </w:r>
+    </w:p>
+    <w:p>
+      <w:pPr>
+        <w:pStyle w:val="Heading3"/>
+      </w:pPr>
+      <w:r>
+        <w:t>How the mechanism works</w:t>
+      </w:r>
+    </w:p>
+    <w:p>
+      <w:pPr>
+        <w:spacing w:line="336" w:lineRule="auto" w:after="180"/>
+        <w:shd w:fill="F1F6F8"/>
+      </w:pPr>
+      <w:r>
+        <w:rPr>
+          <w:b w:val="0"/>
+        </w:rPr>
+        <w:t xml:space="preserve">UNDER THE HOOD A </w:t>
+      </w:r>
+      <w:r>
+        <w:rPr>
+          <w:b/>
+        </w:rPr>
+        <w:t>condition</w:t>
+      </w:r>
+      <w:r>
+        <w:rPr>
+          <w:b w:val="0"/>
+        </w:rPr>
+        <w:t xml:space="preserve">al evaluates a Boolean expression and selects a </w:t>
+      </w:r>
+      <w:r>
+        <w:rPr>
+          <w:b/>
+        </w:rPr>
+        <w:t>branch</w:t>
+      </w:r>
+      <w:r>
+        <w:rPr>
+          <w:b w:val="0"/>
+        </w:rPr>
+        <w:t xml:space="preserve">. Order matters when </w:t>
+      </w:r>
+      <w:r>
+        <w:rPr>
+          <w:b/>
+        </w:rPr>
+        <w:t>condition</w:t>
+      </w:r>
+      <w:r>
+        <w:rPr>
+          <w:b w:val="0"/>
+        </w:rPr>
+        <w:t xml:space="preserve">s overlap. Complete decision logic needs explicit handling for boundary values and an </w:t>
+      </w:r>
+      <w:r>
+        <w:rPr>
+          <w:b/>
+        </w:rPr>
+        <w:t>else</w:t>
+      </w:r>
+      <w:r>
+        <w:rPr>
+          <w:b w:val="0"/>
+        </w:rPr>
+        <w:t xml:space="preserve"> path.</w:t>
+      </w:r>
+    </w:p>
+    <w:p>
+      <w:pPr>
+        <w:spacing w:line="336" w:lineRule="auto" w:after="180"/>
+      </w:pPr>
+      <w:r>
+        <w:rPr>
+          <w:b w:val="0"/>
+        </w:rPr>
         <w:t>Draw a fresh example with all three stages:</w:t>
       </w:r>
     </w:p>
     <w:p>
-      <w:r>
-        <w:t>Every step connects a claim to observable evidence.</w:t>
-      </w:r>
-    </w:p>
-    <w:p>
-      <w:r>
-        <w:t>CASE A clothing helper follows different paths depending on temperature, rain, and wind conditions.</w:t>
-      </w:r>
-    </w:p>
-    <w:p>
-      <w:r>
+      <w:pPr>
+        <w:spacing w:line="336" w:lineRule="auto" w:after="180"/>
+      </w:pPr>
+      <w:r>
+        <w:rPr>
+          <w:b w:val="0"/>
+        </w:rPr>
+        <w:t xml:space="preserve">Every step connects a claim to observable </w:t>
+      </w:r>
+      <w:r>
+        <w:rPr>
+          <w:b/>
+        </w:rPr>
+        <w:t>evidence</w:t>
+      </w:r>
+      <w:r>
+        <w:rPr>
+          <w:b w:val="0"/>
+        </w:rPr>
+        <w:t>.</w:t>
+      </w:r>
+    </w:p>
+    <w:p>
+      <w:pPr>
+        <w:pStyle w:val="Heading3"/>
+      </w:pPr>
+      <w:r>
+        <w:t>The case to investigate</w:t>
+      </w:r>
+    </w:p>
+    <w:p>
+      <w:pPr>
+        <w:spacing w:line="336" w:lineRule="auto" w:after="180"/>
+        <w:shd w:fill="F1F6FC"/>
+      </w:pPr>
+      <w:r>
+        <w:rPr>
+          <w:b w:val="0"/>
+        </w:rPr>
+        <w:t xml:space="preserve">CASE A clothing helper follows different paths depending on temperature, rain, and wind </w:t>
+      </w:r>
+      <w:r>
+        <w:rPr>
+          <w:b/>
+        </w:rPr>
+        <w:t>condition</w:t>
+      </w:r>
+      <w:r>
+        <w:rPr>
+          <w:b w:val="0"/>
+        </w:rPr>
+        <w:t>s.</w:t>
+      </w:r>
+    </w:p>
+    <w:p>
+      <w:pPr>
+        <w:pStyle w:val="Heading3"/>
+      </w:pPr>
+      <w:r>
+        <w:t>Step 1</w:t>
+      </w:r>
+    </w:p>
+    <w:p>
+      <w:pPr>
+        <w:spacing w:line="336" w:lineRule="auto" w:after="180"/>
+        <w:shd w:fill="F4F9FC"/>
+      </w:pPr>
+      <w:r>
+        <w:rPr>
+          <w:b w:val="0"/>
+        </w:rPr>
         <w:t>STEP 1 — OBSERVE weather values</w:t>
       </w:r>
     </w:p>
     <w:p>
-      <w:r>
-        <w:t>STEP 2 — TRACE check ordered if/then conditions</w:t>
-      </w:r>
-    </w:p>
-    <w:p>
-      <w:r>
+      <w:pPr>
+        <w:pStyle w:val="Heading3"/>
+      </w:pPr>
+      <w:r>
+        <w:t>Step 2</w:t>
+      </w:r>
+    </w:p>
+    <w:p>
+      <w:pPr>
+        <w:spacing w:line="336" w:lineRule="auto" w:after="180"/>
+        <w:shd w:fill="F4F9FC"/>
+      </w:pPr>
+      <w:r>
+        <w:rPr>
+          <w:b w:val="0"/>
+        </w:rPr>
+        <w:t xml:space="preserve">STEP 2 — TRACE check ordered if/then </w:t>
+      </w:r>
+      <w:r>
+        <w:rPr>
+          <w:b/>
+        </w:rPr>
+        <w:t>condition</w:t>
+      </w:r>
+      <w:r>
+        <w:rPr>
+          <w:b w:val="0"/>
+        </w:rPr>
+        <w:t>s</w:t>
+      </w:r>
+    </w:p>
+    <w:p>
+      <w:pPr>
+        <w:pStyle w:val="Heading3"/>
+      </w:pPr>
+      <w:r>
+        <w:t>Step 3</w:t>
+      </w:r>
+    </w:p>
+    <w:p>
+      <w:pPr>
+        <w:spacing w:line="336" w:lineRule="auto" w:after="180"/>
+        <w:shd w:fill="F4F9FC"/>
+      </w:pPr>
+      <w:r>
+        <w:rPr>
+          <w:b w:val="0"/>
+        </w:rPr>
         <w:t>STEP 3 — CONCLUDE clothing suggestion and reason</w:t>
       </w:r>
     </w:p>
     <w:p>
-      <w:r>
-        <w:t>MODEL REASONING Each test follows the stated condition order. The exactly-at-threshold case reveals whether the rule uses less than or less-than-or-equal. Rain-plus-cold needs combined outputs or a clear priority.</w:t>
-      </w:r>
-    </w:p>
-    <w:p>
-      <w:r>
-        <w:t>DO NOT OVERCLAIM Never hide an unhandled case between two thresholds.</w:t>
-      </w:r>
-    </w:p>
-    <w:p>
-      <w:r>
-        <w:t>What new evidence could change this answer?</w:t>
-      </w:r>
-    </w:p>
-    <w:p>
       <w:pPr>
         <w:pStyle w:val="Heading3"/>
       </w:pPr>
       <w:r>
+        <w:t>Model answer</w:t>
+      </w:r>
+    </w:p>
+    <w:p>
+      <w:pPr>
+        <w:spacing w:line="336" w:lineRule="auto" w:after="180"/>
+        <w:shd w:fill="F1F6FC"/>
+      </w:pPr>
+      <w:r>
+        <w:rPr>
+          <w:b w:val="0"/>
+        </w:rPr>
+        <w:t xml:space="preserve">MODEL REASONING Each test follows the stated </w:t>
+      </w:r>
+      <w:r>
+        <w:rPr>
+          <w:b/>
+        </w:rPr>
+        <w:t>condition</w:t>
+      </w:r>
+      <w:r>
+        <w:rPr>
+          <w:b w:val="0"/>
+        </w:rPr>
+        <w:t xml:space="preserve"> order. The exactly-at-</w:t>
+      </w:r>
+      <w:r>
+        <w:rPr>
+          <w:b/>
+        </w:rPr>
+        <w:t>threshold</w:t>
+      </w:r>
+      <w:r>
+        <w:rPr>
+          <w:b w:val="0"/>
+        </w:rPr>
+        <w:t xml:space="preserve"> case reveals whether the rule uses less than or less-than-or-equal. Rain-plus-cold needs combined </w:t>
+      </w:r>
+      <w:r>
+        <w:rPr>
+          <w:b/>
+        </w:rPr>
+        <w:t>output</w:t>
+      </w:r>
+      <w:r>
+        <w:rPr>
+          <w:b w:val="0"/>
+        </w:rPr>
+        <w:t>s or a clear priority.</w:t>
+      </w:r>
+    </w:p>
+    <w:p>
+      <w:pPr>
+        <w:pStyle w:val="Heading3"/>
+      </w:pPr>
+      <w:r>
+        <w:t>A claim to avoid</w:t>
+      </w:r>
+    </w:p>
+    <w:p>
+      <w:pPr>
+        <w:spacing w:line="336" w:lineRule="auto" w:after="180"/>
+        <w:shd w:fill="FFF5E6"/>
+      </w:pPr>
+      <w:r>
+        <w:rPr>
+          <w:b w:val="0"/>
+        </w:rPr>
+        <w:t xml:space="preserve">DO NOT OVERCLAIM Never hide an unhandled case between two </w:t>
+      </w:r>
+      <w:r>
+        <w:rPr>
+          <w:b/>
+        </w:rPr>
+        <w:t>threshold</w:t>
+      </w:r>
+      <w:r>
+        <w:rPr>
+          <w:b w:val="0"/>
+        </w:rPr>
+        <w:t>s.</w:t>
+      </w:r>
+    </w:p>
+    <w:p>
+      <w:pPr>
+        <w:spacing w:line="336" w:lineRule="auto" w:after="180"/>
+        <w:shd w:fill="F5F1FB"/>
+      </w:pPr>
+      <w:r>
+        <w:rPr>
+          <w:b w:val="0"/>
+        </w:rPr>
+        <w:t xml:space="preserve">What new </w:t>
+      </w:r>
+      <w:r>
+        <w:rPr>
+          <w:b/>
+        </w:rPr>
+        <w:t>evidence</w:t>
+      </w:r>
+      <w:r>
+        <w:rPr>
+          <w:b w:val="0"/>
+        </w:rPr>
+        <w:t xml:space="preserve"> could change this answer?</w:t>
+      </w:r>
+    </w:p>
+    <w:p>
+      <w:pPr>
+        <w:pStyle w:val="Heading3"/>
+      </w:pPr>
+      <w:r>
         <w:t>Concrete teaching case</w:t>
       </w:r>
     </w:p>
     <w:p>
-      <w:r>
+      <w:pPr>
+        <w:pStyle w:val="Heading3"/>
+      </w:pPr>
+      <w:r>
+        <w:t>The teaching case</w:t>
+      </w:r>
+    </w:p>
+    <w:p>
+      <w:pPr>
+        <w:spacing w:line="336" w:lineRule="auto" w:after="180"/>
+        <w:shd w:fill="F1F6FC"/>
+      </w:pPr>
+      <w:r>
+        <w:rPr>
+          <w:b w:val="0"/>
+        </w:rPr>
         <w:t>If a card has a star, send it to A; otherwise send it to B.</w:t>
       </w:r>
     </w:p>
     <w:p>
-      <w:r>
+      <w:pPr>
+        <w:pStyle w:val="Heading3"/>
+      </w:pPr>
+      <w:r>
+        <w:t>The teaching case</w:t>
+      </w:r>
+    </w:p>
+    <w:p>
+      <w:pPr>
+        <w:spacing w:line="336" w:lineRule="auto" w:after="180"/>
+        <w:shd w:fill="F1F6FC"/>
+      </w:pPr>
+      <w:r>
+        <w:rPr>
+          <w:b w:val="0"/>
+        </w:rPr>
         <w:t>Sort a star, a circle, and a card with both shapes.</w:t>
       </w:r>
     </w:p>
@@ -611,7 +1350,22 @@
       </w:r>
     </w:p>
     <w:p>
-      <w:r>
+      <w:pPr>
+        <w:pStyle w:val="Heading3"/>
+      </w:pPr>
+      <w:r>
+        <w:t>Why the result follows</w:t>
+      </w:r>
+    </w:p>
+    <w:p>
+      <w:pPr>
+        <w:spacing w:line="336" w:lineRule="auto" w:after="180"/>
+        <w:shd w:fill="F1F6FC"/>
+      </w:pPr>
+      <w:r>
+        <w:rPr>
+          <w:b w:val="0"/>
+        </w:rPr>
         <w:t>Star and mixed cards go to A because both have a star. The circle goes to B. The test is has a star, not has only a star.</w:t>
       </w:r>
     </w:p>
@@ -624,33 +1378,277 @@
       </w:r>
     </w:p>
     <w:p>
-      <w:r>
-        <w:t>A paper game updates a score with this procedure: add 2 to score; if score is at least 6, subtract 3 from score; otherwise add 4 to score; report score and stop. The if and otherwise instructions form one if/else decision. Exactly one of those branches runs each time this decision is reached.</w:t>
-      </w:r>
-    </w:p>
-    <w:p>
-      <w:r>
-        <w:t>A condition asks whether a statement is true for the current state. At least 6 means 6 or any larger number. If score is 6, the condition is true. If score is 5, it is false. The condition itself does not change score; the chosen branch performs the update.</w:t>
-      </w:r>
-    </w:p>
-    <w:p>
-      <w:r>
-        <w:t>Start score at 4. First add 2, giving 6. Now test the current 6: the condition is true, so subtract 3 and report 3. Testing the original 4 would choose the wrong branch. Write the state immediately before the condition so the evidence for the choice is visible.</w:t>
-      </w:r>
-    </w:p>
-    <w:p>
-      <w:r>
-        <w:t>Compare the three values immediately around the threshold. These are the values when the condition is reached, after the initial add-2 instruction. Testing only a value far above 6 would not show whether equality was handled correctly.</w:t>
-      </w:r>
-    </w:p>
-    <w:p>
-      <w:r>
+      <w:pPr>
+        <w:pStyle w:val="Heading3"/>
+      </w:pPr>
+      <w:r>
+        <w:t>Explain the added worked example · 1</w:t>
+      </w:r>
+    </w:p>
+    <w:p>
+      <w:pPr>
+        <w:spacing w:line="336" w:lineRule="auto" w:after="180"/>
+      </w:pPr>
+      <w:r>
+        <w:rPr>
+          <w:b w:val="0"/>
+        </w:rPr>
+        <w:t>A paper game updates a score with this procedure: add 2 to score; if score is at least 6, subtract 3 from score; otherwise add 4 to score; report score and stop. The if and otherwise instructions form one if/</w:t>
+      </w:r>
+      <w:r>
+        <w:rPr>
+          <w:b/>
+        </w:rPr>
+        <w:t>else</w:t>
+      </w:r>
+      <w:r>
+        <w:rPr>
+          <w:b w:val="0"/>
+        </w:rPr>
+        <w:t xml:space="preserve"> decision.</w:t>
+      </w:r>
+    </w:p>
+    <w:p>
+      <w:pPr>
+        <w:spacing w:line="336" w:lineRule="auto" w:after="180"/>
+      </w:pPr>
+      <w:r>
+        <w:rPr>
+          <w:b w:val="0"/>
+        </w:rPr>
+        <w:t xml:space="preserve">Exactly one of those </w:t>
+      </w:r>
+      <w:r>
+        <w:rPr>
+          <w:b/>
+        </w:rPr>
+        <w:t>branch</w:t>
+      </w:r>
+      <w:r>
+        <w:rPr>
+          <w:b w:val="0"/>
+        </w:rPr>
+        <w:t>es runs each time this decision is reached.</w:t>
+      </w:r>
+    </w:p>
+    <w:p>
+      <w:pPr>
+        <w:spacing w:line="336" w:lineRule="auto" w:after="180"/>
+      </w:pPr>
+      <w:r>
+        <w:rPr>
+          <w:b w:val="0"/>
+        </w:rPr>
+        <w:t xml:space="preserve">A </w:t>
+      </w:r>
+      <w:r>
+        <w:rPr>
+          <w:b/>
+        </w:rPr>
+        <w:t>condition</w:t>
+      </w:r>
+      <w:r>
+        <w:rPr>
+          <w:b w:val="0"/>
+        </w:rPr>
+        <w:t xml:space="preserve"> asks whether a statement is true for the current state. At least 6 means 6 or any larger number. If score is 6, the </w:t>
+      </w:r>
+      <w:r>
+        <w:rPr>
+          <w:b/>
+        </w:rPr>
+        <w:t>condition</w:t>
+      </w:r>
+      <w:r>
+        <w:rPr>
+          <w:b w:val="0"/>
+        </w:rPr>
+        <w:t xml:space="preserve"> is true. If score is 5, it is false.</w:t>
+      </w:r>
+    </w:p>
+    <w:p>
+      <w:pPr>
+        <w:spacing w:line="336" w:lineRule="auto" w:after="180"/>
+      </w:pPr>
+      <w:r>
+        <w:rPr>
+          <w:b w:val="0"/>
+        </w:rPr>
+        <w:t xml:space="preserve">The </w:t>
+      </w:r>
+      <w:r>
+        <w:rPr>
+          <w:b/>
+        </w:rPr>
+        <w:t>condition</w:t>
+      </w:r>
+      <w:r>
+        <w:rPr>
+          <w:b w:val="0"/>
+        </w:rPr>
+        <w:t xml:space="preserve"> itself does not change score; the chosen </w:t>
+      </w:r>
+      <w:r>
+        <w:rPr>
+          <w:b/>
+        </w:rPr>
+        <w:t>branch</w:t>
+      </w:r>
+      <w:r>
+        <w:rPr>
+          <w:b w:val="0"/>
+        </w:rPr>
+        <w:t xml:space="preserve"> performs the update.</w:t>
+      </w:r>
+    </w:p>
+    <w:p>
+      <w:pPr>
+        <w:spacing w:line="336" w:lineRule="auto" w:after="180"/>
+      </w:pPr>
+      <w:r>
+        <w:rPr>
+          <w:b w:val="0"/>
+        </w:rPr>
+        <w:t xml:space="preserve">Start score at 4. First add 2, giving 6. Now test the current 6: the </w:t>
+      </w:r>
+      <w:r>
+        <w:rPr>
+          <w:b/>
+        </w:rPr>
+        <w:t>condition</w:t>
+      </w:r>
+      <w:r>
+        <w:rPr>
+          <w:b w:val="0"/>
+        </w:rPr>
+        <w:t xml:space="preserve"> is true, so subtract 3 and report 3. Testing the original 4 would choose the wrong </w:t>
+      </w:r>
+      <w:r>
+        <w:rPr>
+          <w:b/>
+        </w:rPr>
+        <w:t>branch</w:t>
+      </w:r>
+      <w:r>
+        <w:rPr>
+          <w:b w:val="0"/>
+        </w:rPr>
+        <w:t>.</w:t>
+      </w:r>
+    </w:p>
+    <w:p>
+      <w:pPr>
+        <w:spacing w:line="336" w:lineRule="auto" w:after="180"/>
+      </w:pPr>
+      <w:r>
+        <w:rPr>
+          <w:b w:val="0"/>
+        </w:rPr>
+        <w:t xml:space="preserve">Write the state immediately before the </w:t>
+      </w:r>
+      <w:r>
+        <w:rPr>
+          <w:b/>
+        </w:rPr>
+        <w:t>condition</w:t>
+      </w:r>
+      <w:r>
+        <w:rPr>
+          <w:b w:val="0"/>
+        </w:rPr>
+        <w:t xml:space="preserve"> so the </w:t>
+      </w:r>
+      <w:r>
+        <w:rPr>
+          <w:b/>
+        </w:rPr>
+        <w:t>evidence</w:t>
+      </w:r>
+      <w:r>
+        <w:rPr>
+          <w:b w:val="0"/>
+        </w:rPr>
+        <w:t xml:space="preserve"> for the choice is visible.</w:t>
+      </w:r>
+    </w:p>
+    <w:p>
+      <w:pPr>
+        <w:spacing w:line="336" w:lineRule="auto" w:after="180"/>
+      </w:pPr>
+      <w:r>
+        <w:rPr>
+          <w:b w:val="0"/>
+        </w:rPr>
+        <w:t xml:space="preserve">Compare the three values immediately around the </w:t>
+      </w:r>
+      <w:r>
+        <w:rPr>
+          <w:b/>
+        </w:rPr>
+        <w:t>threshold</w:t>
+      </w:r>
+      <w:r>
+        <w:rPr>
+          <w:b w:val="0"/>
+        </w:rPr>
+        <w:t xml:space="preserve">. These are the values when the </w:t>
+      </w:r>
+      <w:r>
+        <w:rPr>
+          <w:b/>
+        </w:rPr>
+        <w:t>condition</w:t>
+      </w:r>
+      <w:r>
+        <w:rPr>
+          <w:b w:val="0"/>
+        </w:rPr>
+        <w:t xml:space="preserve"> is reached, after the initial add-2 instruction.</w:t>
+      </w:r>
+    </w:p>
+    <w:p>
+      <w:pPr>
+        <w:spacing w:line="336" w:lineRule="auto" w:after="180"/>
+      </w:pPr>
+      <w:r>
+        <w:rPr>
+          <w:b w:val="0"/>
+        </w:rPr>
+        <w:t>Testing only a value far above 6 would not show whether equality was handled correctly.</w:t>
+      </w:r>
+    </w:p>
+    <w:p>
+      <w:pPr>
+        <w:spacing w:line="336" w:lineRule="auto" w:after="180"/>
+      </w:pPr>
+      <w:r>
+        <w:rPr>
+          <w:b w:val="0"/>
+        </w:rPr>
         <w:t>Above 6 is different: it means strictly greater than 6, so 6 itself does not pass. At most 6 means 6 or smaller. Below 6 means strictly smaller, so it excludes 6. Say the equality case aloud before using one of these phrases.</w:t>
       </w:r>
     </w:p>
     <w:p>
-      <w:r>
-        <w:t>A condition can be true even when its chosen action makes the number smaller. True describes the test result; it does not mean good, bigger, or a successful game. The written instructions define the action.</w:t>
+      <w:pPr>
+        <w:spacing w:line="336" w:lineRule="auto" w:after="180"/>
+      </w:pPr>
+      <w:r>
+        <w:rPr>
+          <w:b w:val="0"/>
+        </w:rPr>
+        <w:t xml:space="preserve">A </w:t>
+      </w:r>
+      <w:r>
+        <w:rPr>
+          <w:b/>
+        </w:rPr>
+        <w:t>condition</w:t>
+      </w:r>
+      <w:r>
+        <w:rPr>
+          <w:b w:val="0"/>
+        </w:rPr>
+        <w:t xml:space="preserve"> can be true even when its chosen action makes the number smaller. True describes the test result; it does not mean good, bigger, or a successful game. The written instructions define the action.</w:t>
       </w:r>
     </w:p>
     <w:p>
@@ -816,8 +1814,37 @@
       </w:r>
     </w:p>
     <w:p>
-      <w:r>
-        <w:t>Use the complete worked example below before asking learners to complete W2. Reveal a small part, invite a prediction, then explain the deciding step. These teacher notes contain solutions; do not reveal the independent case answer during modelling.</w:t>
+      <w:pPr>
+        <w:spacing w:line="336" w:lineRule="auto" w:after="180"/>
+      </w:pPr>
+      <w:r>
+        <w:rPr>
+          <w:b w:val="0"/>
+        </w:rPr>
+        <w:t xml:space="preserve">Use the complete worked example below before asking learners to complete W2. Reveal a small part, invite a </w:t>
+      </w:r>
+      <w:r>
+        <w:rPr>
+          <w:b/>
+        </w:rPr>
+        <w:t>prediction</w:t>
+      </w:r>
+      <w:r>
+        <w:rPr>
+          <w:b w:val="0"/>
+        </w:rPr>
+        <w:t>, then explain the deciding step.</w:t>
+      </w:r>
+    </w:p>
+    <w:p>
+      <w:pPr>
+        <w:spacing w:line="336" w:lineRule="auto" w:after="180"/>
+      </w:pPr>
+      <w:r>
+        <w:rPr>
+          <w:b w:val="0"/>
+        </w:rPr>
+        <w:t>These teacher notes contain solutions; do not reveal the independent case answer during modelling.</w:t>
       </w:r>
     </w:p>
     <w:tbl>
@@ -835,6 +1862,38 @@
         <w:trPr>
           <w:tblHeader/>
         </w:trPr>
+        <w:tc>
+          <w:tcPr>
+            <w:tcW w:type="dxa" w:w="3408"/>
+          </w:tcPr>
+          <w:p>
+            <w:r>
+              <w:t>Initial score</w:t>
+            </w:r>
+          </w:p>
+        </w:tc>
+        <w:tc>
+          <w:tcPr>
+            <w:tcW w:type="dxa" w:w="3408"/>
+          </w:tcPr>
+          <w:p>
+            <w:r>
+              <w:t>State and condition after adding 2</w:t>
+            </w:r>
+          </w:p>
+        </w:tc>
+        <w:tc>
+          <w:tcPr>
+            <w:tcW w:type="dxa" w:w="3408"/>
+          </w:tcPr>
+          <w:p>
+            <w:r>
+              <w:t>Branch and final score</w:t>
+            </w:r>
+          </w:p>
+        </w:tc>
+      </w:tr>
+      <w:tr>
         <w:tc>
           <w:tcPr>
             <w:tcW w:type="dxa" w:w="3408"/>
@@ -932,13 +1991,127 @@
       </w:tr>
     </w:tbl>
     <w:p>
-      <w:r>
-        <w:t>In the first run, the false branch increases 5 to 9. That does not make the earlier decision run again. The procedure has already chosen and carried out the otherwise branch, so it moves on to report and stop. Subtracting 3 afterward would incorrectly run both branches and report 6.</w:t>
-      </w:r>
-    </w:p>
-    <w:p>
-      <w:r>
-        <w:t>This rule applies to one if/else decision. A later, separate condition would be a new test of the state at that later point. Do not invent an extra test or loop because the value crossed the threshold. Follow only the instructions in the procedure.</w:t>
+      <w:pPr>
+        <w:pStyle w:val="Heading3"/>
+      </w:pPr>
+      <w:r>
+        <w:t>Model the reasoning aloud · 2</w:t>
+      </w:r>
+    </w:p>
+    <w:p>
+      <w:pPr>
+        <w:spacing w:line="336" w:lineRule="auto" w:after="180"/>
+      </w:pPr>
+      <w:r>
+        <w:rPr>
+          <w:b w:val="0"/>
+        </w:rPr>
+        <w:t xml:space="preserve">In the first run, the false </w:t>
+      </w:r>
+      <w:r>
+        <w:rPr>
+          <w:b/>
+        </w:rPr>
+        <w:t>branch</w:t>
+      </w:r>
+      <w:r>
+        <w:rPr>
+          <w:b w:val="0"/>
+        </w:rPr>
+        <w:t xml:space="preserve"> increases 5 to 9. That does not make the earlier decision run again. The procedure has already chosen and carried out the otherwise </w:t>
+      </w:r>
+      <w:r>
+        <w:rPr>
+          <w:b/>
+        </w:rPr>
+        <w:t>branch</w:t>
+      </w:r>
+      <w:r>
+        <w:rPr>
+          <w:b w:val="0"/>
+        </w:rPr>
+        <w:t>, so it moves on to report and stop.</w:t>
+      </w:r>
+    </w:p>
+    <w:p>
+      <w:pPr>
+        <w:spacing w:line="336" w:lineRule="auto" w:after="180"/>
+      </w:pPr>
+      <w:r>
+        <w:rPr>
+          <w:b w:val="0"/>
+        </w:rPr>
+        <w:t xml:space="preserve">Subtracting 3 afterward would incorrectly run both </w:t>
+      </w:r>
+      <w:r>
+        <w:rPr>
+          <w:b/>
+        </w:rPr>
+        <w:t>branch</w:t>
+      </w:r>
+      <w:r>
+        <w:rPr>
+          <w:b w:val="0"/>
+        </w:rPr>
+        <w:t>es and report 6.</w:t>
+      </w:r>
+    </w:p>
+    <w:p>
+      <w:pPr>
+        <w:spacing w:line="336" w:lineRule="auto" w:after="180"/>
+      </w:pPr>
+      <w:r>
+        <w:rPr>
+          <w:b w:val="0"/>
+        </w:rPr>
+        <w:t>This rule applies to one if/</w:t>
+      </w:r>
+      <w:r>
+        <w:rPr>
+          <w:b/>
+        </w:rPr>
+        <w:t>else</w:t>
+      </w:r>
+      <w:r>
+        <w:rPr>
+          <w:b w:val="0"/>
+        </w:rPr>
+        <w:t xml:space="preserve"> decision. A later, separate </w:t>
+      </w:r>
+      <w:r>
+        <w:rPr>
+          <w:b/>
+        </w:rPr>
+        <w:t>condition</w:t>
+      </w:r>
+      <w:r>
+        <w:rPr>
+          <w:b w:val="0"/>
+        </w:rPr>
+        <w:t xml:space="preserve"> would be a new test of the state at that later point. Do not invent an extra test or loop because the value crossed the </w:t>
+      </w:r>
+      <w:r>
+        <w:rPr>
+          <w:b/>
+        </w:rPr>
+        <w:t>threshold</w:t>
+      </w:r>
+      <w:r>
+        <w:rPr>
+          <w:b w:val="0"/>
+        </w:rPr>
+        <w:t>.</w:t>
+      </w:r>
+    </w:p>
+    <w:p>
+      <w:pPr>
+        <w:spacing w:line="336" w:lineRule="auto" w:after="180"/>
+      </w:pPr>
+      <w:r>
+        <w:rPr>
+          <w:b w:val="0"/>
+        </w:rPr>
+        <w:t>Follow only the instructions in the procedure.</w:t>
       </w:r>
     </w:p>
     <w:tbl>
@@ -1044,7 +2217,13 @@
       </w:tr>
     </w:tbl>
     <w:p>
-      <w:r>
+      <w:pPr>
+        <w:spacing w:line="336" w:lineRule="auto" w:after="180"/>
+      </w:pPr>
+      <w:r>
+        <w:rPr>
+          <w:b w:val="0"/>
+        </w:rPr>
         <w:t>Use the diagram and verbal explanation together. Ask learners to match a sentence to a specific visual step; do not assign learners fixed visual or auditory learning styles.</w:t>
       </w:r>
     </w:p>
@@ -1057,8 +2236,26 @@
       </w:r>
     </w:p>
     <w:p>
-      <w:r>
-        <w:t>A fictional counter begins with a number, adds 2, then chooses one branch.</w:t>
+      <w:pPr>
+        <w:spacing w:line="336" w:lineRule="auto" w:after="180"/>
+      </w:pPr>
+      <w:r>
+        <w:rPr>
+          <w:b w:val="0"/>
+        </w:rPr>
+        <w:t xml:space="preserve">A fictional counter begins with a number, adds 2, then chooses one </w:t>
+      </w:r>
+      <w:r>
+        <w:rPr>
+          <w:b/>
+        </w:rPr>
+        <w:t>branch</w:t>
+      </w:r>
+      <w:r>
+        <w:rPr>
+          <w:b w:val="0"/>
+        </w:rPr>
+        <w:t>.</w:t>
       </w:r>
     </w:p>
     <w:p>
@@ -1070,12 +2267,42 @@
       </w:r>
     </w:p>
     <w:p>
-      <w:r>
+      <w:pPr>
+        <w:pStyle w:val="Heading3"/>
+      </w:pPr>
+      <w:r>
+        <w:t>Supplied facts</w:t>
+      </w:r>
+    </w:p>
+    <w:p>
+      <w:pPr>
+        <w:spacing w:line="336" w:lineRule="auto" w:after="180"/>
+        <w:shd w:fill="F1F6FC"/>
+      </w:pPr>
+      <w:r>
+        <w:rPr>
+          <w:b w:val="0"/>
+        </w:rPr>
         <w:t>If the updated value is at least 6, subtract 1; otherwise double it.</w:t>
       </w:r>
     </w:p>
     <w:p>
-      <w:r>
+      <w:pPr>
+        <w:pStyle w:val="Heading3"/>
+      </w:pPr>
+      <w:r>
+        <w:t>Supplied facts</w:t>
+      </w:r>
+    </w:p>
+    <w:p>
+      <w:pPr>
+        <w:spacing w:line="336" w:lineRule="auto" w:after="180"/>
+        <w:shd w:fill="F1F6FC"/>
+      </w:pPr>
+      <w:r>
+        <w:rPr>
+          <w:b w:val="0"/>
+        </w:rPr>
         <w:t>Report once and stop. Use separate starting values 3,4,5.</w:t>
       </w:r>
     </w:p>
@@ -1297,43 +2524,208 @@
       </w:r>
     </w:p>
     <w:p>
-      <w:r>
-        <w:t>The condition is evaluated after adding 2. Equality belongs to the at-least branch, so starting at 4 checks the boundary. Once a branch finishes, the program reports; it does not reconsider the condition just because doubling 5 produced 10.</w:t>
-      </w:r>
-    </w:p>
-    <w:p>
       <w:pPr>
         <w:pStyle w:val="Heading3"/>
       </w:pPr>
       <w:r>
+        <w:t>Why the result follows</w:t>
+      </w:r>
+    </w:p>
+    <w:p>
+      <w:pPr>
+        <w:spacing w:line="336" w:lineRule="auto" w:after="180"/>
+        <w:shd w:fill="F1F6FC"/>
+      </w:pPr>
+      <w:r>
+        <w:rPr>
+          <w:b w:val="0"/>
+        </w:rPr>
+        <w:t xml:space="preserve">The </w:t>
+      </w:r>
+      <w:r>
+        <w:rPr>
+          <w:b/>
+        </w:rPr>
+        <w:t>condition</w:t>
+      </w:r>
+      <w:r>
+        <w:rPr>
+          <w:b w:val="0"/>
+        </w:rPr>
+        <w:t xml:space="preserve"> is evaluated after adding 2. Equality belongs to the at-least </w:t>
+      </w:r>
+      <w:r>
+        <w:rPr>
+          <w:b/>
+        </w:rPr>
+        <w:t>branch</w:t>
+      </w:r>
+      <w:r>
+        <w:rPr>
+          <w:b w:val="0"/>
+        </w:rPr>
+        <w:t>, so starting at 4 checks the boundary.</w:t>
+      </w:r>
+    </w:p>
+    <w:p>
+      <w:pPr>
+        <w:spacing w:line="336" w:lineRule="auto" w:after="180"/>
+        <w:shd w:fill="F1F6FC"/>
+      </w:pPr>
+      <w:r>
+        <w:rPr>
+          <w:b w:val="0"/>
+        </w:rPr>
+        <w:t xml:space="preserve">Once a </w:t>
+      </w:r>
+      <w:r>
+        <w:rPr>
+          <w:b/>
+        </w:rPr>
+        <w:t>branch</w:t>
+      </w:r>
+      <w:r>
+        <w:rPr>
+          <w:b w:val="0"/>
+        </w:rPr>
+        <w:t xml:space="preserve"> finishes, the program reports; it does not reconsider the </w:t>
+      </w:r>
+      <w:r>
+        <w:rPr>
+          <w:b/>
+        </w:rPr>
+        <w:t>condition</w:t>
+      </w:r>
+      <w:r>
+        <w:rPr>
+          <w:b w:val="0"/>
+        </w:rPr>
+        <w:t xml:space="preserve"> just because doubling 5 produced 10.</w:t>
+      </w:r>
+    </w:p>
+    <w:p>
+      <w:pPr>
+        <w:pStyle w:val="Heading3"/>
+      </w:pPr>
+      <w:r>
         <w:t>What this example does not establish</w:t>
       </w:r>
     </w:p>
     <w:p>
-      <w:r>
-        <w:t>A large reported value need not mean the true branch ran; branch choice depends on the earlier value.</w:t>
-      </w:r>
-    </w:p>
-    <w:p>
       <w:pPr>
         <w:pStyle w:val="Heading3"/>
       </w:pPr>
       <w:r>
+        <w:t>Keep the stated limit</w:t>
+      </w:r>
+    </w:p>
+    <w:p>
+      <w:pPr>
+        <w:spacing w:line="336" w:lineRule="auto" w:after="180"/>
+        <w:shd w:fill="FFF5E6"/>
+      </w:pPr>
+      <w:r>
+        <w:rPr>
+          <w:b w:val="0"/>
+        </w:rPr>
+        <w:t xml:space="preserve">A large reported value need not mean the true </w:t>
+      </w:r>
+      <w:r>
+        <w:rPr>
+          <w:b/>
+        </w:rPr>
+        <w:t>branch</w:t>
+      </w:r>
+      <w:r>
+        <w:rPr>
+          <w:b w:val="0"/>
+        </w:rPr>
+        <w:t xml:space="preserve"> ran; </w:t>
+      </w:r>
+      <w:r>
+        <w:rPr>
+          <w:b/>
+        </w:rPr>
+        <w:t>branch</w:t>
+      </w:r>
+      <w:r>
+        <w:rPr>
+          <w:b w:val="0"/>
+        </w:rPr>
+        <w:t xml:space="preserve"> choice depends on the earlier value.</w:t>
+      </w:r>
+    </w:p>
+    <w:p>
+      <w:pPr>
+        <w:pStyle w:val="Heading3"/>
+      </w:pPr>
+      <w:r>
         <w:t>Change one thing in the pictured case</w:t>
       </w:r>
     </w:p>
     <w:p>
-      <w:r>
+      <w:pPr>
+        <w:pStyle w:val="Heading3"/>
+      </w:pPr>
+      <w:r>
+        <w:t>Change one thing</w:t>
+      </w:r>
+    </w:p>
+    <w:p>
+      <w:pPr>
+        <w:spacing w:line="336" w:lineRule="auto" w:after="180"/>
+        <w:shd w:fill="F5F1FB"/>
+      </w:pPr>
+      <w:r>
+        <w:rPr>
+          <w:b w:val="0"/>
+        </w:rPr>
         <w:t>Change: Replace at least 6 with above 6.</w:t>
       </w:r>
     </w:p>
     <w:p>
-      <w:r>
-        <w:t>Prediction: Only the run starting at 4 changes: it reports 12.</w:t>
-      </w:r>
-    </w:p>
-    <w:p>
-      <w:r>
+      <w:pPr>
+        <w:pStyle w:val="Heading3"/>
+      </w:pPr>
+      <w:r>
+        <w:t>Predicted result</w:t>
+      </w:r>
+    </w:p>
+    <w:p>
+      <w:pPr>
+        <w:spacing w:line="336" w:lineRule="auto" w:after="180"/>
+        <w:shd w:fill="F1F6FC"/>
+      </w:pPr>
+      <w:r>
+        <w:rPr>
+          <w:b/>
+        </w:rPr>
+        <w:t>Prediction</w:t>
+      </w:r>
+      <w:r>
+        <w:rPr>
+          <w:b w:val="0"/>
+        </w:rPr>
+        <w:t>: Only the run starting at 4 changes: it reports 12.</w:t>
+      </w:r>
+    </w:p>
+    <w:p>
+      <w:pPr>
+        <w:pStyle w:val="Heading3"/>
+      </w:pPr>
+      <w:r>
+        <w:t>Why the result follows</w:t>
+      </w:r>
+    </w:p>
+    <w:p>
+      <w:pPr>
+        <w:spacing w:line="336" w:lineRule="auto" w:after="180"/>
+        <w:shd w:fill="F1F6FC"/>
+      </w:pPr>
+      <w:r>
+        <w:rPr>
+          <w:b w:val="0"/>
+        </w:rPr>
         <w:t>Reason: Updated value 6 fails a strict above comparison and is doubled.</w:t>
       </w:r>
     </w:p>
@@ -1346,8 +2738,69 @@
       </w:r>
     </w:p>
     <w:p>
-      <w:r>
-        <w:t>Cover the result. Ask learners to name the inputs and predict the next step. Uncover one step, connect the icon to the actual procedure, and explain its evidence. Then change the supplied condition and compare. The picture is a representation; it does not document execution of a real AI model.</w:t>
+      <w:pPr>
+        <w:pStyle w:val="Heading3"/>
+      </w:pPr>
+      <w:r>
+        <w:t>Ask while showing the picture · 3</w:t>
+      </w:r>
+    </w:p>
+    <w:p>
+      <w:pPr>
+        <w:spacing w:line="336" w:lineRule="auto" w:after="180"/>
+      </w:pPr>
+      <w:r>
+        <w:rPr>
+          <w:b w:val="0"/>
+        </w:rPr>
+        <w:t xml:space="preserve">Cover the result. Ask learners to name the </w:t>
+      </w:r>
+      <w:r>
+        <w:rPr>
+          <w:b/>
+        </w:rPr>
+        <w:t>input</w:t>
+      </w:r>
+      <w:r>
+        <w:rPr>
+          <w:b w:val="0"/>
+        </w:rPr>
+        <w:t xml:space="preserve">s and predict the next step. Uncover one step, connect the icon to the actual procedure, and explain its </w:t>
+      </w:r>
+      <w:r>
+        <w:rPr>
+          <w:b/>
+        </w:rPr>
+        <w:t>evidence</w:t>
+      </w:r>
+      <w:r>
+        <w:rPr>
+          <w:b w:val="0"/>
+        </w:rPr>
+        <w:t xml:space="preserve">. Then change the supplied </w:t>
+      </w:r>
+      <w:r>
+        <w:rPr>
+          <w:b/>
+        </w:rPr>
+        <w:t>condition</w:t>
+      </w:r>
+      <w:r>
+        <w:rPr>
+          <w:b w:val="0"/>
+        </w:rPr>
+        <w:t xml:space="preserve"> and compare.</w:t>
+      </w:r>
+    </w:p>
+    <w:p>
+      <w:pPr>
+        <w:spacing w:line="336" w:lineRule="auto" w:after="180"/>
+      </w:pPr>
+      <w:r>
+        <w:rPr>
+          <w:b w:val="0"/>
+        </w:rPr>
+        <w:t>The picture is a representation; it does not document execution of a real AI model.</w:t>
       </w:r>
     </w:p>
     <w:p>
@@ -1359,11 +2812,16 @@
       </w:r>
     </w:p>
     <w:p>
+      <w:r>
+        <w:t>Demonstrate If/Then Decisions, reduce support deliberately and check individual reasoning before discussing answers.</w:t>
+      </w:r>
+    </w:p>
+    <w:p>
       <w:pPr>
         <w:pStyle w:val="Heading3"/>
       </w:pPr>
       <w:r>
-        <w:t>Demonstrate and guide practice</w:t>
+        <w:t>Board sequence</w:t>
       </w:r>
     </w:p>
     <w:p>
@@ -1371,26 +2829,90 @@
         <w:pStyle w:val="Heading3"/>
       </w:pPr>
       <w:r>
-        <w:t>Board sequence</w:t>
-      </w:r>
-    </w:p>
-    <w:p>
-      <w:r>
+        <w:t>1. Put the facts on the board</w:t>
+      </w:r>
+    </w:p>
+    <w:p>
+      <w:pPr>
+        <w:spacing w:line="336" w:lineRule="auto" w:after="180"/>
+        <w:shd w:fill="F4F9FC"/>
+      </w:pPr>
+      <w:r>
+        <w:rPr>
+          <w:b w:val="0"/>
+        </w:rPr>
         <w:t>Write the given facts: If a card has a star, send it to A; otherwise send it to B.</w:t>
       </w:r>
     </w:p>
     <w:p>
-      <w:r>
+      <w:pPr>
+        <w:pStyle w:val="Heading3"/>
+      </w:pPr>
+      <w:r>
+        <w:t>2. State the decision to explain</w:t>
+      </w:r>
+    </w:p>
+    <w:p>
+      <w:pPr>
+        <w:spacing w:line="336" w:lineRule="auto" w:after="180"/>
+        <w:shd w:fill="F4F9FC"/>
+      </w:pPr>
+      <w:r>
+        <w:rPr>
+          <w:b w:val="0"/>
+        </w:rPr>
         <w:t>Write the question to explain: Sort a star, a circle, and a card with both shapes.</w:t>
       </w:r>
     </w:p>
     <w:p>
-      <w:r>
-        <w:t>Reveal after predictions: Star and mixed cards go to A because both have a star. The circle goes to B. The test is has a star, not has only a star.</w:t>
-      </w:r>
-    </w:p>
-    <w:p>
-      <w:r>
+      <w:pPr>
+        <w:pStyle w:val="Heading3"/>
+      </w:pPr>
+      <w:r>
+        <w:t>3. Reveal the worked reasoning</w:t>
+      </w:r>
+    </w:p>
+    <w:p>
+      <w:pPr>
+        <w:spacing w:line="336" w:lineRule="auto" w:after="180"/>
+        <w:shd w:fill="F1F6FC"/>
+      </w:pPr>
+      <w:r>
+        <w:rPr>
+          <w:b w:val="0"/>
+        </w:rPr>
+        <w:t xml:space="preserve">Reveal after </w:t>
+      </w:r>
+      <w:r>
+        <w:rPr>
+          <w:b/>
+        </w:rPr>
+        <w:t>prediction</w:t>
+      </w:r>
+      <w:r>
+        <w:rPr>
+          <w:b w:val="0"/>
+        </w:rPr>
+        <w:t>s: Star and mixed cards go to A because both have a star. The circle goes to B. The test is has a star, not has only a star.</w:t>
+      </w:r>
+    </w:p>
+    <w:p>
+      <w:pPr>
+        <w:pStyle w:val="Heading3"/>
+      </w:pPr>
+      <w:r>
+        <w:t>Hold back the independent task</w:t>
+      </w:r>
+    </w:p>
+    <w:p>
+      <w:pPr>
+        <w:spacing w:line="336" w:lineRule="auto" w:after="180"/>
+        <w:shd w:fill="FFF5E6"/>
+      </w:pPr>
+      <w:r>
+        <w:rPr>
+          <w:b w:val="0"/>
+        </w:rPr>
         <w:t>Keep for an independent attempt: Use this exact rule: if a card has more than three dots, place it in tray A; otherwise use tray B. Trace cards with 2, 3 and 4 dots.</w:t>
       </w:r>
     </w:p>
@@ -1403,23 +2925,89 @@
       </w:r>
     </w:p>
     <w:p>
-      <w:r>
+      <w:pPr>
+        <w:pStyle w:val="Heading3"/>
+      </w:pPr>
+      <w:r>
+        <w:t>Ask the class</w:t>
+      </w:r>
+    </w:p>
+    <w:p>
+      <w:pPr>
+        <w:spacing w:line="336" w:lineRule="auto" w:after="180"/>
+        <w:shd w:fill="F5F1FB"/>
+      </w:pPr>
+      <w:r>
+        <w:rPr>
+          <w:b w:val="0"/>
+        </w:rPr>
         <w:t>Ask: Which facts are given, and which would we have to assume? Learners mark relevant details before discussing answers.</w:t>
       </w:r>
     </w:p>
     <w:p>
-      <w:r>
+      <w:pPr>
+        <w:pStyle w:val="Heading3"/>
+      </w:pPr>
+      <w:r>
+        <w:t>Language to model</w:t>
+      </w:r>
+    </w:p>
+    <w:p>
+      <w:pPr>
+        <w:spacing w:line="336" w:lineRule="auto" w:after="180"/>
+        <w:shd w:fill="F1F6F8"/>
+      </w:pPr>
+      <w:r>
+        <w:rPr>
+          <w:b w:val="0"/>
+        </w:rPr>
         <w:t>Say: Predict first. Show the rule, information path or calculation that would produce the result. A correct guess is not yet an explanation.</w:t>
       </w:r>
     </w:p>
     <w:p>
-      <w:r>
-        <w:t>Reveal reasoning one step at a time. Explain why a tempting alternative fails. Write units and denominators for arithmetic, trace conditions for decisions, and identify supporting sources for claims.</w:t>
-      </w:r>
-    </w:p>
-    <w:p>
-      <w:r>
-        <w:t>In pairs, one learner solves while the other checks evidence; exchange roles. Remove the worked answer before independent assessment.</w:t>
+      <w:pPr>
+        <w:spacing w:line="336" w:lineRule="auto" w:after="180"/>
+      </w:pPr>
+      <w:r>
+        <w:rPr>
+          <w:b w:val="0"/>
+        </w:rPr>
+        <w:t xml:space="preserve">Reveal reasoning one step at a time. Explain why a tempting alternative fails. Write units and denominators for arithmetic, trace </w:t>
+      </w:r>
+      <w:r>
+        <w:rPr>
+          <w:b/>
+        </w:rPr>
+        <w:t>condition</w:t>
+      </w:r>
+      <w:r>
+        <w:rPr>
+          <w:b w:val="0"/>
+        </w:rPr>
+        <w:t>s for decisions, and identify supporting sources for claims.</w:t>
+      </w:r>
+    </w:p>
+    <w:p>
+      <w:pPr>
+        <w:spacing w:line="336" w:lineRule="auto" w:after="180"/>
+      </w:pPr>
+      <w:r>
+        <w:rPr>
+          <w:b w:val="0"/>
+        </w:rPr>
+        <w:t xml:space="preserve">In pairs, one learner solves while the other checks </w:t>
+      </w:r>
+      <w:r>
+        <w:rPr>
+          <w:b/>
+        </w:rPr>
+        <w:t>evidence</w:t>
+      </w:r>
+      <w:r>
+        <w:rPr>
+          <w:b w:val="0"/>
+        </w:rPr>
+        <w:t>; exchange roles. Remove the worked answer before independent assessment.</w:t>
       </w:r>
     </w:p>
     <w:p>
@@ -1431,8 +3019,37 @@
       </w:r>
     </w:p>
     <w:p>
-      <w:r>
-        <w:t>Choose initial score 4: add 2 to reach 6. Under at least 6, the test is true and subtracting 3 gives 3. Under above 6, it is false and adding 4 gives 10. Equality distinguishes the versions; test values 5 and 7 do not. The exit answer is 6 at the condition, since it is included by at least but excluded by above. If testing from the start of the whole procedure, use initial 4 to reach that value.</w:t>
+      <w:pPr>
+        <w:spacing w:line="336" w:lineRule="auto" w:after="180"/>
+      </w:pPr>
+      <w:r>
+        <w:rPr>
+          <w:b w:val="0"/>
+        </w:rPr>
+        <w:t>Choose initial score 4: add 2 to reach 6. Under at least 6, the test is true and subtracting 3 gives 3. Under above 6, it is false and adding 4 gives 10. Equality distinguishes the versions; test values 5 and 7 do not.</w:t>
+      </w:r>
+    </w:p>
+    <w:p>
+      <w:pPr>
+        <w:spacing w:line="336" w:lineRule="auto" w:after="180"/>
+      </w:pPr>
+      <w:r>
+        <w:rPr>
+          <w:b w:val="0"/>
+        </w:rPr>
+        <w:t xml:space="preserve">The exit answer is 6 at the </w:t>
+      </w:r>
+      <w:r>
+        <w:rPr>
+          <w:b/>
+        </w:rPr>
+        <w:t>condition</w:t>
+      </w:r>
+      <w:r>
+        <w:rPr>
+          <w:b w:val="0"/>
+        </w:rPr>
+        <w:t>, since it is included by at least but excluded by above. If testing from the start of the whole procedure, use initial 4 to reach that value.</w:t>
       </w:r>
     </w:p>
     <w:p>
@@ -1664,41 +3281,209 @@
       </w:r>
     </w:p>
     <w:p>
-      <w:r>
-        <w:t>Completion task: The known value at a condition is exactly 6. Decide whether each test is true or false: at least 6; above 6; at most 6; below 6. Explain which phrases include equality. Then name one value below and one value above 6 for neighbouring tests.</w:t>
-      </w:r>
-    </w:p>
-    <w:p>
-      <w:r>
-        <w:t>Teacher check: At least 6 is true, above 6 is false, at most 6 is true, and below 6 is false. At least and at most include equality; above and below are strict. The nearest whole-number neighbours are 5 and 7; other correctly identified lower and higher values are valid but are less close to the boundary.</w:t>
-      </w:r>
-    </w:p>
-    <w:p>
-      <w:r>
-        <w:t>Start by identifying the given inputs together. Leave the intermediate steps blank. If needed, model one step, then withdraw that help on the next step. Move to a full trace only when the partial trace is understood. For partners, alternate explainer and checker; collect a response from every learner before discussion.</w:t>
-      </w:r>
-    </w:p>
-    <w:p>
       <w:pPr>
         <w:pStyle w:val="Heading3"/>
       </w:pPr>
       <w:r>
+        <w:t>Completion practice</w:t>
+      </w:r>
+    </w:p>
+    <w:p>
+      <w:pPr>
+        <w:spacing w:line="336" w:lineRule="auto" w:after="180"/>
+        <w:shd w:fill="F5F1FB"/>
+      </w:pPr>
+      <w:r>
+        <w:rPr>
+          <w:b w:val="0"/>
+        </w:rPr>
+        <w:t xml:space="preserve">Completion task: The known value at a </w:t>
+      </w:r>
+      <w:r>
+        <w:rPr>
+          <w:b/>
+        </w:rPr>
+        <w:t>condition</w:t>
+      </w:r>
+      <w:r>
+        <w:rPr>
+          <w:b w:val="0"/>
+        </w:rPr>
+        <w:t xml:space="preserve"> is exactly 6. Decide whether each test is true or false: at least 6; above 6; at most 6; below 6. Explain which phrases include equality.</w:t>
+      </w:r>
+    </w:p>
+    <w:p>
+      <w:pPr>
+        <w:spacing w:line="336" w:lineRule="auto" w:after="180"/>
+        <w:shd w:fill="F5F1FB"/>
+      </w:pPr>
+      <w:r>
+        <w:rPr>
+          <w:b w:val="0"/>
+        </w:rPr>
+        <w:t>Then name one value below and one value above 6 for neighbouring tests.</w:t>
+      </w:r>
+    </w:p>
+    <w:p>
+      <w:pPr>
+        <w:pStyle w:val="Heading3"/>
+      </w:pPr>
+      <w:r>
+        <w:t>Reasoning to listen for</w:t>
+      </w:r>
+    </w:p>
+    <w:p>
+      <w:pPr>
+        <w:spacing w:line="336" w:lineRule="auto" w:after="180"/>
+        <w:shd w:fill="F1F6FC"/>
+      </w:pPr>
+      <w:r>
+        <w:rPr>
+          <w:b w:val="0"/>
+        </w:rPr>
+        <w:t>Teacher check: At least 6 is true, above 6 is false, at most 6 is true, and below 6 is false. At least and at most include equality; above and below are strict.</w:t>
+      </w:r>
+    </w:p>
+    <w:p>
+      <w:pPr>
+        <w:spacing w:line="336" w:lineRule="auto" w:after="180"/>
+        <w:shd w:fill="F1F6FC"/>
+      </w:pPr>
+      <w:r>
+        <w:rPr>
+          <w:b w:val="0"/>
+        </w:rPr>
+        <w:t>The nearest whole-number neighbours are 5 and 7; other correctly identified lower and higher values are valid but are less close to the boundary.</w:t>
+      </w:r>
+    </w:p>
+    <w:p>
+      <w:pPr>
+        <w:spacing w:line="336" w:lineRule="auto" w:after="180"/>
+      </w:pPr>
+      <w:r>
+        <w:rPr>
+          <w:b w:val="0"/>
+        </w:rPr>
+        <w:t xml:space="preserve">Start by identifying the given </w:t>
+      </w:r>
+      <w:r>
+        <w:rPr>
+          <w:b/>
+        </w:rPr>
+        <w:t>input</w:t>
+      </w:r>
+      <w:r>
+        <w:rPr>
+          <w:b w:val="0"/>
+        </w:rPr>
+        <w:t>s together. Leave the intermediate steps blank. If needed, model one step, then withdraw that help on the next step. Move to a full trace only when the partial trace is understood.</w:t>
+      </w:r>
+    </w:p>
+    <w:p>
+      <w:pPr>
+        <w:spacing w:line="336" w:lineRule="auto" w:after="180"/>
+      </w:pPr>
+      <w:r>
+        <w:rPr>
+          <w:b w:val="0"/>
+        </w:rPr>
+        <w:t>For partners, alternate explainer and checker; collect a response from every learner before discussion.</w:t>
+      </w:r>
+    </w:p>
+    <w:p>
+      <w:pPr>
+        <w:pStyle w:val="Heading3"/>
+      </w:pPr>
+      <w:r>
         <w:t>Individual reasoning check</w:t>
       </w:r>
     </w:p>
     <w:p>
-      <w:r>
-        <w:t>Use the worked case for Conditions and boundary cases. Proposed explanation: “The condition reads the starting value”. Decide whether this explanation is supported. Point to the step or supplied fact that decides; explain your repair if needed.</w:t>
-      </w:r>
-    </w:p>
-    <w:p>
-      <w:r>
+      <w:pPr>
+        <w:spacing w:line="336" w:lineRule="auto" w:after="180"/>
+      </w:pPr>
+      <w:r>
+        <w:rPr>
+          <w:b w:val="0"/>
+        </w:rPr>
+        <w:t xml:space="preserve">Use the worked case for </w:t>
+      </w:r>
+      <w:r>
+        <w:rPr>
+          <w:b/>
+        </w:rPr>
+        <w:t>Condition</w:t>
+      </w:r>
+      <w:r>
+        <w:rPr>
+          <w:b w:val="0"/>
+        </w:rPr>
+        <w:t xml:space="preserve">s and boundary cases. Proposed explanation: “The </w:t>
+      </w:r>
+      <w:r>
+        <w:rPr>
+          <w:b/>
+        </w:rPr>
+        <w:t>condition</w:t>
+      </w:r>
+      <w:r>
+        <w:rPr>
+          <w:b w:val="0"/>
+        </w:rPr>
+        <w:t xml:space="preserve"> reads the starting value”. Decide whether this explanation is supported.</w:t>
+      </w:r>
+    </w:p>
+    <w:p>
+      <w:pPr>
+        <w:spacing w:line="336" w:lineRule="auto" w:after="180"/>
+      </w:pPr>
+      <w:r>
+        <w:rPr>
+          <w:b w:val="0"/>
+        </w:rPr>
+        <w:t>Point to the step or supplied fact that decides; explain your repair if needed.</w:t>
+      </w:r>
+    </w:p>
+    <w:p>
+      <w:pPr>
+        <w:pStyle w:val="Heading3"/>
+      </w:pPr>
+      <w:r>
+        <w:t>Expected repair</w:t>
+      </w:r>
+    </w:p>
+    <w:p>
+      <w:pPr>
+        <w:spacing w:line="336" w:lineRule="auto" w:after="180"/>
+        <w:shd w:fill="F1F6FC"/>
+      </w:pPr>
+      <w:r>
+        <w:rPr>
+          <w:b w:val="0"/>
+        </w:rPr>
         <w:t>Expected correction: Trace the initial add-2 instruction first and circle its result before evaluating the comparison.</w:t>
       </w:r>
     </w:p>
     <w:p>
-      <w:r>
-        <w:t>Collect explanations, not only yes/no votes. If a misunderstanding is common, re-model the relevant step for the class. If it affects a few learners, give a short targeted group explanation while others solve a more demanding variation.</w:t>
+      <w:pPr>
+        <w:spacing w:line="336" w:lineRule="auto" w:after="180"/>
+      </w:pPr>
+      <w:r>
+        <w:rPr>
+          <w:b w:val="0"/>
+        </w:rPr>
+        <w:t>Collect explanations, not only yes/no votes. If a misunderstanding is common, re-model the relevant step for the class.</w:t>
+      </w:r>
+    </w:p>
+    <w:p>
+      <w:pPr>
+        <w:spacing w:line="336" w:lineRule="auto" w:after="180"/>
+      </w:pPr>
+      <w:r>
+        <w:rPr>
+          <w:b w:val="0"/>
+        </w:rPr>
+        <w:t>If it affects a few learners, give a short targeted group explanation while others solve a more demanding variation.</w:t>
       </w:r>
     </w:p>
     <w:p>
@@ -1710,8 +3495,38 @@
       </w:r>
     </w:p>
     <w:p>
-      <w:r>
-        <w:t>Which input detects the difference between the two written conditions? Explain its entire run.</w:t>
+      <w:pPr>
+        <w:spacing w:line="336" w:lineRule="auto" w:after="180"/>
+      </w:pPr>
+      <w:r>
+        <w:rPr>
+          <w:b w:val="0"/>
+        </w:rPr>
+        <w:t xml:space="preserve">Which </w:t>
+      </w:r>
+      <w:r>
+        <w:rPr>
+          <w:b/>
+        </w:rPr>
+        <w:t>input</w:t>
+      </w:r>
+      <w:r>
+        <w:rPr>
+          <w:b w:val="0"/>
+        </w:rPr>
+        <w:t xml:space="preserve"> detects the difference between the two written </w:t>
+      </w:r>
+      <w:r>
+        <w:rPr>
+          <w:b/>
+        </w:rPr>
+        <w:t>condition</w:t>
+      </w:r>
+      <w:r>
+        <w:rPr>
+          <w:b w:val="0"/>
+        </w:rPr>
+        <w:t>s? Explain its entire run.</w:t>
       </w:r>
     </w:p>
     <w:p>
@@ -1723,18 +3538,60 @@
       </w:r>
     </w:p>
     <w:p>
-      <w:r>
+      <w:pPr>
+        <w:spacing w:line="336" w:lineRule="auto" w:after="180"/>
+      </w:pPr>
+      <w:r>
+        <w:rPr>
+          <w:b w:val="0"/>
+        </w:rPr>
         <w:t>Start 4: add 2 gives 6. The including equality rule subtracts 1 to report 5; the strict rule doubles to report 12.</w:t>
       </w:r>
     </w:p>
     <w:p>
-      <w:r>
+      <w:pPr>
+        <w:spacing w:line="336" w:lineRule="auto" w:after="180"/>
+      </w:pPr>
+      <w:r>
+        <w:rPr>
+          <w:b w:val="0"/>
+        </w:rPr>
         <w:t>Changed-case reasoning: Only the run starting at 4 changes: it reports 12. Updated value 6 fails a strict above comparison and is doubled.</w:t>
       </w:r>
     </w:p>
     <w:p>
-      <w:r>
-        <w:t>Collect each learner’s explanation before discussion. Use the first missing connection between input, deciding step and result to choose support. This question is worked-case practice, not fresh mastery evidence.</w:t>
+      <w:pPr>
+        <w:spacing w:line="336" w:lineRule="auto" w:after="180"/>
+      </w:pPr>
+      <w:r>
+        <w:rPr>
+          <w:b w:val="0"/>
+        </w:rPr>
+        <w:t xml:space="preserve">Collect each learner’s explanation before discussion. Use the first missing connection between </w:t>
+      </w:r>
+      <w:r>
+        <w:rPr>
+          <w:b/>
+        </w:rPr>
+        <w:t>input</w:t>
+      </w:r>
+      <w:r>
+        <w:rPr>
+          <w:b w:val="0"/>
+        </w:rPr>
+        <w:t xml:space="preserve">, deciding step and result to choose support. This question is worked-case practice, not fresh mastery </w:t>
+      </w:r>
+      <w:r>
+        <w:rPr>
+          <w:b/>
+        </w:rPr>
+        <w:t>evidence</w:t>
+      </w:r>
+      <w:r>
+        <w:rPr>
+          <w:b w:val="0"/>
+        </w:rPr>
+        <w:t>.</w:t>
       </w:r>
     </w:p>
     <w:p>
@@ -1746,45 +3603,174 @@
       </w:r>
     </w:p>
     <w:p>
+      <w:r>
+        <w:t>Run the If/Then Decisions investigation and use the first unsupported step to choose a teaching response.</w:t>
+      </w:r>
+    </w:p>
+    <w:p>
+      <w:pPr>
+        <w:spacing w:line="336" w:lineRule="auto" w:after="180"/>
+      </w:pPr>
+      <w:r>
+        <w:rPr>
+          <w:b w:val="0"/>
+        </w:rPr>
+        <w:t xml:space="preserve">Predict first, test honestly, and explain what the </w:t>
+      </w:r>
+      <w:r>
+        <w:rPr>
+          <w:b/>
+        </w:rPr>
+        <w:t>evidence</w:t>
+      </w:r>
+      <w:r>
+        <w:rPr>
+          <w:b w:val="0"/>
+        </w:rPr>
+        <w:t xml:space="preserve"> means.</w:t>
+      </w:r>
+    </w:p>
+    <w:p>
       <w:pPr>
         <w:pStyle w:val="Heading3"/>
       </w:pPr>
       <w:r>
-        <w:t>Run the weekly evidence lab</w:t>
-      </w:r>
-    </w:p>
-    <w:p>
-      <w:r>
-        <w:t>Predict first, test honestly, and explain what the evidence means.</w:t>
-      </w:r>
-    </w:p>
-    <w:p>
-      <w:r>
-        <w:t>State your prediction before the result is known.</w:t>
-      </w:r>
-    </w:p>
-    <w:p>
-      <w:r>
+        <w:t>1. Predict</w:t>
+      </w:r>
+    </w:p>
+    <w:p>
+      <w:pPr>
+        <w:spacing w:line="336" w:lineRule="auto" w:after="180"/>
+        <w:shd w:fill="F4F9FC"/>
+      </w:pPr>
+      <w:r>
+        <w:rPr>
+          <w:b w:val="0"/>
+        </w:rPr>
+        <w:t xml:space="preserve">State your </w:t>
+      </w:r>
+      <w:r>
+        <w:rPr>
+          <w:b/>
+        </w:rPr>
+        <w:t>prediction</w:t>
+      </w:r>
+      <w:r>
+        <w:rPr>
+          <w:b w:val="0"/>
+        </w:rPr>
+        <w:t xml:space="preserve"> before the result is known.</w:t>
+      </w:r>
+    </w:p>
+    <w:p>
+      <w:pPr>
+        <w:pStyle w:val="Heading3"/>
+      </w:pPr>
+      <w:r>
+        <w:t>2. Investigate</w:t>
+      </w:r>
+    </w:p>
+    <w:p>
+      <w:pPr>
+        <w:spacing w:line="336" w:lineRule="auto" w:after="180"/>
+        <w:shd w:fill="F4F9FC"/>
+      </w:pPr>
+      <w:r>
+        <w:rPr>
+          <w:b w:val="0"/>
+        </w:rPr>
         <w:t>Complete the task: Build a weather-clothing rule and test four cases.</w:t>
       </w:r>
     </w:p>
     <w:p>
-      <w:r>
+      <w:pPr>
+        <w:pStyle w:val="Heading3"/>
+      </w:pPr>
+      <w:r>
+        <w:t>3. Compare cases</w:t>
+      </w:r>
+    </w:p>
+    <w:p>
+      <w:pPr>
+        <w:spacing w:line="336" w:lineRule="auto" w:after="180"/>
+        <w:shd w:fill="F4F9FC"/>
+      </w:pPr>
+      <w:r>
+        <w:rPr>
+          <w:b w:val="0"/>
+        </w:rPr>
         <w:t>Keep a normal case and an edge case clearly separated.</w:t>
       </w:r>
     </w:p>
     <w:p>
-      <w:r>
-        <w:t>Record what happened—even when it does not match your prediction.</w:t>
-      </w:r>
-    </w:p>
-    <w:p>
-      <w:r>
+      <w:pPr>
+        <w:pStyle w:val="Heading3"/>
+      </w:pPr>
+      <w:r>
+        <w:t>4. Record honestly</w:t>
+      </w:r>
+    </w:p>
+    <w:p>
+      <w:pPr>
+        <w:spacing w:line="336" w:lineRule="auto" w:after="180"/>
+        <w:shd w:fill="F4F9FC"/>
+      </w:pPr>
+      <w:r>
+        <w:rPr>
+          <w:b w:val="0"/>
+        </w:rPr>
+        <w:t xml:space="preserve">Record what happened—even when it does not match your </w:t>
+      </w:r>
+      <w:r>
+        <w:rPr>
+          <w:b/>
+        </w:rPr>
+        <w:t>prediction</w:t>
+      </w:r>
+      <w:r>
+        <w:rPr>
+          <w:b w:val="0"/>
+        </w:rPr>
+        <w:t>.</w:t>
+      </w:r>
+    </w:p>
+    <w:p>
+      <w:pPr>
+        <w:pStyle w:val="Heading3"/>
+      </w:pPr>
+      <w:r>
+        <w:t>5. Explain and plan the next test</w:t>
+      </w:r>
+    </w:p>
+    <w:p>
+      <w:pPr>
+        <w:spacing w:line="336" w:lineRule="auto" w:after="180"/>
+        <w:shd w:fill="F4F9FC"/>
+      </w:pPr>
+      <w:r>
+        <w:rPr>
+          <w:b w:val="0"/>
+        </w:rPr>
         <w:t>Explain the result, one limitation, and the next useful test.</w:t>
       </w:r>
     </w:p>
     <w:p>
-      <w:r>
+      <w:pPr>
+        <w:pStyle w:val="Heading3"/>
+      </w:pPr>
+      <w:r>
+        <w:t>Use a fresh case after support</w:t>
+      </w:r>
+    </w:p>
+    <w:p>
+      <w:pPr>
+        <w:spacing w:line="336" w:lineRule="auto" w:after="180"/>
+        <w:shd w:fill="FFF5E6"/>
+      </w:pPr>
+      <w:r>
+        <w:rPr>
+          <w:b w:val="0"/>
+        </w:rPr>
         <w:t>INDEPENDENCE After support is removed, repeat the proof with a fresh case.</w:t>
       </w:r>
     </w:p>
@@ -1797,8 +3783,25 @@
       </w:r>
     </w:p>
     <w:p>
-      <w:r>
-        <w:t>Use the concrete case as the shared normal case and the independent question as a second case. Each pair creates a boundary or missing-information case and predicts its result before testing. Keep the expected result separate from an observed mistake.</w:t>
+      <w:pPr>
+        <w:spacing w:line="336" w:lineRule="auto" w:after="180"/>
+      </w:pPr>
+      <w:r>
+        <w:rPr>
+          <w:b w:val="0"/>
+        </w:rPr>
+        <w:t>Use the concrete case as the shared normal case and the independent question as a second case. Each pair creates a boundary or missing-information case and predicts its result before testing.</w:t>
+      </w:r>
+    </w:p>
+    <w:p>
+      <w:pPr>
+        <w:spacing w:line="336" w:lineRule="auto" w:after="180"/>
+      </w:pPr>
+      <w:r>
+        <w:rPr>
+          <w:b w:val="0"/>
+        </w:rPr>
+        <w:t>Keep the expected result separate from an observed mistake.</w:t>
       </w:r>
     </w:p>
     <w:tbl>
@@ -1956,13 +3959,45 @@
       </w:r>
     </w:p>
     <w:p>
-      <w:r>
+      <w:pPr>
+        <w:pStyle w:val="Heading3"/>
+      </w:pPr>
+      <w:r>
+        <w:t>Find the unsupported claim</w:t>
+      </w:r>
+    </w:p>
+    <w:p>
+      <w:pPr>
+        <w:spacing w:line="336" w:lineRule="auto" w:after="180"/>
+        <w:shd w:fill="F5F1FB"/>
+      </w:pPr>
+      <w:r>
+        <w:rPr>
+          <w:b w:val="0"/>
+        </w:rPr>
         <w:t>CLAIM TO REPAIR More than three includes three.</w:t>
       </w:r>
     </w:p>
     <w:p>
-      <w:r>
-        <w:t>For guessing, return to given facts and request a trace. For vocabulary without application, use one example and one non-example. For arithmetic errors, check the setup before the calculation. Finish with a different uncoached case before recording mastery.</w:t>
+      <w:pPr>
+        <w:spacing w:line="336" w:lineRule="auto" w:after="180"/>
+      </w:pPr>
+      <w:r>
+        <w:rPr>
+          <w:b w:val="0"/>
+        </w:rPr>
+        <w:t>For guessing, return to given facts and request a trace. For vocabulary without application, use one example and one non-example. For arithmetic errors, check the setup before the calculation.</w:t>
+      </w:r>
+    </w:p>
+    <w:p>
+      <w:pPr>
+        <w:spacing w:line="336" w:lineRule="auto" w:after="180"/>
+      </w:pPr>
+      <w:r>
+        <w:rPr>
+          <w:b w:val="0"/>
+        </w:rPr>
+        <w:t>Finish with a different uncoached case before recording mastery.</w:t>
       </w:r>
     </w:p>
     <w:p>
@@ -1974,23 +4009,107 @@
       </w:r>
     </w:p>
     <w:p>
-      <w:r>
-        <w:t>The condition reads the starting value: Trace the initial add-2 instruction first and circle its result before evaluating the comparison.</w:t>
-      </w:r>
-    </w:p>
-    <w:p>
-      <w:r>
+      <w:pPr>
+        <w:spacing w:line="336" w:lineRule="auto" w:after="180"/>
+      </w:pPr>
+      <w:r>
+        <w:rPr>
+          <w:b w:val="0"/>
+        </w:rPr>
+        <w:t xml:space="preserve">The </w:t>
+      </w:r>
+      <w:r>
+        <w:rPr>
+          <w:b/>
+        </w:rPr>
+        <w:t>condition</w:t>
+      </w:r>
+      <w:r>
+        <w:rPr>
+          <w:b w:val="0"/>
+        </w:rPr>
+        <w:t xml:space="preserve"> reads the starting value: Trace the initial add-2 instruction first and circle its result before evaluating the comparison.</w:t>
+      </w:r>
+    </w:p>
+    <w:p>
+      <w:pPr>
+        <w:spacing w:line="336" w:lineRule="auto" w:after="180"/>
+      </w:pPr>
+      <w:r>
+        <w:rPr>
+          <w:b w:val="0"/>
+        </w:rPr>
         <w:t>At least means strictly above: Put 6 on the boundary and read at least as 6 or more. Compare its true result with above 6, which is false.</w:t>
       </w:r>
     </w:p>
     <w:p>
-      <w:r>
-        <w:t>Crossing the threshold runs the other branch: Follow the chosen branch to report and stop. A second test must be explicitly written; it is not implied by the new value.</w:t>
-      </w:r>
-    </w:p>
-    <w:p>
-      <w:r>
-        <w:t>An unknown value makes the test false: Show that the unreadable value could be 5 or 6. Different possibilities select different branches, so the exercise requires a pause and clarification.</w:t>
+      <w:pPr>
+        <w:spacing w:line="336" w:lineRule="auto" w:after="180"/>
+      </w:pPr>
+      <w:r>
+        <w:rPr>
+          <w:b w:val="0"/>
+        </w:rPr>
+        <w:t xml:space="preserve">Crossing the </w:t>
+      </w:r>
+      <w:r>
+        <w:rPr>
+          <w:b/>
+        </w:rPr>
+        <w:t>threshold</w:t>
+      </w:r>
+      <w:r>
+        <w:rPr>
+          <w:b w:val="0"/>
+        </w:rPr>
+        <w:t xml:space="preserve"> runs the other </w:t>
+      </w:r>
+      <w:r>
+        <w:rPr>
+          <w:b/>
+        </w:rPr>
+        <w:t>branch</w:t>
+      </w:r>
+      <w:r>
+        <w:rPr>
+          <w:b w:val="0"/>
+        </w:rPr>
+        <w:t xml:space="preserve">: Follow the chosen </w:t>
+      </w:r>
+      <w:r>
+        <w:rPr>
+          <w:b/>
+        </w:rPr>
+        <w:t>branch</w:t>
+      </w:r>
+      <w:r>
+        <w:rPr>
+          <w:b w:val="0"/>
+        </w:rPr>
+        <w:t xml:space="preserve"> to report and stop. A second test must be explicitly written; it is not implied by the new value.</w:t>
+      </w:r>
+    </w:p>
+    <w:p>
+      <w:pPr>
+        <w:spacing w:line="336" w:lineRule="auto" w:after="180"/>
+      </w:pPr>
+      <w:r>
+        <w:rPr>
+          <w:b w:val="0"/>
+        </w:rPr>
+        <w:t xml:space="preserve">An unknown value makes the test false: Show that the unreadable value could be 5 or 6. Different possibilities select different </w:t>
+      </w:r>
+      <w:r>
+        <w:rPr>
+          <w:b/>
+        </w:rPr>
+        <w:t>branch</w:t>
+      </w:r>
+      <w:r>
+        <w:rPr>
+          <w:b w:val="0"/>
+        </w:rPr>
+        <w:t>es, so the exercise requires a pause and clarification.</w:t>
       </w:r>
     </w:p>
     <w:p>
@@ -2148,8 +4267,25 @@
       </w:tr>
     </w:tbl>
     <w:p>
-      <w:r>
-        <w:t>Offer an oral explanation, drawing, enlarged visual or fewer examples when that removes a reading/writing barrier. Keep the same reasoning goal. Stretch secure learners by changing a boundary or assumption and asking them to defend the effect, not simply by assigning more of the same questions.</w:t>
+      <w:pPr>
+        <w:spacing w:line="336" w:lineRule="auto" w:after="180"/>
+      </w:pPr>
+      <w:r>
+        <w:rPr>
+          <w:b w:val="0"/>
+        </w:rPr>
+        <w:t>Offer an oral explanation, drawing, enlarged visual or fewer examples when that removes a reading/writing barrier. Keep the same reasoning goal.</w:t>
+      </w:r>
+    </w:p>
+    <w:p>
+      <w:pPr>
+        <w:spacing w:line="336" w:lineRule="auto" w:after="180"/>
+      </w:pPr>
+      <w:r>
+        <w:rPr>
+          <w:b w:val="0"/>
+        </w:rPr>
+        <w:t>Stretch secure learners by changing a boundary or assumption and asking them to defend the effect, not simply by assigning more of the same questions.</w:t>
       </w:r>
     </w:p>
     <w:p>
@@ -2161,11 +4297,16 @@
       </w:r>
     </w:p>
     <w:p>
+      <w:r>
+        <w:t>Use the If/Then Decisions questions, teacher keys and criteria after the relevant attempts. Previously discussed cases are practice; protect the separately selected independent task.</w:t>
+      </w:r>
+    </w:p>
+    <w:p>
       <w:pPr>
         <w:pStyle w:val="Heading3"/>
       </w:pPr>
       <w:r>
-        <w:t>Assess and explain the answers</w:t>
+        <w:t>Worked case answer</w:t>
       </w:r>
     </w:p>
     <w:p>
@@ -2173,11 +4314,18 @@
         <w:pStyle w:val="Heading3"/>
       </w:pPr>
       <w:r>
-        <w:t>Worked case answer</w:t>
-      </w:r>
-    </w:p>
-    <w:p>
-      <w:r>
+        <w:t>Teacher key · Worked case answer</w:t>
+      </w:r>
+    </w:p>
+    <w:p>
+      <w:pPr>
+        <w:spacing w:line="336" w:lineRule="auto" w:after="180"/>
+        <w:shd w:fill="F1F6FC"/>
+      </w:pPr>
+      <w:r>
+        <w:rPr>
+          <w:b w:val="0"/>
+        </w:rPr>
         <w:t>Star and mixed cards go to A because both have a star. The circle goes to B. The test is has a star, not has only a star.</w:t>
       </w:r>
     </w:p>
@@ -2190,7 +4338,22 @@
       </w:r>
     </w:p>
     <w:p>
-      <w:r>
+      <w:pPr>
+        <w:pStyle w:val="Heading3"/>
+      </w:pPr>
+      <w:r>
+        <w:t>Independent question · withhold the key</w:t>
+      </w:r>
+    </w:p>
+    <w:p>
+      <w:pPr>
+        <w:spacing w:line="336" w:lineRule="auto" w:after="180"/>
+        <w:shd w:fill="F5F1FB"/>
+      </w:pPr>
+      <w:r>
+        <w:rPr>
+          <w:b w:val="0"/>
+        </w:rPr>
         <w:t>Use this exact rule: if a card has more than three dots, place it in tray A; otherwise use tray B. Trace cards with 2, 3 and 4 dots.</w:t>
       </w:r>
     </w:p>
@@ -2203,8 +4366,35 @@
       </w:r>
     </w:p>
     <w:p>
-      <w:r>
-        <w:t>Two and three dots go to B; four goes to A. More than three excludes three. The boundary case reveals whether the condition was read precisely.</w:t>
+      <w:pPr>
+        <w:pStyle w:val="Heading3"/>
+      </w:pPr>
+      <w:r>
+        <w:t>Teacher key · Expected independent answer</w:t>
+      </w:r>
+    </w:p>
+    <w:p>
+      <w:pPr>
+        <w:spacing w:line="336" w:lineRule="auto" w:after="180"/>
+        <w:shd w:fill="F1F6FC"/>
+      </w:pPr>
+      <w:r>
+        <w:rPr>
+          <w:b w:val="0"/>
+        </w:rPr>
+        <w:t xml:space="preserve">Two and three dots go to B; four goes to A. More than three excludes three. The boundary case reveals whether the </w:t>
+      </w:r>
+      <w:r>
+        <w:rPr>
+          <w:b/>
+        </w:rPr>
+        <w:t>condition</w:t>
+      </w:r>
+      <w:r>
+        <w:rPr>
+          <w:b w:val="0"/>
+        </w:rPr>
+        <w:t xml:space="preserve"> was read precisely.</w:t>
       </w:r>
     </w:p>
     <w:p>
@@ -2442,8 +4632,37 @@
       </w:tr>
     </w:tbl>
     <w:p>
-      <w:r>
-        <w:t>Use 6/8 as a classroom checkpoint, with 2 required for both Result and Reasoning. This is a proposed teaching rule, not a validated certification threshold. Do not count a coached answer as independent mastery; correct unsafe or unsupported claims regardless of total.</w:t>
+      <w:pPr>
+        <w:spacing w:line="336" w:lineRule="auto" w:after="180"/>
+      </w:pPr>
+      <w:r>
+        <w:rPr>
+          <w:b w:val="0"/>
+        </w:rPr>
+        <w:t xml:space="preserve">Use 6/8 as a classroom checkpoint, with 2 required for both Result and Reasoning. This is a proposed teaching rule, not a validated certification </w:t>
+      </w:r>
+      <w:r>
+        <w:rPr>
+          <w:b/>
+        </w:rPr>
+        <w:t>threshold</w:t>
+      </w:r>
+      <w:r>
+        <w:rPr>
+          <w:b w:val="0"/>
+        </w:rPr>
+        <w:t>.</w:t>
+      </w:r>
+    </w:p>
+    <w:p>
+      <w:pPr>
+        <w:spacing w:line="336" w:lineRule="auto" w:after="180"/>
+      </w:pPr>
+      <w:r>
+        <w:rPr>
+          <w:b w:val="0"/>
+        </w:rPr>
+        <w:t>Do not count a coached answer as independent mastery; correct unsafe or unsupported claims regardless of total.</w:t>
       </w:r>
     </w:p>
     <w:p>
@@ -2455,8 +4674,26 @@
       </w:r>
     </w:p>
     <w:p>
-      <w:r>
-        <w:t>Ask the learner to find the evidence that challenges this claim: “More than three includes three.” Keep the first attempt and an uncoached retry separate.</w:t>
+      <w:pPr>
+        <w:spacing w:line="336" w:lineRule="auto" w:after="180"/>
+      </w:pPr>
+      <w:r>
+        <w:rPr>
+          <w:b w:val="0"/>
+        </w:rPr>
+        <w:t xml:space="preserve">Ask the learner to find the </w:t>
+      </w:r>
+      <w:r>
+        <w:rPr>
+          <w:b/>
+        </w:rPr>
+        <w:t>evidence</w:t>
+      </w:r>
+      <w:r>
+        <w:rPr>
+          <w:b w:val="0"/>
+        </w:rPr>
+        <w:t xml:space="preserve"> that challenges this claim: “More than three includes three.” Keep the first attempt and an uncoached retry separate.</w:t>
       </w:r>
     </w:p>
     <w:p>
@@ -2468,15 +4705,54 @@
       </w:r>
     </w:p>
     <w:p>
-      <w:r>
-        <w:t>With AND only ticket=yes/adult=yes is admitted. With OR the two mixed cases are also admitted; no/no is still refused. AND requires both conditions, whereas OR requires at least one. The policy must be chosen before judging the code.</w:t>
-      </w:r>
-    </w:p>
-    <w:p>
       <w:pPr>
         <w:pStyle w:val="Heading3"/>
       </w:pPr>
       <w:r>
+        <w:t>Teacher key · Original transfer answer</w:t>
+      </w:r>
+    </w:p>
+    <w:p>
+      <w:pPr>
+        <w:spacing w:line="336" w:lineRule="auto" w:after="180"/>
+        <w:shd w:fill="F1F6FC"/>
+      </w:pPr>
+      <w:r>
+        <w:rPr>
+          <w:b w:val="0"/>
+        </w:rPr>
+        <w:t xml:space="preserve">With AND only ticket=yes/adult=yes is admitted. With OR the two mixed cases are also admitted; no/no is still refused. AND requires both </w:t>
+      </w:r>
+      <w:r>
+        <w:rPr>
+          <w:b/>
+        </w:rPr>
+        <w:t>condition</w:t>
+      </w:r>
+      <w:r>
+        <w:rPr>
+          <w:b w:val="0"/>
+        </w:rPr>
+        <w:t>s, whereas OR requires at least one.</w:t>
+      </w:r>
+    </w:p>
+    <w:p>
+      <w:pPr>
+        <w:spacing w:line="336" w:lineRule="auto" w:after="180"/>
+        <w:shd w:fill="F1F6FC"/>
+      </w:pPr>
+      <w:r>
+        <w:rPr>
+          <w:b w:val="0"/>
+        </w:rPr>
+        <w:t>The policy must be chosen before judging the code.</w:t>
+      </w:r>
+    </w:p>
+    <w:p>
+      <w:pPr>
+        <w:pStyle w:val="Heading3"/>
+      </w:pPr>
+      <w:r>
         <w:t>Explanations for the additional workbook examples</w:t>
       </w:r>
     </w:p>
@@ -2489,111 +4765,567 @@
       </w:r>
     </w:p>
     <w:p>
-      <w:r>
-        <w:t>Use the paper-game procedure: add 2 to score; if score is at least 6 subtract 3, otherwise add 4; report and stop. Start at 2, then make a separate run starting at 5. For each run record the value at the condition, its true or false result, the branch and the final score.</w:t>
-      </w:r>
-    </w:p>
-    <w:p>
-      <w:r>
-        <w:t>Start 2: after adding 2 score is 4; at least 6 is false; add 4 and report 8. Start 5: after adding 2 score is 7; at least 6 is true; subtract 3 and report 4. Each run starts fresh and executes only its selected branch.</w:t>
-      </w:r>
-    </w:p>
-    <w:p>
       <w:pPr>
         <w:pStyle w:val="Heading3"/>
       </w:pPr>
       <w:r>
+        <w:t>Workbook question · W1</w:t>
+      </w:r>
+    </w:p>
+    <w:p>
+      <w:pPr>
+        <w:spacing w:line="336" w:lineRule="auto" w:after="180"/>
+        <w:shd w:fill="F5F1FB"/>
+      </w:pPr>
+      <w:r>
+        <w:rPr>
+          <w:b w:val="0"/>
+        </w:rPr>
+        <w:t>Use the paper-game procedure: add 2 to score; if score is at least 6 subtract 3, otherwise add 4; report and stop. Start at 2, then make a separate run starting at 5.</w:t>
+      </w:r>
+    </w:p>
+    <w:p>
+      <w:pPr>
+        <w:spacing w:line="336" w:lineRule="auto" w:after="180"/>
+        <w:shd w:fill="F5F1FB"/>
+      </w:pPr>
+      <w:r>
+        <w:rPr>
+          <w:b w:val="0"/>
+        </w:rPr>
+        <w:t xml:space="preserve">For each run record the value at the </w:t>
+      </w:r>
+      <w:r>
+        <w:rPr>
+          <w:b/>
+        </w:rPr>
+        <w:t>condition</w:t>
+      </w:r>
+      <w:r>
+        <w:rPr>
+          <w:b w:val="0"/>
+        </w:rPr>
+        <w:t xml:space="preserve">, its true or false result, the </w:t>
+      </w:r>
+      <w:r>
+        <w:rPr>
+          <w:b/>
+        </w:rPr>
+        <w:t>branch</w:t>
+      </w:r>
+      <w:r>
+        <w:rPr>
+          <w:b w:val="0"/>
+        </w:rPr>
+        <w:t xml:space="preserve"> and the final score.</w:t>
+      </w:r>
+    </w:p>
+    <w:p>
+      <w:pPr>
+        <w:pStyle w:val="Heading3"/>
+      </w:pPr>
+      <w:r>
+        <w:t>Teacher reasoning · W1</w:t>
+      </w:r>
+    </w:p>
+    <w:p>
+      <w:pPr>
+        <w:spacing w:line="336" w:lineRule="auto" w:after="180"/>
+        <w:shd w:fill="F1F6FC"/>
+      </w:pPr>
+      <w:r>
+        <w:rPr>
+          <w:b w:val="0"/>
+        </w:rPr>
+        <w:t xml:space="preserve">Start 2: after adding 2 score is 4; at least 6 is false; add 4 and report 8. Start 5: after adding 2 score is 7; at least 6 is true; subtract 3 and report 4. Each run starts fresh and executes only its selected </w:t>
+      </w:r>
+      <w:r>
+        <w:rPr>
+          <w:b/>
+        </w:rPr>
+        <w:t>branch</w:t>
+      </w:r>
+      <w:r>
+        <w:rPr>
+          <w:b w:val="0"/>
+        </w:rPr>
+        <w:t>.</w:t>
+      </w:r>
+    </w:p>
+    <w:p>
+      <w:pPr>
+        <w:pStyle w:val="Heading3"/>
+      </w:pPr>
+      <w:r>
         <w:t>W2 Read four boundary phrases</w:t>
       </w:r>
     </w:p>
     <w:p>
-      <w:r>
-        <w:t>The known value at a condition is exactly 6. Decide whether each test is true or false: at least 6; above 6; at most 6; below 6. Explain which phrases include equality. Then name one value below and one value above 6 for neighbouring tests.</w:t>
-      </w:r>
-    </w:p>
-    <w:p>
-      <w:r>
-        <w:t>At least 6 is true, above 6 is false, at most 6 is true, and below 6 is false. At least and at most include equality; above and below are strict. The nearest whole-number neighbours are 5 and 7; other correctly identified lower and higher values are valid but are less close to the boundary.</w:t>
-      </w:r>
-    </w:p>
-    <w:p>
       <w:pPr>
         <w:pStyle w:val="Heading3"/>
       </w:pPr>
       <w:r>
+        <w:t>Workbook question · W2</w:t>
+      </w:r>
+    </w:p>
+    <w:p>
+      <w:pPr>
+        <w:spacing w:line="336" w:lineRule="auto" w:after="180"/>
+        <w:shd w:fill="F5F1FB"/>
+      </w:pPr>
+      <w:r>
+        <w:rPr>
+          <w:b w:val="0"/>
+        </w:rPr>
+        <w:t xml:space="preserve">The known value at a </w:t>
+      </w:r>
+      <w:r>
+        <w:rPr>
+          <w:b/>
+        </w:rPr>
+        <w:t>condition</w:t>
+      </w:r>
+      <w:r>
+        <w:rPr>
+          <w:b w:val="0"/>
+        </w:rPr>
+        <w:t xml:space="preserve"> is exactly 6. Decide whether each test is true or false: at least 6; above 6; at most 6; below 6. Explain which phrases include equality.</w:t>
+      </w:r>
+    </w:p>
+    <w:p>
+      <w:pPr>
+        <w:spacing w:line="336" w:lineRule="auto" w:after="180"/>
+        <w:shd w:fill="F5F1FB"/>
+      </w:pPr>
+      <w:r>
+        <w:rPr>
+          <w:b w:val="0"/>
+        </w:rPr>
+        <w:t>Then name one value below and one value above 6 for neighbouring tests.</w:t>
+      </w:r>
+    </w:p>
+    <w:p>
+      <w:pPr>
+        <w:pStyle w:val="Heading3"/>
+      </w:pPr>
+      <w:r>
+        <w:t>Teacher reasoning · W2</w:t>
+      </w:r>
+    </w:p>
+    <w:p>
+      <w:pPr>
+        <w:spacing w:line="336" w:lineRule="auto" w:after="180"/>
+        <w:shd w:fill="F1F6FC"/>
+      </w:pPr>
+      <w:r>
+        <w:rPr>
+          <w:b w:val="0"/>
+        </w:rPr>
+        <w:t>At least 6 is true, above 6 is false, at most 6 is true, and below 6 is false. At least and at most include equality; above and below are strict.</w:t>
+      </w:r>
+    </w:p>
+    <w:p>
+      <w:pPr>
+        <w:spacing w:line="336" w:lineRule="auto" w:after="180"/>
+        <w:shd w:fill="F1F6FC"/>
+      </w:pPr>
+      <w:r>
+        <w:rPr>
+          <w:b w:val="0"/>
+        </w:rPr>
+        <w:t>The nearest whole-number neighbours are 5 and 7; other correctly identified lower and higher values are valid but are less close to the boundary.</w:t>
+      </w:r>
+    </w:p>
+    <w:p>
+      <w:pPr>
+        <w:pStyle w:val="Heading3"/>
+      </w:pPr>
+      <w:r>
         <w:t>W3 Stop after the selected branch</w:t>
       </w:r>
     </w:p>
     <w:p>
-      <w:r>
-        <w:t>In a separate decision the current score is 4. If score is at least 5 subtract 2; otherwise add 3; report and stop. A learner adds 3 to get 7, then subtracts 2 because 7 is now at least 5, and reports 5. Identify the extra action and give the correct trace and result.</w:t>
-      </w:r>
-    </w:p>
-    <w:p>
-      <w:r>
-        <w:t>The condition at score 4 is false, so only the otherwise branch runs. Add 3 to get 7, then report 7 and stop. The extra subtraction incorrectly runs the other branch after the decision. Crossing the threshold does not repeat the test in this if/else procedure.</w:t>
-      </w:r>
-    </w:p>
-    <w:p>
       <w:pPr>
         <w:pStyle w:val="Heading3"/>
       </w:pPr>
       <w:r>
+        <w:t>Workbook question · W3</w:t>
+      </w:r>
+    </w:p>
+    <w:p>
+      <w:pPr>
+        <w:spacing w:line="336" w:lineRule="auto" w:after="180"/>
+        <w:shd w:fill="F5F1FB"/>
+      </w:pPr>
+      <w:r>
+        <w:rPr>
+          <w:b w:val="0"/>
+        </w:rPr>
+        <w:t>In a separate decision the current score is 4. If score is at least 5 subtract 2; otherwise add 3; report and stop. A learner adds 3 to get 7, then subtracts 2 because 7 is now at least 5, and reports 5.</w:t>
+      </w:r>
+    </w:p>
+    <w:p>
+      <w:pPr>
+        <w:spacing w:line="336" w:lineRule="auto" w:after="180"/>
+        <w:shd w:fill="F5F1FB"/>
+      </w:pPr>
+      <w:r>
+        <w:rPr>
+          <w:b w:val="0"/>
+        </w:rPr>
+        <w:t>Identify the extra action and give the correct trace and result.</w:t>
+      </w:r>
+    </w:p>
+    <w:p>
+      <w:pPr>
+        <w:pStyle w:val="Heading3"/>
+      </w:pPr>
+      <w:r>
+        <w:t>Teacher reasoning · W3</w:t>
+      </w:r>
+    </w:p>
+    <w:p>
+      <w:pPr>
+        <w:spacing w:line="336" w:lineRule="auto" w:after="180"/>
+        <w:shd w:fill="F1F6FC"/>
+      </w:pPr>
+      <w:r>
+        <w:rPr>
+          <w:b w:val="0"/>
+        </w:rPr>
+        <w:t xml:space="preserve">The </w:t>
+      </w:r>
+      <w:r>
+        <w:rPr>
+          <w:b/>
+        </w:rPr>
+        <w:t>condition</w:t>
+      </w:r>
+      <w:r>
+        <w:rPr>
+          <w:b w:val="0"/>
+        </w:rPr>
+        <w:t xml:space="preserve"> at score 4 is false, so only the otherwise </w:t>
+      </w:r>
+      <w:r>
+        <w:rPr>
+          <w:b/>
+        </w:rPr>
+        <w:t>branch</w:t>
+      </w:r>
+      <w:r>
+        <w:rPr>
+          <w:b w:val="0"/>
+        </w:rPr>
+        <w:t xml:space="preserve"> runs. Add 3 to get 7, then report 7 and stop. The extra subtraction incorrectly runs the other </w:t>
+      </w:r>
+      <w:r>
+        <w:rPr>
+          <w:b/>
+        </w:rPr>
+        <w:t>branch</w:t>
+      </w:r>
+      <w:r>
+        <w:rPr>
+          <w:b w:val="0"/>
+        </w:rPr>
+        <w:t xml:space="preserve"> after the decision.</w:t>
+      </w:r>
+    </w:p>
+    <w:p>
+      <w:pPr>
+        <w:spacing w:line="336" w:lineRule="auto" w:after="180"/>
+        <w:shd w:fill="F1F6FC"/>
+      </w:pPr>
+      <w:r>
+        <w:rPr>
+          <w:b w:val="0"/>
+        </w:rPr>
+        <w:t xml:space="preserve">Crossing the </w:t>
+      </w:r>
+      <w:r>
+        <w:rPr>
+          <w:b/>
+        </w:rPr>
+        <w:t>threshold</w:t>
+      </w:r>
+      <w:r>
+        <w:rPr>
+          <w:b w:val="0"/>
+        </w:rPr>
+        <w:t xml:space="preserve"> does not repeat the test in this if/</w:t>
+      </w:r>
+      <w:r>
+        <w:rPr>
+          <w:b/>
+        </w:rPr>
+        <w:t>else</w:t>
+      </w:r>
+      <w:r>
+        <w:rPr>
+          <w:b w:val="0"/>
+        </w:rPr>
+        <w:t xml:space="preserve"> procedure.</w:t>
+      </w:r>
+    </w:p>
+    <w:p>
+      <w:pPr>
+        <w:pStyle w:val="Heading3"/>
+      </w:pPr>
+      <w:r>
         <w:t>W4 Transfer the method to a new display</w:t>
       </w:r>
     </w:p>
     <w:p>
-      <w:r>
-        <w:t>A paper brightness display adds 3 to its starting number. If the current brightness is at most 7, subtract 2; otherwise add 1. Report and stop. Trace separate runs from starting values 3, 4 and 5. Identify the run that tests equality. Then show how its result changes if at most 7 is accidentally written as below 7.</w:t>
-      </w:r>
-    </w:p>
-    <w:p>
-      <w:r>
-        <w:t>Start 3: 6 at the test, true, subtract 2, report 4. Start 4: 7 at the test, true, subtract 2, report 5. Start 5: 8 at the test, false, add 1, report 9. Starting at 4 tests equality. With below 7, the current 7 fails, so add 1 and report 8 instead of 5. All three runs use current values after adding 3.</w:t>
-      </w:r>
-    </w:p>
-    <w:p>
       <w:pPr>
         <w:pStyle w:val="Heading3"/>
       </w:pPr>
       <w:r>
+        <w:t>Workbook question · W4</w:t>
+      </w:r>
+    </w:p>
+    <w:p>
+      <w:pPr>
+        <w:spacing w:line="336" w:lineRule="auto" w:after="180"/>
+        <w:shd w:fill="F5F1FB"/>
+      </w:pPr>
+      <w:r>
+        <w:rPr>
+          <w:b w:val="0"/>
+        </w:rPr>
+        <w:t>A paper brightness display adds 3 to its starting number. If the current brightness is at most 7, subtract 2; otherwise add 1. Report and stop. Trace separate runs from starting values 3, 4 and 5.</w:t>
+      </w:r>
+    </w:p>
+    <w:p>
+      <w:pPr>
+        <w:spacing w:line="336" w:lineRule="auto" w:after="180"/>
+        <w:shd w:fill="F5F1FB"/>
+      </w:pPr>
+      <w:r>
+        <w:rPr>
+          <w:b w:val="0"/>
+        </w:rPr>
+        <w:t>Identify the run that tests equality. Then show how its result changes if at most 7 is accidentally written as below 7.</w:t>
+      </w:r>
+    </w:p>
+    <w:p>
+      <w:pPr>
+        <w:pStyle w:val="Heading3"/>
+      </w:pPr>
+      <w:r>
+        <w:t>Teacher reasoning · W4</w:t>
+      </w:r>
+    </w:p>
+    <w:p>
+      <w:pPr>
+        <w:spacing w:line="336" w:lineRule="auto" w:after="180"/>
+        <w:shd w:fill="F1F6FC"/>
+      </w:pPr>
+      <w:r>
+        <w:rPr>
+          <w:b w:val="0"/>
+        </w:rPr>
+        <w:t>Start 3: 6 at the test, true, subtract 2, report 4. Start 4: 7 at the test, true, subtract 2, report 5. Start 5: 8 at the test, false, add 1, report 9. Starting at 4 tests equality.</w:t>
+      </w:r>
+    </w:p>
+    <w:p>
+      <w:pPr>
+        <w:spacing w:line="336" w:lineRule="auto" w:after="180"/>
+        <w:shd w:fill="F1F6FC"/>
+      </w:pPr>
+      <w:r>
+        <w:rPr>
+          <w:b w:val="0"/>
+        </w:rPr>
+        <w:t>With below 7, the current 7 fails, so add 1 and report 8 instead of 5. All three runs use current values after adding 3.</w:t>
+      </w:r>
+    </w:p>
+    <w:p>
+      <w:pPr>
+        <w:pStyle w:val="Heading3"/>
+      </w:pPr>
+      <w:r>
         <w:t>W5 Handle an unknown input explicitly</w:t>
       </w:r>
     </w:p>
     <w:p>
-      <w:r>
-        <w:t>The score is unreadable at the at-least-6 test. A helper says the test must be false and takes the otherwise branch. Explain what is unknown and why that choice is unjustified. State the next step required by this paper exercise and give two possible scores that would select different branches.</w:t>
-      </w:r>
-    </w:p>
-    <w:p>
-      <w:r>
-        <w:t>The score value, and therefore the truth of the comparison, is unknown. It could be 5, which selects otherwise, or 6, which selects the true branch. Neither is established by an unreadable value. Pause and request the missing score as specified; do not silently replace it with zero or treat the test as false.</w:t>
-      </w:r>
-    </w:p>
-    <w:p>
       <w:pPr>
         <w:pStyle w:val="Heading3"/>
       </w:pPr>
       <w:r>
+        <w:t>Workbook question · W5</w:t>
+      </w:r>
+    </w:p>
+    <w:p>
+      <w:pPr>
+        <w:spacing w:line="336" w:lineRule="auto" w:after="180"/>
+        <w:shd w:fill="F5F1FB"/>
+      </w:pPr>
+      <w:r>
+        <w:rPr>
+          <w:b w:val="0"/>
+        </w:rPr>
+        <w:t xml:space="preserve">The score is unreadable at the at-least-6 test. A helper says the test must be false and takes the otherwise </w:t>
+      </w:r>
+      <w:r>
+        <w:rPr>
+          <w:b/>
+        </w:rPr>
+        <w:t>branch</w:t>
+      </w:r>
+      <w:r>
+        <w:rPr>
+          <w:b w:val="0"/>
+        </w:rPr>
+        <w:t>. Explain what is unknown and why that choice is unjustified.</w:t>
+      </w:r>
+    </w:p>
+    <w:p>
+      <w:pPr>
+        <w:spacing w:line="336" w:lineRule="auto" w:after="180"/>
+        <w:shd w:fill="F5F1FB"/>
+      </w:pPr>
+      <w:r>
+        <w:rPr>
+          <w:b w:val="0"/>
+        </w:rPr>
+        <w:t xml:space="preserve">State the next step required by this paper exercise and give two possible scores that would select different </w:t>
+      </w:r>
+      <w:r>
+        <w:rPr>
+          <w:b/>
+        </w:rPr>
+        <w:t>branch</w:t>
+      </w:r>
+      <w:r>
+        <w:rPr>
+          <w:b w:val="0"/>
+        </w:rPr>
+        <w:t>es.</w:t>
+      </w:r>
+    </w:p>
+    <w:p>
+      <w:pPr>
+        <w:pStyle w:val="Heading3"/>
+      </w:pPr>
+      <w:r>
+        <w:t>Teacher reasoning · W5</w:t>
+      </w:r>
+    </w:p>
+    <w:p>
+      <w:pPr>
+        <w:spacing w:line="336" w:lineRule="auto" w:after="180"/>
+        <w:shd w:fill="F1F6FC"/>
+      </w:pPr>
+      <w:r>
+        <w:rPr>
+          <w:b w:val="0"/>
+        </w:rPr>
+        <w:t xml:space="preserve">The score value, and therefore the truth of the comparison, is unknown. It could be 5, which selects otherwise, or 6, which selects the true </w:t>
+      </w:r>
+      <w:r>
+        <w:rPr>
+          <w:b/>
+        </w:rPr>
+        <w:t>branch</w:t>
+      </w:r>
+      <w:r>
+        <w:rPr>
+          <w:b w:val="0"/>
+        </w:rPr>
+        <w:t>. Neither is established by an unreadable value.</w:t>
+      </w:r>
+    </w:p>
+    <w:p>
+      <w:pPr>
+        <w:spacing w:line="336" w:lineRule="auto" w:after="180"/>
+        <w:shd w:fill="F1F6FC"/>
+      </w:pPr>
+      <w:r>
+        <w:rPr>
+          <w:b w:val="0"/>
+        </w:rPr>
+        <w:t>Pause and request the missing score as specified; do not silently replace it with zero or treat the test as false.</w:t>
+      </w:r>
+    </w:p>
+    <w:p>
+      <w:pPr>
+        <w:pStyle w:val="Heading3"/>
+      </w:pPr>
+      <w:r>
         <w:t>Assess independent transfer</w:t>
       </w:r>
     </w:p>
     <w:p>
-      <w:r>
-        <w:t>Selected case: A paper brightness display adds 3 to its starting number. If the current brightness is at most 7, subtract 2; otherwise add 1. Report and stop. Trace separate runs from starting values 3, 4 and 5. Identify the run that tests equality. Then show how its result changes if at most 7 is accidentally written as below 7.</w:t>
-      </w:r>
-    </w:p>
-    <w:p>
       <w:pPr>
         <w:pStyle w:val="Heading3"/>
       </w:pPr>
       <w:r>
+        <w:t>Independent question · withhold the key</w:t>
+      </w:r>
+    </w:p>
+    <w:p>
+      <w:pPr>
+        <w:spacing w:line="336" w:lineRule="auto" w:after="180"/>
+        <w:shd w:fill="F5F1FB"/>
+      </w:pPr>
+      <w:r>
+        <w:rPr>
+          <w:b w:val="0"/>
+        </w:rPr>
+        <w:t>Selected case: A paper brightness display adds 3 to its starting number. If the current brightness is at most 7, subtract 2; otherwise add 1. Report and stop. Trace separate runs from starting values 3, 4 and 5.</w:t>
+      </w:r>
+    </w:p>
+    <w:p>
+      <w:pPr>
+        <w:spacing w:line="336" w:lineRule="auto" w:after="180"/>
+        <w:shd w:fill="F5F1FB"/>
+      </w:pPr>
+      <w:r>
+        <w:rPr>
+          <w:b w:val="0"/>
+        </w:rPr>
+        <w:t>Identify the run that tests equality. Then show how its result changes if at most 7 is accidentally written as below 7.</w:t>
+      </w:r>
+    </w:p>
+    <w:p>
+      <w:pPr>
+        <w:pStyle w:val="Heading3"/>
+      </w:pPr>
+      <w:r>
         <w:t>Selected case answer</w:t>
       </w:r>
     </w:p>
     <w:p>
-      <w:r>
-        <w:t>Start 3: 6 at the test, true, subtract 2, report 4. Start 4: 7 at the test, true, subtract 2, report 5. Start 5: 8 at the test, false, add 1, report 9. Starting at 4 tests equality. With below 7, the current 7 fails, so add 1 and report 8 instead of 5. All three runs use current values after adding 3.</w:t>
+      <w:pPr>
+        <w:pStyle w:val="Heading3"/>
+      </w:pPr>
+      <w:r>
+        <w:t>Teacher key · Selected case answer</w:t>
+      </w:r>
+    </w:p>
+    <w:p>
+      <w:pPr>
+        <w:spacing w:line="336" w:lineRule="auto" w:after="180"/>
+        <w:shd w:fill="F1F6FC"/>
+      </w:pPr>
+      <w:r>
+        <w:rPr>
+          <w:b w:val="0"/>
+        </w:rPr>
+        <w:t>Start 3: 6 at the test, true, subtract 2, report 4. Start 4: 7 at the test, true, subtract 2, report 5. Start 5: 8 at the test, false, add 1, report 9. Starting at 4 tests equality.</w:t>
+      </w:r>
+    </w:p>
+    <w:p>
+      <w:pPr>
+        <w:spacing w:line="336" w:lineRule="auto" w:after="180"/>
+        <w:shd w:fill="F1F6FC"/>
+      </w:pPr>
+      <w:r>
+        <w:rPr>
+          <w:b w:val="0"/>
+        </w:rPr>
+        <w:t>With below 7, the current 7 fails, so add 1 and report 8 instead of 5. All three runs use current values after adding 3.</w:t>
       </w:r>
     </w:p>
     <w:tbl>
@@ -2699,21 +5431,77 @@
       </w:tr>
     </w:tbl>
     <w:p>
-      <w:r>
-        <w:t>Record each dimension as not yet, with support, or independent. Accept a valid alternative procedure with a defensible trace. Do not penalise an honestly recorded model failure if the learner correctly explains its evidence and limits.</w:t>
-      </w:r>
-    </w:p>
-    <w:p>
       <w:pPr>
         <w:pStyle w:val="Heading3"/>
       </w:pPr>
       <w:r>
+        <w:t>Teacher key · Selected case answer</w:t>
+      </w:r>
+    </w:p>
+    <w:p>
+      <w:pPr>
+        <w:spacing w:line="336" w:lineRule="auto" w:after="180"/>
+        <w:shd w:fill="F1F6FC"/>
+      </w:pPr>
+      <w:r>
+        <w:rPr>
+          <w:b w:val="0"/>
+        </w:rPr>
+        <w:t>Record each dimension as not yet, with support, or independent. Accept a valid alternative procedure with a defensible trace.</w:t>
+      </w:r>
+    </w:p>
+    <w:p>
+      <w:pPr>
+        <w:spacing w:line="336" w:lineRule="auto" w:after="180"/>
+        <w:shd w:fill="F1F6FC"/>
+      </w:pPr>
+      <w:r>
+        <w:rPr>
+          <w:b w:val="0"/>
+        </w:rPr>
+        <w:t xml:space="preserve">Do not penalise an honestly recorded model failure if the learner correctly explains its </w:t>
+      </w:r>
+      <w:r>
+        <w:rPr>
+          <w:b/>
+        </w:rPr>
+        <w:t>evidence</w:t>
+      </w:r>
+      <w:r>
+        <w:rPr>
+          <w:b w:val="0"/>
+        </w:rPr>
+        <w:t xml:space="preserve"> and limits.</w:t>
+      </w:r>
+    </w:p>
+    <w:p>
+      <w:pPr>
+        <w:pStyle w:val="Heading3"/>
+      </w:pPr>
+      <w:r>
         <w:t>Feedback that the learner uses</w:t>
       </w:r>
     </w:p>
     <w:p>
-      <w:r>
-        <w:t>Name the earliest unsupported step and give one action to repair it. Have the learner make that repair now and explain why. Then assess the relevant skill on a fresh, fully specified case. Confirm it was not previously practised with feedback; solve and check the new case before assigning it. A follow-up design prompt is a starting brief, not automatically an equivalent test.</w:t>
+      <w:pPr>
+        <w:spacing w:line="336" w:lineRule="auto" w:after="180"/>
+      </w:pPr>
+      <w:r>
+        <w:rPr>
+          <w:b w:val="0"/>
+        </w:rPr>
+        <w:t>Name the earliest unsupported step and give one action to repair it. Have the learner make that repair now and explain why. Then assess the relevant skill on a fresh, fully specified case.</w:t>
+      </w:r>
+    </w:p>
+    <w:p>
+      <w:pPr>
+        <w:spacing w:line="336" w:lineRule="auto" w:after="180"/>
+      </w:pPr>
+      <w:r>
+        <w:rPr>
+          <w:b w:val="0"/>
+        </w:rPr>
+        <w:t>Confirm it was not previously practised with feedback; solve and check the new case before assigning it. A follow-up design prompt is a starting brief, not automatically an equivalent test.</w:t>
       </w:r>
     </w:p>
     <w:p>
@@ -2725,11 +5513,86 @@
       </w:r>
     </w:p>
     <w:p>
+      <w:r>
+        <w:t>Connect If/Then Decisions to Helpful Classroom Sorter, adapt support and plan a later changed-case check.</w:t>
+      </w:r>
+    </w:p>
+    <w:p>
       <w:pPr>
         <w:pStyle w:val="Heading3"/>
       </w:pPr>
       <w:r>
-        <w:t>Connect and extend learning</w:t>
+        <w:t>Helpful Classroom Sorter</w:t>
+      </w:r>
+    </w:p>
+    <w:p>
+      <w:pPr>
+        <w:spacing w:line="336" w:lineRule="auto" w:after="180"/>
+      </w:pPr>
+      <w:r>
+        <w:rPr>
+          <w:b w:val="0"/>
+        </w:rPr>
+        <w:t xml:space="preserve">Add one transparent if/then </w:t>
+      </w:r>
+      <w:r>
+        <w:rPr>
+          <w:b/>
+        </w:rPr>
+        <w:t>branch</w:t>
+      </w:r>
+      <w:r>
+        <w:rPr>
+          <w:b w:val="0"/>
+        </w:rPr>
+        <w:t xml:space="preserve"> and one </w:t>
+      </w:r>
+      <w:r>
+        <w:rPr>
+          <w:b/>
+        </w:rPr>
+        <w:t>else</w:t>
+      </w:r>
+      <w:r>
+        <w:rPr>
+          <w:b w:val="0"/>
+        </w:rPr>
+        <w:t xml:space="preserve"> path to the Classroom Sorter.</w:t>
+      </w:r>
+    </w:p>
+    <w:p>
+      <w:pPr>
+        <w:spacing w:line="336" w:lineRule="auto" w:after="180"/>
+      </w:pPr>
+      <w:r>
+        <w:rPr>
+          <w:b w:val="0"/>
+        </w:rPr>
+        <w:t xml:space="preserve">Keep the decision, </w:t>
+      </w:r>
+      <w:r>
+        <w:rPr>
+          <w:b/>
+        </w:rPr>
+        <w:t>input</w:t>
+      </w:r>
+      <w:r>
+        <w:rPr>
+          <w:b w:val="0"/>
+        </w:rPr>
+        <w:t xml:space="preserve">, result, explanation and remaining limitation in the project </w:t>
+      </w:r>
+      <w:r>
+        <w:rPr>
+          <w:b/>
+        </w:rPr>
+        <w:t>evidence</w:t>
+      </w:r>
+      <w:r>
+        <w:rPr>
+          <w:b w:val="0"/>
+        </w:rPr>
+        <w:t xml:space="preserve"> record. Retrieve this record next week rather than restarting the project.</w:t>
       </w:r>
     </w:p>
     <w:p>
@@ -2737,17 +5600,54 @@
         <w:pStyle w:val="Heading3"/>
       </w:pPr>
       <w:r>
-        <w:t>Helpful Classroom Sorter</w:t>
-      </w:r>
-    </w:p>
-    <w:p>
-      <w:r>
-        <w:t>Add one transparent if/then branch and one else path to the Classroom Sorter.</w:t>
-      </w:r>
-    </w:p>
-    <w:p>
-      <w:r>
-        <w:t>Keep the decision, input, result, explanation and remaining limitation in the project evidence record. Retrieve this record next week rather than restarting the project.</w:t>
+        <w:t>Support and stretch</w:t>
+      </w:r>
+    </w:p>
+    <w:p>
+      <w:pPr>
+        <w:spacing w:line="336" w:lineRule="auto" w:after="180"/>
+      </w:pPr>
+      <w:r>
+        <w:rPr>
+          <w:b w:val="0"/>
+        </w:rPr>
+        <w:t xml:space="preserve">Use physical cards, spoken explanations and a three-stage drawing. Read aloud without giving the answer. Stretch: compare two </w:t>
+      </w:r>
+      <w:r>
+        <w:rPr>
+          <w:b/>
+        </w:rPr>
+        <w:t>mechanism</w:t>
+      </w:r>
+      <w:r>
+        <w:rPr>
+          <w:b w:val="0"/>
+        </w:rPr>
+        <w:t xml:space="preserve">s with the same visible </w:t>
+      </w:r>
+      <w:r>
+        <w:rPr>
+          <w:b/>
+        </w:rPr>
+        <w:t>output</w:t>
+      </w:r>
+      <w:r>
+        <w:rPr>
+          <w:b w:val="0"/>
+        </w:rPr>
+        <w:t xml:space="preserve"> and explain what </w:t>
+      </w:r>
+      <w:r>
+        <w:rPr>
+          <w:b/>
+        </w:rPr>
+        <w:t>evidence</w:t>
+      </w:r>
+      <w:r>
+        <w:rPr>
+          <w:b w:val="0"/>
+        </w:rPr>
+        <w:t xml:space="preserve"> distinguishes them.</w:t>
       </w:r>
     </w:p>
     <w:p>
@@ -2755,12 +5655,30 @@
         <w:pStyle w:val="Heading3"/>
       </w:pPr>
       <w:r>
-        <w:t>Support and stretch</w:t>
-      </w:r>
-    </w:p>
-    <w:p>
-      <w:r>
-        <w:t>Use physical cards, spoken explanations and a three-stage drawing. Read aloud without giving the answer. Stretch: compare two mechanisms with the same visible output and explain what evidence distinguishes them.</w:t>
+        <w:t>Exit reflection</w:t>
+      </w:r>
+    </w:p>
+    <w:p>
+      <w:pPr>
+        <w:spacing w:line="336" w:lineRule="auto" w:after="180"/>
+      </w:pPr>
+      <w:r>
+        <w:rPr>
+          <w:b w:val="0"/>
+        </w:rPr>
+        <w:t xml:space="preserve">Ask for one decision the learner can now justify and one situation requiring more </w:t>
+      </w:r>
+      <w:r>
+        <w:rPr>
+          <w:b/>
+        </w:rPr>
+        <w:t>evidence</w:t>
+      </w:r>
+      <w:r>
+        <w:rPr>
+          <w:b w:val="0"/>
+        </w:rPr>
+        <w:t xml:space="preserve"> or human review. Confidence ratings are separate from correct independent performance.</w:t>
       </w:r>
     </w:p>
     <w:p>
@@ -2768,12 +5686,30 @@
         <w:pStyle w:val="Heading3"/>
       </w:pPr>
       <w:r>
-        <w:t>Exit reflection</w:t>
-      </w:r>
-    </w:p>
-    <w:p>
-      <w:r>
-        <w:t>Ask for one decision the learner can now justify and one situation requiring more evidence or human review. Confidence ratings are separate from correct independent performance.</w:t>
+        <w:t>Bridge to the next week</w:t>
+      </w:r>
+    </w:p>
+    <w:p>
+      <w:pPr>
+        <w:spacing w:line="336" w:lineRule="auto" w:after="180"/>
+      </w:pPr>
+      <w:r>
+        <w:rPr>
+          <w:b w:val="0"/>
+        </w:rPr>
+        <w:t xml:space="preserve">Next: Week 11: Repeating Efficiently. Retrieve today’s </w:t>
+      </w:r>
+      <w:r>
+        <w:rPr>
+          <w:b/>
+        </w:rPr>
+        <w:t>evidence</w:t>
+      </w:r>
+      <w:r>
+        <w:rPr>
+          <w:b w:val="0"/>
+        </w:rPr>
+        <w:t xml:space="preserve"> and identify what carries forward and what is new.</w:t>
       </w:r>
     </w:p>
     <w:p>
@@ -2781,12 +5717,145 @@
         <w:pStyle w:val="Heading3"/>
       </w:pPr>
       <w:r>
-        <w:t>Bridge to the next week</w:t>
-      </w:r>
-    </w:p>
-    <w:p>
-      <w:r>
-        <w:t>Next: Week 11: Repeating Efficiently. Retrieve today’s evidence and identify what carries forward and what is new.</w:t>
+        <w:t>Support and fresh reassessment</w:t>
+      </w:r>
+    </w:p>
+    <w:p>
+      <w:pPr>
+        <w:spacing w:line="336" w:lineRule="auto" w:after="180"/>
+      </w:pPr>
+      <w:r>
+        <w:rPr>
+          <w:b w:val="0"/>
+        </w:rPr>
+        <w:t xml:space="preserve">Provide a number line with the boundary labelled and let students read each comparison in words. Use text labels True </w:t>
+      </w:r>
+      <w:r>
+        <w:rPr>
+          <w:b/>
+        </w:rPr>
+        <w:t>branch</w:t>
+      </w:r>
+      <w:r>
+        <w:rPr>
+          <w:b w:val="0"/>
+        </w:rPr>
+        <w:t xml:space="preserve"> and Otherwise </w:t>
+      </w:r>
+      <w:r>
+        <w:rPr>
+          <w:b/>
+        </w:rPr>
+        <w:t>branch</w:t>
+      </w:r>
+      <w:r>
+        <w:rPr>
+          <w:b w:val="0"/>
+        </w:rPr>
+        <w:t xml:space="preserve"> in addition to colour. Supply a blank trace with the comparison row highlighted.</w:t>
+      </w:r>
+    </w:p>
+    <w:p>
+      <w:pPr>
+        <w:spacing w:line="336" w:lineRule="auto" w:after="180"/>
+      </w:pPr>
+      <w:r>
+        <w:rPr>
+          <w:b w:val="0"/>
+        </w:rPr>
+        <w:t xml:space="preserve">Extension: explain why checking 5,6,7 is useful but does not prove a program correct for every possible </w:t>
+      </w:r>
+      <w:r>
+        <w:rPr>
+          <w:b/>
+        </w:rPr>
+        <w:t>input</w:t>
+      </w:r>
+      <w:r>
+        <w:rPr>
+          <w:b w:val="0"/>
+        </w:rPr>
+        <w:t xml:space="preserve"> or every unrelated implementation error.</w:t>
+      </w:r>
+    </w:p>
+    <w:p>
+      <w:pPr>
+        <w:spacing w:line="336" w:lineRule="auto" w:after="180"/>
+      </w:pPr>
+      <w:r>
+        <w:rPr>
+          <w:b w:val="0"/>
+        </w:rPr>
+        <w:t xml:space="preserve">W4 is secure when the learner traces all three runs, applies the test to the updated value, includes equality for at most, and explains the changed </w:t>
+      </w:r>
+      <w:r>
+        <w:rPr>
+          <w:b/>
+        </w:rPr>
+        <w:t>output</w:t>
+      </w:r>
+      <w:r>
+        <w:rPr>
+          <w:b w:val="0"/>
+        </w:rPr>
+        <w:t xml:space="preserve"> under below.</w:t>
+      </w:r>
+    </w:p>
+    <w:p>
+      <w:pPr>
+        <w:spacing w:line="336" w:lineRule="auto" w:after="180"/>
+      </w:pPr>
+      <w:r>
+        <w:rPr>
+          <w:b w:val="0"/>
+        </w:rPr>
+        <w:t xml:space="preserve">A final answer without a </w:t>
+      </w:r>
+      <w:r>
+        <w:rPr>
+          <w:b/>
+        </w:rPr>
+        <w:t>branch</w:t>
+      </w:r>
+      <w:r>
+        <w:rPr>
+          <w:b w:val="0"/>
+        </w:rPr>
+        <w:t xml:space="preserve"> reason is partial </w:t>
+      </w:r>
+      <w:r>
+        <w:rPr>
+          <w:b/>
+        </w:rPr>
+        <w:t>evidence</w:t>
+      </w:r>
+      <w:r>
+        <w:rPr>
+          <w:b w:val="0"/>
+        </w:rPr>
+        <w:t>. After support, retry with add 2 followed by if current value is at most 5 subtract 1, otherwise add 2.</w:t>
+      </w:r>
+    </w:p>
+    <w:p>
+      <w:pPr>
+        <w:spacing w:line="336" w:lineRule="auto" w:after="180"/>
+      </w:pPr>
+      <w:r>
+        <w:rPr>
+          <w:b w:val="0"/>
+        </w:rPr>
+        <w:t>From starts 2,3,4, the correct final values are 3,4,8 respectively.</w:t>
+      </w:r>
+    </w:p>
+    <w:p>
+      <w:pPr>
+        <w:spacing w:line="336" w:lineRule="auto" w:after="180"/>
+      </w:pPr>
+      <w:r>
+        <w:rPr>
+          <w:b w:val="0"/>
+        </w:rPr>
+        <w:t>Week 11 introduces loops and stopping rules. Students will distinguish one decision from an explicitly repeated test and trace when a loop stops.</w:t>
       </w:r>
     </w:p>
     <w:p>
@@ -2794,40 +5863,40 @@
         <w:pStyle w:val="Heading3"/>
       </w:pPr>
       <w:r>
-        <w:t>Support and fresh reassessment</w:t>
-      </w:r>
-    </w:p>
-    <w:p>
-      <w:r>
-        <w:t>Provide a number line with the boundary labelled and let students read each comparison in words. Use text labels True branch and Otherwise branch in addition to colour. Supply a blank trace with the comparison row highlighted. Extension: explain why checking 5,6,7 is useful but does not prove a program correct for every possible input or every unrelated implementation error.</w:t>
-      </w:r>
-    </w:p>
-    <w:p>
-      <w:r>
-        <w:t>W4 is secure when the learner traces all three runs, applies the test to the updated value, includes equality for at most, and explains the changed output under below. A final answer without a branch reason is partial evidence. After support, retry with add 2 followed by if current value is at most 5 subtract 1, otherwise add 2. From starts 2,3,4, the correct final values are 3,4,8 respectively.</w:t>
-      </w:r>
-    </w:p>
-    <w:p>
-      <w:r>
-        <w:t>Week 11 introduces loops and stopping rules. Students will distinguish one decision from an explicitly repeated test and trace when a loop stops.</w:t>
-      </w:r>
-    </w:p>
-    <w:p>
-      <w:pPr>
-        <w:pStyle w:val="Heading3"/>
-      </w:pPr>
-      <w:r>
         <w:t>Plan the delayed return</w:t>
       </w:r>
     </w:p>
     <w:p>
-      <w:r>
+      <w:pPr>
+        <w:spacing w:line="336" w:lineRule="auto" w:after="180"/>
+      </w:pPr>
+      <w:r>
+        <w:rPr>
+          <w:b w:val="0"/>
+        </w:rPr>
         <w:t>Suggested return points in this level: ai-1/11, ai-1/13, ai-1/16. Use actual classroom dates, adjusting for holidays and gaps. One, three and six teaching weeks are scheduling choices, not a claimed optimal spacing.</w:t>
       </w:r>
     </w:p>
     <w:p>
-      <w:r>
-        <w:t>At a delayed check, ask for the idea from memory and a changed application. Compare with the earlier independent response and record support used. For a new level, revisit the previous capstone before checking the new prerequisites.</w:t>
+      <w:pPr>
+        <w:spacing w:line="336" w:lineRule="auto" w:after="180"/>
+      </w:pPr>
+      <w:r>
+        <w:rPr>
+          <w:b w:val="0"/>
+        </w:rPr>
+        <w:t>At a delayed check, ask for the idea from memory and a changed application. Compare with the earlier independent response and record support used.</w:t>
+      </w:r>
+    </w:p>
+    <w:p>
+      <w:pPr>
+        <w:spacing w:line="336" w:lineRule="auto" w:after="180"/>
+      </w:pPr>
+      <w:r>
+        <w:rPr>
+          <w:b w:val="0"/>
+        </w:rPr>
+        <w:t>For a new level, revisit the previous capstone before checking the new prerequisites.</w:t>
       </w:r>
     </w:p>
     <w:tbl>
@@ -2987,8 +6056,26 @@
       </w:tr>
     </w:tbl>
     <w:p>
-      <w:r>
-        <w:t>Use the evidence to choose reteaching or the next step. A completed page, confidence rating or attractive project does not by itself demonstrate understanding.</w:t>
+      <w:pPr>
+        <w:spacing w:line="336" w:lineRule="auto" w:after="180"/>
+      </w:pPr>
+      <w:r>
+        <w:rPr>
+          <w:b w:val="0"/>
+        </w:rPr>
+        <w:t xml:space="preserve">Use the </w:t>
+      </w:r>
+      <w:r>
+        <w:rPr>
+          <w:b/>
+        </w:rPr>
+        <w:t>evidence</w:t>
+      </w:r>
+      <w:r>
+        <w:rPr>
+          <w:b w:val="0"/>
+        </w:rPr>
+        <w:t xml:space="preserve"> to choose reteaching or the next step. A completed page, confidence rating or attractive project does not by itself demonstrate understanding.</w:t>
       </w:r>
     </w:p>
     <w:p>
@@ -3000,8 +6087,50 @@
       </w:r>
     </w:p>
     <w:p>
-      <w:r>
-        <w:t>Include equality examples when reviewing sorter conditions, and trace from original input through output.</w:t>
+      <w:pPr>
+        <w:spacing w:line="336" w:lineRule="auto" w:after="180"/>
+      </w:pPr>
+      <w:r>
+        <w:rPr>
+          <w:b w:val="0"/>
+        </w:rPr>
+        <w:t xml:space="preserve">Include equality examples when reviewing sorter </w:t>
+      </w:r>
+      <w:r>
+        <w:rPr>
+          <w:b/>
+        </w:rPr>
+        <w:t>condition</w:t>
+      </w:r>
+      <w:r>
+        <w:rPr>
+          <w:b w:val="0"/>
+        </w:rPr>
+        <w:t xml:space="preserve">s, and trace from original </w:t>
+      </w:r>
+      <w:r>
+        <w:rPr>
+          <w:b/>
+        </w:rPr>
+        <w:t>input</w:t>
+      </w:r>
+      <w:r>
+        <w:rPr>
+          <w:b w:val="0"/>
+        </w:rPr>
+        <w:t xml:space="preserve"> through </w:t>
+      </w:r>
+      <w:r>
+        <w:rPr>
+          <w:b/>
+        </w:rPr>
+        <w:t>output</w:t>
+      </w:r>
+      <w:r>
+        <w:rPr>
+          <w:b w:val="0"/>
+        </w:rPr>
+        <w:t>.</w:t>
       </w:r>
     </w:p>
     <w:p>
@@ -3014,12 +6143,68 @@
     </w:p>
     <w:p>
       <w:r>
-        <w:t>Teaching target: Evaluate a condition using the current state and trace only the selected branch</w:t>
-      </w:r>
-    </w:p>
-    <w:p>
-      <w:r>
-        <w:t>Prepare the labelled worked-case picture, the matching workbook, fictional input cards and a place for individual responses. No paid AI account is required for the paper reasoning activities.</w:t>
+        <w:t>Use this preparation summary alongside the detailed If/Then Decisions lesson; it is a checklist rather than a replacement for the full sequence.</w:t>
+      </w:r>
+    </w:p>
+    <w:p>
+      <w:pPr>
+        <w:pStyle w:val="Heading3"/>
+      </w:pPr>
+      <w:r>
+        <w:t>Teaching target</w:t>
+      </w:r>
+    </w:p>
+    <w:p>
+      <w:pPr>
+        <w:spacing w:line="336" w:lineRule="auto" w:after="180"/>
+        <w:shd w:fill="EDF7F3"/>
+      </w:pPr>
+      <w:r>
+        <w:rPr>
+          <w:b w:val="0"/>
+        </w:rPr>
+        <w:t xml:space="preserve">Teaching target: Evaluate a </w:t>
+      </w:r>
+      <w:r>
+        <w:rPr>
+          <w:b/>
+        </w:rPr>
+        <w:t>condition</w:t>
+      </w:r>
+      <w:r>
+        <w:rPr>
+          <w:b w:val="0"/>
+        </w:rPr>
+        <w:t xml:space="preserve"> using the current state and trace only the selected </w:t>
+      </w:r>
+      <w:r>
+        <w:rPr>
+          <w:b/>
+        </w:rPr>
+        <w:t>branch</w:t>
+      </w:r>
+    </w:p>
+    <w:p>
+      <w:pPr>
+        <w:spacing w:line="336" w:lineRule="auto" w:after="180"/>
+      </w:pPr>
+      <w:r>
+        <w:rPr>
+          <w:b w:val="0"/>
+        </w:rPr>
+        <w:t xml:space="preserve">Prepare the labelled worked-case picture, the matching workbook, fictional </w:t>
+      </w:r>
+      <w:r>
+        <w:rPr>
+          <w:b/>
+        </w:rPr>
+        <w:t>input</w:t>
+      </w:r>
+      <w:r>
+        <w:rPr>
+          <w:b w:val="0"/>
+        </w:rPr>
+        <w:t xml:space="preserve"> cards and a place for individual responses. No paid AI account is required for the paper reasoning activities.</w:t>
       </w:r>
     </w:p>
     <w:tbl>
@@ -3166,37 +6351,230 @@
       </w:tr>
     </w:tbl>
     <w:p>
-      <w:r>
-        <w:t>Before class, solve the supported practice: The known value at a condition is exactly 6. Decide whether each test is true or false: at least 6; above 6; at most 6; below 6. Explain which phrases include equality. Then name one value below and one value above 6 for neighbouring tests.</w:t>
-      </w:r>
-    </w:p>
-    <w:p>
-      <w:r>
-        <w:t>Reasoned practice answer: At least 6 is true, above 6 is false, at most 6 is true, and below 6 is false. At least and at most include equality; above and below are strict. The nearest whole-number neighbours are 5 and 7; other correctly identified lower and higher values are valid but are less close to the boundary.</w:t>
-      </w:r>
-    </w:p>
-    <w:p>
-      <w:r>
-        <w:t>Check every learner before discussion: Use the worked case for Conditions and boundary cases. Proposed explanation: “The condition reads the starting value”. Decide whether this explanation is supported. Point to the step or supplied fact that decides; explain your repair if needed.</w:t>
-      </w:r>
-    </w:p>
-    <w:p>
-      <w:r>
+      <w:pPr>
+        <w:spacing w:line="336" w:lineRule="auto" w:after="180"/>
+      </w:pPr>
+      <w:r>
+        <w:rPr>
+          <w:b w:val="0"/>
+        </w:rPr>
+        <w:t xml:space="preserve">Before class, solve the supported practice: The known value at a </w:t>
+      </w:r>
+      <w:r>
+        <w:rPr>
+          <w:b/>
+        </w:rPr>
+        <w:t>condition</w:t>
+      </w:r>
+      <w:r>
+        <w:rPr>
+          <w:b w:val="0"/>
+        </w:rPr>
+        <w:t xml:space="preserve"> is exactly 6. Decide whether each test is true or false: at least 6; above 6; at most 6; below 6. Explain which phrases include equality.</w:t>
+      </w:r>
+    </w:p>
+    <w:p>
+      <w:pPr>
+        <w:spacing w:line="336" w:lineRule="auto" w:after="180"/>
+      </w:pPr>
+      <w:r>
+        <w:rPr>
+          <w:b w:val="0"/>
+        </w:rPr>
+        <w:t>Then name one value below and one value above 6 for neighbouring tests.</w:t>
+      </w:r>
+    </w:p>
+    <w:p>
+      <w:pPr>
+        <w:pStyle w:val="Heading3"/>
+      </w:pPr>
+      <w:r>
+        <w:t>Supported practice answer</w:t>
+      </w:r>
+    </w:p>
+    <w:p>
+      <w:pPr>
+        <w:spacing w:line="336" w:lineRule="auto" w:after="180"/>
+        <w:shd w:fill="F1F6FC"/>
+      </w:pPr>
+      <w:r>
+        <w:rPr>
+          <w:b w:val="0"/>
+        </w:rPr>
+        <w:t>Reasoned practice answer: At least 6 is true, above 6 is false, at most 6 is true, and below 6 is false. At least and at most include equality; above and below are strict.</w:t>
+      </w:r>
+    </w:p>
+    <w:p>
+      <w:pPr>
+        <w:spacing w:line="336" w:lineRule="auto" w:after="180"/>
+        <w:shd w:fill="F1F6FC"/>
+      </w:pPr>
+      <w:r>
+        <w:rPr>
+          <w:b w:val="0"/>
+        </w:rPr>
+        <w:t>The nearest whole-number neighbours are 5 and 7; other correctly identified lower and higher values are valid but are less close to the boundary.</w:t>
+      </w:r>
+    </w:p>
+    <w:p>
+      <w:pPr>
+        <w:spacing w:line="336" w:lineRule="auto" w:after="180"/>
+      </w:pPr>
+      <w:r>
+        <w:rPr>
+          <w:b w:val="0"/>
+        </w:rPr>
+        <w:t xml:space="preserve">Check every learner before discussion: Use the worked case for </w:t>
+      </w:r>
+      <w:r>
+        <w:rPr>
+          <w:b/>
+        </w:rPr>
+        <w:t>Condition</w:t>
+      </w:r>
+      <w:r>
+        <w:rPr>
+          <w:b w:val="0"/>
+        </w:rPr>
+        <w:t xml:space="preserve">s and boundary cases. Proposed explanation: “The </w:t>
+      </w:r>
+      <w:r>
+        <w:rPr>
+          <w:b/>
+        </w:rPr>
+        <w:t>condition</w:t>
+      </w:r>
+      <w:r>
+        <w:rPr>
+          <w:b w:val="0"/>
+        </w:rPr>
+        <w:t xml:space="preserve"> reads the starting value”. Decide whether this explanation is supported.</w:t>
+      </w:r>
+    </w:p>
+    <w:p>
+      <w:pPr>
+        <w:spacing w:line="336" w:lineRule="auto" w:after="180"/>
+      </w:pPr>
+      <w:r>
+        <w:rPr>
+          <w:b w:val="0"/>
+        </w:rPr>
+        <w:t>Point to the step or supplied fact that decides; explain your repair if needed.</w:t>
+      </w:r>
+    </w:p>
+    <w:p>
+      <w:pPr>
+        <w:pStyle w:val="Heading3"/>
+      </w:pPr>
+      <w:r>
+        <w:t>Repair the misconception</w:t>
+      </w:r>
+    </w:p>
+    <w:p>
+      <w:pPr>
+        <w:spacing w:line="336" w:lineRule="auto" w:after="180"/>
+        <w:shd w:fill="FFF5E6"/>
+      </w:pPr>
+      <w:r>
+        <w:rPr>
+          <w:b w:val="0"/>
+        </w:rPr>
         <w:t>Misconception repair: Trace the initial add-2 instruction first and circle its result before evaluating the comparison.</w:t>
       </w:r>
     </w:p>
     <w:p>
-      <w:r>
-        <w:t>Support: read the exact case aloud, enlarge the labelled picture, supply input cards and model only the first deciding step. Accept a spoken explanation or drawing; retain the reasoning goal.</w:t>
-      </w:r>
-    </w:p>
-    <w:p>
-      <w:r>
-        <w:t>Extension: Replace at least 6 with above 6. Require a prediction and a reason before comparing. Expected result: Only the run starting at 4 changes: it reports 12. Reason: Updated value 6 fails a strict above comparison and is doubled.</w:t>
-      </w:r>
-    </w:p>
-    <w:p>
-      <w:r>
+      <w:pPr>
+        <w:pStyle w:val="Heading3"/>
+      </w:pPr>
+      <w:r>
+        <w:t>Support without giving away the answer</w:t>
+      </w:r>
+    </w:p>
+    <w:p>
+      <w:pPr>
+        <w:spacing w:line="336" w:lineRule="auto" w:after="180"/>
+        <w:shd w:fill="F1F6F8"/>
+      </w:pPr>
+      <w:r>
+        <w:rPr>
+          <w:b w:val="0"/>
+        </w:rPr>
+        <w:t xml:space="preserve">Support: read the exact case aloud, enlarge the labelled picture, supply </w:t>
+      </w:r>
+      <w:r>
+        <w:rPr>
+          <w:b/>
+        </w:rPr>
+        <w:t>input</w:t>
+      </w:r>
+      <w:r>
+        <w:rPr>
+          <w:b w:val="0"/>
+        </w:rPr>
+        <w:t xml:space="preserve"> cards and model only the first deciding step. Accept a spoken explanation or drawing; retain the reasoning goal.</w:t>
+      </w:r>
+    </w:p>
+    <w:p>
+      <w:pPr>
+        <w:pStyle w:val="Heading3"/>
+      </w:pPr>
+      <w:r>
+        <w:t>Extend the reasoning</w:t>
+      </w:r>
+    </w:p>
+    <w:p>
+      <w:pPr>
+        <w:spacing w:line="336" w:lineRule="auto" w:after="180"/>
+        <w:shd w:fill="F5F1FB"/>
+      </w:pPr>
+      <w:r>
+        <w:rPr>
+          <w:b w:val="0"/>
+        </w:rPr>
+        <w:t xml:space="preserve">Extension: Replace at least 6 with above 6. Require a </w:t>
+      </w:r>
+      <w:r>
+        <w:rPr>
+          <w:b/>
+        </w:rPr>
+        <w:t>prediction</w:t>
+      </w:r>
+      <w:r>
+        <w:rPr>
+          <w:b w:val="0"/>
+        </w:rPr>
+        <w:t xml:space="preserve"> and a reason before comparing. Expected result: Only the run starting at 4 changes: it reports 12.</w:t>
+      </w:r>
+    </w:p>
+    <w:p>
+      <w:pPr>
+        <w:spacing w:line="336" w:lineRule="auto" w:after="180"/>
+        <w:shd w:fill="F5F1FB"/>
+      </w:pPr>
+      <w:r>
+        <w:rPr>
+          <w:b w:val="0"/>
+        </w:rPr>
+        <w:t>Reason: Updated value 6 fails a strict above comparison and is doubled.</w:t>
+      </w:r>
+    </w:p>
+    <w:p>
+      <w:pPr>
+        <w:pStyle w:val="Heading3"/>
+      </w:pPr>
+      <w:r>
+        <w:t>Protect the independent attempt</w:t>
+      </w:r>
+    </w:p>
+    <w:p>
+      <w:pPr>
+        <w:spacing w:line="336" w:lineRule="auto" w:after="180"/>
+        <w:shd w:fill="FFF5E6"/>
+      </w:pPr>
+      <w:r>
+        <w:rPr>
+          <w:b w:val="0"/>
+        </w:rPr>
         <w:t>Independent assessment: withhold the reserved answer until the learner has attempted the new case. Record support separately from correctness.</w:t>
       </w:r>
     </w:p>
@@ -3385,13 +6763,70 @@
       </w:tr>
     </w:tbl>
     <w:p>
-      <w:r>
-        <w:t>Project checkpoint: Make a transparent first version. Keep a trace of how one input becomes an output; explain the rule or learned component.</w:t>
-      </w:r>
-    </w:p>
-    <w:p>
-      <w:r>
-        <w:t>Use the weekly teacher answer for topic-specific reasoning. A saved progress tick is an activity record; judge mastery from the learner’s explanation and evidence.</w:t>
+      <w:pPr>
+        <w:pStyle w:val="Heading3"/>
+      </w:pPr>
+      <w:r>
+        <w:t>Project checkpoint</w:t>
+      </w:r>
+    </w:p>
+    <w:p>
+      <w:pPr>
+        <w:spacing w:line="336" w:lineRule="auto" w:after="180"/>
+        <w:shd w:fill="EDF7F3"/>
+      </w:pPr>
+      <w:r>
+        <w:rPr>
+          <w:b w:val="0"/>
+        </w:rPr>
+        <w:t xml:space="preserve">Project checkpoint: Make a transparent first version. Keep a trace of how one </w:t>
+      </w:r>
+      <w:r>
+        <w:rPr>
+          <w:b/>
+        </w:rPr>
+        <w:t>input</w:t>
+      </w:r>
+      <w:r>
+        <w:rPr>
+          <w:b w:val="0"/>
+        </w:rPr>
+        <w:t xml:space="preserve"> becomes an </w:t>
+      </w:r>
+      <w:r>
+        <w:rPr>
+          <w:b/>
+        </w:rPr>
+        <w:t>output</w:t>
+      </w:r>
+      <w:r>
+        <w:rPr>
+          <w:b w:val="0"/>
+        </w:rPr>
+        <w:t>; explain the rule or learned component.</w:t>
+      </w:r>
+    </w:p>
+    <w:p>
+      <w:pPr>
+        <w:spacing w:line="336" w:lineRule="auto" w:after="180"/>
+      </w:pPr>
+      <w:r>
+        <w:rPr>
+          <w:b w:val="0"/>
+        </w:rPr>
+        <w:t xml:space="preserve">Use the weekly teacher answer for topic-specific reasoning. A saved progress tick is an activity record; judge mastery from the learner’s explanation and </w:t>
+      </w:r>
+      <w:r>
+        <w:rPr>
+          <w:b/>
+        </w:rPr>
+        <w:t>evidence</w:t>
+      </w:r>
+      <w:r>
+        <w:rPr>
+          <w:b w:val="0"/>
+        </w:rPr>
+        <w:t>.</w:t>
       </w:r>
     </w:p>
     <w:p>
@@ -3404,27 +6839,1038 @@
     </w:p>
     <w:p>
       <w:r>
-        <w:t>Use the two formative questions as supported practice, not as independent mastery scores. Discuss the deciding evidence rather than accepting a guessed selection.</w:t>
-      </w:r>
-    </w:p>
-    <w:p>
-      <w:r>
+        <w:t>Use feedback, earlier review and portfolios purposefully. Apply the coding routine only when this lesson has an executable lab.</w:t>
+      </w:r>
+    </w:p>
+    <w:p>
+      <w:pPr>
+        <w:spacing w:line="336" w:lineRule="auto" w:after="180"/>
+      </w:pPr>
+      <w:r>
+        <w:rPr>
+          <w:b w:val="0"/>
+        </w:rPr>
+        <w:t xml:space="preserve">Use the two formative questions as supported practice, not as independent mastery scores. Discuss the deciding </w:t>
+      </w:r>
+      <w:r>
+        <w:rPr>
+          <w:b/>
+        </w:rPr>
+        <w:t>evidence</w:t>
+      </w:r>
+      <w:r>
+        <w:rPr>
+          <w:b w:val="0"/>
+        </w:rPr>
+        <w:t xml:space="preserve"> rather than accepting a guessed selection.</w:t>
+      </w:r>
+    </w:p>
+    <w:p>
+      <w:pPr>
+        <w:spacing w:line="336" w:lineRule="auto" w:after="180"/>
+      </w:pPr>
+      <w:r>
+        <w:rPr>
+          <w:b w:val="0"/>
+        </w:rPr>
         <w:t>The feedback comes from the reviewed public worked case. Do not reveal the separately reserved independent teacher answer until the learner has attempted that case.</w:t>
       </w:r>
     </w:p>
     <w:p>
-      <w:r>
-        <w:t>Ask students to predict before running code. Preserve errors and actual outputs; collect a changed test and an explanation. The branch-boundary and indexing lessons deliberately include failure cases.</w:t>
-      </w:r>
-    </w:p>
-    <w:p>
-      <w:r>
+      <w:pPr>
+        <w:pStyle w:val="Heading3"/>
+      </w:pPr>
+      <w:r>
+        <w:t>For later coding lessons</w:t>
+      </w:r>
+    </w:p>
+    <w:p>
+      <w:r>
+        <w:t>This week has no code block. Use this routine when a later lesson includes an executable lab.</w:t>
+      </w:r>
+    </w:p>
+    <w:p>
+      <w:pPr>
+        <w:spacing w:line="336" w:lineRule="auto" w:after="180"/>
+        <w:shd w:fill="F1F6F8"/>
+      </w:pPr>
+      <w:r>
+        <w:rPr>
+          <w:b w:val="0"/>
+        </w:rPr>
+        <w:t xml:space="preserve">Ask students to predict before running code. Preserve errors and actual </w:t>
+      </w:r>
+      <w:r>
+        <w:rPr>
+          <w:b/>
+        </w:rPr>
+        <w:t>output</w:t>
+      </w:r>
+      <w:r>
+        <w:rPr>
+          <w:b w:val="0"/>
+        </w:rPr>
+        <w:t xml:space="preserve">s; collect a changed test and an explanation. The </w:t>
+      </w:r>
+      <w:r>
+        <w:rPr>
+          <w:b/>
+        </w:rPr>
+        <w:t>branch</w:t>
+      </w:r>
+      <w:r>
+        <w:rPr>
+          <w:b w:val="0"/>
+        </w:rPr>
+        <w:t>-boundary and indexing lessons deliberately include failure cases.</w:t>
+      </w:r>
+    </w:p>
+    <w:p>
+      <w:pPr>
+        <w:spacing w:line="336" w:lineRule="auto" w:after="180"/>
+      </w:pPr>
+      <w:r>
+        <w:rPr>
+          <w:b w:val="0"/>
+        </w:rPr>
         <w:t>Use the earlier worked-explanation links to address a specific missing building block, then return to the current question. Adapt this suggestion after observing the learner; it is not an automatic diagnosis.</w:t>
       </w:r>
     </w:p>
     <w:p>
-      <w:r>
-        <w:t>Collect the completed-work portfolio as evidence. Record support separately from correctness, and assess explanation, trace/test and limitations. Progress ticks and quiz selections alone do not establish mastery.</w:t>
+      <w:pPr>
+        <w:spacing w:line="336" w:lineRule="auto" w:after="180"/>
+      </w:pPr>
+      <w:r>
+        <w:rPr>
+          <w:b w:val="0"/>
+        </w:rPr>
+        <w:t xml:space="preserve">Collect the completed-work portfolio as </w:t>
+      </w:r>
+      <w:r>
+        <w:rPr>
+          <w:b/>
+        </w:rPr>
+        <w:t>evidence</w:t>
+      </w:r>
+      <w:r>
+        <w:rPr>
+          <w:b w:val="0"/>
+        </w:rPr>
+        <w:t>. Record support separately from correctness, and assess explanation, trace/test and limitations. Progress ticks and quiz selections alone do not establish mastery.</w:t>
+      </w:r>
+    </w:p>
+    <w:p>
+      <w:pPr>
+        <w:pStyle w:val="Heading1"/>
+      </w:pPr>
+      <w:r>
+        <w:t>09. Visual concept journey</w:t>
+      </w:r>
+    </w:p>
+    <w:p>
+      <w:r>
+        <w:t>Show one If/Then Decisions graphic at a time, request a prediction and discuss its trace before the independent assessment.</w:t>
+      </w:r>
+    </w:p>
+    <w:p>
+      <w:pPr>
+        <w:spacing w:line="336" w:lineRule="auto" w:after="180"/>
+      </w:pPr>
+      <w:r>
+        <w:rPr>
+          <w:b w:val="0"/>
+        </w:rPr>
+        <w:t xml:space="preserve">Use one picture at a time. Hide a worked result before asking for a </w:t>
+      </w:r>
+      <w:r>
+        <w:rPr>
+          <w:b/>
+        </w:rPr>
+        <w:t>prediction</w:t>
+      </w:r>
+      <w:r>
+        <w:rPr>
+          <w:b w:val="0"/>
+        </w:rPr>
+        <w:t>, then reveal it for feedback. These are supported teaching cases; retain the separate independent assessment for a fresh first attempt.</w:t>
+      </w:r>
+    </w:p>
+    <w:p>
+      <w:pPr>
+        <w:pStyle w:val="Heading3"/>
+      </w:pPr>
+      <w:r>
+        <w:t>01. If/Then Decisions: the case</w:t>
+      </w:r>
+    </w:p>
+    <w:p>
+      <w:r>
+        <w:drawing>
+          <wp:inline xmlns:a="http://schemas.openxmlformats.org/drawingml/2006/main" xmlns:pic="http://schemas.openxmlformats.org/drawingml/2006/picture">
+            <wp:extent cx="5486400" cy="2834640"/>
+            <wp:docPr id="3" name="Picture 3" descr="A fictional counter begins with a number, adds 2, then chooses one branch. Supplied facts: If the updated value is at least 6, subtract 1; otherwise double it. Report once and stop. Use separate starting values 3,4,5."/>
+            <wp:cNvGraphicFramePr>
+              <a:graphicFrameLocks noChangeAspect="1"/>
+            </wp:cNvGraphicFramePr>
+            <a:graphic>
+              <a:graphicData uri="http://schemas.openxmlformats.org/drawingml/2006/picture">
+                <pic:pic>
+                  <pic:nvPicPr>
+                    <pic:cNvPr id="0" name="academy-story-ai-1-10-01.png"/>
+                    <pic:cNvPicPr/>
+                  </pic:nvPicPr>
+                  <pic:blipFill>
+                    <a:blip r:embed="rId11"/>
+                    <a:stretch>
+                      <a:fillRect/>
+                    </a:stretch>
+                  </pic:blipFill>
+                  <pic:spPr>
+                    <a:xfrm>
+                      <a:off x="0" y="0"/>
+                      <a:ext cx="5486400" cy="2834640"/>
+                    </a:xfrm>
+                    <a:prstGeom prst="rect"/>
+                  </pic:spPr>
+                </pic:pic>
+              </a:graphicData>
+            </a:graphic>
+          </wp:inline>
+        </w:drawing>
+      </w:r>
+    </w:p>
+    <w:p>
+      <w:pPr>
+        <w:spacing w:line="336" w:lineRule="auto" w:after="180"/>
+      </w:pPr>
+      <w:r>
+        <w:rPr>
+          <w:b w:val="0"/>
+        </w:rPr>
+        <w:t xml:space="preserve">A fictional counter begins with a number, adds 2, then chooses one </w:t>
+      </w:r>
+      <w:r>
+        <w:rPr>
+          <w:b/>
+        </w:rPr>
+        <w:t>branch</w:t>
+      </w:r>
+      <w:r>
+        <w:rPr>
+          <w:b w:val="0"/>
+        </w:rPr>
+        <w:t>. Supplied facts: If the updated value is at least 6, subtract 1; otherwise double it. Report once and stop. Use separate starting values 3,4,5.</w:t>
+      </w:r>
+    </w:p>
+    <w:p>
+      <w:pPr>
+        <w:spacing w:line="336" w:lineRule="auto" w:after="180"/>
+        <w:shd w:fill="F5F1FB"/>
+      </w:pPr>
+      <w:r>
+        <w:rPr>
+          <w:b w:val="0"/>
+        </w:rPr>
+        <w:t>Point to the given fact that matters most. Explain why it matters.</w:t>
+      </w:r>
+    </w:p>
+    <w:p>
+      <w:pPr>
+        <w:pStyle w:val="Heading3"/>
+      </w:pPr>
+      <w:r>
+        <w:t>Discuss while showing the picture</w:t>
+      </w:r>
+    </w:p>
+    <w:p>
+      <w:pPr>
+        <w:spacing w:line="336" w:lineRule="auto" w:after="180"/>
+        <w:shd w:fill="F1F6F8"/>
+      </w:pPr>
+      <w:r>
+        <w:rPr>
+          <w:b w:val="0"/>
+        </w:rPr>
+        <w:t>Teacher prompt: Point to the given fact that matters most. Explain why it matters. Ask learners to describe one label or arrow in ordinary words. Use the adjacent transcript if the image is difficult to see.</w:t>
+      </w:r>
+    </w:p>
+    <w:p>
+      <w:pPr>
+        <w:pStyle w:val="Heading3"/>
+      </w:pPr>
+      <w:r>
+        <w:t>02. Follow the deciding steps</w:t>
+      </w:r>
+    </w:p>
+    <w:p>
+      <w:r>
+        <w:drawing>
+          <wp:inline xmlns:a="http://schemas.openxmlformats.org/drawingml/2006/main" xmlns:pic="http://schemas.openxmlformats.org/drawingml/2006/picture">
+            <wp:extent cx="5486400" cy="4005072"/>
+            <wp:docPr id="4" name="Picture 4" descr="Update first: Starts 3,4,5 become 5,6,7. → Test current value: 5≥6 is false; 6≥6 and 7≥6 are true. → Choose one branch: Double 5 to 10; subtract 1 from 6 to 5; subtract 1 from 7 to 6. → Report: The three independent runs report 10,5,6."/>
+            <wp:cNvGraphicFramePr>
+              <a:graphicFrameLocks noChangeAspect="1"/>
+            </wp:cNvGraphicFramePr>
+            <a:graphic>
+              <a:graphicData uri="http://schemas.openxmlformats.org/drawingml/2006/picture">
+                <pic:pic>
+                  <pic:nvPicPr>
+                    <pic:cNvPr id="0" name="academy-story-ai-1-10-02.png"/>
+                    <pic:cNvPicPr/>
+                  </pic:nvPicPr>
+                  <pic:blipFill>
+                    <a:blip r:embed="rId12"/>
+                    <a:stretch>
+                      <a:fillRect/>
+                    </a:stretch>
+                  </pic:blipFill>
+                  <pic:spPr>
+                    <a:xfrm>
+                      <a:off x="0" y="0"/>
+                      <a:ext cx="5486400" cy="4005072"/>
+                    </a:xfrm>
+                    <a:prstGeom prst="rect"/>
+                  </pic:spPr>
+                </pic:pic>
+              </a:graphicData>
+            </a:graphic>
+          </wp:inline>
+        </w:drawing>
+      </w:r>
+    </w:p>
+    <w:p>
+      <w:pPr>
+        <w:spacing w:line="336" w:lineRule="auto" w:after="180"/>
+      </w:pPr>
+      <w:r>
+        <w:rPr>
+          <w:b w:val="0"/>
+        </w:rPr>
+        <w:t xml:space="preserve">Update first: Starts 3,4,5 become 5,6,7. → Test current value: 5≥6 is false; 6≥6 and 7≥6 are true. → Choose one </w:t>
+      </w:r>
+      <w:r>
+        <w:rPr>
+          <w:b/>
+        </w:rPr>
+        <w:t>branch</w:t>
+      </w:r>
+      <w:r>
+        <w:rPr>
+          <w:b w:val="0"/>
+        </w:rPr>
+        <w:t>: Double 5 to 10; subtract 1 from 6 to 5; subtract 1 from 7 to 6. → Report: The three independent runs report 10,5,6.</w:t>
+      </w:r>
+    </w:p>
+    <w:p>
+      <w:pPr>
+        <w:spacing w:line="336" w:lineRule="auto" w:after="180"/>
+        <w:shd w:fill="F5F1FB"/>
+      </w:pPr>
+      <w:r>
+        <w:rPr>
+          <w:b w:val="0"/>
+        </w:rPr>
+        <w:t xml:space="preserve">Point to each numbered stage and explain which recorded </w:t>
+      </w:r>
+      <w:r>
+        <w:rPr>
+          <w:b/>
+        </w:rPr>
+        <w:t>input</w:t>
+      </w:r>
+      <w:r>
+        <w:rPr>
+          <w:b w:val="0"/>
+        </w:rPr>
+        <w:t xml:space="preserve"> it uses.</w:t>
+      </w:r>
+    </w:p>
+    <w:p>
+      <w:pPr>
+        <w:pStyle w:val="Heading3"/>
+      </w:pPr>
+      <w:r>
+        <w:t>Discuss while showing the picture</w:t>
+      </w:r>
+    </w:p>
+    <w:p>
+      <w:pPr>
+        <w:spacing w:line="336" w:lineRule="auto" w:after="180"/>
+        <w:shd w:fill="F1F6F8"/>
+      </w:pPr>
+      <w:r>
+        <w:rPr>
+          <w:b w:val="0"/>
+        </w:rPr>
+        <w:t xml:space="preserve">Teacher prompt: Point to each numbered stage and explain which recorded </w:t>
+      </w:r>
+      <w:r>
+        <w:rPr>
+          <w:b/>
+        </w:rPr>
+        <w:t>input</w:t>
+      </w:r>
+      <w:r>
+        <w:rPr>
+          <w:b w:val="0"/>
+        </w:rPr>
+        <w:t xml:space="preserve"> it uses. Ask learners to describe one label or arrow in ordinary words. Use the adjacent transcript if the image is difficult to see.</w:t>
+      </w:r>
+    </w:p>
+    <w:p>
+      <w:pPr>
+        <w:pStyle w:val="Heading3"/>
+      </w:pPr>
+      <w:r>
+        <w:t>03. Inclusive branching trace</w:t>
+      </w:r>
+    </w:p>
+    <w:p>
+      <w:r>
+        <w:drawing>
+          <wp:inline xmlns:a="http://schemas.openxmlformats.org/drawingml/2006/main" xmlns:pic="http://schemas.openxmlformats.org/drawingml/2006/picture">
+            <wp:extent cx="5486400" cy="3617976"/>
+            <wp:docPr id="5" name="Picture 5" descr="Inclusive branching trace. Run 1: Start = 3, After +2 = 5, At least 6? = false, Report = 10. Run 2: Start = 4, After +2 = 6, At least 6? = true, Report = 5. Run 3: Start = 5, After +2 = 7, At least 6? = true, Report = 6."/>
+            <wp:cNvGraphicFramePr>
+              <a:graphicFrameLocks noChangeAspect="1"/>
+            </wp:cNvGraphicFramePr>
+            <a:graphic>
+              <a:graphicData uri="http://schemas.openxmlformats.org/drawingml/2006/picture">
+                <pic:pic>
+                  <pic:nvPicPr>
+                    <pic:cNvPr id="0" name="academy-story-ai-1-10-03.png"/>
+                    <pic:cNvPicPr/>
+                  </pic:nvPicPr>
+                  <pic:blipFill>
+                    <a:blip r:embed="rId13"/>
+                    <a:stretch>
+                      <a:fillRect/>
+                    </a:stretch>
+                  </pic:blipFill>
+                  <pic:spPr>
+                    <a:xfrm>
+                      <a:off x="0" y="0"/>
+                      <a:ext cx="5486400" cy="3617976"/>
+                    </a:xfrm>
+                    <a:prstGeom prst="rect"/>
+                  </pic:spPr>
+                </pic:pic>
+              </a:graphicData>
+            </a:graphic>
+          </wp:inline>
+        </w:drawing>
+      </w:r>
+    </w:p>
+    <w:p>
+      <w:pPr>
+        <w:spacing w:line="336" w:lineRule="auto" w:after="180"/>
+      </w:pPr>
+      <w:r>
+        <w:rPr>
+          <w:b w:val="0"/>
+        </w:rPr>
+        <w:t xml:space="preserve">Inclusive </w:t>
+      </w:r>
+      <w:r>
+        <w:rPr>
+          <w:b/>
+        </w:rPr>
+        <w:t>branch</w:t>
+      </w:r>
+      <w:r>
+        <w:rPr>
+          <w:b w:val="0"/>
+        </w:rPr>
+        <w:t>ing trace. Run 1: Start = 3, After +2 = 5, At least 6? = false, Report = 10. Run 2: Start = 4, After +2 = 6, At least 6? = true, Report = 5. Run 3: Start = 5, After +2 = 7, At least 6? = true, Report = 6.</w:t>
+      </w:r>
+    </w:p>
+    <w:p>
+      <w:pPr>
+        <w:spacing w:line="336" w:lineRule="auto" w:after="180"/>
+        <w:shd w:fill="F5F1FB"/>
+      </w:pPr>
+      <w:r>
+        <w:rPr>
+          <w:b w:val="0"/>
+        </w:rPr>
+        <w:t>Read the labels and values. Explain the relationship the model shows.</w:t>
+      </w:r>
+    </w:p>
+    <w:p>
+      <w:pPr>
+        <w:pStyle w:val="Heading3"/>
+      </w:pPr>
+      <w:r>
+        <w:t>Discuss while showing the picture</w:t>
+      </w:r>
+    </w:p>
+    <w:p>
+      <w:pPr>
+        <w:spacing w:line="336" w:lineRule="auto" w:after="180"/>
+        <w:shd w:fill="F1F6F8"/>
+      </w:pPr>
+      <w:r>
+        <w:rPr>
+          <w:b w:val="0"/>
+        </w:rPr>
+        <w:t>Teacher prompt: Read the labels and values. Explain the relationship the model shows. Ask learners to describe one label or arrow in ordinary words. Use the adjacent transcript if the image is difficult to see.</w:t>
+      </w:r>
+    </w:p>
+    <w:p>
+      <w:pPr>
+        <w:spacing w:line="336" w:lineRule="auto" w:after="180"/>
+        <w:shd w:fill="F1F6F8"/>
+      </w:pPr>
+      <w:r>
+        <w:rPr>
+          <w:b w:val="0"/>
+        </w:rPr>
+        <w:t>Check row/column meanings, units and denominators before discussing a difference. Supplied toy values are not real class or model results.</w:t>
+      </w:r>
+    </w:p>
+    <w:p>
+      <w:pPr>
+        <w:pStyle w:val="Heading3"/>
+      </w:pPr>
+      <w:r>
+        <w:t>04. Change one thing. Trace what follows.</w:t>
+      </w:r>
+    </w:p>
+    <w:p>
+      <w:r>
+        <w:drawing>
+          <wp:inline xmlns:a="http://schemas.openxmlformats.org/drawingml/2006/main" xmlns:pic="http://schemas.openxmlformats.org/drawingml/2006/picture">
+            <wp:extent cx="5486400" cy="3026664"/>
+            <wp:docPr id="6" name="Picture 6" descr="Original case: The three independent runs report 10,5,6. Changed condition: Replace at least 6 with above 6. Expected result: Only the run starting at 4 changes: it reports 12. Reason: Updated value 6 fails a strict above comparison and is doubled."/>
+            <wp:cNvGraphicFramePr>
+              <a:graphicFrameLocks noChangeAspect="1"/>
+            </wp:cNvGraphicFramePr>
+            <a:graphic>
+              <a:graphicData uri="http://schemas.openxmlformats.org/drawingml/2006/picture">
+                <pic:pic>
+                  <pic:nvPicPr>
+                    <pic:cNvPr id="0" name="academy-story-ai-1-10-04.png"/>
+                    <pic:cNvPicPr/>
+                  </pic:nvPicPr>
+                  <pic:blipFill>
+                    <a:blip r:embed="rId14"/>
+                    <a:stretch>
+                      <a:fillRect/>
+                    </a:stretch>
+                  </pic:blipFill>
+                  <pic:spPr>
+                    <a:xfrm>
+                      <a:off x="0" y="0"/>
+                      <a:ext cx="5486400" cy="3026664"/>
+                    </a:xfrm>
+                    <a:prstGeom prst="rect"/>
+                  </pic:spPr>
+                </pic:pic>
+              </a:graphicData>
+            </a:graphic>
+          </wp:inline>
+        </w:drawing>
+      </w:r>
+    </w:p>
+    <w:p>
+      <w:pPr>
+        <w:spacing w:line="336" w:lineRule="auto" w:after="180"/>
+      </w:pPr>
+      <w:r>
+        <w:rPr>
+          <w:b w:val="0"/>
+        </w:rPr>
+        <w:t xml:space="preserve">Original case: The three independent runs report 10,5,6. Changed </w:t>
+      </w:r>
+      <w:r>
+        <w:rPr>
+          <w:b/>
+        </w:rPr>
+        <w:t>condition</w:t>
+      </w:r>
+      <w:r>
+        <w:rPr>
+          <w:b w:val="0"/>
+        </w:rPr>
+        <w:t>: Replace at least 6 with above 6. Expected result: Only the run starting at 4 changes: it reports 12.</w:t>
+      </w:r>
+    </w:p>
+    <w:p>
+      <w:pPr>
+        <w:spacing w:line="336" w:lineRule="auto" w:after="180"/>
+      </w:pPr>
+      <w:r>
+        <w:rPr>
+          <w:b w:val="0"/>
+        </w:rPr>
+        <w:t>Reason: Updated value 6 fails a strict above comparison and is doubled.</w:t>
+      </w:r>
+    </w:p>
+    <w:p>
+      <w:pPr>
+        <w:spacing w:line="336" w:lineRule="auto" w:after="180"/>
+        <w:shd w:fill="F5F1FB"/>
+      </w:pPr>
+      <w:r>
+        <w:rPr>
+          <w:b w:val="0"/>
+        </w:rPr>
+        <w:t>Predict before checking the worked changed-case result. Name what changed and what the supplied facts allow you to conclude.</w:t>
+      </w:r>
+    </w:p>
+    <w:p>
+      <w:pPr>
+        <w:pStyle w:val="Heading3"/>
+      </w:pPr>
+      <w:r>
+        <w:t>Discuss while showing the picture</w:t>
+      </w:r>
+    </w:p>
+    <w:p>
+      <w:pPr>
+        <w:spacing w:line="336" w:lineRule="auto" w:after="180"/>
+        <w:shd w:fill="F1F6F8"/>
+      </w:pPr>
+      <w:r>
+        <w:rPr>
+          <w:b w:val="0"/>
+        </w:rPr>
+        <w:t>Teacher prompt: Predict before checking the worked changed-case result. Name what changed and what the supplied facts allow you to conclude. Ask learners to describe one label or arrow in ordinary words.</w:t>
+      </w:r>
+    </w:p>
+    <w:p>
+      <w:pPr>
+        <w:spacing w:line="336" w:lineRule="auto" w:after="180"/>
+        <w:shd w:fill="F1F6F8"/>
+      </w:pPr>
+      <w:r>
+        <w:rPr>
+          <w:b w:val="0"/>
+        </w:rPr>
+        <w:t>Use the adjacent transcript if the image is difficult to see. Changed-case reasoning: Updated value 6 fails a strict above comparison and is doubled.</w:t>
+      </w:r>
+    </w:p>
+    <w:p>
+      <w:pPr>
+        <w:pStyle w:val="Heading3"/>
+      </w:pPr>
+      <w:r>
+        <w:t>05. Connect the explanation to its limit</w:t>
+      </w:r>
+    </w:p>
+    <w:p>
+      <w:r>
+        <w:drawing>
+          <wp:inline xmlns:a="http://schemas.openxmlformats.org/drawingml/2006/main" xmlns:pic="http://schemas.openxmlformats.org/drawingml/2006/picture">
+            <wp:extent cx="5486400" cy="2834640"/>
+            <wp:docPr id="7" name="Picture 7" descr="The condition is evaluated after adding 2. Equality belongs to the at-least branch, so starting at 4 checks the boundary. Once a branch finishes, the program reports; it does not reconsider the condition just because doubling 5 produced 10. Limit: A large reported value need not mean the true branch ran; branch choice depends on the earlier value."/>
+            <wp:cNvGraphicFramePr>
+              <a:graphicFrameLocks noChangeAspect="1"/>
+            </wp:cNvGraphicFramePr>
+            <a:graphic>
+              <a:graphicData uri="http://schemas.openxmlformats.org/drawingml/2006/picture">
+                <pic:pic>
+                  <pic:nvPicPr>
+                    <pic:cNvPr id="0" name="academy-story-ai-1-10-05.png"/>
+                    <pic:cNvPicPr/>
+                  </pic:nvPicPr>
+                  <pic:blipFill>
+                    <a:blip r:embed="rId15"/>
+                    <a:stretch>
+                      <a:fillRect/>
+                    </a:stretch>
+                  </pic:blipFill>
+                  <pic:spPr>
+                    <a:xfrm>
+                      <a:off x="0" y="0"/>
+                      <a:ext cx="5486400" cy="2834640"/>
+                    </a:xfrm>
+                    <a:prstGeom prst="rect"/>
+                  </pic:spPr>
+                </pic:pic>
+              </a:graphicData>
+            </a:graphic>
+          </wp:inline>
+        </w:drawing>
+      </w:r>
+    </w:p>
+    <w:p>
+      <w:pPr>
+        <w:spacing w:line="336" w:lineRule="auto" w:after="180"/>
+      </w:pPr>
+      <w:r>
+        <w:rPr>
+          <w:b w:val="0"/>
+        </w:rPr>
+        <w:t xml:space="preserve">The </w:t>
+      </w:r>
+      <w:r>
+        <w:rPr>
+          <w:b/>
+        </w:rPr>
+        <w:t>condition</w:t>
+      </w:r>
+      <w:r>
+        <w:rPr>
+          <w:b w:val="0"/>
+        </w:rPr>
+        <w:t xml:space="preserve"> is evaluated after adding 2. Equality belongs to the at-least </w:t>
+      </w:r>
+      <w:r>
+        <w:rPr>
+          <w:b/>
+        </w:rPr>
+        <w:t>branch</w:t>
+      </w:r>
+      <w:r>
+        <w:rPr>
+          <w:b w:val="0"/>
+        </w:rPr>
+        <w:t>, so starting at 4 checks the boundary.</w:t>
+      </w:r>
+    </w:p>
+    <w:p>
+      <w:pPr>
+        <w:spacing w:line="336" w:lineRule="auto" w:after="180"/>
+      </w:pPr>
+      <w:r>
+        <w:rPr>
+          <w:b w:val="0"/>
+        </w:rPr>
+        <w:t xml:space="preserve">Once a </w:t>
+      </w:r>
+      <w:r>
+        <w:rPr>
+          <w:b/>
+        </w:rPr>
+        <w:t>branch</w:t>
+      </w:r>
+      <w:r>
+        <w:rPr>
+          <w:b w:val="0"/>
+        </w:rPr>
+        <w:t xml:space="preserve"> finishes, the program reports; it does not reconsider the </w:t>
+      </w:r>
+      <w:r>
+        <w:rPr>
+          <w:b/>
+        </w:rPr>
+        <w:t>condition</w:t>
+      </w:r>
+      <w:r>
+        <w:rPr>
+          <w:b w:val="0"/>
+        </w:rPr>
+        <w:t xml:space="preserve"> just because doubling 5 produced 10.</w:t>
+      </w:r>
+    </w:p>
+    <w:p>
+      <w:pPr>
+        <w:spacing w:line="336" w:lineRule="auto" w:after="180"/>
+      </w:pPr>
+      <w:r>
+        <w:rPr>
+          <w:b w:val="0"/>
+        </w:rPr>
+        <w:t xml:space="preserve">Limit: A large reported value need not mean the true </w:t>
+      </w:r>
+      <w:r>
+        <w:rPr>
+          <w:b/>
+        </w:rPr>
+        <w:t>branch</w:t>
+      </w:r>
+      <w:r>
+        <w:rPr>
+          <w:b w:val="0"/>
+        </w:rPr>
+        <w:t xml:space="preserve"> ran; </w:t>
+      </w:r>
+      <w:r>
+        <w:rPr>
+          <w:b/>
+        </w:rPr>
+        <w:t>branch</w:t>
+      </w:r>
+      <w:r>
+        <w:rPr>
+          <w:b w:val="0"/>
+        </w:rPr>
+        <w:t xml:space="preserve"> choice depends on the earlier value.</w:t>
+      </w:r>
+    </w:p>
+    <w:p>
+      <w:pPr>
+        <w:spacing w:line="336" w:lineRule="auto" w:after="180"/>
+        <w:shd w:fill="F5F1FB"/>
+      </w:pPr>
+      <w:r>
+        <w:rPr>
+          <w:b w:val="0"/>
+        </w:rPr>
+        <w:t>Explain the case, then point to a limit on the claim.</w:t>
+      </w:r>
+    </w:p>
+    <w:p>
+      <w:pPr>
+        <w:pStyle w:val="Heading3"/>
+      </w:pPr>
+      <w:r>
+        <w:t>Discuss while showing the picture</w:t>
+      </w:r>
+    </w:p>
+    <w:p>
+      <w:pPr>
+        <w:spacing w:line="336" w:lineRule="auto" w:after="180"/>
+        <w:shd w:fill="F1F6F8"/>
+      </w:pPr>
+      <w:r>
+        <w:rPr>
+          <w:b w:val="0"/>
+        </w:rPr>
+        <w:t>Teacher prompt: Explain the case, then point to a limit on the claim. Ask learners to describe one label or arrow in ordinary words. Use the adjacent transcript if the image is difficult to see.</w:t>
+      </w:r>
+    </w:p>
+    <w:p>
+      <w:pPr>
+        <w:spacing w:line="336" w:lineRule="auto" w:after="180"/>
+        <w:shd w:fill="F1F6F8"/>
+      </w:pPr>
+      <w:r>
+        <w:rPr>
+          <w:b w:val="0"/>
+        </w:rPr>
+        <w:t xml:space="preserve">Keep the stated scope: A large reported value need not mean the true </w:t>
+      </w:r>
+      <w:r>
+        <w:rPr>
+          <w:b/>
+        </w:rPr>
+        <w:t>branch</w:t>
+      </w:r>
+      <w:r>
+        <w:rPr>
+          <w:b w:val="0"/>
+        </w:rPr>
+        <w:t xml:space="preserve"> ran; </w:t>
+      </w:r>
+      <w:r>
+        <w:rPr>
+          <w:b/>
+        </w:rPr>
+        <w:t>branch</w:t>
+      </w:r>
+      <w:r>
+        <w:rPr>
+          <w:b w:val="0"/>
+        </w:rPr>
+        <w:t xml:space="preserve"> choice depends on the earlier value.</w:t>
+      </w:r>
+    </w:p>
+    <w:p>
+      <w:pPr>
+        <w:pStyle w:val="Heading3"/>
+      </w:pPr>
+      <w:r>
+        <w:t>06. Make the idea visible in your project</w:t>
+      </w:r>
+    </w:p>
+    <w:p>
+      <w:r>
+        <w:drawing>
+          <wp:inline xmlns:a="http://schemas.openxmlformats.org/drawingml/2006/main" xmlns:pic="http://schemas.openxmlformats.org/drawingml/2006/picture">
+            <wp:extent cx="5486400" cy="3380232"/>
+            <wp:docPr id="8" name="Picture 8" descr="Include equality examples when reviewing sorter conditions, and trace from original input through output. Draw your input, deciding step, result and limit. Supported question: Which input detects the difference between the two written conditions? Explain its entire run."/>
+            <wp:cNvGraphicFramePr>
+              <a:graphicFrameLocks noChangeAspect="1"/>
+            </wp:cNvGraphicFramePr>
+            <a:graphic>
+              <a:graphicData uri="http://schemas.openxmlformats.org/drawingml/2006/picture">
+                <pic:pic>
+                  <pic:nvPicPr>
+                    <pic:cNvPr id="0" name="academy-story-ai-1-10-06.png"/>
+                    <pic:cNvPicPr/>
+                  </pic:nvPicPr>
+                  <pic:blipFill>
+                    <a:blip r:embed="rId16"/>
+                    <a:stretch>
+                      <a:fillRect/>
+                    </a:stretch>
+                  </pic:blipFill>
+                  <pic:spPr>
+                    <a:xfrm>
+                      <a:off x="0" y="0"/>
+                      <a:ext cx="5486400" cy="3380232"/>
+                    </a:xfrm>
+                    <a:prstGeom prst="rect"/>
+                  </pic:spPr>
+                </pic:pic>
+              </a:graphicData>
+            </a:graphic>
+          </wp:inline>
+        </w:drawing>
+      </w:r>
+    </w:p>
+    <w:p>
+      <w:pPr>
+        <w:spacing w:line="336" w:lineRule="auto" w:after="180"/>
+      </w:pPr>
+      <w:r>
+        <w:rPr>
+          <w:b w:val="0"/>
+        </w:rPr>
+        <w:t xml:space="preserve">Include equality examples when reviewing sorter </w:t>
+      </w:r>
+      <w:r>
+        <w:rPr>
+          <w:b/>
+        </w:rPr>
+        <w:t>condition</w:t>
+      </w:r>
+      <w:r>
+        <w:rPr>
+          <w:b w:val="0"/>
+        </w:rPr>
+        <w:t xml:space="preserve">s, and trace from original </w:t>
+      </w:r>
+      <w:r>
+        <w:rPr>
+          <w:b/>
+        </w:rPr>
+        <w:t>input</w:t>
+      </w:r>
+      <w:r>
+        <w:rPr>
+          <w:b w:val="0"/>
+        </w:rPr>
+        <w:t xml:space="preserve"> through </w:t>
+      </w:r>
+      <w:r>
+        <w:rPr>
+          <w:b/>
+        </w:rPr>
+        <w:t>output</w:t>
+      </w:r>
+      <w:r>
+        <w:rPr>
+          <w:b w:val="0"/>
+        </w:rPr>
+        <w:t xml:space="preserve">. Draw your </w:t>
+      </w:r>
+      <w:r>
+        <w:rPr>
+          <w:b/>
+        </w:rPr>
+        <w:t>input</w:t>
+      </w:r>
+      <w:r>
+        <w:rPr>
+          <w:b w:val="0"/>
+        </w:rPr>
+        <w:t>, deciding step, result and limit.</w:t>
+      </w:r>
+    </w:p>
+    <w:p>
+      <w:pPr>
+        <w:spacing w:line="336" w:lineRule="auto" w:after="180"/>
+      </w:pPr>
+      <w:r>
+        <w:rPr>
+          <w:b w:val="0"/>
+        </w:rPr>
+        <w:t xml:space="preserve">Supported question: Which </w:t>
+      </w:r>
+      <w:r>
+        <w:rPr>
+          <w:b/>
+        </w:rPr>
+        <w:t>input</w:t>
+      </w:r>
+      <w:r>
+        <w:rPr>
+          <w:b w:val="0"/>
+        </w:rPr>
+        <w:t xml:space="preserve"> detects the difference between the two written </w:t>
+      </w:r>
+      <w:r>
+        <w:rPr>
+          <w:b/>
+        </w:rPr>
+        <w:t>condition</w:t>
+      </w:r>
+      <w:r>
+        <w:rPr>
+          <w:b w:val="0"/>
+        </w:rPr>
+        <w:t>s? Explain its entire run.</w:t>
+      </w:r>
+    </w:p>
+    <w:p>
+      <w:pPr>
+        <w:spacing w:line="336" w:lineRule="auto" w:after="180"/>
+        <w:shd w:fill="F5F1FB"/>
+      </w:pPr>
+      <w:r>
+        <w:rPr>
+          <w:b w:val="0"/>
+        </w:rPr>
+        <w:t xml:space="preserve">Draw your project trace and justify the deciding step using </w:t>
+      </w:r>
+      <w:r>
+        <w:rPr>
+          <w:b/>
+        </w:rPr>
+        <w:t>evidence</w:t>
+      </w:r>
+      <w:r>
+        <w:rPr>
+          <w:b w:val="0"/>
+        </w:rPr>
+        <w:t>.</w:t>
+      </w:r>
+    </w:p>
+    <w:p>
+      <w:pPr>
+        <w:pStyle w:val="Heading3"/>
+      </w:pPr>
+      <w:r>
+        <w:t>Discuss while showing the picture</w:t>
+      </w:r>
+    </w:p>
+    <w:p>
+      <w:pPr>
+        <w:spacing w:line="336" w:lineRule="auto" w:after="180"/>
+        <w:shd w:fill="F1F6F8"/>
+      </w:pPr>
+      <w:r>
+        <w:rPr>
+          <w:b w:val="0"/>
+        </w:rPr>
+        <w:t xml:space="preserve">Teacher prompt: Draw your project trace and justify the deciding step using </w:t>
+      </w:r>
+      <w:r>
+        <w:rPr>
+          <w:b/>
+        </w:rPr>
+        <w:t>evidence</w:t>
+      </w:r>
+      <w:r>
+        <w:rPr>
+          <w:b w:val="0"/>
+        </w:rPr>
+        <w:t>. Ask learners to describe one label or arrow in ordinary words. Use the adjacent transcript if the image is difficult to see.</w:t>
+      </w:r>
+    </w:p>
+    <w:p>
+      <w:pPr>
+        <w:spacing w:line="336" w:lineRule="auto" w:after="180"/>
+        <w:shd w:fill="F1F6F8"/>
+      </w:pPr>
+      <w:r>
+        <w:rPr>
+          <w:b w:val="0"/>
+        </w:rPr>
+        <w:t>Supported practice key: Start 4: add 2 gives 6. The including equality rule subtracts 1 to report 5; the strict rule doubles to report 12.</w:t>
       </w:r>
     </w:p>
     <w:sectPr>

--- a/downloads/teacher/ai-1-week-10.docx
+++ b/downloads/teacher/ai-1-week-10.docx
@@ -143,7 +143,7 @@
           </w:tcPr>
           <w:p>
             <w:r>
-              <w:t>Sections 1–6; record the brief recall in the workbook.</w:t>
+              <w:t>Use Your mission, Notice the evidence, See how it works, Compare the cases, Words that unlock the idea and Follow a worked example; record the brief recall in the workbook.</w:t>
             </w:r>
           </w:p>
         </w:tc>
@@ -175,7 +175,7 @@
           </w:tcPr>
           <w:p>
             <w:r>
-              <w:t>Sections 7–10; use the matching workbook W2 and misconception check.</w:t>
+              <w:t>Use Find and repair a mistake, Practise together, Run the investigation and Build your understanding; use the matching workbook W2 and misconception check.</w:t>
             </w:r>
           </w:p>
         </w:tc>
@@ -207,7 +207,7 @@
           </w:tcPr>
           <w:p>
             <w:r>
-              <w:t>Sections 9 and 11–14. Give extra time to finish the full task set; use Section 15 when the week includes a coding lab.</w:t>
+              <w:t>Use Run the investigation, Connect your project, Show what you know, Study a complete case and Try a new case independently. Allow extra time for the full task set. Use a coding lab only when this week actually provides one; Your lesson route is the planning section.</w:t>
             </w:r>
           </w:p>
         </w:tc>
@@ -829,7 +829,7 @@
         <w:rPr>
           <w:b w:val="0"/>
         </w:rPr>
-        <w:t xml:space="preserve"> and test an including equality boundary.</w:t>
+        <w:t xml:space="preserve"> and test a boundary that includes equality.</w:t>
       </w:r>
     </w:p>
     <w:p>
@@ -3545,7 +3545,7 @@
         <w:rPr>
           <w:b w:val="0"/>
         </w:rPr>
-        <w:t>Start 4: add 2 gives 6. The including equality rule subtracts 1 to report 5; the strict rule doubles to report 12.</w:t>
+        <w:t>Start 4: add 2 gives 6. The rule that includes equality subtracts 1 to report 5; the strict rule doubles to report 12.</w:t>
       </w:r>
     </w:p>
     <w:p>
@@ -6280,7 +6280,7 @@
           </w:tcPr>
           <w:p>
             <w:r>
-              <w:t>Sections 1–6; record the brief recall in the workbook.</w:t>
+              <w:t>Use Your mission, Notice the evidence, See how it works, Compare the cases, Words that unlock the idea and Follow a worked example; record the brief recall in the workbook.</w:t>
             </w:r>
           </w:p>
         </w:tc>
@@ -6312,7 +6312,7 @@
           </w:tcPr>
           <w:p>
             <w:r>
-              <w:t>Sections 7–10; use the matching workbook W2 and misconception check.</w:t>
+              <w:t>Use Find and repair a mistake, Practise together, Run the investigation and Build your understanding; use the matching workbook W2 and misconception check.</w:t>
             </w:r>
           </w:p>
         </w:tc>
@@ -6344,7 +6344,7 @@
           </w:tcPr>
           <w:p>
             <w:r>
-              <w:t>Sections 9 and 11–14. Give extra time to finish the full task set; use Section 15 when the week includes a coding lab.</w:t>
+              <w:t>Use Run the investigation, Connect your project, Show what you know, Study a complete case and Try a new case independently. Allow extra time for the full task set. Use a coding lab only when this week actually provides one; Your lesson route is the planning section.</w:t>
             </w:r>
           </w:p>
         </w:tc>
@@ -7870,7 +7870,7 @@
         <w:rPr>
           <w:b w:val="0"/>
         </w:rPr>
-        <w:t>Supported practice key: Start 4: add 2 gives 6. The including equality rule subtracts 1 to report 5; the strict rule doubles to report 12.</w:t>
+        <w:t>Supported practice key: Start 4: add 2 gives 6. The rule that includes equality subtracts 1 to report 5; the strict rule doubles to report 12.</w:t>
       </w:r>
     </w:p>
     <w:sectPr>

--- a/downloads/teacher/ai-1-week-10.docx
+++ b/downloads/teacher/ai-1-week-10.docx
@@ -25,20 +25,38 @@
         <w:pStyle w:val="Heading1"/>
       </w:pPr>
       <w:r>
-        <w:t>01. If/Then Decisions</w:t>
-      </w:r>
-    </w:p>
-    <w:p>
-      <w:r>
-        <w:t>Prepare If/Then Decisions: check the target, prerequisites, resources and adaptable teaching schedule.</w:t>
-      </w:r>
-    </w:p>
-    <w:p>
-      <w:pPr>
-        <w:pStyle w:val="Heading3"/>
-      </w:pPr>
-      <w:r>
-        <w:t>Teach the learning cycle</w:t>
+        <w:t>Teach decisions with a visible test point.</w:t>
+      </w:r>
+    </w:p>
+    <w:p>
+      <w:r>
+        <w:t>Model inclusive and strict boundaries, distinguish the two recipes and reserve the brightness task for independent evidence.</w:t>
+      </w:r>
+    </w:p>
+    <w:p>
+      <w:r>
+        <w:t>Look for current values, equality handling and a complete branch trace.</w:t>
+      </w:r>
+    </w:p>
+    <w:p>
+      <w:pPr>
+        <w:pStyle w:val="Heading1"/>
+      </w:pPr>
+      <w:r>
+        <w:t>01. Prepare this connected week</w:t>
+      </w:r>
+    </w:p>
+    <w:p>
+      <w:r>
+        <w:t>Use one main plan and keep practice separate from the independent first attempt.</w:t>
+      </w:r>
+    </w:p>
+    <w:p>
+      <w:pPr>
+        <w:pStyle w:val="Heading2"/>
+      </w:pPr>
+      <w:r>
+        <w:t>Learning goal and precision</w:t>
       </w:r>
     </w:p>
     <w:p>
@@ -68,6 +86,158 @@
           <w:b/>
         </w:rPr>
         <w:t>branch</w:t>
+      </w:r>
+    </w:p>
+    <w:p>
+      <w:pPr>
+        <w:spacing w:line="336" w:lineRule="auto" w:after="180"/>
+      </w:pPr>
+      <w:r>
+        <w:rPr>
+          <w:b w:val="0"/>
+        </w:rPr>
+        <w:t>This week combines current-state tracing with a single if/</w:t>
+      </w:r>
+      <w:r>
+        <w:rPr>
+          <w:b/>
+        </w:rPr>
+        <w:t>else</w:t>
+      </w:r>
+      <w:r>
+        <w:rPr>
+          <w:b w:val="0"/>
+        </w:rPr>
+        <w:t xml:space="preserve"> decision. Use known whole-number scores first, then explicitly introduce missing </w:t>
+      </w:r>
+      <w:r>
+        <w:rPr>
+          <w:b/>
+        </w:rPr>
+        <w:t>input</w:t>
+      </w:r>
+      <w:r>
+        <w:rPr>
+          <w:b w:val="0"/>
+        </w:rPr>
+        <w:t xml:space="preserve">. Separate testing a </w:t>
+      </w:r>
+      <w:r>
+        <w:rPr>
+          <w:b/>
+        </w:rPr>
+        <w:t>condition</w:t>
+      </w:r>
+      <w:r>
+        <w:rPr>
+          <w:b w:val="0"/>
+        </w:rPr>
+        <w:t xml:space="preserve"> from updating a value.</w:t>
+      </w:r>
+    </w:p>
+    <w:p>
+      <w:pPr>
+        <w:spacing w:line="336" w:lineRule="auto" w:after="180"/>
+      </w:pPr>
+      <w:r>
+        <w:rPr>
+          <w:b w:val="0"/>
+        </w:rPr>
+        <w:t xml:space="preserve">At least and at most include equality; above and below exclude it. Exactly one </w:t>
+      </w:r>
+      <w:r>
+        <w:rPr>
+          <w:b/>
+        </w:rPr>
+        <w:t>branch</w:t>
+      </w:r>
+      <w:r>
+        <w:rPr>
+          <w:b w:val="0"/>
+        </w:rPr>
+        <w:t xml:space="preserve"> runs for each decision reached. A changed value does not cause the decision to repeat unless another test is explicitly specified.</w:t>
+      </w:r>
+    </w:p>
+    <w:p>
+      <w:pPr>
+        <w:spacing w:line="336" w:lineRule="auto" w:after="180"/>
+      </w:pPr>
+      <w:r>
+        <w:rPr>
+          <w:b w:val="0"/>
+        </w:rPr>
+        <w:t>All game and brightness examples are paper simulations.</w:t>
+      </w:r>
+    </w:p>
+    <w:p>
+      <w:pPr>
+        <w:spacing w:line="336" w:lineRule="auto" w:after="180"/>
+      </w:pPr>
+      <w:r>
+        <w:rPr>
+          <w:b w:val="0"/>
+        </w:rPr>
+        <w:t xml:space="preserve">By the end, I can trace exactly one </w:t>
+      </w:r>
+      <w:r>
+        <w:rPr>
+          <w:b/>
+        </w:rPr>
+        <w:t>branch</w:t>
+      </w:r>
+      <w:r>
+        <w:rPr>
+          <w:b w:val="0"/>
+        </w:rPr>
+        <w:t xml:space="preserve"> and test a boundary that includes equality.</w:t>
+      </w:r>
+    </w:p>
+    <w:p>
+      <w:pPr>
+        <w:pStyle w:val="Heading2"/>
+      </w:pPr>
+      <w:r>
+        <w:t>What to prepare</w:t>
+      </w:r>
+    </w:p>
+    <w:p>
+      <w:pPr>
+        <w:pStyle w:val="ListBullet"/>
+      </w:pPr>
+      <w:r>
+        <w:t>Use the supplied scenario, student illustrations and blank paper. For numeric work, offer counters or a calculator after learners show the setup. Fictional records are supplied; personal data and paid accounts are unnecessary.</w:t>
+      </w:r>
+    </w:p>
+    <w:p>
+      <w:pPr>
+        <w:pStyle w:val="ListBullet"/>
+      </w:pPr>
+      <w:r>
+        <w:t>A score box, an add-2 card, and a paired if/otherwise instruction card with report and stop beneath it</w:t>
+      </w:r>
+    </w:p>
+    <w:p>
+      <w:pPr>
+        <w:pStyle w:val="ListBullet"/>
+      </w:pPr>
+      <w:r>
+        <w:t>A three-column trace headed Current value, Test result and Chosen update, plus cards 5, 6 and 7</w:t>
+      </w:r>
+    </w:p>
+    <w:p>
+      <w:pPr>
+        <w:pStyle w:val="ListBullet"/>
+      </w:pPr>
+      <w:r>
+        <w:t>The brightness-display task from W4 for independent work, and one unreadable-value card</w:t>
+      </w:r>
+    </w:p>
+    <w:p>
+      <w:pPr>
+        <w:pStyle w:val="Heading2"/>
+      </w:pPr>
+      <w:r>
+        <w:t>Main teaching plan</w:t>
       </w:r>
     </w:p>
     <w:tbl>
@@ -249,9 +419,189 @@
     </w:p>
     <w:p>
       <w:pPr>
+        <w:pStyle w:val="Heading2"/>
+      </w:pPr>
+      <w:r>
+        <w:t>Opening retrieval and readiness</w:t>
+      </w:r>
+    </w:p>
+    <w:p>
+      <w:pPr>
+        <w:spacing w:line="336" w:lineRule="auto" w:after="180"/>
+      </w:pPr>
+      <w:r>
+        <w:rPr>
+          <w:b w:val="0"/>
+        </w:rPr>
+        <w:t>Without opening the old lesson, explain one key idea from Algorithms as Recipes. Give an example and a mistake that the idea helps you avoid.</w:t>
+      </w:r>
+    </w:p>
+    <w:p>
+      <w:pPr>
+        <w:spacing w:line="336" w:lineRule="auto" w:after="180"/>
+      </w:pPr>
+      <w:r>
+        <w:rPr>
+          <w:b w:val="0"/>
+        </w:rPr>
+        <w:t>Look for: Trace an ordered algorithm using the current value after every instruction</w:t>
+      </w:r>
+    </w:p>
+    <w:p>
+      <w:pPr>
+        <w:spacing w:line="336" w:lineRule="auto" w:after="180"/>
+      </w:pPr>
+      <w:r>
+        <w:rPr>
+          <w:b w:val="0"/>
+        </w:rPr>
+        <w:t>Reference example, not the only acceptable wording: The trace is 3, 7, 14, 9. The doubling step uses 7, the current value after adding 4 to 3. It must not double the initial 3.</w:t>
+      </w:r>
+    </w:p>
+    <w:p>
+      <w:pPr>
+        <w:spacing w:line="336" w:lineRule="auto" w:after="180"/>
+      </w:pPr>
+      <w:r>
+        <w:rPr>
+          <w:b w:val="0"/>
+        </w:rPr>
+        <w:t>Accept a table, arrows or clearly labelled sentences that preserve the order.</w:t>
+      </w:r>
+    </w:p>
+    <w:p>
+      <w:pPr>
+        <w:spacing w:line="336" w:lineRule="auto" w:after="180"/>
+      </w:pPr>
+      <w:r>
+        <w:rPr>
+          <w:b w:val="0"/>
+        </w:rPr>
+        <w:t>Without opening the old lesson, explain one key idea from Categories and Labels. Give an example and a mistake that the idea helps you avoid.</w:t>
+      </w:r>
+    </w:p>
+    <w:p>
+      <w:pPr>
+        <w:spacing w:line="336" w:lineRule="auto" w:after="180"/>
+      </w:pPr>
+      <w:r>
+        <w:rPr>
+          <w:b w:val="0"/>
+        </w:rPr>
+        <w:t xml:space="preserve">Look for: Apply a category definition using explicit </w:t>
+      </w:r>
+      <w:r>
+        <w:rPr>
+          <w:b/>
+        </w:rPr>
+        <w:t>evidence</w:t>
+      </w:r>
+      <w:r>
+        <w:rPr>
+          <w:b w:val="0"/>
+        </w:rPr>
+        <w:t xml:space="preserve"> and boundary rules</w:t>
+      </w:r>
+    </w:p>
+    <w:p>
+      <w:pPr>
+        <w:spacing w:line="336" w:lineRule="auto" w:after="180"/>
+      </w:pPr>
+      <w:r>
+        <w:rPr>
+          <w:b w:val="0"/>
+        </w:rPr>
+        <w:t>Reference example, not the only acceptable wording: In order: ready because both known fields pass; revise because 31 exceeds 30; review because the known day passes but the room is unknown; revise because the known day failure has priority over the unknown room.</w:t>
+      </w:r>
+    </w:p>
+    <w:p>
+      <w:pPr>
+        <w:spacing w:line="336" w:lineRule="auto" w:after="180"/>
+      </w:pPr>
+      <w:r>
+        <w:rPr>
+          <w:b w:val="0"/>
+        </w:rPr>
+        <w:t>Equality at 30 is accepted.</w:t>
+      </w:r>
+    </w:p>
+    <w:p>
+      <w:pPr>
+        <w:spacing w:line="336" w:lineRule="auto" w:after="180"/>
+      </w:pPr>
+      <w:r>
+        <w:rPr>
+          <w:b w:val="0"/>
+        </w:rPr>
+        <w:t>Without opening the old lesson, explain one key idea from Rules or Learned Patterns?. Give an example and a mistake that the idea helps you avoid.</w:t>
+      </w:r>
+    </w:p>
+    <w:p>
+      <w:pPr>
+        <w:spacing w:line="336" w:lineRule="auto" w:after="180"/>
+      </w:pPr>
+      <w:r>
+        <w:rPr>
+          <w:b w:val="0"/>
+        </w:rPr>
+        <w:t>Look for: Execute a stated rule including its boundary</w:t>
+      </w:r>
+    </w:p>
+    <w:p>
+      <w:pPr>
+        <w:spacing w:line="336" w:lineRule="auto" w:after="180"/>
+      </w:pPr>
+      <w:r>
+        <w:rPr>
+          <w:b w:val="0"/>
+        </w:rPr>
+        <w:t xml:space="preserve">Reference example, not the only acceptable wording: At least 5 gives narrow, wide, wide. Greater than 5 gives narrow, narrow, wide. Only the equality case changes among these </w:t>
+      </w:r>
+      <w:r>
+        <w:rPr>
+          <w:b/>
+        </w:rPr>
+        <w:t>input</w:t>
+      </w:r>
+      <w:r>
+        <w:rPr>
+          <w:b w:val="0"/>
+        </w:rPr>
+        <w:t>s.</w:t>
+      </w:r>
+    </w:p>
+    <w:p>
+      <w:pPr>
+        <w:spacing w:line="336" w:lineRule="auto" w:after="180"/>
+      </w:pPr>
+      <w:r>
+        <w:rPr>
+          <w:b w:val="0"/>
+        </w:rPr>
+        <w:t>The addition changes score to 6, so the next instruction doubles 6 and produces 12. Each instruction reads the current state.</w:t>
+      </w:r>
+    </w:p>
+    <w:p>
+      <w:pPr>
+        <w:pStyle w:val="Heading2"/>
+      </w:pPr>
+      <w:r>
+        <w:t>Earlier wording, alternatives and picture transcripts · reference / check after trying</w:t>
+      </w:r>
+    </w:p>
+    <w:p>
+      <w:pPr>
         <w:pStyle w:val="Heading3"/>
       </w:pPr>
       <w:r>
+        <w:t>Teach the learning cycle</w:t>
+      </w:r>
+    </w:p>
+    <w:p>
+      <w:pPr>
+        <w:pStyle w:val="Heading3"/>
+      </w:pPr>
+      <w:r>
         <w:t>Retrieval answer guidance</w:t>
       </w:r>
     </w:p>
@@ -265,188 +615,42 @@
     </w:p>
     <w:p>
       <w:pPr>
+        <w:pStyle w:val="Heading3"/>
+      </w:pPr>
+      <w:r>
+        <w:t>Categories and Labels</w:t>
+      </w:r>
+    </w:p>
+    <w:p>
+      <w:pPr>
+        <w:pStyle w:val="Heading3"/>
+      </w:pPr>
+      <w:r>
+        <w:t>Rules or Learned Patterns?</w:t>
+      </w:r>
+    </w:p>
+    <w:p>
+      <w:pPr>
         <w:spacing w:line="336" w:lineRule="auto" w:after="180"/>
       </w:pPr>
       <w:r>
         <w:rPr>
           <w:b w:val="0"/>
         </w:rPr>
-        <w:t>Without opening the old lesson, explain one key idea from Algorithms as Recipes. Give an example and a mistake that the idea helps you avoid.</w:t>
+        <w:t>Use the student module and workbook section with this exact week title. The worked case, independent question and answers below form one aligned lesson sequence.</w:t>
+      </w:r>
+    </w:p>
+    <w:p>
+      <w:pPr>
+        <w:pStyle w:val="Heading3"/>
+      </w:pPr>
+      <w:r>
+        <w:t>What the learner must demonstrate</w:t>
       </w:r>
     </w:p>
     <w:p>
       <w:pPr>
         <w:spacing w:line="336" w:lineRule="auto" w:after="180"/>
-      </w:pPr>
-      <w:r>
-        <w:rPr>
-          <w:b w:val="0"/>
-        </w:rPr>
-        <w:t>Look for: Trace an ordered algorithm using the current value after every instruction</w:t>
-      </w:r>
-    </w:p>
-    <w:p>
-      <w:pPr>
-        <w:spacing w:line="336" w:lineRule="auto" w:after="180"/>
-      </w:pPr>
-      <w:r>
-        <w:rPr>
-          <w:b w:val="0"/>
-        </w:rPr>
-        <w:t>Reference example, not the only acceptable wording: The trace is 3, 7, 14, 9. The doubling step uses 7, the current value after adding 4 to 3. It must not double the initial 3.</w:t>
-      </w:r>
-    </w:p>
-    <w:p>
-      <w:pPr>
-        <w:spacing w:line="336" w:lineRule="auto" w:after="180"/>
-      </w:pPr>
-      <w:r>
-        <w:rPr>
-          <w:b w:val="0"/>
-        </w:rPr>
-        <w:t>Accept a table, arrows or clearly labelled sentences that preserve the order.</w:t>
-      </w:r>
-    </w:p>
-    <w:p>
-      <w:pPr>
-        <w:pStyle w:val="Heading3"/>
-      </w:pPr>
-      <w:r>
-        <w:t>Categories and Labels</w:t>
-      </w:r>
-    </w:p>
-    <w:p>
-      <w:pPr>
-        <w:spacing w:line="336" w:lineRule="auto" w:after="180"/>
-      </w:pPr>
-      <w:r>
-        <w:rPr>
-          <w:b w:val="0"/>
-        </w:rPr>
-        <w:t>Without opening the old lesson, explain one key idea from Categories and Labels. Give an example and a mistake that the idea helps you avoid.</w:t>
-      </w:r>
-    </w:p>
-    <w:p>
-      <w:pPr>
-        <w:spacing w:line="336" w:lineRule="auto" w:after="180"/>
-      </w:pPr>
-      <w:r>
-        <w:rPr>
-          <w:b w:val="0"/>
-        </w:rPr>
-        <w:t xml:space="preserve">Look for: Apply a category definition using explicit </w:t>
-      </w:r>
-      <w:r>
-        <w:rPr>
-          <w:b/>
-        </w:rPr>
-        <w:t>evidence</w:t>
-      </w:r>
-      <w:r>
-        <w:rPr>
-          <w:b w:val="0"/>
-        </w:rPr>
-        <w:t xml:space="preserve"> and boundary rules</w:t>
-      </w:r>
-    </w:p>
-    <w:p>
-      <w:pPr>
-        <w:spacing w:line="336" w:lineRule="auto" w:after="180"/>
-      </w:pPr>
-      <w:r>
-        <w:rPr>
-          <w:b w:val="0"/>
-        </w:rPr>
-        <w:t>Reference example, not the only acceptable wording: In order: ready because both known fields pass; revise because 31 exceeds 30; review because the known day passes but the room is unknown; revise because the known day failure has priority over the unknown room.</w:t>
-      </w:r>
-    </w:p>
-    <w:p>
-      <w:pPr>
-        <w:spacing w:line="336" w:lineRule="auto" w:after="180"/>
-      </w:pPr>
-      <w:r>
-        <w:rPr>
-          <w:b w:val="0"/>
-        </w:rPr>
-        <w:t>Equality at 30 is accepted.</w:t>
-      </w:r>
-    </w:p>
-    <w:p>
-      <w:pPr>
-        <w:pStyle w:val="Heading3"/>
-      </w:pPr>
-      <w:r>
-        <w:t>Rules or Learned Patterns?</w:t>
-      </w:r>
-    </w:p>
-    <w:p>
-      <w:pPr>
-        <w:spacing w:line="336" w:lineRule="auto" w:after="180"/>
-      </w:pPr>
-      <w:r>
-        <w:rPr>
-          <w:b w:val="0"/>
-        </w:rPr>
-        <w:t>Without opening the old lesson, explain one key idea from Rules or Learned Patterns?. Give an example and a mistake that the idea helps you avoid.</w:t>
-      </w:r>
-    </w:p>
-    <w:p>
-      <w:pPr>
-        <w:spacing w:line="336" w:lineRule="auto" w:after="180"/>
-      </w:pPr>
-      <w:r>
-        <w:rPr>
-          <w:b w:val="0"/>
-        </w:rPr>
-        <w:t>Look for: Execute a stated rule including its boundary</w:t>
-      </w:r>
-    </w:p>
-    <w:p>
-      <w:pPr>
-        <w:spacing w:line="336" w:lineRule="auto" w:after="180"/>
-      </w:pPr>
-      <w:r>
-        <w:rPr>
-          <w:b w:val="0"/>
-        </w:rPr>
-        <w:t xml:space="preserve">Reference example, not the only acceptable wording: At least 5 gives narrow, wide, wide. Greater than 5 gives narrow, narrow, wide. Only the equality case changes among these </w:t>
-      </w:r>
-      <w:r>
-        <w:rPr>
-          <w:b/>
-        </w:rPr>
-        <w:t>input</w:t>
-      </w:r>
-      <w:r>
-        <w:rPr>
-          <w:b w:val="0"/>
-        </w:rPr>
-        <w:t>s.</w:t>
-      </w:r>
-    </w:p>
-    <w:p>
-      <w:pPr>
-        <w:spacing w:line="336" w:lineRule="auto" w:after="180"/>
-      </w:pPr>
-      <w:r>
-        <w:rPr>
-          <w:b w:val="0"/>
-        </w:rPr>
-        <w:t>Use the student module and workbook section with this exact week title. The worked case, independent question and answers below form one aligned lesson sequence.</w:t>
-      </w:r>
-    </w:p>
-    <w:p>
-      <w:pPr>
-        <w:pStyle w:val="Heading3"/>
-      </w:pPr>
-      <w:r>
-        <w:t>What the learner must demonstrate</w:t>
-      </w:r>
-    </w:p>
-    <w:p>
-      <w:pPr>
-        <w:spacing w:line="336" w:lineRule="auto" w:after="180"/>
-        <w:shd w:fill="F5F1FB"/>
       </w:pPr>
       <w:r>
         <w:rPr>
@@ -625,6 +829,11 @@
       </w:r>
     </w:p>
     <w:p>
+      <w:r>
+        <w:t>This compact option is not the full-week schedule. Use the main teaching cycle and allow extra sessions for the investigation, independent work and project.</w:t>
+      </w:r>
+    </w:p>
+    <w:p>
       <w:pPr>
         <w:spacing w:line="336" w:lineRule="auto" w:after="180"/>
       </w:pPr>
@@ -632,7 +841,7 @@
         <w:rPr>
           <w:b w:val="0"/>
         </w:rPr>
-        <w:t>Use the supplied scenario, student illustrations and blank paper. For numeric work, offer counters or a calculator after learners show the setup. Fictional records are supplied; personal data and paid accounts are unnecessary.</w:t>
+        <w:t>Allow 80 minutes: recall 8; explanation 12; worked demonstration 15; guided practice 20; independent assessment 15; project and reflection 10. Extend the lab into a second session when needed.</w:t>
       </w:r>
     </w:p>
     <w:p>
@@ -640,32 +849,55 @@
         <w:pStyle w:val="Heading3"/>
       </w:pPr>
       <w:r>
-        <w:t>Alternative compact allocation</w:t>
-      </w:r>
-    </w:p>
-    <w:p>
-      <w:r>
-        <w:t>This compact option is not the full-week schedule. Use the main teaching cycle and allow extra sessions for the investigation, independent work and project.</w:t>
+        <w:t>Preparation for the connected explanation</w:t>
+      </w:r>
+    </w:p>
+    <w:p>
+      <w:pPr>
+        <w:pStyle w:val="Heading3"/>
+      </w:pPr>
+      <w:r>
+        <w:t>Readiness answer</w:t>
+      </w:r>
+    </w:p>
+    <w:p>
+      <w:pPr>
+        <w:pStyle w:val="Heading3"/>
+      </w:pPr>
+      <w:r>
+        <w:t>End goal for the pictorial case</w:t>
       </w:r>
     </w:p>
     <w:p>
       <w:pPr>
         <w:spacing w:line="336" w:lineRule="auto" w:after="180"/>
-        <w:shd w:fill="F1F6F8"/>
-      </w:pPr>
-      <w:r>
-        <w:rPr>
-          <w:b w:val="0"/>
-        </w:rPr>
-        <w:t>Allow 80 minutes: recall 8; explanation 12; worked demonstration 15; guided practice 20; independent assessment 15; project and reflection 10. Extend the lab into a second session when needed.</w:t>
-      </w:r>
-    </w:p>
-    <w:p>
-      <w:pPr>
-        <w:pStyle w:val="Heading3"/>
-      </w:pPr>
-      <w:r>
-        <w:t>Preparation for the connected explanation</w:t>
+      </w:pPr>
+      <w:r>
+        <w:rPr>
+          <w:b w:val="0"/>
+        </w:rPr>
+        <w:t>This added worked case illustrates the week’s main idea. Retain all original and connected topics; schedule its practice within the teaching cycle.</w:t>
+      </w:r>
+    </w:p>
+    <w:p>
+      <w:pPr>
+        <w:pStyle w:val="Heading1"/>
+      </w:pPr>
+      <w:r>
+        <w:t>02. Teach a condition at a precise point in the trace</w:t>
+      </w:r>
+    </w:p>
+    <w:p>
+      <w:r>
+        <w:t>Keep the paper game’s subtract-3 recipe and the pictorial counter’s subtract-1 recipe clearly named.</w:t>
+      </w:r>
+    </w:p>
+    <w:p>
+      <w:pPr>
+        <w:pStyle w:val="Heading2"/>
+      </w:pPr>
+      <w:r>
+        <w:t>Begin with the complete paper-game procedure</w:t>
       </w:r>
     </w:p>
     <w:p>
@@ -676,7 +908,7 @@
         <w:rPr>
           <w:b w:val="0"/>
         </w:rPr>
-        <w:t>This week combines current-state tracing with a single if/</w:t>
+        <w:t>A paper game updates a score with this procedure: add 2 to score; if score is at least 6, subtract 3 from score; otherwise add 4 to score; report score and stop. The if and otherwise instructions form one if/</w:t>
       </w:r>
       <w:r>
         <w:rPr>
@@ -688,31 +920,861 @@
         <w:rPr>
           <w:b w:val="0"/>
         </w:rPr>
-        <w:t xml:space="preserve"> decision. Use known whole-number scores first, then explicitly introduce missing </w:t>
+        <w:t xml:space="preserve"> decision.</w:t>
+      </w:r>
+    </w:p>
+    <w:p>
+      <w:pPr>
+        <w:spacing w:line="336" w:lineRule="auto" w:after="180"/>
+      </w:pPr>
+      <w:r>
+        <w:rPr>
+          <w:b w:val="0"/>
+        </w:rPr>
+        <w:t xml:space="preserve">Exactly one of those </w:t>
       </w:r>
       <w:r>
         <w:rPr>
           <w:b/>
         </w:rPr>
+        <w:t>branch</w:t>
+      </w:r>
+      <w:r>
+        <w:rPr>
+          <w:b w:val="0"/>
+        </w:rPr>
+        <w:t>es runs each time this decision is reached.</w:t>
+      </w:r>
+    </w:p>
+    <w:p>
+      <w:pPr>
+        <w:spacing w:line="336" w:lineRule="auto" w:after="180"/>
+      </w:pPr>
+      <w:r>
+        <w:rPr>
+          <w:b w:val="0"/>
+        </w:rPr>
+        <w:t xml:space="preserve">A </w:t>
+      </w:r>
+      <w:r>
+        <w:rPr>
+          <w:b/>
+        </w:rPr>
+        <w:t>condition</w:t>
+      </w:r>
+      <w:r>
+        <w:rPr>
+          <w:b w:val="0"/>
+        </w:rPr>
+        <w:t xml:space="preserve"> asks whether a statement is true for the current state. At least 6 means 6 or any larger number. If score is 6, the </w:t>
+      </w:r>
+      <w:r>
+        <w:rPr>
+          <w:b/>
+        </w:rPr>
+        <w:t>condition</w:t>
+      </w:r>
+      <w:r>
+        <w:rPr>
+          <w:b w:val="0"/>
+        </w:rPr>
+        <w:t xml:space="preserve"> is true. If score is 5, it is false.</w:t>
+      </w:r>
+    </w:p>
+    <w:p>
+      <w:pPr>
+        <w:spacing w:line="336" w:lineRule="auto" w:after="180"/>
+      </w:pPr>
+      <w:r>
+        <w:rPr>
+          <w:b w:val="0"/>
+        </w:rPr>
+        <w:t xml:space="preserve">The </w:t>
+      </w:r>
+      <w:r>
+        <w:rPr>
+          <w:b/>
+        </w:rPr>
+        <w:t>condition</w:t>
+      </w:r>
+      <w:r>
+        <w:rPr>
+          <w:b w:val="0"/>
+        </w:rPr>
+        <w:t xml:space="preserve"> itself does not change score; the chosen </w:t>
+      </w:r>
+      <w:r>
+        <w:rPr>
+          <w:b/>
+        </w:rPr>
+        <w:t>branch</w:t>
+      </w:r>
+      <w:r>
+        <w:rPr>
+          <w:b w:val="0"/>
+        </w:rPr>
+        <w:t xml:space="preserve"> performs the update.</w:t>
+      </w:r>
+    </w:p>
+    <w:p>
+      <w:pPr>
+        <w:spacing w:line="336" w:lineRule="auto" w:after="180"/>
+      </w:pPr>
+      <w:r>
+        <w:rPr>
+          <w:b w:val="0"/>
+        </w:rPr>
+        <w:t xml:space="preserve">Start score at 4. First add 2, giving 6. Now test the current 6: the </w:t>
+      </w:r>
+      <w:r>
+        <w:rPr>
+          <w:b/>
+        </w:rPr>
+        <w:t>condition</w:t>
+      </w:r>
+      <w:r>
+        <w:rPr>
+          <w:b w:val="0"/>
+        </w:rPr>
+        <w:t xml:space="preserve"> is true, so subtract 3 and report 3. Testing the original 4 would choose the wrong </w:t>
+      </w:r>
+      <w:r>
+        <w:rPr>
+          <w:b/>
+        </w:rPr>
+        <w:t>branch</w:t>
+      </w:r>
+      <w:r>
+        <w:rPr>
+          <w:b w:val="0"/>
+        </w:rPr>
+        <w:t>.</w:t>
+      </w:r>
+    </w:p>
+    <w:p>
+      <w:pPr>
+        <w:spacing w:line="336" w:lineRule="auto" w:after="180"/>
+      </w:pPr>
+      <w:r>
+        <w:rPr>
+          <w:b w:val="0"/>
+        </w:rPr>
+        <w:t xml:space="preserve">Write the state immediately before the </w:t>
+      </w:r>
+      <w:r>
+        <w:rPr>
+          <w:b/>
+        </w:rPr>
+        <w:t>condition</w:t>
+      </w:r>
+      <w:r>
+        <w:rPr>
+          <w:b w:val="0"/>
+        </w:rPr>
+        <w:t xml:space="preserve"> so the </w:t>
+      </w:r>
+      <w:r>
+        <w:rPr>
+          <w:b/>
+        </w:rPr>
+        <w:t>evidence</w:t>
+      </w:r>
+      <w:r>
+        <w:rPr>
+          <w:b w:val="0"/>
+        </w:rPr>
+        <w:t xml:space="preserve"> for the choice is visible.</w:t>
+      </w:r>
+    </w:p>
+    <w:p>
+      <w:pPr>
+        <w:pStyle w:val="Heading2"/>
+      </w:pPr>
+      <w:r>
+        <w:t>Compare boundary phrases and test-point values</w:t>
+      </w:r>
+    </w:p>
+    <w:p>
+      <w:pPr>
+        <w:spacing w:line="336" w:lineRule="auto" w:after="180"/>
+      </w:pPr>
+      <w:r>
+        <w:rPr>
+          <w:b w:val="0"/>
+        </w:rPr>
+        <w:t xml:space="preserve">Compare the three values immediately around the </w:t>
+      </w:r>
+      <w:r>
+        <w:rPr>
+          <w:b/>
+        </w:rPr>
+        <w:t>threshold</w:t>
+      </w:r>
+      <w:r>
+        <w:rPr>
+          <w:b w:val="0"/>
+        </w:rPr>
+        <w:t xml:space="preserve">. These are the values when the </w:t>
+      </w:r>
+      <w:r>
+        <w:rPr>
+          <w:b/>
+        </w:rPr>
+        <w:t>condition</w:t>
+      </w:r>
+      <w:r>
+        <w:rPr>
+          <w:b w:val="0"/>
+        </w:rPr>
+        <w:t xml:space="preserve"> is reached, after the initial add-2 instruction.</w:t>
+      </w:r>
+    </w:p>
+    <w:p>
+      <w:pPr>
+        <w:spacing w:line="336" w:lineRule="auto" w:after="180"/>
+      </w:pPr>
+      <w:r>
+        <w:rPr>
+          <w:b w:val="0"/>
+        </w:rPr>
+        <w:t>Testing only a value far above 6 would not show whether equality was handled correctly.</w:t>
+      </w:r>
+    </w:p>
+    <w:p>
+      <w:pPr>
+        <w:spacing w:line="336" w:lineRule="auto" w:after="180"/>
+      </w:pPr>
+      <w:r>
+        <w:rPr>
+          <w:b w:val="0"/>
+        </w:rPr>
+        <w:t>Above 6 is different: it means strictly greater than 6, so 6 itself does not pass. At most 6 means 6 or smaller. Below 6 means strictly smaller, so it excludes 6. Say the equality case aloud before using one of these phrases.</w:t>
+      </w:r>
+    </w:p>
+    <w:p>
+      <w:pPr>
+        <w:spacing w:line="336" w:lineRule="auto" w:after="180"/>
+      </w:pPr>
+      <w:r>
+        <w:rPr>
+          <w:b w:val="0"/>
+        </w:rPr>
+        <w:t xml:space="preserve">A </w:t>
+      </w:r>
+      <w:r>
+        <w:rPr>
+          <w:b/>
+        </w:rPr>
+        <w:t>condition</w:t>
+      </w:r>
+      <w:r>
+        <w:rPr>
+          <w:b w:val="0"/>
+        </w:rPr>
+        <w:t xml:space="preserve"> can be true even when its chosen action makes the number smaller. True describes the test result; it does not mean good, bigger, or a successful game. The written instructions define the action.</w:t>
+      </w:r>
+    </w:p>
+    <w:p>
+      <w:pPr>
+        <w:pStyle w:val="Heading2"/>
+      </w:pPr>
+      <w:r>
+        <w:t>Model the separate pictorial counter</w:t>
+      </w:r>
+    </w:p>
+    <w:p>
+      <w:pPr>
+        <w:spacing w:line="336" w:lineRule="auto" w:after="180"/>
+      </w:pPr>
+      <w:r>
+        <w:rPr>
+          <w:b w:val="0"/>
+        </w:rPr>
+        <w:t xml:space="preserve">A fictional counter begins with a number, adds 2, then chooses one </w:t>
+      </w:r>
+      <w:r>
+        <w:rPr>
+          <w:b/>
+        </w:rPr>
+        <w:t>branch</w:t>
+      </w:r>
+      <w:r>
+        <w:rPr>
+          <w:b w:val="0"/>
+        </w:rPr>
+        <w:t>.</w:t>
+      </w:r>
+    </w:p>
+    <w:p>
+      <w:pPr>
+        <w:spacing w:line="336" w:lineRule="auto" w:after="180"/>
+      </w:pPr>
+      <w:r>
+        <w:rPr>
+          <w:b w:val="0"/>
+        </w:rPr>
+        <w:t>If the updated value is at least 6, subtract 1; otherwise double it.</w:t>
+      </w:r>
+    </w:p>
+    <w:p>
+      <w:pPr>
+        <w:spacing w:line="336" w:lineRule="auto" w:after="180"/>
+      </w:pPr>
+      <w:r>
+        <w:rPr>
+          <w:b w:val="0"/>
+        </w:rPr>
+        <w:t>Report once and stop. Use separate starting values 3,4,5.</w:t>
+      </w:r>
+    </w:p>
+    <w:p>
+      <w:r>
+        <w:drawing>
+          <wp:inline xmlns:a="http://schemas.openxmlformats.org/drawingml/2006/main" xmlns:pic="http://schemas.openxmlformats.org/drawingml/2006/picture">
+            <wp:extent cx="5486400" cy="4005072"/>
+            <wp:docPr id="1" name="Picture 1" descr="Update first: Starts 3,4,5 become 5,6,7. → Test current value: 5≥6 is false; 6≥6 and 7≥6 are true. → Choose one branch: Double 5 to 10; subtract 1 from 6 to 5; subtract 1 from 7 to 6. → Report: The three independent runs report 10,5,6."/>
+            <wp:cNvGraphicFramePr>
+              <a:graphicFrameLocks noChangeAspect="1"/>
+            </wp:cNvGraphicFramePr>
+            <a:graphic>
+              <a:graphicData uri="http://schemas.openxmlformats.org/drawingml/2006/picture">
+                <pic:pic>
+                  <pic:nvPicPr>
+                    <pic:cNvPr id="0" name="academy-story-ai-1-10-02.png"/>
+                    <pic:cNvPicPr/>
+                  </pic:nvPicPr>
+                  <pic:blipFill>
+                    <a:blip r:embed="rId9"/>
+                    <a:stretch>
+                      <a:fillRect/>
+                    </a:stretch>
+                  </pic:blipFill>
+                  <pic:spPr>
+                    <a:xfrm>
+                      <a:off x="0" y="0"/>
+                      <a:ext cx="5486400" cy="4005072"/>
+                    </a:xfrm>
+                    <a:prstGeom prst="rect"/>
+                  </pic:spPr>
+                </pic:pic>
+              </a:graphicData>
+            </a:graphic>
+          </wp:inline>
+        </w:drawing>
+      </w:r>
+    </w:p>
+    <w:p>
+      <w:r>
+        <w:drawing>
+          <wp:inline xmlns:a="http://schemas.openxmlformats.org/drawingml/2006/main" xmlns:pic="http://schemas.openxmlformats.org/drawingml/2006/picture">
+            <wp:extent cx="5486400" cy="3617976"/>
+            <wp:docPr id="2" name="Picture 2" descr="Inclusive branching trace. Run 1: Start = 3, After +2 = 5, At least 6? = false, Report = 10. Run 2: Start = 4, After +2 = 6, At least 6? = true, Report = 5. Run 3: Start = 5, After +2 = 7, At least 6? = true, Report = 6."/>
+            <wp:cNvGraphicFramePr>
+              <a:graphicFrameLocks noChangeAspect="1"/>
+            </wp:cNvGraphicFramePr>
+            <a:graphic>
+              <a:graphicData uri="http://schemas.openxmlformats.org/drawingml/2006/picture">
+                <pic:pic>
+                  <pic:nvPicPr>
+                    <pic:cNvPr id="0" name="academy-story-ai-1-10-03.png"/>
+                    <pic:cNvPicPr/>
+                  </pic:nvPicPr>
+                  <pic:blipFill>
+                    <a:blip r:embed="rId10"/>
+                    <a:stretch>
+                      <a:fillRect/>
+                    </a:stretch>
+                  </pic:blipFill>
+                  <pic:spPr>
+                    <a:xfrm>
+                      <a:off x="0" y="0"/>
+                      <a:ext cx="5486400" cy="3617976"/>
+                    </a:xfrm>
+                    <a:prstGeom prst="rect"/>
+                  </pic:spPr>
+                </pic:pic>
+              </a:graphicData>
+            </a:graphic>
+          </wp:inline>
+        </w:drawing>
+      </w:r>
+    </w:p>
+    <w:p>
+      <w:pPr>
+        <w:spacing w:line="336" w:lineRule="auto" w:after="180"/>
+      </w:pPr>
+      <w:r>
+        <w:rPr>
+          <w:b w:val="0"/>
+        </w:rPr>
+        <w:t xml:space="preserve">The </w:t>
+      </w:r>
+      <w:r>
+        <w:rPr>
+          <w:b/>
+        </w:rPr>
+        <w:t>condition</w:t>
+      </w:r>
+      <w:r>
+        <w:rPr>
+          <w:b w:val="0"/>
+        </w:rPr>
+        <w:t xml:space="preserve"> is evaluated after adding 2. Equality belongs to the at-least </w:t>
+      </w:r>
+      <w:r>
+        <w:rPr>
+          <w:b/>
+        </w:rPr>
+        <w:t>branch</w:t>
+      </w:r>
+      <w:r>
+        <w:rPr>
+          <w:b w:val="0"/>
+        </w:rPr>
+        <w:t>, so starting at 4 checks the boundary.</w:t>
+      </w:r>
+    </w:p>
+    <w:p>
+      <w:pPr>
+        <w:spacing w:line="336" w:lineRule="auto" w:after="180"/>
+      </w:pPr>
+      <w:r>
+        <w:rPr>
+          <w:b w:val="0"/>
+        </w:rPr>
+        <w:t xml:space="preserve">Once a </w:t>
+      </w:r>
+      <w:r>
+        <w:rPr>
+          <w:b/>
+        </w:rPr>
+        <w:t>branch</w:t>
+      </w:r>
+      <w:r>
+        <w:rPr>
+          <w:b w:val="0"/>
+        </w:rPr>
+        <w:t xml:space="preserve"> finishes, the program reports; it does not reconsider the </w:t>
+      </w:r>
+      <w:r>
+        <w:rPr>
+          <w:b/>
+        </w:rPr>
+        <w:t>condition</w:t>
+      </w:r>
+      <w:r>
+        <w:rPr>
+          <w:b w:val="0"/>
+        </w:rPr>
+        <w:t xml:space="preserve"> just because doubling 5 produced 10.</w:t>
+      </w:r>
+    </w:p>
+    <w:p>
+      <w:pPr>
+        <w:pStyle w:val="Heading2"/>
+      </w:pPr>
+      <w:r>
+        <w:t>Change the inclusive comparison to strict</w:t>
+      </w:r>
+    </w:p>
+    <w:p>
+      <w:pPr>
+        <w:pStyle w:val="ListNumber"/>
+      </w:pPr>
+      <w:r>
+        <w:t>Change: Replace at least 6 with above 6.</w:t>
+      </w:r>
+    </w:p>
+    <w:p>
+      <w:pPr>
+        <w:pStyle w:val="ListNumber"/>
+      </w:pPr>
+      <w:r>
+        <w:t>Prediction: Only the run starting at 4 changes: it reports 12.</w:t>
+      </w:r>
+    </w:p>
+    <w:p>
+      <w:pPr>
+        <w:pStyle w:val="ListNumber"/>
+      </w:pPr>
+      <w:r>
+        <w:t>Reason: Updated value 6 fails a strict above comparison and is doubled.</w:t>
+      </w:r>
+    </w:p>
+    <w:p>
+      <w:pPr>
+        <w:pStyle w:val="Heading2"/>
+      </w:pPr>
+      <w:r>
+        <w:t>Limit what the final value establishes</w:t>
+      </w:r>
+    </w:p>
+    <w:p>
+      <w:pPr>
+        <w:spacing w:line="336" w:lineRule="auto" w:after="180"/>
+      </w:pPr>
+      <w:r>
+        <w:rPr>
+          <w:b w:val="0"/>
+        </w:rPr>
+        <w:t xml:space="preserve">A large reported value need not mean the true </w:t>
+      </w:r>
+      <w:r>
+        <w:rPr>
+          <w:b/>
+        </w:rPr>
+        <w:t>branch</w:t>
+      </w:r>
+      <w:r>
+        <w:rPr>
+          <w:b w:val="0"/>
+        </w:rPr>
+        <w:t xml:space="preserve"> ran; </w:t>
+      </w:r>
+      <w:r>
+        <w:rPr>
+          <w:b/>
+        </w:rPr>
+        <w:t>branch</w:t>
+      </w:r>
+      <w:r>
+        <w:rPr>
+          <w:b w:val="0"/>
+        </w:rPr>
+        <w:t xml:space="preserve"> choice depends on the earlier value.</w:t>
+      </w:r>
+    </w:p>
+    <w:p>
+      <w:pPr>
+        <w:pStyle w:val="Heading2"/>
+      </w:pPr>
+      <w:r>
+        <w:t>Explain why one if/else does not run twice</w:t>
+      </w:r>
+    </w:p>
+    <w:tbl>
+      <w:tblPr>
+        <w:tblStyle w:val="LightShading-Accent1"/>
+        <w:tblW w:type="auto" w:w="0"/>
+        <w:tblLook w:firstColumn="1" w:firstRow="1" w:lastColumn="0" w:lastRow="0" w:noHBand="0" w:noVBand="1" w:val="04A0"/>
+      </w:tblPr>
+      <w:tblGrid>
+        <w:gridCol w:w="3408"/>
+        <w:gridCol w:w="3408"/>
+        <w:gridCol w:w="3408"/>
+      </w:tblGrid>
+      <w:tr>
+        <w:trPr>
+          <w:tblHeader/>
+        </w:trPr>
+        <w:tc>
+          <w:tcPr>
+            <w:tcW w:type="dxa" w:w="3408"/>
+          </w:tcPr>
+          <w:p>
+            <w:r>
+              <w:t>Initial score</w:t>
+            </w:r>
+          </w:p>
+        </w:tc>
+        <w:tc>
+          <w:tcPr>
+            <w:tcW w:type="dxa" w:w="3408"/>
+          </w:tcPr>
+          <w:p>
+            <w:r>
+              <w:t>State and condition after adding 2</w:t>
+            </w:r>
+          </w:p>
+        </w:tc>
+        <w:tc>
+          <w:tcPr>
+            <w:tcW w:type="dxa" w:w="3408"/>
+          </w:tcPr>
+          <w:p>
+            <w:r>
+              <w:t>Branch and final score</w:t>
+            </w:r>
+          </w:p>
+        </w:tc>
+      </w:tr>
+      <w:tr>
+        <w:tc>
+          <w:tcPr>
+            <w:tcW w:type="dxa" w:w="3408"/>
+          </w:tcPr>
+          <w:p>
+            <w:r>
+              <w:t>3</w:t>
+            </w:r>
+          </w:p>
+        </w:tc>
+        <w:tc>
+          <w:tcPr>
+            <w:tcW w:type="dxa" w:w="3408"/>
+          </w:tcPr>
+          <w:p>
+            <w:r>
+              <w:t>5 is not at least 6</w:t>
+            </w:r>
+          </w:p>
+        </w:tc>
+        <w:tc>
+          <w:tcPr>
+            <w:tcW w:type="dxa" w:w="3408"/>
+          </w:tcPr>
+          <w:p>
+            <w:r>
+              <w:t>Add 4 and report 9</w:t>
+            </w:r>
+          </w:p>
+        </w:tc>
+      </w:tr>
+      <w:tr>
+        <w:tc>
+          <w:tcPr>
+            <w:tcW w:type="dxa" w:w="3408"/>
+          </w:tcPr>
+          <w:p>
+            <w:r>
+              <w:t>4</w:t>
+            </w:r>
+          </w:p>
+        </w:tc>
+        <w:tc>
+          <w:tcPr>
+            <w:tcW w:type="dxa" w:w="3408"/>
+          </w:tcPr>
+          <w:p>
+            <w:r>
+              <w:t>6 is at least 6</w:t>
+            </w:r>
+          </w:p>
+        </w:tc>
+        <w:tc>
+          <w:tcPr>
+            <w:tcW w:type="dxa" w:w="3408"/>
+          </w:tcPr>
+          <w:p>
+            <w:r>
+              <w:t>Subtract 3 and report 3</w:t>
+            </w:r>
+          </w:p>
+        </w:tc>
+      </w:tr>
+      <w:tr>
+        <w:tc>
+          <w:tcPr>
+            <w:tcW w:type="dxa" w:w="3408"/>
+          </w:tcPr>
+          <w:p>
+            <w:r>
+              <w:t>5</w:t>
+            </w:r>
+          </w:p>
+        </w:tc>
+        <w:tc>
+          <w:tcPr>
+            <w:tcW w:type="dxa" w:w="3408"/>
+          </w:tcPr>
+          <w:p>
+            <w:r>
+              <w:t>7 is at least 6</w:t>
+            </w:r>
+          </w:p>
+        </w:tc>
+        <w:tc>
+          <w:tcPr>
+            <w:tcW w:type="dxa" w:w="3408"/>
+          </w:tcPr>
+          <w:p>
+            <w:r>
+              <w:t>Subtract 3 and report 4</w:t>
+            </w:r>
+          </w:p>
+        </w:tc>
+      </w:tr>
+    </w:tbl>
+    <w:p>
+      <w:pPr>
+        <w:spacing w:line="336" w:lineRule="auto" w:after="180"/>
+      </w:pPr>
+      <w:r>
+        <w:rPr>
+          <w:b w:val="0"/>
+        </w:rPr>
+        <w:t xml:space="preserve">In the first run, the false </w:t>
+      </w:r>
+      <w:r>
+        <w:rPr>
+          <w:b/>
+        </w:rPr>
+        <w:t>branch</w:t>
+      </w:r>
+      <w:r>
+        <w:rPr>
+          <w:b w:val="0"/>
+        </w:rPr>
+        <w:t xml:space="preserve"> increases 5 to 9. That does not make the earlier decision run again. The procedure has already chosen and carried out the otherwise </w:t>
+      </w:r>
+      <w:r>
+        <w:rPr>
+          <w:b/>
+        </w:rPr>
+        <w:t>branch</w:t>
+      </w:r>
+      <w:r>
+        <w:rPr>
+          <w:b w:val="0"/>
+        </w:rPr>
+        <w:t>, so it moves on to report and stop.</w:t>
+      </w:r>
+    </w:p>
+    <w:p>
+      <w:pPr>
+        <w:spacing w:line="336" w:lineRule="auto" w:after="180"/>
+      </w:pPr>
+      <w:r>
+        <w:rPr>
+          <w:b w:val="0"/>
+        </w:rPr>
+        <w:t xml:space="preserve">Subtracting 3 afterward would incorrectly run both </w:t>
+      </w:r>
+      <w:r>
+        <w:rPr>
+          <w:b/>
+        </w:rPr>
+        <w:t>branch</w:t>
+      </w:r>
+      <w:r>
+        <w:rPr>
+          <w:b w:val="0"/>
+        </w:rPr>
+        <w:t>es and report 6.</w:t>
+      </w:r>
+    </w:p>
+    <w:p>
+      <w:pPr>
+        <w:spacing w:line="336" w:lineRule="auto" w:after="180"/>
+      </w:pPr>
+      <w:r>
+        <w:rPr>
+          <w:b w:val="0"/>
+        </w:rPr>
+        <w:t>This rule applies to one if/</w:t>
+      </w:r>
+      <w:r>
+        <w:rPr>
+          <w:b/>
+        </w:rPr>
+        <w:t>else</w:t>
+      </w:r>
+      <w:r>
+        <w:rPr>
+          <w:b w:val="0"/>
+        </w:rPr>
+        <w:t xml:space="preserve"> decision. A later, separate </w:t>
+      </w:r>
+      <w:r>
+        <w:rPr>
+          <w:b/>
+        </w:rPr>
+        <w:t>condition</w:t>
+      </w:r>
+      <w:r>
+        <w:rPr>
+          <w:b w:val="0"/>
+        </w:rPr>
+        <w:t xml:space="preserve"> would be a new test of the state at that later point. Do not invent an extra test or loop because the value crossed the </w:t>
+      </w:r>
+      <w:r>
+        <w:rPr>
+          <w:b/>
+        </w:rPr>
+        <w:t>threshold</w:t>
+      </w:r>
+      <w:r>
+        <w:rPr>
+          <w:b w:val="0"/>
+        </w:rPr>
+        <w:t>.</w:t>
+      </w:r>
+    </w:p>
+    <w:p>
+      <w:pPr>
+        <w:spacing w:line="336" w:lineRule="auto" w:after="180"/>
+      </w:pPr>
+      <w:r>
+        <w:rPr>
+          <w:b w:val="0"/>
+        </w:rPr>
+        <w:t>Follow only the instructions in the procedure.</w:t>
+      </w:r>
+    </w:p>
+    <w:p>
+      <w:pPr>
+        <w:pStyle w:val="Heading2"/>
+      </w:pPr>
+      <w:r>
+        <w:t>Use the picture deliberately</w:t>
+      </w:r>
+    </w:p>
+    <w:p>
+      <w:pPr>
+        <w:spacing w:line="336" w:lineRule="auto" w:after="180"/>
+      </w:pPr>
+      <w:r>
+        <w:rPr>
+          <w:b w:val="0"/>
+        </w:rPr>
+        <w:t>Use the diagram and verbal explanation together. Ask learners to match a sentence to a specific visual step; do not assign learners fixed visual or auditory learning styles.</w:t>
+      </w:r>
+    </w:p>
+    <w:p>
+      <w:pPr>
+        <w:spacing w:line="336" w:lineRule="auto" w:after="180"/>
+      </w:pPr>
+      <w:r>
+        <w:rPr>
+          <w:b w:val="0"/>
+        </w:rPr>
+        <w:t xml:space="preserve">Cover the result. Ask learners to name the </w:t>
+      </w:r>
+      <w:r>
+        <w:rPr>
+          <w:b/>
+        </w:rPr>
         <w:t>input</w:t>
       </w:r>
       <w:r>
         <w:rPr>
           <w:b w:val="0"/>
         </w:rPr>
-        <w:t xml:space="preserve">. Separate testing a </w:t>
+        <w:t xml:space="preserve">s and predict the next step. Uncover one step, connect the icon to the actual procedure, and explain its </w:t>
       </w:r>
       <w:r>
         <w:rPr>
           <w:b/>
         </w:rPr>
+        <w:t>evidence</w:t>
+      </w:r>
+      <w:r>
+        <w:rPr>
+          <w:b w:val="0"/>
+        </w:rPr>
+        <w:t xml:space="preserve">. Then change the supplied </w:t>
+      </w:r>
+      <w:r>
+        <w:rPr>
+          <w:b/>
+        </w:rPr>
         <w:t>condition</w:t>
       </w:r>
       <w:r>
         <w:rPr>
           <w:b w:val="0"/>
         </w:rPr>
-        <w:t xml:space="preserve"> from updating a value.</w:t>
+        <w:t xml:space="preserve"> and compare.</w:t>
       </w:r>
     </w:p>
     <w:p>
@@ -723,19 +1785,15 @@
         <w:rPr>
           <w:b w:val="0"/>
         </w:rPr>
-        <w:t xml:space="preserve">At least and at most include equality; above and below exclude it. Exactly one </w:t>
-      </w:r>
-      <w:r>
-        <w:rPr>
-          <w:b/>
-        </w:rPr>
-        <w:t>branch</w:t>
-      </w:r>
-      <w:r>
-        <w:rPr>
-          <w:b w:val="0"/>
-        </w:rPr>
-        <w:t xml:space="preserve"> runs for each decision reached. A changed value does not cause the decision to repeat unless another test is explicitly specified.</w:t>
+        <w:t>The picture is a representation; it does not document execution of a real AI model.</w:t>
+      </w:r>
+    </w:p>
+    <w:p>
+      <w:pPr>
+        <w:pStyle w:val="Heading2"/>
+      </w:pPr>
+      <w:r>
+        <w:t>Earlier wording, alternatives and picture transcripts · reference / check after trying</w:t>
       </w:r>
     </w:p>
     <w:p>
@@ -746,114 +1804,7 @@
         <w:rPr>
           <w:b w:val="0"/>
         </w:rPr>
-        <w:t>All game and brightness examples are paper simulations.</w:t>
-      </w:r>
-    </w:p>
-    <w:p>
-      <w:pPr>
-        <w:pStyle w:val="Heading3"/>
-      </w:pPr>
-      <w:r>
-        <w:t>Readiness answer</w:t>
-      </w:r>
-    </w:p>
-    <w:p>
-      <w:pPr>
-        <w:spacing w:line="336" w:lineRule="auto" w:after="180"/>
-      </w:pPr>
-      <w:r>
-        <w:rPr>
-          <w:b w:val="0"/>
-        </w:rPr>
-        <w:t>The addition changes score to 6, so the next instruction doubles 6 and produces 12. Each instruction reads the current state.</w:t>
-      </w:r>
-    </w:p>
-    <w:p>
-      <w:pPr>
-        <w:spacing w:line="336" w:lineRule="auto" w:after="180"/>
-      </w:pPr>
-      <w:r>
-        <w:rPr>
-          <w:b w:val="0"/>
-        </w:rPr>
-        <w:t>A score box, an add-2 card, and a paired if/otherwise instruction card with report and stop beneath it</w:t>
-      </w:r>
-    </w:p>
-    <w:p>
-      <w:pPr>
-        <w:spacing w:line="336" w:lineRule="auto" w:after="180"/>
-      </w:pPr>
-      <w:r>
-        <w:rPr>
-          <w:b w:val="0"/>
-        </w:rPr>
-        <w:t>A three-column trace headed Current value, Test result and Chosen update, plus cards 5, 6 and 7</w:t>
-      </w:r>
-    </w:p>
-    <w:p>
-      <w:pPr>
-        <w:spacing w:line="336" w:lineRule="auto" w:after="180"/>
-      </w:pPr>
-      <w:r>
-        <w:rPr>
-          <w:b w:val="0"/>
-        </w:rPr>
-        <w:t>The brightness-display task from W4 for independent work, and one unreadable-value card</w:t>
-      </w:r>
-    </w:p>
-    <w:p>
-      <w:pPr>
-        <w:pStyle w:val="Heading3"/>
-      </w:pPr>
-      <w:r>
-        <w:t>End goal for the pictorial case</w:t>
-      </w:r>
-    </w:p>
-    <w:p>
-      <w:pPr>
-        <w:spacing w:line="336" w:lineRule="auto" w:after="180"/>
-      </w:pPr>
-      <w:r>
-        <w:rPr>
-          <w:b w:val="0"/>
-        </w:rPr>
-        <w:t xml:space="preserve">By the end, I can trace exactly one </w:t>
-      </w:r>
-      <w:r>
-        <w:rPr>
-          <w:b/>
-        </w:rPr>
-        <w:t>branch</w:t>
-      </w:r>
-      <w:r>
-        <w:rPr>
-          <w:b w:val="0"/>
-        </w:rPr>
-        <w:t xml:space="preserve"> and test a boundary that includes equality.</w:t>
-      </w:r>
-    </w:p>
-    <w:p>
-      <w:pPr>
-        <w:spacing w:line="336" w:lineRule="auto" w:after="180"/>
-      </w:pPr>
-      <w:r>
-        <w:rPr>
-          <w:b w:val="0"/>
-        </w:rPr>
-        <w:t>This added worked case illustrates the week’s main idea. Retain all original and connected topics; schedule its practice within the teaching cycle.</w:t>
-      </w:r>
-    </w:p>
-    <w:p>
-      <w:pPr>
-        <w:pStyle w:val="Heading1"/>
-      </w:pPr>
-      <w:r>
-        <w:t>02. Explain the mechanism</w:t>
-      </w:r>
-    </w:p>
-    <w:p>
-      <w:r>
-        <w:t>Model If/Then Decisions using the supplied case, labelled mechanism and reasoning. Make the scope of each conclusion explicit.</w:t>
+        <w:t>Explain the mechanism</w:t>
       </w:r>
     </w:p>
     <w:p>
@@ -933,46 +1884,321 @@
     </w:p>
     <w:p>
       <w:pPr>
+        <w:spacing w:line="336" w:lineRule="auto" w:after="180"/>
+      </w:pPr>
+      <w:r>
+        <w:rPr>
+          <w:b w:val="0"/>
+        </w:rPr>
+        <w:t xml:space="preserve">CORE IDEA </w:t>
+      </w:r>
+      <w:r>
+        <w:rPr>
+          <w:b/>
+        </w:rPr>
+        <w:t>Condition</w:t>
+      </w:r>
+      <w:r>
+        <w:rPr>
+          <w:b w:val="0"/>
+        </w:rPr>
+        <w:t xml:space="preserve">s make an algorithm </w:t>
+      </w:r>
+      <w:r>
+        <w:rPr>
+          <w:b/>
+        </w:rPr>
+        <w:t>branch</w:t>
+      </w:r>
+      <w:r>
+        <w:rPr>
+          <w:b w:val="0"/>
+        </w:rPr>
+        <w:t xml:space="preserve"> when information changes.</w:t>
+      </w:r>
+    </w:p>
+    <w:p>
+      <w:pPr>
+        <w:spacing w:line="336" w:lineRule="auto" w:after="180"/>
+      </w:pPr>
+      <w:r>
+        <w:rPr>
+          <w:b w:val="0"/>
+        </w:rPr>
+        <w:t xml:space="preserve">UNDER THE HOOD A </w:t>
+      </w:r>
+      <w:r>
+        <w:rPr>
+          <w:b/>
+        </w:rPr>
+        <w:t>condition</w:t>
+      </w:r>
+      <w:r>
+        <w:rPr>
+          <w:b w:val="0"/>
+        </w:rPr>
+        <w:t xml:space="preserve">al evaluates a Boolean expression and selects a </w:t>
+      </w:r>
+      <w:r>
+        <w:rPr>
+          <w:b/>
+        </w:rPr>
+        <w:t>branch</w:t>
+      </w:r>
+      <w:r>
+        <w:rPr>
+          <w:b w:val="0"/>
+        </w:rPr>
+        <w:t xml:space="preserve">. Order matters when </w:t>
+      </w:r>
+      <w:r>
+        <w:rPr>
+          <w:b/>
+        </w:rPr>
+        <w:t>condition</w:t>
+      </w:r>
+      <w:r>
+        <w:rPr>
+          <w:b w:val="0"/>
+        </w:rPr>
+        <w:t xml:space="preserve">s overlap. Complete decision logic needs explicit handling for boundary values and an </w:t>
+      </w:r>
+      <w:r>
+        <w:rPr>
+          <w:b/>
+        </w:rPr>
+        <w:t>else</w:t>
+      </w:r>
+      <w:r>
+        <w:rPr>
+          <w:b w:val="0"/>
+        </w:rPr>
+        <w:t xml:space="preserve"> path.</w:t>
+      </w:r>
+    </w:p>
+    <w:p>
+      <w:pPr>
+        <w:spacing w:line="336" w:lineRule="auto" w:after="180"/>
+      </w:pPr>
+      <w:r>
+        <w:rPr>
+          <w:b w:val="0"/>
+        </w:rPr>
+        <w:t>Draw a fresh example with all three stages:</w:t>
+      </w:r>
+    </w:p>
+    <w:p>
+      <w:pPr>
+        <w:spacing w:line="336" w:lineRule="auto" w:after="180"/>
+      </w:pPr>
+      <w:r>
+        <w:rPr>
+          <w:b w:val="0"/>
+        </w:rPr>
+        <w:t xml:space="preserve">Every step connects a claim to observable </w:t>
+      </w:r>
+      <w:r>
+        <w:rPr>
+          <w:b/>
+        </w:rPr>
+        <w:t>evidence</w:t>
+      </w:r>
+      <w:r>
+        <w:rPr>
+          <w:b w:val="0"/>
+        </w:rPr>
+        <w:t>.</w:t>
+      </w:r>
+    </w:p>
+    <w:p>
+      <w:pPr>
+        <w:spacing w:line="336" w:lineRule="auto" w:after="180"/>
+      </w:pPr>
+      <w:r>
+        <w:rPr>
+          <w:b w:val="0"/>
+        </w:rPr>
+        <w:t xml:space="preserve">CASE A clothing helper follows different paths depending on temperature, rain, and wind </w:t>
+      </w:r>
+      <w:r>
+        <w:rPr>
+          <w:b/>
+        </w:rPr>
+        <w:t>condition</w:t>
+      </w:r>
+      <w:r>
+        <w:rPr>
+          <w:b w:val="0"/>
+        </w:rPr>
+        <w:t>s.</w:t>
+      </w:r>
+    </w:p>
+    <w:p>
+      <w:pPr>
+        <w:spacing w:line="336" w:lineRule="auto" w:after="180"/>
+      </w:pPr>
+      <w:r>
+        <w:rPr>
+          <w:b w:val="0"/>
+        </w:rPr>
+        <w:t>STEP 1 — OBSERVE weather values</w:t>
+      </w:r>
+    </w:p>
+    <w:p>
+      <w:pPr>
+        <w:spacing w:line="336" w:lineRule="auto" w:after="180"/>
+      </w:pPr>
+      <w:r>
+        <w:rPr>
+          <w:b w:val="0"/>
+        </w:rPr>
+        <w:t xml:space="preserve">STEP 2 — TRACE check ordered if/then </w:t>
+      </w:r>
+      <w:r>
+        <w:rPr>
+          <w:b/>
+        </w:rPr>
+        <w:t>condition</w:t>
+      </w:r>
+      <w:r>
+        <w:rPr>
+          <w:b w:val="0"/>
+        </w:rPr>
+        <w:t>s</w:t>
+      </w:r>
+    </w:p>
+    <w:p>
+      <w:pPr>
+        <w:spacing w:line="336" w:lineRule="auto" w:after="180"/>
+      </w:pPr>
+      <w:r>
+        <w:rPr>
+          <w:b w:val="0"/>
+        </w:rPr>
+        <w:t>STEP 3 — CONCLUDE clothing suggestion and reason</w:t>
+      </w:r>
+    </w:p>
+    <w:p>
+      <w:pPr>
+        <w:spacing w:line="336" w:lineRule="auto" w:after="180"/>
+      </w:pPr>
+      <w:r>
+        <w:rPr>
+          <w:b w:val="0"/>
+        </w:rPr>
+        <w:t xml:space="preserve">MODEL REASONING Each test follows the stated </w:t>
+      </w:r>
+      <w:r>
+        <w:rPr>
+          <w:b/>
+        </w:rPr>
+        <w:t>condition</w:t>
+      </w:r>
+      <w:r>
+        <w:rPr>
+          <w:b w:val="0"/>
+        </w:rPr>
+        <w:t xml:space="preserve"> order. The exactly-at-</w:t>
+      </w:r>
+      <w:r>
+        <w:rPr>
+          <w:b/>
+        </w:rPr>
+        <w:t>threshold</w:t>
+      </w:r>
+      <w:r>
+        <w:rPr>
+          <w:b w:val="0"/>
+        </w:rPr>
+        <w:t xml:space="preserve"> case reveals whether the rule uses less than or less-than-or-equal. Rain-plus-cold needs combined </w:t>
+      </w:r>
+      <w:r>
+        <w:rPr>
+          <w:b/>
+        </w:rPr>
+        <w:t>output</w:t>
+      </w:r>
+      <w:r>
+        <w:rPr>
+          <w:b w:val="0"/>
+        </w:rPr>
+        <w:t>s or a clear priority.</w:t>
+      </w:r>
+    </w:p>
+    <w:p>
+      <w:pPr>
+        <w:spacing w:line="336" w:lineRule="auto" w:after="180"/>
+      </w:pPr>
+      <w:r>
+        <w:rPr>
+          <w:b w:val="0"/>
+        </w:rPr>
+        <w:t xml:space="preserve">DO NOT OVERCLAIM Never hide an unhandled case between two </w:t>
+      </w:r>
+      <w:r>
+        <w:rPr>
+          <w:b/>
+        </w:rPr>
+        <w:t>threshold</w:t>
+      </w:r>
+      <w:r>
+        <w:rPr>
+          <w:b w:val="0"/>
+        </w:rPr>
+        <w:t>s.</w:t>
+      </w:r>
+    </w:p>
+    <w:p>
+      <w:pPr>
+        <w:spacing w:line="336" w:lineRule="auto" w:after="180"/>
+      </w:pPr>
+      <w:r>
+        <w:rPr>
+          <w:b w:val="0"/>
+        </w:rPr>
+        <w:t xml:space="preserve">What new </w:t>
+      </w:r>
+      <w:r>
+        <w:rPr>
+          <w:b/>
+        </w:rPr>
+        <w:t>evidence</w:t>
+      </w:r>
+      <w:r>
+        <w:rPr>
+          <w:b w:val="0"/>
+        </w:rPr>
+        <w:t xml:space="preserve"> could change this answer?</w:t>
+      </w:r>
+    </w:p>
+    <w:p>
+      <w:pPr>
         <w:pStyle w:val="Heading3"/>
       </w:pPr>
       <w:r>
-        <w:t>Key idea</w:t>
+        <w:t>Concrete teaching case</w:t>
       </w:r>
     </w:p>
     <w:p>
       <w:pPr>
         <w:spacing w:line="336" w:lineRule="auto" w:after="180"/>
-        <w:shd w:fill="EDF7F3"/>
-      </w:pPr>
-      <w:r>
-        <w:rPr>
-          <w:b w:val="0"/>
-        </w:rPr>
-        <w:t xml:space="preserve">CORE IDEA </w:t>
-      </w:r>
-      <w:r>
-        <w:rPr>
-          <w:b/>
-        </w:rPr>
-        <w:t>Condition</w:t>
-      </w:r>
-      <w:r>
-        <w:rPr>
-          <w:b w:val="0"/>
-        </w:rPr>
-        <w:t xml:space="preserve">s make an algorithm </w:t>
-      </w:r>
-      <w:r>
-        <w:rPr>
-          <w:b/>
-        </w:rPr>
-        <w:t>branch</w:t>
-      </w:r>
-      <w:r>
-        <w:rPr>
-          <w:b w:val="0"/>
-        </w:rPr>
-        <w:t xml:space="preserve"> when information changes.</w:t>
+      </w:pPr>
+      <w:r>
+        <w:rPr>
+          <w:b w:val="0"/>
+        </w:rPr>
+        <w:t>If a card has a star, send it to A; otherwise send it to B.</w:t>
+      </w:r>
+    </w:p>
+    <w:p>
+      <w:pPr>
+        <w:spacing w:line="336" w:lineRule="auto" w:after="180"/>
+      </w:pPr>
+      <w:r>
+        <w:rPr>
+          <w:b w:val="0"/>
+        </w:rPr>
+        <w:t>Sort a star, a circle, and a card with both shapes.</w:t>
       </w:r>
     </w:p>
     <w:p>
@@ -980,101 +2206,18 @@
         <w:pStyle w:val="Heading3"/>
       </w:pPr>
       <w:r>
-        <w:t>How the mechanism works</w:t>
+        <w:t>Exact explanation to model</w:t>
       </w:r>
     </w:p>
     <w:p>
       <w:pPr>
         <w:spacing w:line="336" w:lineRule="auto" w:after="180"/>
-        <w:shd w:fill="F1F6F8"/>
-      </w:pPr>
-      <w:r>
-        <w:rPr>
-          <w:b w:val="0"/>
-        </w:rPr>
-        <w:t xml:space="preserve">UNDER THE HOOD A </w:t>
-      </w:r>
-      <w:r>
-        <w:rPr>
-          <w:b/>
-        </w:rPr>
-        <w:t>condition</w:t>
-      </w:r>
-      <w:r>
-        <w:rPr>
-          <w:b w:val="0"/>
-        </w:rPr>
-        <w:t xml:space="preserve">al evaluates a Boolean expression and selects a </w:t>
-      </w:r>
-      <w:r>
-        <w:rPr>
-          <w:b/>
-        </w:rPr>
-        <w:t>branch</w:t>
-      </w:r>
-      <w:r>
-        <w:rPr>
-          <w:b w:val="0"/>
-        </w:rPr>
-        <w:t xml:space="preserve">. Order matters when </w:t>
-      </w:r>
-      <w:r>
-        <w:rPr>
-          <w:b/>
-        </w:rPr>
-        <w:t>condition</w:t>
-      </w:r>
-      <w:r>
-        <w:rPr>
-          <w:b w:val="0"/>
-        </w:rPr>
-        <w:t xml:space="preserve">s overlap. Complete decision logic needs explicit handling for boundary values and an </w:t>
-      </w:r>
-      <w:r>
-        <w:rPr>
-          <w:b/>
-        </w:rPr>
-        <w:t>else</w:t>
-      </w:r>
-      <w:r>
-        <w:rPr>
-          <w:b w:val="0"/>
-        </w:rPr>
-        <w:t xml:space="preserve"> path.</w:t>
-      </w:r>
-    </w:p>
-    <w:p>
-      <w:pPr>
-        <w:spacing w:line="336" w:lineRule="auto" w:after="180"/>
-      </w:pPr>
-      <w:r>
-        <w:rPr>
-          <w:b w:val="0"/>
-        </w:rPr>
-        <w:t>Draw a fresh example with all three stages:</w:t>
-      </w:r>
-    </w:p>
-    <w:p>
-      <w:pPr>
-        <w:spacing w:line="336" w:lineRule="auto" w:after="180"/>
-      </w:pPr>
-      <w:r>
-        <w:rPr>
-          <w:b w:val="0"/>
-        </w:rPr>
-        <w:t xml:space="preserve">Every step connects a claim to observable </w:t>
-      </w:r>
-      <w:r>
-        <w:rPr>
-          <w:b/>
-        </w:rPr>
-        <w:t>evidence</w:t>
-      </w:r>
-      <w:r>
-        <w:rPr>
-          <w:b w:val="0"/>
-        </w:rPr>
-        <w:t>.</w:t>
+      </w:pPr>
+      <w:r>
+        <w:rPr>
+          <w:b w:val="0"/>
+        </w:rPr>
+        <w:t>Star and mixed cards go to A because both have a star. The circle goes to B. The test is has a star, not has only a star.</w:t>
       </w:r>
     </w:p>
     <w:p>
@@ -1082,573 +2225,7 @@
         <w:pStyle w:val="Heading3"/>
       </w:pPr>
       <w:r>
-        <w:t>The case to investigate</w:t>
-      </w:r>
-    </w:p>
-    <w:p>
-      <w:pPr>
-        <w:spacing w:line="336" w:lineRule="auto" w:after="180"/>
-        <w:shd w:fill="F1F6FC"/>
-      </w:pPr>
-      <w:r>
-        <w:rPr>
-          <w:b w:val="0"/>
-        </w:rPr>
-        <w:t xml:space="preserve">CASE A clothing helper follows different paths depending on temperature, rain, and wind </w:t>
-      </w:r>
-      <w:r>
-        <w:rPr>
-          <w:b/>
-        </w:rPr>
-        <w:t>condition</w:t>
-      </w:r>
-      <w:r>
-        <w:rPr>
-          <w:b w:val="0"/>
-        </w:rPr>
-        <w:t>s.</w:t>
-      </w:r>
-    </w:p>
-    <w:p>
-      <w:pPr>
-        <w:pStyle w:val="Heading3"/>
-      </w:pPr>
-      <w:r>
-        <w:t>Step 1</w:t>
-      </w:r>
-    </w:p>
-    <w:p>
-      <w:pPr>
-        <w:spacing w:line="336" w:lineRule="auto" w:after="180"/>
-        <w:shd w:fill="F4F9FC"/>
-      </w:pPr>
-      <w:r>
-        <w:rPr>
-          <w:b w:val="0"/>
-        </w:rPr>
-        <w:t>STEP 1 — OBSERVE weather values</w:t>
-      </w:r>
-    </w:p>
-    <w:p>
-      <w:pPr>
-        <w:pStyle w:val="Heading3"/>
-      </w:pPr>
-      <w:r>
-        <w:t>Step 2</w:t>
-      </w:r>
-    </w:p>
-    <w:p>
-      <w:pPr>
-        <w:spacing w:line="336" w:lineRule="auto" w:after="180"/>
-        <w:shd w:fill="F4F9FC"/>
-      </w:pPr>
-      <w:r>
-        <w:rPr>
-          <w:b w:val="0"/>
-        </w:rPr>
-        <w:t xml:space="preserve">STEP 2 — TRACE check ordered if/then </w:t>
-      </w:r>
-      <w:r>
-        <w:rPr>
-          <w:b/>
-        </w:rPr>
-        <w:t>condition</w:t>
-      </w:r>
-      <w:r>
-        <w:rPr>
-          <w:b w:val="0"/>
-        </w:rPr>
-        <w:t>s</w:t>
-      </w:r>
-    </w:p>
-    <w:p>
-      <w:pPr>
-        <w:pStyle w:val="Heading3"/>
-      </w:pPr>
-      <w:r>
-        <w:t>Step 3</w:t>
-      </w:r>
-    </w:p>
-    <w:p>
-      <w:pPr>
-        <w:spacing w:line="336" w:lineRule="auto" w:after="180"/>
-        <w:shd w:fill="F4F9FC"/>
-      </w:pPr>
-      <w:r>
-        <w:rPr>
-          <w:b w:val="0"/>
-        </w:rPr>
-        <w:t>STEP 3 — CONCLUDE clothing suggestion and reason</w:t>
-      </w:r>
-    </w:p>
-    <w:p>
-      <w:pPr>
-        <w:pStyle w:val="Heading3"/>
-      </w:pPr>
-      <w:r>
-        <w:t>Model answer</w:t>
-      </w:r>
-    </w:p>
-    <w:p>
-      <w:pPr>
-        <w:spacing w:line="336" w:lineRule="auto" w:after="180"/>
-        <w:shd w:fill="F1F6FC"/>
-      </w:pPr>
-      <w:r>
-        <w:rPr>
-          <w:b w:val="0"/>
-        </w:rPr>
-        <w:t xml:space="preserve">MODEL REASONING Each test follows the stated </w:t>
-      </w:r>
-      <w:r>
-        <w:rPr>
-          <w:b/>
-        </w:rPr>
-        <w:t>condition</w:t>
-      </w:r>
-      <w:r>
-        <w:rPr>
-          <w:b w:val="0"/>
-        </w:rPr>
-        <w:t xml:space="preserve"> order. The exactly-at-</w:t>
-      </w:r>
-      <w:r>
-        <w:rPr>
-          <w:b/>
-        </w:rPr>
-        <w:t>threshold</w:t>
-      </w:r>
-      <w:r>
-        <w:rPr>
-          <w:b w:val="0"/>
-        </w:rPr>
-        <w:t xml:space="preserve"> case reveals whether the rule uses less than or less-than-or-equal. Rain-plus-cold needs combined </w:t>
-      </w:r>
-      <w:r>
-        <w:rPr>
-          <w:b/>
-        </w:rPr>
-        <w:t>output</w:t>
-      </w:r>
-      <w:r>
-        <w:rPr>
-          <w:b w:val="0"/>
-        </w:rPr>
-        <w:t>s or a clear priority.</w:t>
-      </w:r>
-    </w:p>
-    <w:p>
-      <w:pPr>
-        <w:pStyle w:val="Heading3"/>
-      </w:pPr>
-      <w:r>
-        <w:t>A claim to avoid</w:t>
-      </w:r>
-    </w:p>
-    <w:p>
-      <w:pPr>
-        <w:spacing w:line="336" w:lineRule="auto" w:after="180"/>
-        <w:shd w:fill="FFF5E6"/>
-      </w:pPr>
-      <w:r>
-        <w:rPr>
-          <w:b w:val="0"/>
-        </w:rPr>
-        <w:t xml:space="preserve">DO NOT OVERCLAIM Never hide an unhandled case between two </w:t>
-      </w:r>
-      <w:r>
-        <w:rPr>
-          <w:b/>
-        </w:rPr>
-        <w:t>threshold</w:t>
-      </w:r>
-      <w:r>
-        <w:rPr>
-          <w:b w:val="0"/>
-        </w:rPr>
-        <w:t>s.</w:t>
-      </w:r>
-    </w:p>
-    <w:p>
-      <w:pPr>
-        <w:spacing w:line="336" w:lineRule="auto" w:after="180"/>
-        <w:shd w:fill="F5F1FB"/>
-      </w:pPr>
-      <w:r>
-        <w:rPr>
-          <w:b w:val="0"/>
-        </w:rPr>
-        <w:t xml:space="preserve">What new </w:t>
-      </w:r>
-      <w:r>
-        <w:rPr>
-          <w:b/>
-        </w:rPr>
-        <w:t>evidence</w:t>
-      </w:r>
-      <w:r>
-        <w:rPr>
-          <w:b w:val="0"/>
-        </w:rPr>
-        <w:t xml:space="preserve"> could change this answer?</w:t>
-      </w:r>
-    </w:p>
-    <w:p>
-      <w:pPr>
-        <w:pStyle w:val="Heading3"/>
-      </w:pPr>
-      <w:r>
-        <w:t>Concrete teaching case</w:t>
-      </w:r>
-    </w:p>
-    <w:p>
-      <w:pPr>
-        <w:pStyle w:val="Heading3"/>
-      </w:pPr>
-      <w:r>
-        <w:t>The teaching case</w:t>
-      </w:r>
-    </w:p>
-    <w:p>
-      <w:pPr>
-        <w:spacing w:line="336" w:lineRule="auto" w:after="180"/>
-        <w:shd w:fill="F1F6FC"/>
-      </w:pPr>
-      <w:r>
-        <w:rPr>
-          <w:b w:val="0"/>
-        </w:rPr>
-        <w:t>If a card has a star, send it to A; otherwise send it to B.</w:t>
-      </w:r>
-    </w:p>
-    <w:p>
-      <w:pPr>
-        <w:pStyle w:val="Heading3"/>
-      </w:pPr>
-      <w:r>
-        <w:t>The teaching case</w:t>
-      </w:r>
-    </w:p>
-    <w:p>
-      <w:pPr>
-        <w:spacing w:line="336" w:lineRule="auto" w:after="180"/>
-        <w:shd w:fill="F1F6FC"/>
-      </w:pPr>
-      <w:r>
-        <w:rPr>
-          <w:b w:val="0"/>
-        </w:rPr>
-        <w:t>Sort a star, a circle, and a card with both shapes.</w:t>
-      </w:r>
-    </w:p>
-    <w:p>
-      <w:pPr>
-        <w:pStyle w:val="Heading3"/>
-      </w:pPr>
-      <w:r>
-        <w:t>Exact explanation to model</w:t>
-      </w:r>
-    </w:p>
-    <w:p>
-      <w:pPr>
-        <w:pStyle w:val="Heading3"/>
-      </w:pPr>
-      <w:r>
-        <w:t>Why the result follows</w:t>
-      </w:r>
-    </w:p>
-    <w:p>
-      <w:pPr>
-        <w:spacing w:line="336" w:lineRule="auto" w:after="180"/>
-        <w:shd w:fill="F1F6FC"/>
-      </w:pPr>
-      <w:r>
-        <w:rPr>
-          <w:b w:val="0"/>
-        </w:rPr>
-        <w:t>Star and mixed cards go to A because both have a star. The circle goes to B. The test is has a star, not has only a star.</w:t>
-      </w:r>
-    </w:p>
-    <w:p>
-      <w:pPr>
-        <w:pStyle w:val="Heading3"/>
-      </w:pPr>
-      <w:r>
         <w:t>Explain the added worked example</w:t>
-      </w:r>
-    </w:p>
-    <w:p>
-      <w:pPr>
-        <w:pStyle w:val="Heading3"/>
-      </w:pPr>
-      <w:r>
-        <w:t>Explain the added worked example · 1</w:t>
-      </w:r>
-    </w:p>
-    <w:p>
-      <w:pPr>
-        <w:spacing w:line="336" w:lineRule="auto" w:after="180"/>
-      </w:pPr>
-      <w:r>
-        <w:rPr>
-          <w:b w:val="0"/>
-        </w:rPr>
-        <w:t>A paper game updates a score with this procedure: add 2 to score; if score is at least 6, subtract 3 from score; otherwise add 4 to score; report score and stop. The if and otherwise instructions form one if/</w:t>
-      </w:r>
-      <w:r>
-        <w:rPr>
-          <w:b/>
-        </w:rPr>
-        <w:t>else</w:t>
-      </w:r>
-      <w:r>
-        <w:rPr>
-          <w:b w:val="0"/>
-        </w:rPr>
-        <w:t xml:space="preserve"> decision.</w:t>
-      </w:r>
-    </w:p>
-    <w:p>
-      <w:pPr>
-        <w:spacing w:line="336" w:lineRule="auto" w:after="180"/>
-      </w:pPr>
-      <w:r>
-        <w:rPr>
-          <w:b w:val="0"/>
-        </w:rPr>
-        <w:t xml:space="preserve">Exactly one of those </w:t>
-      </w:r>
-      <w:r>
-        <w:rPr>
-          <w:b/>
-        </w:rPr>
-        <w:t>branch</w:t>
-      </w:r>
-      <w:r>
-        <w:rPr>
-          <w:b w:val="0"/>
-        </w:rPr>
-        <w:t>es runs each time this decision is reached.</w:t>
-      </w:r>
-    </w:p>
-    <w:p>
-      <w:pPr>
-        <w:spacing w:line="336" w:lineRule="auto" w:after="180"/>
-      </w:pPr>
-      <w:r>
-        <w:rPr>
-          <w:b w:val="0"/>
-        </w:rPr>
-        <w:t xml:space="preserve">A </w:t>
-      </w:r>
-      <w:r>
-        <w:rPr>
-          <w:b/>
-        </w:rPr>
-        <w:t>condition</w:t>
-      </w:r>
-      <w:r>
-        <w:rPr>
-          <w:b w:val="0"/>
-        </w:rPr>
-        <w:t xml:space="preserve"> asks whether a statement is true for the current state. At least 6 means 6 or any larger number. If score is 6, the </w:t>
-      </w:r>
-      <w:r>
-        <w:rPr>
-          <w:b/>
-        </w:rPr>
-        <w:t>condition</w:t>
-      </w:r>
-      <w:r>
-        <w:rPr>
-          <w:b w:val="0"/>
-        </w:rPr>
-        <w:t xml:space="preserve"> is true. If score is 5, it is false.</w:t>
-      </w:r>
-    </w:p>
-    <w:p>
-      <w:pPr>
-        <w:spacing w:line="336" w:lineRule="auto" w:after="180"/>
-      </w:pPr>
-      <w:r>
-        <w:rPr>
-          <w:b w:val="0"/>
-        </w:rPr>
-        <w:t xml:space="preserve">The </w:t>
-      </w:r>
-      <w:r>
-        <w:rPr>
-          <w:b/>
-        </w:rPr>
-        <w:t>condition</w:t>
-      </w:r>
-      <w:r>
-        <w:rPr>
-          <w:b w:val="0"/>
-        </w:rPr>
-        <w:t xml:space="preserve"> itself does not change score; the chosen </w:t>
-      </w:r>
-      <w:r>
-        <w:rPr>
-          <w:b/>
-        </w:rPr>
-        <w:t>branch</w:t>
-      </w:r>
-      <w:r>
-        <w:rPr>
-          <w:b w:val="0"/>
-        </w:rPr>
-        <w:t xml:space="preserve"> performs the update.</w:t>
-      </w:r>
-    </w:p>
-    <w:p>
-      <w:pPr>
-        <w:spacing w:line="336" w:lineRule="auto" w:after="180"/>
-      </w:pPr>
-      <w:r>
-        <w:rPr>
-          <w:b w:val="0"/>
-        </w:rPr>
-        <w:t xml:space="preserve">Start score at 4. First add 2, giving 6. Now test the current 6: the </w:t>
-      </w:r>
-      <w:r>
-        <w:rPr>
-          <w:b/>
-        </w:rPr>
-        <w:t>condition</w:t>
-      </w:r>
-      <w:r>
-        <w:rPr>
-          <w:b w:val="0"/>
-        </w:rPr>
-        <w:t xml:space="preserve"> is true, so subtract 3 and report 3. Testing the original 4 would choose the wrong </w:t>
-      </w:r>
-      <w:r>
-        <w:rPr>
-          <w:b/>
-        </w:rPr>
-        <w:t>branch</w:t>
-      </w:r>
-      <w:r>
-        <w:rPr>
-          <w:b w:val="0"/>
-        </w:rPr>
-        <w:t>.</w:t>
-      </w:r>
-    </w:p>
-    <w:p>
-      <w:pPr>
-        <w:spacing w:line="336" w:lineRule="auto" w:after="180"/>
-      </w:pPr>
-      <w:r>
-        <w:rPr>
-          <w:b w:val="0"/>
-        </w:rPr>
-        <w:t xml:space="preserve">Write the state immediately before the </w:t>
-      </w:r>
-      <w:r>
-        <w:rPr>
-          <w:b/>
-        </w:rPr>
-        <w:t>condition</w:t>
-      </w:r>
-      <w:r>
-        <w:rPr>
-          <w:b w:val="0"/>
-        </w:rPr>
-        <w:t xml:space="preserve"> so the </w:t>
-      </w:r>
-      <w:r>
-        <w:rPr>
-          <w:b/>
-        </w:rPr>
-        <w:t>evidence</w:t>
-      </w:r>
-      <w:r>
-        <w:rPr>
-          <w:b w:val="0"/>
-        </w:rPr>
-        <w:t xml:space="preserve"> for the choice is visible.</w:t>
-      </w:r>
-    </w:p>
-    <w:p>
-      <w:pPr>
-        <w:spacing w:line="336" w:lineRule="auto" w:after="180"/>
-      </w:pPr>
-      <w:r>
-        <w:rPr>
-          <w:b w:val="0"/>
-        </w:rPr>
-        <w:t xml:space="preserve">Compare the three values immediately around the </w:t>
-      </w:r>
-      <w:r>
-        <w:rPr>
-          <w:b/>
-        </w:rPr>
-        <w:t>threshold</w:t>
-      </w:r>
-      <w:r>
-        <w:rPr>
-          <w:b w:val="0"/>
-        </w:rPr>
-        <w:t xml:space="preserve">. These are the values when the </w:t>
-      </w:r>
-      <w:r>
-        <w:rPr>
-          <w:b/>
-        </w:rPr>
-        <w:t>condition</w:t>
-      </w:r>
-      <w:r>
-        <w:rPr>
-          <w:b w:val="0"/>
-        </w:rPr>
-        <w:t xml:space="preserve"> is reached, after the initial add-2 instruction.</w:t>
-      </w:r>
-    </w:p>
-    <w:p>
-      <w:pPr>
-        <w:spacing w:line="336" w:lineRule="auto" w:after="180"/>
-      </w:pPr>
-      <w:r>
-        <w:rPr>
-          <w:b w:val="0"/>
-        </w:rPr>
-        <w:t>Testing only a value far above 6 would not show whether equality was handled correctly.</w:t>
-      </w:r>
-    </w:p>
-    <w:p>
-      <w:pPr>
-        <w:spacing w:line="336" w:lineRule="auto" w:after="180"/>
-      </w:pPr>
-      <w:r>
-        <w:rPr>
-          <w:b w:val="0"/>
-        </w:rPr>
-        <w:t>Above 6 is different: it means strictly greater than 6, so 6 itself does not pass. At most 6 means 6 or smaller. Below 6 means strictly smaller, so it excludes 6. Say the equality case aloud before using one of these phrases.</w:t>
-      </w:r>
-    </w:p>
-    <w:p>
-      <w:pPr>
-        <w:spacing w:line="336" w:lineRule="auto" w:after="180"/>
-      </w:pPr>
-      <w:r>
-        <w:rPr>
-          <w:b w:val="0"/>
-        </w:rPr>
-        <w:t xml:space="preserve">A </w:t>
-      </w:r>
-      <w:r>
-        <w:rPr>
-          <w:b/>
-        </w:rPr>
-        <w:t>condition</w:t>
-      </w:r>
-      <w:r>
-        <w:rPr>
-          <w:b w:val="0"/>
-        </w:rPr>
-        <w:t xml:space="preserve"> can be true even when its chosen action makes the number smaller. True describes the test result; it does not mean good, bigger, or a successful game. The written instructions define the action.</w:t>
       </w:r>
     </w:p>
     <w:p>
@@ -1854,273 +2431,6 @@
         <w:tblLook w:firstColumn="1" w:firstRow="1" w:lastColumn="0" w:lastRow="0" w:noHBand="0" w:noVBand="1" w:val="04A0"/>
       </w:tblPr>
       <w:tblGrid>
-        <w:gridCol w:w="3408"/>
-        <w:gridCol w:w="3408"/>
-        <w:gridCol w:w="3408"/>
-      </w:tblGrid>
-      <w:tr>
-        <w:trPr>
-          <w:tblHeader/>
-        </w:trPr>
-        <w:tc>
-          <w:tcPr>
-            <w:tcW w:type="dxa" w:w="3408"/>
-          </w:tcPr>
-          <w:p>
-            <w:r>
-              <w:t>Initial score</w:t>
-            </w:r>
-          </w:p>
-        </w:tc>
-        <w:tc>
-          <w:tcPr>
-            <w:tcW w:type="dxa" w:w="3408"/>
-          </w:tcPr>
-          <w:p>
-            <w:r>
-              <w:t>State and condition after adding 2</w:t>
-            </w:r>
-          </w:p>
-        </w:tc>
-        <w:tc>
-          <w:tcPr>
-            <w:tcW w:type="dxa" w:w="3408"/>
-          </w:tcPr>
-          <w:p>
-            <w:r>
-              <w:t>Branch and final score</w:t>
-            </w:r>
-          </w:p>
-        </w:tc>
-      </w:tr>
-      <w:tr>
-        <w:tc>
-          <w:tcPr>
-            <w:tcW w:type="dxa" w:w="3408"/>
-          </w:tcPr>
-          <w:p>
-            <w:r>
-              <w:t>3</w:t>
-            </w:r>
-          </w:p>
-        </w:tc>
-        <w:tc>
-          <w:tcPr>
-            <w:tcW w:type="dxa" w:w="3408"/>
-          </w:tcPr>
-          <w:p>
-            <w:r>
-              <w:t>5 is not at least 6</w:t>
-            </w:r>
-          </w:p>
-        </w:tc>
-        <w:tc>
-          <w:tcPr>
-            <w:tcW w:type="dxa" w:w="3408"/>
-          </w:tcPr>
-          <w:p>
-            <w:r>
-              <w:t>Add 4 and report 9</w:t>
-            </w:r>
-          </w:p>
-        </w:tc>
-      </w:tr>
-      <w:tr>
-        <w:tc>
-          <w:tcPr>
-            <w:tcW w:type="dxa" w:w="3408"/>
-          </w:tcPr>
-          <w:p>
-            <w:r>
-              <w:t>4</w:t>
-            </w:r>
-          </w:p>
-        </w:tc>
-        <w:tc>
-          <w:tcPr>
-            <w:tcW w:type="dxa" w:w="3408"/>
-          </w:tcPr>
-          <w:p>
-            <w:r>
-              <w:t>6 is at least 6</w:t>
-            </w:r>
-          </w:p>
-        </w:tc>
-        <w:tc>
-          <w:tcPr>
-            <w:tcW w:type="dxa" w:w="3408"/>
-          </w:tcPr>
-          <w:p>
-            <w:r>
-              <w:t>Subtract 3 and report 3</w:t>
-            </w:r>
-          </w:p>
-        </w:tc>
-      </w:tr>
-      <w:tr>
-        <w:tc>
-          <w:tcPr>
-            <w:tcW w:type="dxa" w:w="3408"/>
-          </w:tcPr>
-          <w:p>
-            <w:r>
-              <w:t>5</w:t>
-            </w:r>
-          </w:p>
-        </w:tc>
-        <w:tc>
-          <w:tcPr>
-            <w:tcW w:type="dxa" w:w="3408"/>
-          </w:tcPr>
-          <w:p>
-            <w:r>
-              <w:t>7 is at least 6</w:t>
-            </w:r>
-          </w:p>
-        </w:tc>
-        <w:tc>
-          <w:tcPr>
-            <w:tcW w:type="dxa" w:w="3408"/>
-          </w:tcPr>
-          <w:p>
-            <w:r>
-              <w:t>Subtract 3 and report 4</w:t>
-            </w:r>
-          </w:p>
-        </w:tc>
-      </w:tr>
-    </w:tbl>
-    <w:p>
-      <w:pPr>
-        <w:pStyle w:val="Heading3"/>
-      </w:pPr>
-      <w:r>
-        <w:t>Model the reasoning aloud · 2</w:t>
-      </w:r>
-    </w:p>
-    <w:p>
-      <w:pPr>
-        <w:spacing w:line="336" w:lineRule="auto" w:after="180"/>
-      </w:pPr>
-      <w:r>
-        <w:rPr>
-          <w:b w:val="0"/>
-        </w:rPr>
-        <w:t xml:space="preserve">In the first run, the false </w:t>
-      </w:r>
-      <w:r>
-        <w:rPr>
-          <w:b/>
-        </w:rPr>
-        <w:t>branch</w:t>
-      </w:r>
-      <w:r>
-        <w:rPr>
-          <w:b w:val="0"/>
-        </w:rPr>
-        <w:t xml:space="preserve"> increases 5 to 9. That does not make the earlier decision run again. The procedure has already chosen and carried out the otherwise </w:t>
-      </w:r>
-      <w:r>
-        <w:rPr>
-          <w:b/>
-        </w:rPr>
-        <w:t>branch</w:t>
-      </w:r>
-      <w:r>
-        <w:rPr>
-          <w:b w:val="0"/>
-        </w:rPr>
-        <w:t>, so it moves on to report and stop.</w:t>
-      </w:r>
-    </w:p>
-    <w:p>
-      <w:pPr>
-        <w:spacing w:line="336" w:lineRule="auto" w:after="180"/>
-      </w:pPr>
-      <w:r>
-        <w:rPr>
-          <w:b w:val="0"/>
-        </w:rPr>
-        <w:t xml:space="preserve">Subtracting 3 afterward would incorrectly run both </w:t>
-      </w:r>
-      <w:r>
-        <w:rPr>
-          <w:b/>
-        </w:rPr>
-        <w:t>branch</w:t>
-      </w:r>
-      <w:r>
-        <w:rPr>
-          <w:b w:val="0"/>
-        </w:rPr>
-        <w:t>es and report 6.</w:t>
-      </w:r>
-    </w:p>
-    <w:p>
-      <w:pPr>
-        <w:spacing w:line="336" w:lineRule="auto" w:after="180"/>
-      </w:pPr>
-      <w:r>
-        <w:rPr>
-          <w:b w:val="0"/>
-        </w:rPr>
-        <w:t>This rule applies to one if/</w:t>
-      </w:r>
-      <w:r>
-        <w:rPr>
-          <w:b/>
-        </w:rPr>
-        <w:t>else</w:t>
-      </w:r>
-      <w:r>
-        <w:rPr>
-          <w:b w:val="0"/>
-        </w:rPr>
-        <w:t xml:space="preserve"> decision. A later, separate </w:t>
-      </w:r>
-      <w:r>
-        <w:rPr>
-          <w:b/>
-        </w:rPr>
-        <w:t>condition</w:t>
-      </w:r>
-      <w:r>
-        <w:rPr>
-          <w:b w:val="0"/>
-        </w:rPr>
-        <w:t xml:space="preserve"> would be a new test of the state at that later point. Do not invent an extra test or loop because the value crossed the </w:t>
-      </w:r>
-      <w:r>
-        <w:rPr>
-          <w:b/>
-        </w:rPr>
-        <w:t>threshold</w:t>
-      </w:r>
-      <w:r>
-        <w:rPr>
-          <w:b w:val="0"/>
-        </w:rPr>
-        <w:t>.</w:t>
-      </w:r>
-    </w:p>
-    <w:p>
-      <w:pPr>
-        <w:spacing w:line="336" w:lineRule="auto" w:after="180"/>
-      </w:pPr>
-      <w:r>
-        <w:rPr>
-          <w:b w:val="0"/>
-        </w:rPr>
-        <w:t>Follow only the instructions in the procedure.</w:t>
-      </w:r>
-    </w:p>
-    <w:tbl>
-      <w:tblPr>
-        <w:tblStyle w:val="LightShading-Accent1"/>
-        <w:tblW w:type="auto" w:w="0"/>
-        <w:tblLook w:firstColumn="1" w:firstRow="1" w:lastColumn="0" w:lastRow="0" w:noHBand="0" w:noVBand="1" w:val="04A0"/>
-      </w:tblPr>
-      <w:tblGrid>
         <w:gridCol w:w="5112"/>
         <w:gridCol w:w="5112"/>
       </w:tblGrid>
@@ -2218,17 +2528,6 @@
     </w:tbl>
     <w:p>
       <w:pPr>
-        <w:spacing w:line="336" w:lineRule="auto" w:after="180"/>
-      </w:pPr>
-      <w:r>
-        <w:rPr>
-          <w:b w:val="0"/>
-        </w:rPr>
-        <w:t>Use the diagram and verbal explanation together. Ask learners to match a sentence to a specific visual step; do not assign learners fixed visual or auditory learning styles.</w:t>
-      </w:r>
-    </w:p>
-    <w:p>
-      <w:pPr>
         <w:pStyle w:val="Heading3"/>
       </w:pPr>
       <w:r>
@@ -2237,73 +2536,10 @@
     </w:p>
     <w:p>
       <w:pPr>
-        <w:spacing w:line="336" w:lineRule="auto" w:after="180"/>
-      </w:pPr>
-      <w:r>
-        <w:rPr>
-          <w:b w:val="0"/>
-        </w:rPr>
-        <w:t xml:space="preserve">A fictional counter begins with a number, adds 2, then chooses one </w:t>
-      </w:r>
-      <w:r>
-        <w:rPr>
-          <w:b/>
-        </w:rPr>
-        <w:t>branch</w:t>
-      </w:r>
-      <w:r>
-        <w:rPr>
-          <w:b w:val="0"/>
-        </w:rPr>
-        <w:t>.</w:t>
-      </w:r>
-    </w:p>
-    <w:p>
-      <w:pPr>
         <w:pStyle w:val="Heading3"/>
       </w:pPr>
       <w:r>
         <w:t>The facts we will use</w:t>
-      </w:r>
-    </w:p>
-    <w:p>
-      <w:pPr>
-        <w:pStyle w:val="Heading3"/>
-      </w:pPr>
-      <w:r>
-        <w:t>Supplied facts</w:t>
-      </w:r>
-    </w:p>
-    <w:p>
-      <w:pPr>
-        <w:spacing w:line="336" w:lineRule="auto" w:after="180"/>
-        <w:shd w:fill="F1F6FC"/>
-      </w:pPr>
-      <w:r>
-        <w:rPr>
-          <w:b w:val="0"/>
-        </w:rPr>
-        <w:t>If the updated value is at least 6, subtract 1; otherwise double it.</w:t>
-      </w:r>
-    </w:p>
-    <w:p>
-      <w:pPr>
-        <w:pStyle w:val="Heading3"/>
-      </w:pPr>
-      <w:r>
-        <w:t>Supplied facts</w:t>
-      </w:r>
-    </w:p>
-    <w:p>
-      <w:pPr>
-        <w:spacing w:line="336" w:lineRule="auto" w:after="180"/>
-        <w:shd w:fill="F1F6FC"/>
-      </w:pPr>
-      <w:r>
-        <w:rPr>
-          <w:b w:val="0"/>
-        </w:rPr>
-        <w:t>Report once and stop. Use separate starting values 3,4,5.</w:t>
       </w:r>
     </w:p>
     <w:p>
@@ -2311,7 +2547,7 @@
         <w:drawing>
           <wp:inline xmlns:a="http://schemas.openxmlformats.org/drawingml/2006/main" xmlns:pic="http://schemas.openxmlformats.org/drawingml/2006/picture">
             <wp:extent cx="5486400" cy="3657600"/>
-            <wp:docPr id="1" name="Picture 1" descr="Inclusive branching trace"/>
+            <wp:docPr id="3" name="Picture 3" descr="Inclusive branching trace"/>
             <wp:cNvGraphicFramePr>
               <a:graphicFrameLocks noChangeAspect="1"/>
             </wp:cNvGraphicFramePr>
@@ -2323,7 +2559,7 @@
                     <pic:cNvPicPr/>
                   </pic:nvPicPr>
                   <pic:blipFill>
-                    <a:blip r:embed="rId9"/>
+                    <a:blip r:embed="rId11"/>
                     <a:stretch>
                       <a:fillRect/>
                     </a:stretch>
@@ -2347,7 +2583,7 @@
         <w:drawing>
           <wp:inline xmlns:a="http://schemas.openxmlformats.org/drawingml/2006/main" xmlns:pic="http://schemas.openxmlformats.org/drawingml/2006/picture">
             <wp:extent cx="5346057" cy="5943599"/>
-            <wp:docPr id="2" name="Picture 2" descr="If/Then Decisions. Update first: Starts 3,4,5 become 5,6,7.. Test current value: 5≥6 is false; 6≥6 and 7≥6 are true.. Choose one branch: Double 5 to 10; subtract 1 from 6 to 5; subtract 1 from 7 to 6.. Report: The three independent runs report 10,5,6."/>
+            <wp:docPr id="4" name="Picture 4" descr="If/Then Decisions. Update first: Starts 3,4,5 become 5,6,7.. Test current value: 5≥6 is false; 6≥6 and 7≥6 are true.. Choose one branch: Double 5 to 10; subtract 1 from 6 to 5; subtract 1 from 7 to 6.. Report: The three independent runs report 10,5,6."/>
             <wp:cNvGraphicFramePr>
               <a:graphicFrameLocks noChangeAspect="1"/>
             </wp:cNvGraphicFramePr>
@@ -2359,7 +2595,7 @@
                     <pic:cNvPicPr/>
                   </pic:nvPicPr>
                   <pic:blipFill>
-                    <a:blip r:embed="rId10"/>
+                    <a:blip r:embed="rId12"/>
                     <a:stretch>
                       <a:fillRect/>
                     </a:stretch>
@@ -2528,19 +2764,55 @@
         <w:pStyle w:val="Heading3"/>
       </w:pPr>
       <w:r>
-        <w:t>Why the result follows</w:t>
+        <w:t>What this example does not establish</w:t>
+      </w:r>
+    </w:p>
+    <w:p>
+      <w:pPr>
+        <w:pStyle w:val="Heading3"/>
+      </w:pPr>
+      <w:r>
+        <w:t>Change one thing in the pictured case</w:t>
+      </w:r>
+    </w:p>
+    <w:p>
+      <w:pPr>
+        <w:pStyle w:val="Heading3"/>
+      </w:pPr>
+      <w:r>
+        <w:t>Ask while showing the picture</w:t>
+      </w:r>
+    </w:p>
+    <w:p>
+      <w:pPr>
+        <w:pStyle w:val="Heading1"/>
+      </w:pPr>
+      <w:r>
+        <w:t>03. Guide the reasoning, then remove help</w:t>
+      </w:r>
+    </w:p>
+    <w:p>
+      <w:r>
+        <w:t>Collect a response from each learner before discussing the worked key.</w:t>
+      </w:r>
+    </w:p>
+    <w:p>
+      <w:pPr>
+        <w:pStyle w:val="Heading2"/>
+      </w:pPr>
+      <w:r>
+        <w:t>Prompt before revealing</w:t>
       </w:r>
     </w:p>
     <w:p>
       <w:pPr>
         <w:spacing w:line="336" w:lineRule="auto" w:after="180"/>
-        <w:shd w:fill="F1F6FC"/>
-      </w:pPr>
-      <w:r>
-        <w:rPr>
-          <w:b w:val="0"/>
-        </w:rPr>
-        <w:t xml:space="preserve">The </w:t>
+      </w:pPr>
+      <w:r>
+        <w:rPr>
+          <w:b w:val="0"/>
+        </w:rPr>
+        <w:t xml:space="preserve">Completion task: The known value at a </w:t>
       </w:r>
       <w:r>
         <w:rPr>
@@ -2552,43 +2824,113 @@
         <w:rPr>
           <w:b w:val="0"/>
         </w:rPr>
-        <w:t xml:space="preserve"> is evaluated after adding 2. Equality belongs to the at-least </w:t>
+        <w:t xml:space="preserve"> is exactly 6. Decide whether each test is true or false: at least 6; above 6; at most 6; below 6. Explain which phrases include equality.</w:t>
+      </w:r>
+    </w:p>
+    <w:p>
+      <w:pPr>
+        <w:spacing w:line="336" w:lineRule="auto" w:after="180"/>
+      </w:pPr>
+      <w:r>
+        <w:rPr>
+          <w:b w:val="0"/>
+        </w:rPr>
+        <w:t>Then name one value below and one value above 6 for neighbouring tests.</w:t>
+      </w:r>
+    </w:p>
+    <w:p>
+      <w:pPr>
+        <w:pStyle w:val="Heading2"/>
+      </w:pPr>
+      <w:r>
+        <w:t>Expected reasoning and fading help</w:t>
+      </w:r>
+    </w:p>
+    <w:p>
+      <w:pPr>
+        <w:spacing w:line="336" w:lineRule="auto" w:after="180"/>
+      </w:pPr>
+      <w:r>
+        <w:rPr>
+          <w:b w:val="0"/>
+        </w:rPr>
+        <w:t>Teacher check: At least 6 is true, above 6 is false, at most 6 is true, and below 6 is false. At least and at most include equality; above and below are strict.</w:t>
+      </w:r>
+    </w:p>
+    <w:p>
+      <w:pPr>
+        <w:spacing w:line="336" w:lineRule="auto" w:after="180"/>
+      </w:pPr>
+      <w:r>
+        <w:rPr>
+          <w:b w:val="0"/>
+        </w:rPr>
+        <w:t>The nearest whole-number neighbours are 5 and 7; other correctly identified lower and higher values are valid but are less close to the boundary.</w:t>
+      </w:r>
+    </w:p>
+    <w:p>
+      <w:pPr>
+        <w:spacing w:line="336" w:lineRule="auto" w:after="180"/>
+      </w:pPr>
+      <w:r>
+        <w:rPr>
+          <w:b w:val="0"/>
+        </w:rPr>
+        <w:t xml:space="preserve">Start by identifying the given </w:t>
       </w:r>
       <w:r>
         <w:rPr>
           <w:b/>
         </w:rPr>
-        <w:t>branch</w:t>
-      </w:r>
-      <w:r>
-        <w:rPr>
-          <w:b w:val="0"/>
-        </w:rPr>
-        <w:t>, so starting at 4 checks the boundary.</w:t>
+        <w:t>input</w:t>
+      </w:r>
+      <w:r>
+        <w:rPr>
+          <w:b w:val="0"/>
+        </w:rPr>
+        <w:t>s together. Leave the intermediate steps blank. If needed, model one step, then withdraw that help on the next step. Move to a full trace only when the partial trace is understood.</w:t>
       </w:r>
     </w:p>
     <w:p>
       <w:pPr>
         <w:spacing w:line="336" w:lineRule="auto" w:after="180"/>
-        <w:shd w:fill="F1F6FC"/>
-      </w:pPr>
-      <w:r>
-        <w:rPr>
-          <w:b w:val="0"/>
-        </w:rPr>
-        <w:t xml:space="preserve">Once a </w:t>
+      </w:pPr>
+      <w:r>
+        <w:rPr>
+          <w:b w:val="0"/>
+        </w:rPr>
+        <w:t>For partners, alternate explainer and checker; collect a response from every learner before discussion.</w:t>
+      </w:r>
+    </w:p>
+    <w:p>
+      <w:pPr>
+        <w:pStyle w:val="Heading2"/>
+      </w:pPr>
+      <w:r>
+        <w:t>Check the misconception before discussion</w:t>
+      </w:r>
+    </w:p>
+    <w:p>
+      <w:pPr>
+        <w:spacing w:line="336" w:lineRule="auto" w:after="180"/>
+      </w:pPr>
+      <w:r>
+        <w:rPr>
+          <w:b w:val="0"/>
+        </w:rPr>
+        <w:t xml:space="preserve">Use the worked case for </w:t>
       </w:r>
       <w:r>
         <w:rPr>
           <w:b/>
         </w:rPr>
-        <w:t>branch</w:t>
-      </w:r>
-      <w:r>
-        <w:rPr>
-          <w:b w:val="0"/>
-        </w:rPr>
-        <w:t xml:space="preserve"> finishes, the program reports; it does not reconsider the </w:t>
+        <w:t>Condition</w:t>
+      </w:r>
+      <w:r>
+        <w:rPr>
+          <w:b w:val="0"/>
+        </w:rPr>
+        <w:t xml:space="preserve">s and boundary cases. Proposed explanation: “The </w:t>
       </w:r>
       <w:r>
         <w:rPr>
@@ -2600,7 +2942,202 @@
         <w:rPr>
           <w:b w:val="0"/>
         </w:rPr>
-        <w:t xml:space="preserve"> just because doubling 5 produced 10.</w:t>
+        <w:t xml:space="preserve"> reads the starting value”. Decide whether this explanation is supported.</w:t>
+      </w:r>
+    </w:p>
+    <w:p>
+      <w:pPr>
+        <w:spacing w:line="336" w:lineRule="auto" w:after="180"/>
+      </w:pPr>
+      <w:r>
+        <w:rPr>
+          <w:b w:val="0"/>
+        </w:rPr>
+        <w:t>Point to the step or supplied fact that decides; explain your repair if needed.</w:t>
+      </w:r>
+    </w:p>
+    <w:p>
+      <w:pPr>
+        <w:spacing w:line="336" w:lineRule="auto" w:after="180"/>
+      </w:pPr>
+      <w:r>
+        <w:rPr>
+          <w:b w:val="0"/>
+        </w:rPr>
+        <w:t>Expected correction: Trace the initial add-2 instruction first and circle its result before evaluating the comparison.</w:t>
+      </w:r>
+    </w:p>
+    <w:p>
+      <w:pPr>
+        <w:spacing w:line="336" w:lineRule="auto" w:after="180"/>
+      </w:pPr>
+      <w:r>
+        <w:rPr>
+          <w:b w:val="0"/>
+        </w:rPr>
+        <w:t>Collect explanations, not only yes/no votes. If a misunderstanding is common, re-model the relevant step for the class.</w:t>
+      </w:r>
+    </w:p>
+    <w:p>
+      <w:pPr>
+        <w:spacing w:line="336" w:lineRule="auto" w:after="180"/>
+      </w:pPr>
+      <w:r>
+        <w:rPr>
+          <w:b w:val="0"/>
+        </w:rPr>
+        <w:t>If it affects a few learners, give a short targeted group explanation while others solve a more demanding variation.</w:t>
+      </w:r>
+    </w:p>
+    <w:p>
+      <w:pPr>
+        <w:pStyle w:val="Heading2"/>
+      </w:pPr>
+      <w:r>
+        <w:t>Use the pictorial check</w:t>
+      </w:r>
+    </w:p>
+    <w:p>
+      <w:pPr>
+        <w:spacing w:line="336" w:lineRule="auto" w:after="180"/>
+      </w:pPr>
+      <w:r>
+        <w:rPr>
+          <w:b w:val="0"/>
+        </w:rPr>
+        <w:t xml:space="preserve">Which </w:t>
+      </w:r>
+      <w:r>
+        <w:rPr>
+          <w:b/>
+        </w:rPr>
+        <w:t>input</w:t>
+      </w:r>
+      <w:r>
+        <w:rPr>
+          <w:b w:val="0"/>
+        </w:rPr>
+        <w:t xml:space="preserve"> detects the difference between the two written </w:t>
+      </w:r>
+      <w:r>
+        <w:rPr>
+          <w:b/>
+        </w:rPr>
+        <w:t>condition</w:t>
+      </w:r>
+      <w:r>
+        <w:rPr>
+          <w:b w:val="0"/>
+        </w:rPr>
+        <w:t>s? Explain its entire run.</w:t>
+      </w:r>
+    </w:p>
+    <w:p>
+      <w:pPr>
+        <w:spacing w:line="336" w:lineRule="auto" w:after="180"/>
+      </w:pPr>
+      <w:r>
+        <w:rPr>
+          <w:b w:val="0"/>
+        </w:rPr>
+        <w:t>Start 4: add 2 gives 6. The rule that includes equality subtracts 1 to report 5; the strict rule doubles to report 12.</w:t>
+      </w:r>
+    </w:p>
+    <w:p>
+      <w:pPr>
+        <w:spacing w:line="336" w:lineRule="auto" w:after="180"/>
+      </w:pPr>
+      <w:r>
+        <w:rPr>
+          <w:b w:val="0"/>
+        </w:rPr>
+        <w:t>Changed-case reasoning: Only the run starting at 4 changes: it reports 12. Updated value 6 fails a strict above comparison and is doubled.</w:t>
+      </w:r>
+    </w:p>
+    <w:p>
+      <w:pPr>
+        <w:spacing w:line="336" w:lineRule="auto" w:after="180"/>
+      </w:pPr>
+      <w:r>
+        <w:rPr>
+          <w:b w:val="0"/>
+        </w:rPr>
+        <w:t xml:space="preserve">Collect each learner’s explanation before discussion. Use the first missing connection between </w:t>
+      </w:r>
+      <w:r>
+        <w:rPr>
+          <w:b/>
+        </w:rPr>
+        <w:t>input</w:t>
+      </w:r>
+      <w:r>
+        <w:rPr>
+          <w:b w:val="0"/>
+        </w:rPr>
+        <w:t xml:space="preserve">, deciding step and result to choose support. This question is worked-case practice, not fresh mastery </w:t>
+      </w:r>
+      <w:r>
+        <w:rPr>
+          <w:b/>
+        </w:rPr>
+        <w:t>evidence</w:t>
+      </w:r>
+      <w:r>
+        <w:rPr>
+          <w:b w:val="0"/>
+        </w:rPr>
+        <w:t>.</w:t>
+      </w:r>
+    </w:p>
+    <w:p>
+      <w:pPr>
+        <w:pStyle w:val="Heading2"/>
+      </w:pPr>
+      <w:r>
+        <w:t>Keep each learner explaining</w:t>
+      </w:r>
+    </w:p>
+    <w:p>
+      <w:pPr>
+        <w:pStyle w:val="ListBullet"/>
+      </w:pPr>
+      <w:r>
+        <w:t>Ask: Which facts are given, and which would we have to assume? Learners mark relevant details before discussing answers.</w:t>
+      </w:r>
+    </w:p>
+    <w:p>
+      <w:pPr>
+        <w:pStyle w:val="ListBullet"/>
+      </w:pPr>
+      <w:r>
+        <w:t>Say: Predict first. Show the rule, information path or calculation that would produce the result. A correct guess is not yet an explanation.</w:t>
+      </w:r>
+    </w:p>
+    <w:p>
+      <w:pPr>
+        <w:pStyle w:val="ListBullet"/>
+      </w:pPr>
+      <w:r>
+        <w:t>In pairs, one learner solves while the other checks evidence; exchange roles. Remove the worked answer before independent assessment.</w:t>
+      </w:r>
+    </w:p>
+    <w:p>
+      <w:pPr>
+        <w:pStyle w:val="Heading2"/>
+      </w:pPr>
+      <w:r>
+        <w:t>Earlier wording, alternatives and picture transcripts · reference / check after trying</w:t>
+      </w:r>
+    </w:p>
+    <w:p>
+      <w:pPr>
+        <w:spacing w:line="336" w:lineRule="auto" w:after="180"/>
+      </w:pPr>
+      <w:r>
+        <w:rPr>
+          <w:b w:val="0"/>
+        </w:rPr>
+        <w:t>Demonstrate and guide practice</w:t>
       </w:r>
     </w:p>
     <w:p>
@@ -2608,7 +3145,63 @@
         <w:pStyle w:val="Heading3"/>
       </w:pPr>
       <w:r>
-        <w:t>What this example does not establish</w:t>
+        <w:t>Board sequence</w:t>
+      </w:r>
+    </w:p>
+    <w:p>
+      <w:pPr>
+        <w:spacing w:line="336" w:lineRule="auto" w:after="180"/>
+      </w:pPr>
+      <w:r>
+        <w:rPr>
+          <w:b w:val="0"/>
+        </w:rPr>
+        <w:t>Write the given facts: If a card has a star, send it to A; otherwise send it to B.</w:t>
+      </w:r>
+    </w:p>
+    <w:p>
+      <w:pPr>
+        <w:spacing w:line="336" w:lineRule="auto" w:after="180"/>
+      </w:pPr>
+      <w:r>
+        <w:rPr>
+          <w:b w:val="0"/>
+        </w:rPr>
+        <w:t>Write the question to explain: Sort a star, a circle, and a card with both shapes.</w:t>
+      </w:r>
+    </w:p>
+    <w:p>
+      <w:pPr>
+        <w:spacing w:line="336" w:lineRule="auto" w:after="180"/>
+      </w:pPr>
+      <w:r>
+        <w:rPr>
+          <w:b w:val="0"/>
+        </w:rPr>
+        <w:t xml:space="preserve">Reveal after </w:t>
+      </w:r>
+      <w:r>
+        <w:rPr>
+          <w:b/>
+        </w:rPr>
+        <w:t>prediction</w:t>
+      </w:r>
+      <w:r>
+        <w:rPr>
+          <w:b w:val="0"/>
+        </w:rPr>
+        <w:t>s: Star and mixed cards go to A because both have a star. The circle goes to B. The test is has a star, not has only a star.</w:t>
+      </w:r>
+    </w:p>
+    <w:p>
+      <w:pPr>
+        <w:spacing w:line="336" w:lineRule="auto" w:after="180"/>
+      </w:pPr>
+      <w:r>
+        <w:rPr>
+          <w:b w:val="0"/>
+        </w:rPr>
+        <w:t>Use the earlier changed question as optional later practice. Reserve Transfer the method to a new display for the first independent attempt before hints or feedback.</w:t>
       </w:r>
     </w:p>
     <w:p>
@@ -2616,398 +3209,30 @@
         <w:pStyle w:val="Heading3"/>
       </w:pPr>
       <w:r>
-        <w:t>Keep the stated limit</w:t>
+        <w:t>Classroom dialogue</w:t>
       </w:r>
     </w:p>
     <w:p>
       <w:pPr>
         <w:spacing w:line="336" w:lineRule="auto" w:after="180"/>
-        <w:shd w:fill="FFF5E6"/>
-      </w:pPr>
-      <w:r>
-        <w:rPr>
-          <w:b w:val="0"/>
-        </w:rPr>
-        <w:t xml:space="preserve">A large reported value need not mean the true </w:t>
+      </w:pPr>
+      <w:r>
+        <w:rPr>
+          <w:b w:val="0"/>
+        </w:rPr>
+        <w:t xml:space="preserve">Reveal reasoning one step at a time. Explain why a tempting alternative fails. Write units and denominators for arithmetic, trace </w:t>
       </w:r>
       <w:r>
         <w:rPr>
           <w:b/>
         </w:rPr>
-        <w:t>branch</w:t>
-      </w:r>
-      <w:r>
-        <w:rPr>
-          <w:b w:val="0"/>
-        </w:rPr>
-        <w:t xml:space="preserve"> ran; </w:t>
-      </w:r>
-      <w:r>
-        <w:rPr>
-          <w:b/>
-        </w:rPr>
-        <w:t>branch</w:t>
-      </w:r>
-      <w:r>
-        <w:rPr>
-          <w:b w:val="0"/>
-        </w:rPr>
-        <w:t xml:space="preserve"> choice depends on the earlier value.</w:t>
-      </w:r>
-    </w:p>
-    <w:p>
-      <w:pPr>
-        <w:pStyle w:val="Heading3"/>
-      </w:pPr>
-      <w:r>
-        <w:t>Change one thing in the pictured case</w:t>
-      </w:r>
-    </w:p>
-    <w:p>
-      <w:pPr>
-        <w:pStyle w:val="Heading3"/>
-      </w:pPr>
-      <w:r>
-        <w:t>Change one thing</w:t>
-      </w:r>
-    </w:p>
-    <w:p>
-      <w:pPr>
-        <w:spacing w:line="336" w:lineRule="auto" w:after="180"/>
-        <w:shd w:fill="F5F1FB"/>
-      </w:pPr>
-      <w:r>
-        <w:rPr>
-          <w:b w:val="0"/>
-        </w:rPr>
-        <w:t>Change: Replace at least 6 with above 6.</w:t>
-      </w:r>
-    </w:p>
-    <w:p>
-      <w:pPr>
-        <w:pStyle w:val="Heading3"/>
-      </w:pPr>
-      <w:r>
-        <w:t>Predicted result</w:t>
-      </w:r>
-    </w:p>
-    <w:p>
-      <w:pPr>
-        <w:spacing w:line="336" w:lineRule="auto" w:after="180"/>
-        <w:shd w:fill="F1F6FC"/>
-      </w:pPr>
-      <w:r>
-        <w:rPr>
-          <w:b/>
-        </w:rPr>
-        <w:t>Prediction</w:t>
-      </w:r>
-      <w:r>
-        <w:rPr>
-          <w:b w:val="0"/>
-        </w:rPr>
-        <w:t>: Only the run starting at 4 changes: it reports 12.</w:t>
-      </w:r>
-    </w:p>
-    <w:p>
-      <w:pPr>
-        <w:pStyle w:val="Heading3"/>
-      </w:pPr>
-      <w:r>
-        <w:t>Why the result follows</w:t>
-      </w:r>
-    </w:p>
-    <w:p>
-      <w:pPr>
-        <w:spacing w:line="336" w:lineRule="auto" w:after="180"/>
-        <w:shd w:fill="F1F6FC"/>
-      </w:pPr>
-      <w:r>
-        <w:rPr>
-          <w:b w:val="0"/>
-        </w:rPr>
-        <w:t>Reason: Updated value 6 fails a strict above comparison and is doubled.</w:t>
-      </w:r>
-    </w:p>
-    <w:p>
-      <w:pPr>
-        <w:pStyle w:val="Heading3"/>
-      </w:pPr>
-      <w:r>
-        <w:t>Ask while showing the picture</w:t>
-      </w:r>
-    </w:p>
-    <w:p>
-      <w:pPr>
-        <w:pStyle w:val="Heading3"/>
-      </w:pPr>
-      <w:r>
-        <w:t>Ask while showing the picture · 3</w:t>
-      </w:r>
-    </w:p>
-    <w:p>
-      <w:pPr>
-        <w:spacing w:line="336" w:lineRule="auto" w:after="180"/>
-      </w:pPr>
-      <w:r>
-        <w:rPr>
-          <w:b w:val="0"/>
-        </w:rPr>
-        <w:t xml:space="preserve">Cover the result. Ask learners to name the </w:t>
-      </w:r>
-      <w:r>
-        <w:rPr>
-          <w:b/>
-        </w:rPr>
-        <w:t>input</w:t>
-      </w:r>
-      <w:r>
-        <w:rPr>
-          <w:b w:val="0"/>
-        </w:rPr>
-        <w:t xml:space="preserve">s and predict the next step. Uncover one step, connect the icon to the actual procedure, and explain its </w:t>
-      </w:r>
-      <w:r>
-        <w:rPr>
-          <w:b/>
-        </w:rPr>
-        <w:t>evidence</w:t>
-      </w:r>
-      <w:r>
-        <w:rPr>
-          <w:b w:val="0"/>
-        </w:rPr>
-        <w:t xml:space="preserve">. Then change the supplied </w:t>
-      </w:r>
-      <w:r>
-        <w:rPr>
-          <w:b/>
-        </w:rPr>
         <w:t>condition</w:t>
       </w:r>
       <w:r>
         <w:rPr>
           <w:b w:val="0"/>
         </w:rPr>
-        <w:t xml:space="preserve"> and compare.</w:t>
-      </w:r>
-    </w:p>
-    <w:p>
-      <w:pPr>
-        <w:spacing w:line="336" w:lineRule="auto" w:after="180"/>
-      </w:pPr>
-      <w:r>
-        <w:rPr>
-          <w:b w:val="0"/>
-        </w:rPr>
-        <w:t>The picture is a representation; it does not document execution of a real AI model.</w:t>
-      </w:r>
-    </w:p>
-    <w:p>
-      <w:pPr>
-        <w:pStyle w:val="Heading1"/>
-      </w:pPr>
-      <w:r>
-        <w:t>03. Demonstrate and guide practice</w:t>
-      </w:r>
-    </w:p>
-    <w:p>
-      <w:r>
-        <w:t>Demonstrate If/Then Decisions, reduce support deliberately and check individual reasoning before discussing answers.</w:t>
-      </w:r>
-    </w:p>
-    <w:p>
-      <w:pPr>
-        <w:pStyle w:val="Heading3"/>
-      </w:pPr>
-      <w:r>
-        <w:t>Board sequence</w:t>
-      </w:r>
-    </w:p>
-    <w:p>
-      <w:pPr>
-        <w:pStyle w:val="Heading3"/>
-      </w:pPr>
-      <w:r>
-        <w:t>1. Put the facts on the board</w:t>
-      </w:r>
-    </w:p>
-    <w:p>
-      <w:pPr>
-        <w:spacing w:line="336" w:lineRule="auto" w:after="180"/>
-        <w:shd w:fill="F4F9FC"/>
-      </w:pPr>
-      <w:r>
-        <w:rPr>
-          <w:b w:val="0"/>
-        </w:rPr>
-        <w:t>Write the given facts: If a card has a star, send it to A; otherwise send it to B.</w:t>
-      </w:r>
-    </w:p>
-    <w:p>
-      <w:pPr>
-        <w:pStyle w:val="Heading3"/>
-      </w:pPr>
-      <w:r>
-        <w:t>2. State the decision to explain</w:t>
-      </w:r>
-    </w:p>
-    <w:p>
-      <w:pPr>
-        <w:spacing w:line="336" w:lineRule="auto" w:after="180"/>
-        <w:shd w:fill="F4F9FC"/>
-      </w:pPr>
-      <w:r>
-        <w:rPr>
-          <w:b w:val="0"/>
-        </w:rPr>
-        <w:t>Write the question to explain: Sort a star, a circle, and a card with both shapes.</w:t>
-      </w:r>
-    </w:p>
-    <w:p>
-      <w:pPr>
-        <w:pStyle w:val="Heading3"/>
-      </w:pPr>
-      <w:r>
-        <w:t>3. Reveal the worked reasoning</w:t>
-      </w:r>
-    </w:p>
-    <w:p>
-      <w:pPr>
-        <w:spacing w:line="336" w:lineRule="auto" w:after="180"/>
-        <w:shd w:fill="F1F6FC"/>
-      </w:pPr>
-      <w:r>
-        <w:rPr>
-          <w:b w:val="0"/>
-        </w:rPr>
-        <w:t xml:space="preserve">Reveal after </w:t>
-      </w:r>
-      <w:r>
-        <w:rPr>
-          <w:b/>
-        </w:rPr>
-        <w:t>prediction</w:t>
-      </w:r>
-      <w:r>
-        <w:rPr>
-          <w:b w:val="0"/>
-        </w:rPr>
-        <w:t>s: Star and mixed cards go to A because both have a star. The circle goes to B. The test is has a star, not has only a star.</w:t>
-      </w:r>
-    </w:p>
-    <w:p>
-      <w:pPr>
-        <w:pStyle w:val="Heading3"/>
-      </w:pPr>
-      <w:r>
-        <w:t>Hold back the independent task</w:t>
-      </w:r>
-    </w:p>
-    <w:p>
-      <w:pPr>
-        <w:spacing w:line="336" w:lineRule="auto" w:after="180"/>
-        <w:shd w:fill="FFF5E6"/>
-      </w:pPr>
-      <w:r>
-        <w:rPr>
-          <w:b w:val="0"/>
-        </w:rPr>
-        <w:t>Keep for an independent attempt: Use this exact rule: if a card has more than three dots, place it in tray A; otherwise use tray B. Trace cards with 2, 3 and 4 dots.</w:t>
-      </w:r>
-    </w:p>
-    <w:p>
-      <w:pPr>
-        <w:pStyle w:val="Heading3"/>
-      </w:pPr>
-      <w:r>
-        <w:t>Classroom dialogue</w:t>
-      </w:r>
-    </w:p>
-    <w:p>
-      <w:pPr>
-        <w:pStyle w:val="Heading3"/>
-      </w:pPr>
-      <w:r>
-        <w:t>Ask the class</w:t>
-      </w:r>
-    </w:p>
-    <w:p>
-      <w:pPr>
-        <w:spacing w:line="336" w:lineRule="auto" w:after="180"/>
-        <w:shd w:fill="F5F1FB"/>
-      </w:pPr>
-      <w:r>
-        <w:rPr>
-          <w:b w:val="0"/>
-        </w:rPr>
-        <w:t>Ask: Which facts are given, and which would we have to assume? Learners mark relevant details before discussing answers.</w:t>
-      </w:r>
-    </w:p>
-    <w:p>
-      <w:pPr>
-        <w:pStyle w:val="Heading3"/>
-      </w:pPr>
-      <w:r>
-        <w:t>Language to model</w:t>
-      </w:r>
-    </w:p>
-    <w:p>
-      <w:pPr>
-        <w:spacing w:line="336" w:lineRule="auto" w:after="180"/>
-        <w:shd w:fill="F1F6F8"/>
-      </w:pPr>
-      <w:r>
-        <w:rPr>
-          <w:b w:val="0"/>
-        </w:rPr>
-        <w:t>Say: Predict first. Show the rule, information path or calculation that would produce the result. A correct guess is not yet an explanation.</w:t>
-      </w:r>
-    </w:p>
-    <w:p>
-      <w:pPr>
-        <w:spacing w:line="336" w:lineRule="auto" w:after="180"/>
-      </w:pPr>
-      <w:r>
-        <w:rPr>
-          <w:b w:val="0"/>
-        </w:rPr>
-        <w:t xml:space="preserve">Reveal reasoning one step at a time. Explain why a tempting alternative fails. Write units and denominators for arithmetic, trace </w:t>
-      </w:r>
-      <w:r>
-        <w:rPr>
-          <w:b/>
-        </w:rPr>
-        <w:t>condition</w:t>
-      </w:r>
-      <w:r>
-        <w:rPr>
-          <w:b w:val="0"/>
-        </w:rPr>
         <w:t>s for decisions, and identify supporting sources for claims.</w:t>
-      </w:r>
-    </w:p>
-    <w:p>
-      <w:pPr>
-        <w:spacing w:line="336" w:lineRule="auto" w:after="180"/>
-      </w:pPr>
-      <w:r>
-        <w:rPr>
-          <w:b w:val="0"/>
-        </w:rPr>
-        <w:t xml:space="preserve">In pairs, one learner solves while the other checks </w:t>
-      </w:r>
-      <w:r>
-        <w:rPr>
-          <w:b/>
-        </w:rPr>
-        <w:t>evidence</w:t>
-      </w:r>
-      <w:r>
-        <w:rPr>
-          <w:b w:val="0"/>
-        </w:rPr>
-        <w:t>; exchange roles. Remove the worked answer before independent assessment.</w:t>
       </w:r>
     </w:p>
     <w:p>
@@ -3285,523 +3510,103 @@
         <w:pStyle w:val="Heading3"/>
       </w:pPr>
       <w:r>
-        <w:t>Completion practice</w:t>
+        <w:t>Individual reasoning check</w:t>
+      </w:r>
+    </w:p>
+    <w:p>
+      <w:pPr>
+        <w:pStyle w:val="Heading3"/>
+      </w:pPr>
+      <w:r>
+        <w:t>Pictorial practice question</w:t>
+      </w:r>
+    </w:p>
+    <w:p>
+      <w:pPr>
+        <w:pStyle w:val="Heading3"/>
+      </w:pPr>
+      <w:r>
+        <w:t>Reasoned teacher answer</w:t>
+      </w:r>
+    </w:p>
+    <w:p>
+      <w:pPr>
+        <w:pStyle w:val="Heading1"/>
+      </w:pPr>
+      <w:r>
+        <w:t>04. Run the supplied investigation</w:t>
+      </w:r>
+    </w:p>
+    <w:p>
+      <w:r>
+        <w:t>Keep expected results, observed paper traces and remaining limits distinguishable.</w:t>
+      </w:r>
+    </w:p>
+    <w:p>
+      <w:pPr>
+        <w:pStyle w:val="Heading2"/>
+      </w:pPr>
+      <w:r>
+        <w:t>Supplied materials and answer guidance</w:t>
       </w:r>
     </w:p>
     <w:p>
       <w:pPr>
         <w:spacing w:line="336" w:lineRule="auto" w:after="180"/>
-        <w:shd w:fill="F5F1FB"/>
-      </w:pPr>
-      <w:r>
-        <w:rPr>
-          <w:b w:val="0"/>
-        </w:rPr>
-        <w:t xml:space="preserve">Completion task: The known value at a </w:t>
-      </w:r>
-      <w:r>
-        <w:rPr>
-          <w:b/>
-        </w:rPr>
-        <w:t>condition</w:t>
-      </w:r>
-      <w:r>
-        <w:rPr>
-          <w:b w:val="0"/>
-        </w:rPr>
-        <w:t xml:space="preserve"> is exactly 6. Decide whether each test is true or false: at least 6; above 6; at most 6; below 6. Explain which phrases include equality.</w:t>
-      </w:r>
-    </w:p>
-    <w:p>
-      <w:pPr>
-        <w:spacing w:line="336" w:lineRule="auto" w:after="180"/>
-        <w:shd w:fill="F5F1FB"/>
-      </w:pPr>
-      <w:r>
-        <w:rPr>
-          <w:b w:val="0"/>
-        </w:rPr>
-        <w:t>Then name one value below and one value above 6 for neighbouring tests.</w:t>
-      </w:r>
-    </w:p>
-    <w:p>
-      <w:pPr>
-        <w:pStyle w:val="Heading3"/>
-      </w:pPr>
-      <w:r>
-        <w:t>Reasoning to listen for</w:t>
-      </w:r>
-    </w:p>
-    <w:p>
-      <w:pPr>
-        <w:spacing w:line="336" w:lineRule="auto" w:after="180"/>
-        <w:shd w:fill="F1F6FC"/>
-      </w:pPr>
-      <w:r>
-        <w:rPr>
-          <w:b w:val="0"/>
-        </w:rPr>
-        <w:t>Teacher check: At least 6 is true, above 6 is false, at most 6 is true, and below 6 is false. At least and at most include equality; above and below are strict.</w:t>
-      </w:r>
-    </w:p>
-    <w:p>
-      <w:pPr>
-        <w:spacing w:line="336" w:lineRule="auto" w:after="180"/>
-        <w:shd w:fill="F1F6FC"/>
-      </w:pPr>
-      <w:r>
-        <w:rPr>
-          <w:b w:val="0"/>
-        </w:rPr>
-        <w:t>The nearest whole-number neighbours are 5 and 7; other correctly identified lower and higher values are valid but are less close to the boundary.</w:t>
-      </w:r>
-    </w:p>
-    <w:p>
-      <w:pPr>
-        <w:spacing w:line="336" w:lineRule="auto" w:after="180"/>
-      </w:pPr>
-      <w:r>
-        <w:rPr>
-          <w:b w:val="0"/>
-        </w:rPr>
-        <w:t xml:space="preserve">Start by identifying the given </w:t>
-      </w:r>
-      <w:r>
-        <w:rPr>
-          <w:b/>
-        </w:rPr>
-        <w:t>input</w:t>
-      </w:r>
-      <w:r>
-        <w:rPr>
-          <w:b w:val="0"/>
-        </w:rPr>
-        <w:t>s together. Leave the intermediate steps blank. If needed, model one step, then withdraw that help on the next step. Move to a full trace only when the partial trace is understood.</w:t>
-      </w:r>
-    </w:p>
-    <w:p>
-      <w:pPr>
-        <w:spacing w:line="336" w:lineRule="auto" w:after="180"/>
-      </w:pPr>
-      <w:r>
-        <w:rPr>
-          <w:b w:val="0"/>
-        </w:rPr>
-        <w:t>For partners, alternate explainer and checker; collect a response from every learner before discussion.</w:t>
-      </w:r>
-    </w:p>
-    <w:p>
-      <w:pPr>
-        <w:pStyle w:val="Heading3"/>
-      </w:pPr>
-      <w:r>
-        <w:t>Individual reasoning check</w:t>
-      </w:r>
-    </w:p>
-    <w:p>
-      <w:pPr>
-        <w:spacing w:line="336" w:lineRule="auto" w:after="180"/>
-      </w:pPr>
-      <w:r>
-        <w:rPr>
-          <w:b w:val="0"/>
-        </w:rPr>
-        <w:t xml:space="preserve">Use the worked case for </w:t>
-      </w:r>
-      <w:r>
-        <w:rPr>
-          <w:b/>
-        </w:rPr>
-        <w:t>Condition</w:t>
-      </w:r>
-      <w:r>
-        <w:rPr>
-          <w:b w:val="0"/>
-        </w:rPr>
-        <w:t xml:space="preserve">s and boundary cases. Proposed explanation: “The </w:t>
-      </w:r>
-      <w:r>
-        <w:rPr>
-          <w:b/>
-        </w:rPr>
-        <w:t>condition</w:t>
-      </w:r>
-      <w:r>
-        <w:rPr>
-          <w:b w:val="0"/>
-        </w:rPr>
-        <w:t xml:space="preserve"> reads the starting value”. Decide whether this explanation is supported.</w:t>
-      </w:r>
-    </w:p>
-    <w:p>
-      <w:pPr>
-        <w:spacing w:line="336" w:lineRule="auto" w:after="180"/>
-      </w:pPr>
-      <w:r>
-        <w:rPr>
-          <w:b w:val="0"/>
-        </w:rPr>
-        <w:t>Point to the step or supplied fact that decides; explain your repair if needed.</w:t>
-      </w:r>
-    </w:p>
-    <w:p>
-      <w:pPr>
-        <w:pStyle w:val="Heading3"/>
-      </w:pPr>
-      <w:r>
-        <w:t>Expected repair</w:t>
-      </w:r>
-    </w:p>
-    <w:p>
-      <w:pPr>
-        <w:spacing w:line="336" w:lineRule="auto" w:after="180"/>
-        <w:shd w:fill="F1F6FC"/>
-      </w:pPr>
-      <w:r>
-        <w:rPr>
-          <w:b w:val="0"/>
-        </w:rPr>
-        <w:t>Expected correction: Trace the initial add-2 instruction first and circle its result before evaluating the comparison.</w:t>
-      </w:r>
-    </w:p>
-    <w:p>
-      <w:pPr>
-        <w:spacing w:line="336" w:lineRule="auto" w:after="180"/>
-      </w:pPr>
-      <w:r>
-        <w:rPr>
-          <w:b w:val="0"/>
-        </w:rPr>
-        <w:t>Collect explanations, not only yes/no votes. If a misunderstanding is common, re-model the relevant step for the class.</w:t>
-      </w:r>
-    </w:p>
-    <w:p>
-      <w:pPr>
-        <w:spacing w:line="336" w:lineRule="auto" w:after="180"/>
-      </w:pPr>
-      <w:r>
-        <w:rPr>
-          <w:b w:val="0"/>
-        </w:rPr>
-        <w:t>If it affects a few learners, give a short targeted group explanation while others solve a more demanding variation.</w:t>
-      </w:r>
-    </w:p>
-    <w:p>
-      <w:pPr>
-        <w:pStyle w:val="Heading3"/>
-      </w:pPr>
-      <w:r>
-        <w:t>Pictorial practice question</w:t>
-      </w:r>
-    </w:p>
-    <w:p>
-      <w:pPr>
-        <w:spacing w:line="336" w:lineRule="auto" w:after="180"/>
-      </w:pPr>
-      <w:r>
-        <w:rPr>
-          <w:b w:val="0"/>
-        </w:rPr>
-        <w:t xml:space="preserve">Which </w:t>
-      </w:r>
-      <w:r>
-        <w:rPr>
-          <w:b/>
-        </w:rPr>
-        <w:t>input</w:t>
-      </w:r>
-      <w:r>
-        <w:rPr>
-          <w:b w:val="0"/>
-        </w:rPr>
-        <w:t xml:space="preserve"> detects the difference between the two written </w:t>
-      </w:r>
-      <w:r>
-        <w:rPr>
-          <w:b/>
-        </w:rPr>
-        <w:t>condition</w:t>
-      </w:r>
-      <w:r>
-        <w:rPr>
-          <w:b w:val="0"/>
-        </w:rPr>
-        <w:t>s? Explain its entire run.</w:t>
-      </w:r>
-    </w:p>
-    <w:p>
-      <w:pPr>
-        <w:pStyle w:val="Heading3"/>
-      </w:pPr>
-      <w:r>
-        <w:t>Reasoned teacher answer</w:t>
-      </w:r>
-    </w:p>
-    <w:p>
-      <w:pPr>
-        <w:spacing w:line="336" w:lineRule="auto" w:after="180"/>
-      </w:pPr>
-      <w:r>
-        <w:rPr>
-          <w:b w:val="0"/>
-        </w:rPr>
-        <w:t>Start 4: add 2 gives 6. The rule that includes equality subtracts 1 to report 5; the strict rule doubles to report 12.</w:t>
-      </w:r>
-    </w:p>
-    <w:p>
-      <w:pPr>
-        <w:spacing w:line="336" w:lineRule="auto" w:after="180"/>
-      </w:pPr>
-      <w:r>
-        <w:rPr>
-          <w:b w:val="0"/>
-        </w:rPr>
-        <w:t>Changed-case reasoning: Only the run starting at 4 changes: it reports 12. Updated value 6 fails a strict above comparison and is doubled.</w:t>
-      </w:r>
-    </w:p>
-    <w:p>
-      <w:pPr>
-        <w:spacing w:line="336" w:lineRule="auto" w:after="180"/>
-      </w:pPr>
-      <w:r>
-        <w:rPr>
-          <w:b w:val="0"/>
-        </w:rPr>
-        <w:t xml:space="preserve">Collect each learner’s explanation before discussion. Use the first missing connection between </w:t>
-      </w:r>
-      <w:r>
-        <w:rPr>
-          <w:b/>
-        </w:rPr>
-        <w:t>input</w:t>
-      </w:r>
-      <w:r>
-        <w:rPr>
-          <w:b w:val="0"/>
-        </w:rPr>
-        <w:t xml:space="preserve">, deciding step and result to choose support. This question is worked-case practice, not fresh mastery </w:t>
-      </w:r>
-      <w:r>
-        <w:rPr>
-          <w:b/>
-        </w:rPr>
-        <w:t>evidence</w:t>
-      </w:r>
-      <w:r>
-        <w:rPr>
-          <w:b w:val="0"/>
-        </w:rPr>
-        <w:t>.</w:t>
-      </w:r>
-    </w:p>
-    <w:p>
-      <w:pPr>
-        <w:pStyle w:val="Heading1"/>
-      </w:pPr>
-      <w:r>
-        <w:t>04. Run the weekly evidence lab</w:t>
-      </w:r>
-    </w:p>
-    <w:p>
-      <w:r>
-        <w:t>Run the If/Then Decisions investigation and use the first unsupported step to choose a teaching response.</w:t>
-      </w:r>
-    </w:p>
-    <w:p>
-      <w:pPr>
-        <w:spacing w:line="336" w:lineRule="auto" w:after="180"/>
-      </w:pPr>
-      <w:r>
-        <w:rPr>
-          <w:b w:val="0"/>
-        </w:rPr>
-        <w:t xml:space="preserve">Predict first, test honestly, and explain what the </w:t>
-      </w:r>
-      <w:r>
-        <w:rPr>
-          <w:b/>
-        </w:rPr>
-        <w:t>evidence</w:t>
-      </w:r>
-      <w:r>
-        <w:rPr>
-          <w:b w:val="0"/>
-        </w:rPr>
-        <w:t xml:space="preserve"> means.</w:t>
-      </w:r>
-    </w:p>
-    <w:p>
-      <w:pPr>
-        <w:pStyle w:val="Heading3"/>
-      </w:pPr>
-      <w:r>
-        <w:t>1. Predict</w:t>
-      </w:r>
-    </w:p>
-    <w:p>
-      <w:pPr>
-        <w:spacing w:line="336" w:lineRule="auto" w:after="180"/>
-        <w:shd w:fill="F4F9FC"/>
-      </w:pPr>
-      <w:r>
-        <w:rPr>
-          <w:b w:val="0"/>
-        </w:rPr>
-        <w:t xml:space="preserve">State your </w:t>
-      </w:r>
-      <w:r>
-        <w:rPr>
-          <w:b/>
-        </w:rPr>
-        <w:t>prediction</w:t>
-      </w:r>
-      <w:r>
-        <w:rPr>
-          <w:b w:val="0"/>
-        </w:rPr>
-        <w:t xml:space="preserve"> before the result is known.</w:t>
-      </w:r>
-    </w:p>
-    <w:p>
-      <w:pPr>
-        <w:pStyle w:val="Heading3"/>
-      </w:pPr>
-      <w:r>
-        <w:t>2. Investigate</w:t>
-      </w:r>
-    </w:p>
-    <w:p>
-      <w:pPr>
-        <w:spacing w:line="336" w:lineRule="auto" w:after="180"/>
-        <w:shd w:fill="F4F9FC"/>
-      </w:pPr>
-      <w:r>
-        <w:rPr>
-          <w:b w:val="0"/>
-        </w:rPr>
+      </w:pPr>
+      <w:r>
+        <w:rPr>
+          <w:b w:val="0"/>
+        </w:rPr>
+        <w:t>Use the supplied wardrobe policy. The four labels are RAINCOAT, JUMPER, LIGHT LAYER and REVIEW respectively. Exactly 18 does not satisfy below 18. Unknown rain stops at the explicit missing-input check; it is not treated as no. After rain=yes, the temperature branch is not reached. Reserve Transfer the method to a new display for the individual first attempt.</w:t>
+      </w:r>
+    </w:p>
+    <w:p>
+      <w:pPr>
+        <w:pStyle w:val="Heading2"/>
+      </w:pPr>
+      <w:r>
+        <w:t>Run and record</w:t>
+      </w:r>
+    </w:p>
+    <w:p>
+      <w:pPr>
+        <w:pStyle w:val="ListNumber"/>
+      </w:pPr>
+      <w:r>
         <w:t>Complete the task: Build a weather-clothing rule and test four cases.</w:t>
       </w:r>
     </w:p>
     <w:p>
       <w:pPr>
-        <w:pStyle w:val="Heading3"/>
-      </w:pPr>
-      <w:r>
-        <w:t>3. Compare cases</w:t>
-      </w:r>
-    </w:p>
-    <w:p>
-      <w:pPr>
-        <w:spacing w:line="336" w:lineRule="auto" w:after="180"/>
-        <w:shd w:fill="F4F9FC"/>
-      </w:pPr>
-      <w:r>
-        <w:rPr>
-          <w:b w:val="0"/>
-        </w:rPr>
+        <w:pStyle w:val="ListNumber"/>
+      </w:pPr>
+      <w:r>
         <w:t>Keep a normal case and an edge case clearly separated.</w:t>
       </w:r>
     </w:p>
     <w:p>
       <w:pPr>
-        <w:pStyle w:val="Heading3"/>
-      </w:pPr>
-      <w:r>
-        <w:t>4. Record honestly</w:t>
-      </w:r>
-    </w:p>
-    <w:p>
-      <w:pPr>
-        <w:spacing w:line="336" w:lineRule="auto" w:after="180"/>
-        <w:shd w:fill="F4F9FC"/>
-      </w:pPr>
-      <w:r>
-        <w:rPr>
-          <w:b w:val="0"/>
-        </w:rPr>
-        <w:t xml:space="preserve">Record what happened—even when it does not match your </w:t>
-      </w:r>
-      <w:r>
-        <w:rPr>
-          <w:b/>
-        </w:rPr>
-        <w:t>prediction</w:t>
-      </w:r>
-      <w:r>
-        <w:rPr>
-          <w:b w:val="0"/>
-        </w:rPr>
-        <w:t>.</w:t>
-      </w:r>
-    </w:p>
-    <w:p>
-      <w:pPr>
-        <w:pStyle w:val="Heading3"/>
-      </w:pPr>
-      <w:r>
-        <w:t>5. Explain and plan the next test</w:t>
-      </w:r>
-    </w:p>
-    <w:p>
-      <w:pPr>
-        <w:spacing w:line="336" w:lineRule="auto" w:after="180"/>
-        <w:shd w:fill="F4F9FC"/>
-      </w:pPr>
-      <w:r>
-        <w:rPr>
-          <w:b w:val="0"/>
-        </w:rPr>
+        <w:pStyle w:val="ListNumber"/>
+      </w:pPr>
+      <w:r>
+        <w:t>Record what happened—even when it does not match your prediction.</w:t>
+      </w:r>
+    </w:p>
+    <w:p>
+      <w:pPr>
+        <w:pStyle w:val="ListNumber"/>
+      </w:pPr>
+      <w:r>
         <w:t>Explain the result, one limitation, and the next useful test.</w:t>
       </w:r>
     </w:p>
     <w:p>
       <w:pPr>
-        <w:pStyle w:val="Heading3"/>
-      </w:pPr>
-      <w:r>
-        <w:t>Use a fresh case after support</w:t>
-      </w:r>
-    </w:p>
-    <w:p>
-      <w:pPr>
-        <w:spacing w:line="336" w:lineRule="auto" w:after="180"/>
-        <w:shd w:fill="FFF5E6"/>
-      </w:pPr>
-      <w:r>
-        <w:rPr>
-          <w:b w:val="0"/>
-        </w:rPr>
-        <w:t>INDEPENDENCE After support is removed, repeat the proof with a fresh case.</w:t>
-      </w:r>
-    </w:p>
-    <w:p>
-      <w:pPr>
-        <w:pStyle w:val="Heading3"/>
-      </w:pPr>
-      <w:r>
-        <w:t>Make the lab runnable</w:t>
-      </w:r>
-    </w:p>
-    <w:p>
-      <w:pPr>
-        <w:spacing w:line="336" w:lineRule="auto" w:after="180"/>
-      </w:pPr>
-      <w:r>
-        <w:rPr>
-          <w:b w:val="0"/>
-        </w:rPr>
-        <w:t>Use the concrete case as the shared normal case and the independent question as a second case. Each pair creates a boundary or missing-information case and predicts its result before testing.</w:t>
-      </w:r>
-    </w:p>
-    <w:p>
-      <w:pPr>
-        <w:spacing w:line="336" w:lineRule="auto" w:after="180"/>
-      </w:pPr>
-      <w:r>
-        <w:rPr>
-          <w:b w:val="0"/>
-        </w:rPr>
-        <w:t>Keep the expected result separate from an observed mistake.</w:t>
+        <w:pStyle w:val="Heading2"/>
+      </w:pPr>
+      <w:r>
+        <w:t>Keep an inspectable record</w:t>
       </w:r>
     </w:p>
     <w:tbl>
@@ -3952,30 +3757,33 @@
     </w:tbl>
     <w:p>
       <w:pPr>
-        <w:pStyle w:val="Heading3"/>
-      </w:pPr>
-      <w:r>
-        <w:t>Diagnose and reteach</w:t>
-      </w:r>
-    </w:p>
-    <w:p>
-      <w:pPr>
-        <w:pStyle w:val="Heading3"/>
-      </w:pPr>
-      <w:r>
-        <w:t>Find the unsupported claim</w:t>
+        <w:pStyle w:val="Heading2"/>
+      </w:pPr>
+      <w:r>
+        <w:t>Diagnose the first misunderstanding</w:t>
       </w:r>
     </w:p>
     <w:p>
       <w:pPr>
         <w:spacing w:line="336" w:lineRule="auto" w:after="180"/>
-        <w:shd w:fill="F5F1FB"/>
-      </w:pPr>
-      <w:r>
-        <w:rPr>
-          <w:b w:val="0"/>
-        </w:rPr>
-        <w:t>CLAIM TO REPAIR More than three includes three.</w:t>
+      </w:pPr>
+      <w:r>
+        <w:rPr>
+          <w:b w:val="0"/>
+        </w:rPr>
+        <w:t xml:space="preserve">The </w:t>
+      </w:r>
+      <w:r>
+        <w:rPr>
+          <w:b/>
+        </w:rPr>
+        <w:t>condition</w:t>
+      </w:r>
+      <w:r>
+        <w:rPr>
+          <w:b w:val="0"/>
+        </w:rPr>
+        <w:t xml:space="preserve"> reads the starting value: Trace the initial add-2 instruction first and circle its result before evaluating the comparison.</w:t>
       </w:r>
     </w:p>
     <w:p>
@@ -3986,7 +3794,7 @@
         <w:rPr>
           <w:b w:val="0"/>
         </w:rPr>
-        <w:t>For guessing, return to given facts and request a trace. For vocabulary without application, use one example and one non-example. For arithmetic errors, check the setup before the calculation.</w:t>
+        <w:t>At least means strictly above: Put 6 on the boundary and read at least as 6 or more. Compare its true result with above 6, which is false.</w:t>
       </w:r>
     </w:p>
     <w:p>
@@ -3997,72 +3805,31 @@
         <w:rPr>
           <w:b w:val="0"/>
         </w:rPr>
-        <w:t>Finish with a different uncoached case before recording mastery.</w:t>
-      </w:r>
-    </w:p>
-    <w:p>
-      <w:pPr>
-        <w:pStyle w:val="Heading3"/>
-      </w:pPr>
-      <w:r>
-        <w:t>Address these additional misconceptions</w:t>
-      </w:r>
-    </w:p>
-    <w:p>
-      <w:pPr>
-        <w:spacing w:line="336" w:lineRule="auto" w:after="180"/>
-      </w:pPr>
-      <w:r>
-        <w:rPr>
-          <w:b w:val="0"/>
-        </w:rPr>
-        <w:t xml:space="preserve">The </w:t>
+        <w:t xml:space="preserve">Crossing the </w:t>
       </w:r>
       <w:r>
         <w:rPr>
           <w:b/>
         </w:rPr>
-        <w:t>condition</w:t>
-      </w:r>
-      <w:r>
-        <w:rPr>
-          <w:b w:val="0"/>
-        </w:rPr>
-        <w:t xml:space="preserve"> reads the starting value: Trace the initial add-2 instruction first and circle its result before evaluating the comparison.</w:t>
-      </w:r>
-    </w:p>
-    <w:p>
-      <w:pPr>
-        <w:spacing w:line="336" w:lineRule="auto" w:after="180"/>
-      </w:pPr>
-      <w:r>
-        <w:rPr>
-          <w:b w:val="0"/>
-        </w:rPr>
-        <w:t>At least means strictly above: Put 6 on the boundary and read at least as 6 or more. Compare its true result with above 6, which is false.</w:t>
-      </w:r>
-    </w:p>
-    <w:p>
-      <w:pPr>
-        <w:spacing w:line="336" w:lineRule="auto" w:after="180"/>
-      </w:pPr>
-      <w:r>
-        <w:rPr>
-          <w:b w:val="0"/>
-        </w:rPr>
-        <w:t xml:space="preserve">Crossing the </w:t>
+        <w:t>threshold</w:t>
+      </w:r>
+      <w:r>
+        <w:rPr>
+          <w:b w:val="0"/>
+        </w:rPr>
+        <w:t xml:space="preserve"> runs the other </w:t>
       </w:r>
       <w:r>
         <w:rPr>
           <w:b/>
         </w:rPr>
-        <w:t>threshold</w:t>
-      </w:r>
-      <w:r>
-        <w:rPr>
-          <w:b w:val="0"/>
-        </w:rPr>
-        <w:t xml:space="preserve"> runs the other </w:t>
+        <w:t>branch</w:t>
+      </w:r>
+      <w:r>
+        <w:rPr>
+          <w:b w:val="0"/>
+        </w:rPr>
+        <w:t xml:space="preserve">: Follow the chosen </w:t>
       </w:r>
       <w:r>
         <w:rPr>
@@ -4074,42 +3841,15 @@
         <w:rPr>
           <w:b w:val="0"/>
         </w:rPr>
-        <w:t xml:space="preserve">: Follow the chosen </w:t>
-      </w:r>
-      <w:r>
-        <w:rPr>
-          <w:b/>
-        </w:rPr>
-        <w:t>branch</w:t>
-      </w:r>
-      <w:r>
-        <w:rPr>
-          <w:b w:val="0"/>
-        </w:rPr>
         <w:t xml:space="preserve"> to report and stop. A second test must be explicitly written; it is not implied by the new value.</w:t>
       </w:r>
     </w:p>
     <w:p>
       <w:pPr>
-        <w:spacing w:line="336" w:lineRule="auto" w:after="180"/>
-      </w:pPr>
-      <w:r>
-        <w:rPr>
-          <w:b w:val="0"/>
-        </w:rPr>
-        <w:t xml:space="preserve">An unknown value makes the test false: Show that the unreadable value could be 5 or 6. Different possibilities select different </w:t>
-      </w:r>
-      <w:r>
-        <w:rPr>
-          <w:b/>
-        </w:rPr>
-        <w:t>branch</w:t>
-      </w:r>
-      <w:r>
-        <w:rPr>
-          <w:b w:val="0"/>
-        </w:rPr>
-        <w:t>es, so the exercise requires a pause and clarification.</w:t>
+        <w:pStyle w:val="Heading2"/>
+      </w:pPr>
+      <w:r>
+        <w:t>Choose support from the response</w:t>
       </w:r>
     </w:p>
     <w:p>
@@ -4268,12 +4008,179 @@
     </w:tbl>
     <w:p>
       <w:pPr>
+        <w:pStyle w:val="Heading2"/>
+      </w:pPr>
+      <w:r>
+        <w:t>Earlier wording, alternatives and picture transcripts · reference / check after trying</w:t>
+      </w:r>
+    </w:p>
+    <w:p>
+      <w:pPr>
         <w:spacing w:line="336" w:lineRule="auto" w:after="180"/>
       </w:pPr>
       <w:r>
         <w:rPr>
           <w:b w:val="0"/>
         </w:rPr>
+        <w:t>Run the weekly evidence lab</w:t>
+      </w:r>
+    </w:p>
+    <w:p>
+      <w:pPr>
+        <w:spacing w:line="336" w:lineRule="auto" w:after="180"/>
+      </w:pPr>
+      <w:r>
+        <w:rPr>
+          <w:b w:val="0"/>
+        </w:rPr>
+        <w:t xml:space="preserve">Predict first, test honestly, and explain what the </w:t>
+      </w:r>
+      <w:r>
+        <w:rPr>
+          <w:b/>
+        </w:rPr>
+        <w:t>evidence</w:t>
+      </w:r>
+      <w:r>
+        <w:rPr>
+          <w:b w:val="0"/>
+        </w:rPr>
+        <w:t xml:space="preserve"> means.</w:t>
+      </w:r>
+    </w:p>
+    <w:p>
+      <w:pPr>
+        <w:spacing w:line="336" w:lineRule="auto" w:after="180"/>
+      </w:pPr>
+      <w:r>
+        <w:rPr>
+          <w:b w:val="0"/>
+        </w:rPr>
+        <w:t xml:space="preserve">State your </w:t>
+      </w:r>
+      <w:r>
+        <w:rPr>
+          <w:b/>
+        </w:rPr>
+        <w:t>prediction</w:t>
+      </w:r>
+      <w:r>
+        <w:rPr>
+          <w:b w:val="0"/>
+        </w:rPr>
+        <w:t xml:space="preserve"> before the result is known.</w:t>
+      </w:r>
+    </w:p>
+    <w:p>
+      <w:pPr>
+        <w:spacing w:line="336" w:lineRule="auto" w:after="180"/>
+      </w:pPr>
+      <w:r>
+        <w:rPr>
+          <w:b w:val="0"/>
+        </w:rPr>
+        <w:t>INDEPENDENCE After support is removed, repeat the proof with a fresh case.</w:t>
+      </w:r>
+    </w:p>
+    <w:p>
+      <w:pPr>
+        <w:pStyle w:val="Heading3"/>
+      </w:pPr>
+      <w:r>
+        <w:t>Make the lab runnable</w:t>
+      </w:r>
+    </w:p>
+    <w:p>
+      <w:pPr>
+        <w:spacing w:line="336" w:lineRule="auto" w:after="180"/>
+      </w:pPr>
+      <w:r>
+        <w:rPr>
+          <w:b w:val="0"/>
+        </w:rPr>
+        <w:t>Use the supplied investigation for shared practice. Keep predictions and observed paper-trace results separate. Reserve Transfer the method to a new display for the individual first attempt before feedback; do not use the reserved case as a paired lab task.</w:t>
+      </w:r>
+    </w:p>
+    <w:p>
+      <w:pPr>
+        <w:pStyle w:val="Heading3"/>
+      </w:pPr>
+      <w:r>
+        <w:t>Diagnose and reteach</w:t>
+      </w:r>
+    </w:p>
+    <w:p>
+      <w:pPr>
+        <w:spacing w:line="336" w:lineRule="auto" w:after="180"/>
+      </w:pPr>
+      <w:r>
+        <w:rPr>
+          <w:b w:val="0"/>
+        </w:rPr>
+        <w:t>CLAIM TO REPAIR More than three includes three.</w:t>
+      </w:r>
+    </w:p>
+    <w:p>
+      <w:pPr>
+        <w:spacing w:line="336" w:lineRule="auto" w:after="180"/>
+      </w:pPr>
+      <w:r>
+        <w:rPr>
+          <w:b w:val="0"/>
+        </w:rPr>
+        <w:t>For guessing, return to given facts and request a trace. For vocabulary without application, use one example and one non-example. For arithmetic errors, check the setup before the calculation.</w:t>
+      </w:r>
+    </w:p>
+    <w:p>
+      <w:pPr>
+        <w:spacing w:line="336" w:lineRule="auto" w:after="180"/>
+      </w:pPr>
+      <w:r>
+        <w:rPr>
+          <w:b w:val="0"/>
+        </w:rPr>
+        <w:t>Finish with a different uncoached case before recording mastery.</w:t>
+      </w:r>
+    </w:p>
+    <w:p>
+      <w:pPr>
+        <w:pStyle w:val="Heading3"/>
+      </w:pPr>
+      <w:r>
+        <w:t>Address these additional misconceptions</w:t>
+      </w:r>
+    </w:p>
+    <w:p>
+      <w:pPr>
+        <w:spacing w:line="336" w:lineRule="auto" w:after="180"/>
+      </w:pPr>
+      <w:r>
+        <w:rPr>
+          <w:b w:val="0"/>
+        </w:rPr>
+        <w:t xml:space="preserve">An unknown value makes the test false: Show that the unreadable value could be 5 or 6. Different possibilities select different </w:t>
+      </w:r>
+      <w:r>
+        <w:rPr>
+          <w:b/>
+        </w:rPr>
+        <w:t>branch</w:t>
+      </w:r>
+      <w:r>
+        <w:rPr>
+          <w:b w:val="0"/>
+        </w:rPr>
+        <w:t>es, so the exercise requires a pause and clarification.</w:t>
+      </w:r>
+    </w:p>
+    <w:p>
+      <w:pPr>
+        <w:spacing w:line="336" w:lineRule="auto" w:after="180"/>
+      </w:pPr>
+      <w:r>
+        <w:rPr>
+          <w:b w:val="0"/>
+        </w:rPr>
         <w:t>Offer an oral explanation, drawing, enlarged visual or fewer examples when that removes a reading/writing barrier. Keep the same reasoning goal.</w:t>
       </w:r>
     </w:p>
@@ -4293,12 +4200,598 @@
         <w:pStyle w:val="Heading1"/>
       </w:pPr>
       <w:r>
-        <w:t>05. Assess and explain the answers</w:t>
-      </w:r>
-    </w:p>
-    <w:p>
-      <w:r>
-        <w:t>Use the If/Then Decisions questions, teacher keys and criteria after the relevant attempts. Previously discussed cases are practice; protect the separately selected independent task.</w:t>
+        <w:t>05. Assess the selected new case</w:t>
+      </w:r>
+    </w:p>
+    <w:p>
+      <w:r>
+        <w:t>Keep this key until after the first attempt; accept valid alternatives with defensible reasoning.</w:t>
+      </w:r>
+    </w:p>
+    <w:p>
+      <w:pPr>
+        <w:pStyle w:val="Heading2"/>
+      </w:pPr>
+      <w:r>
+        <w:t>Selected independent question and key</w:t>
+      </w:r>
+    </w:p>
+    <w:p>
+      <w:pPr>
+        <w:spacing w:line="336" w:lineRule="auto" w:after="180"/>
+      </w:pPr>
+      <w:r>
+        <w:rPr>
+          <w:b w:val="0"/>
+        </w:rPr>
+        <w:t>Selected case: A paper brightness display adds 3 to its starting number. If the current brightness is at most 7, subtract 2; otherwise add 1. Report and stop. Trace separate runs from starting values 3, 4 and 5.</w:t>
+      </w:r>
+    </w:p>
+    <w:p>
+      <w:pPr>
+        <w:spacing w:line="336" w:lineRule="auto" w:after="180"/>
+      </w:pPr>
+      <w:r>
+        <w:rPr>
+          <w:b w:val="0"/>
+        </w:rPr>
+        <w:t>Identify the run that tests equality. Then show how its result changes if at most 7 is accidentally written as below 7.</w:t>
+      </w:r>
+    </w:p>
+    <w:p>
+      <w:pPr>
+        <w:spacing w:line="336" w:lineRule="auto" w:after="180"/>
+      </w:pPr>
+      <w:r>
+        <w:rPr>
+          <w:b w:val="0"/>
+        </w:rPr>
+        <w:t>Start 3: 6 at the test, true, subtract 2, report 4. Start 4: 7 at the test, true, subtract 2, report 5. Start 5: 8 at the test, false, add 1, report 9. Starting at 4 tests equality.</w:t>
+      </w:r>
+    </w:p>
+    <w:p>
+      <w:pPr>
+        <w:spacing w:line="336" w:lineRule="auto" w:after="180"/>
+      </w:pPr>
+      <w:r>
+        <w:rPr>
+          <w:b w:val="0"/>
+        </w:rPr>
+        <w:t>With below 7, the current 7 fails, so add 1 and report 8 instead of 5. All three runs use current values after adding 3.</w:t>
+      </w:r>
+    </w:p>
+    <w:p>
+      <w:pPr>
+        <w:pStyle w:val="Heading2"/>
+      </w:pPr>
+      <w:r>
+        <w:t>Judge explanation, trace and limits</w:t>
+      </w:r>
+    </w:p>
+    <w:tbl>
+      <w:tblPr>
+        <w:tblStyle w:val="LightShading-Accent1"/>
+        <w:tblW w:type="auto" w:w="0"/>
+        <w:tblLook w:firstColumn="1" w:firstRow="1" w:lastColumn="0" w:lastRow="0" w:noHBand="0" w:noVBand="1" w:val="04A0"/>
+      </w:tblPr>
+      <w:tblGrid>
+        <w:gridCol w:w="5112"/>
+        <w:gridCol w:w="5112"/>
+      </w:tblGrid>
+      <w:tr>
+        <w:trPr>
+          <w:tblHeader/>
+        </w:trPr>
+        <w:tc>
+          <w:tcPr>
+            <w:tcW w:type="dxa" w:w="5112"/>
+          </w:tcPr>
+          <w:p>
+            <w:r>
+              <w:t>Dimension</w:t>
+            </w:r>
+          </w:p>
+        </w:tc>
+        <w:tc>
+          <w:tcPr>
+            <w:tcW w:type="dxa" w:w="5112"/>
+          </w:tcPr>
+          <w:p>
+            <w:r>
+              <w:t>Evidence required</w:t>
+            </w:r>
+          </w:p>
+        </w:tc>
+      </w:tr>
+      <w:tr>
+        <w:tc>
+          <w:tcPr>
+            <w:tcW w:type="dxa" w:w="5112"/>
+          </w:tcPr>
+          <w:p>
+            <w:r>
+              <w:t>Explanation</w:t>
+            </w:r>
+          </w:p>
+        </w:tc>
+        <w:tc>
+          <w:tcPr>
+            <w:tcW w:type="dxa" w:w="5112"/>
+          </w:tcPr>
+          <w:p>
+            <w:r>
+              <w:t>Names the applicable idea or procedure and ties it to the supplied facts.</w:t>
+            </w:r>
+          </w:p>
+        </w:tc>
+      </w:tr>
+      <w:tr>
+        <w:tc>
+          <w:tcPr>
+            <w:tcW w:type="dxa" w:w="5112"/>
+          </w:tcPr>
+          <w:p>
+            <w:r>
+              <w:t>Trace and result</w:t>
+            </w:r>
+          </w:p>
+        </w:tc>
+        <w:tc>
+          <w:tcPr>
+            <w:tcW w:type="dxa" w:w="5112"/>
+          </w:tcPr>
+          <w:p>
+            <w:r>
+              <w:t>Preserves the given inputs and shows the relevant intermediate steps; distinguishes a prediction from an observed execution.</w:t>
+            </w:r>
+          </w:p>
+        </w:tc>
+      </w:tr>
+      <w:tr>
+        <w:tc>
+          <w:tcPr>
+            <w:tcW w:type="dxa" w:w="5112"/>
+          </w:tcPr>
+          <w:p>
+            <w:r>
+              <w:t>Limits</w:t>
+            </w:r>
+          </w:p>
+        </w:tc>
+        <w:tc>
+          <w:tcPr>
+            <w:tcW w:type="dxa" w:w="5112"/>
+          </w:tcPr>
+          <w:p>
+            <w:r>
+              <w:t>States the assumptions, missing evidence or conditions under which the result would change.</w:t>
+            </w:r>
+          </w:p>
+        </w:tc>
+      </w:tr>
+    </w:tbl>
+    <w:p>
+      <w:pPr>
+        <w:spacing w:line="336" w:lineRule="auto" w:after="180"/>
+      </w:pPr>
+      <w:r>
+        <w:rPr>
+          <w:b w:val="0"/>
+        </w:rPr>
+        <w:t>Record each dimension as not yet, with support, or independent. Accept a valid alternative procedure with a defensible trace.</w:t>
+      </w:r>
+    </w:p>
+    <w:p>
+      <w:pPr>
+        <w:spacing w:line="336" w:lineRule="auto" w:after="180"/>
+      </w:pPr>
+      <w:r>
+        <w:rPr>
+          <w:b w:val="0"/>
+        </w:rPr>
+        <w:t xml:space="preserve">Do not penalise an honestly recorded model failure if the learner correctly explains its </w:t>
+      </w:r>
+      <w:r>
+        <w:rPr>
+          <w:b/>
+        </w:rPr>
+        <w:t>evidence</w:t>
+      </w:r>
+      <w:r>
+        <w:rPr>
+          <w:b w:val="0"/>
+        </w:rPr>
+        <w:t xml:space="preserve"> and limits.</w:t>
+      </w:r>
+    </w:p>
+    <w:p>
+      <w:pPr>
+        <w:pStyle w:val="Heading2"/>
+      </w:pPr>
+      <w:r>
+        <w:t>Give one usable repair action</w:t>
+      </w:r>
+    </w:p>
+    <w:p>
+      <w:pPr>
+        <w:spacing w:line="336" w:lineRule="auto" w:after="180"/>
+      </w:pPr>
+      <w:r>
+        <w:rPr>
+          <w:b w:val="0"/>
+        </w:rPr>
+        <w:t>Name the earliest unsupported step and give one action to repair it. Have the learner make that repair now and explain why. Then assess the relevant skill on a fresh, fully specified case.</w:t>
+      </w:r>
+    </w:p>
+    <w:p>
+      <w:pPr>
+        <w:spacing w:line="336" w:lineRule="auto" w:after="180"/>
+      </w:pPr>
+      <w:r>
+        <w:rPr>
+          <w:b w:val="0"/>
+        </w:rPr>
+        <w:t>Confirm it was not previously practised with feedback; solve and check the new case before assigning it. A follow-up design prompt is a starting brief, not automatically an equivalent test.</w:t>
+      </w:r>
+    </w:p>
+    <w:p>
+      <w:pPr>
+        <w:pStyle w:val="Heading2"/>
+      </w:pPr>
+      <w:r>
+        <w:t>W1 Trace a decision from the current score</w:t>
+      </w:r>
+    </w:p>
+    <w:p>
+      <w:pPr>
+        <w:spacing w:line="336" w:lineRule="auto" w:after="180"/>
+      </w:pPr>
+      <w:r>
+        <w:rPr>
+          <w:b w:val="0"/>
+        </w:rPr>
+        <w:t>Use the paper-game procedure: add 2 to score; if score is at least 6 subtract 3, otherwise add 4; report and stop. Start at 2, then make a separate run starting at 5.</w:t>
+      </w:r>
+    </w:p>
+    <w:p>
+      <w:pPr>
+        <w:spacing w:line="336" w:lineRule="auto" w:after="180"/>
+      </w:pPr>
+      <w:r>
+        <w:rPr>
+          <w:b w:val="0"/>
+        </w:rPr>
+        <w:t xml:space="preserve">For each run record the value at the </w:t>
+      </w:r>
+      <w:r>
+        <w:rPr>
+          <w:b/>
+        </w:rPr>
+        <w:t>condition</w:t>
+      </w:r>
+      <w:r>
+        <w:rPr>
+          <w:b w:val="0"/>
+        </w:rPr>
+        <w:t xml:space="preserve">, its true or false result, the </w:t>
+      </w:r>
+      <w:r>
+        <w:rPr>
+          <w:b/>
+        </w:rPr>
+        <w:t>branch</w:t>
+      </w:r>
+      <w:r>
+        <w:rPr>
+          <w:b w:val="0"/>
+        </w:rPr>
+        <w:t xml:space="preserve"> and the final score.</w:t>
+      </w:r>
+    </w:p>
+    <w:p>
+      <w:pPr>
+        <w:spacing w:line="336" w:lineRule="auto" w:after="180"/>
+      </w:pPr>
+      <w:r>
+        <w:rPr>
+          <w:b w:val="0"/>
+        </w:rPr>
+        <w:t xml:space="preserve">Start 2: after adding 2 score is 4; at least 6 is false; add 4 and report 8. Start 5: after adding 2 score is 7; at least 6 is true; subtract 3 and report 4. Each run starts fresh and executes only its selected </w:t>
+      </w:r>
+      <w:r>
+        <w:rPr>
+          <w:b/>
+        </w:rPr>
+        <w:t>branch</w:t>
+      </w:r>
+      <w:r>
+        <w:rPr>
+          <w:b w:val="0"/>
+        </w:rPr>
+        <w:t>.</w:t>
+      </w:r>
+    </w:p>
+    <w:p>
+      <w:pPr>
+        <w:pStyle w:val="Heading2"/>
+      </w:pPr>
+      <w:r>
+        <w:t>W2 Read four boundary phrases</w:t>
+      </w:r>
+    </w:p>
+    <w:p>
+      <w:pPr>
+        <w:spacing w:line="336" w:lineRule="auto" w:after="180"/>
+      </w:pPr>
+      <w:r>
+        <w:rPr>
+          <w:b w:val="0"/>
+        </w:rPr>
+        <w:t xml:space="preserve">The known value at a </w:t>
+      </w:r>
+      <w:r>
+        <w:rPr>
+          <w:b/>
+        </w:rPr>
+        <w:t>condition</w:t>
+      </w:r>
+      <w:r>
+        <w:rPr>
+          <w:b w:val="0"/>
+        </w:rPr>
+        <w:t xml:space="preserve"> is exactly 6. Decide whether each test is true or false: at least 6; above 6; at most 6; below 6. Explain which phrases include equality.</w:t>
+      </w:r>
+    </w:p>
+    <w:p>
+      <w:pPr>
+        <w:spacing w:line="336" w:lineRule="auto" w:after="180"/>
+      </w:pPr>
+      <w:r>
+        <w:rPr>
+          <w:b w:val="0"/>
+        </w:rPr>
+        <w:t>Then name one value below and one value above 6 for neighbouring tests.</w:t>
+      </w:r>
+    </w:p>
+    <w:p>
+      <w:pPr>
+        <w:spacing w:line="336" w:lineRule="auto" w:after="180"/>
+      </w:pPr>
+      <w:r>
+        <w:rPr>
+          <w:b w:val="0"/>
+        </w:rPr>
+        <w:t>At least 6 is true, above 6 is false, at most 6 is true, and below 6 is false. At least and at most include equality; above and below are strict.</w:t>
+      </w:r>
+    </w:p>
+    <w:p>
+      <w:pPr>
+        <w:spacing w:line="336" w:lineRule="auto" w:after="180"/>
+      </w:pPr>
+      <w:r>
+        <w:rPr>
+          <w:b w:val="0"/>
+        </w:rPr>
+        <w:t>The nearest whole-number neighbours are 5 and 7; other correctly identified lower and higher values are valid but are less close to the boundary.</w:t>
+      </w:r>
+    </w:p>
+    <w:p>
+      <w:pPr>
+        <w:pStyle w:val="Heading2"/>
+      </w:pPr>
+      <w:r>
+        <w:t>W3 Stop after the selected branch</w:t>
+      </w:r>
+    </w:p>
+    <w:p>
+      <w:pPr>
+        <w:spacing w:line="336" w:lineRule="auto" w:after="180"/>
+      </w:pPr>
+      <w:r>
+        <w:rPr>
+          <w:b w:val="0"/>
+        </w:rPr>
+        <w:t>In a separate decision the current score is 4. If score is at least 5 subtract 2; otherwise add 3; report and stop. A learner adds 3 to get 7, then subtracts 2 because 7 is now at least 5, and reports 5.</w:t>
+      </w:r>
+    </w:p>
+    <w:p>
+      <w:pPr>
+        <w:spacing w:line="336" w:lineRule="auto" w:after="180"/>
+      </w:pPr>
+      <w:r>
+        <w:rPr>
+          <w:b w:val="0"/>
+        </w:rPr>
+        <w:t>Identify the extra action and give the correct trace and result.</w:t>
+      </w:r>
+    </w:p>
+    <w:p>
+      <w:pPr>
+        <w:spacing w:line="336" w:lineRule="auto" w:after="180"/>
+      </w:pPr>
+      <w:r>
+        <w:rPr>
+          <w:b w:val="0"/>
+        </w:rPr>
+        <w:t xml:space="preserve">The </w:t>
+      </w:r>
+      <w:r>
+        <w:rPr>
+          <w:b/>
+        </w:rPr>
+        <w:t>condition</w:t>
+      </w:r>
+      <w:r>
+        <w:rPr>
+          <w:b w:val="0"/>
+        </w:rPr>
+        <w:t xml:space="preserve"> at score 4 is false, so only the otherwise </w:t>
+      </w:r>
+      <w:r>
+        <w:rPr>
+          <w:b/>
+        </w:rPr>
+        <w:t>branch</w:t>
+      </w:r>
+      <w:r>
+        <w:rPr>
+          <w:b w:val="0"/>
+        </w:rPr>
+        <w:t xml:space="preserve"> runs. Add 3 to get 7, then report 7 and stop. The extra subtraction incorrectly runs the other </w:t>
+      </w:r>
+      <w:r>
+        <w:rPr>
+          <w:b/>
+        </w:rPr>
+        <w:t>branch</w:t>
+      </w:r>
+      <w:r>
+        <w:rPr>
+          <w:b w:val="0"/>
+        </w:rPr>
+        <w:t xml:space="preserve"> after the decision.</w:t>
+      </w:r>
+    </w:p>
+    <w:p>
+      <w:pPr>
+        <w:spacing w:line="336" w:lineRule="auto" w:after="180"/>
+      </w:pPr>
+      <w:r>
+        <w:rPr>
+          <w:b w:val="0"/>
+        </w:rPr>
+        <w:t xml:space="preserve">Crossing the </w:t>
+      </w:r>
+      <w:r>
+        <w:rPr>
+          <w:b/>
+        </w:rPr>
+        <w:t>threshold</w:t>
+      </w:r>
+      <w:r>
+        <w:rPr>
+          <w:b w:val="0"/>
+        </w:rPr>
+        <w:t xml:space="preserve"> does not repeat the test in this if/</w:t>
+      </w:r>
+      <w:r>
+        <w:rPr>
+          <w:b/>
+        </w:rPr>
+        <w:t>else</w:t>
+      </w:r>
+      <w:r>
+        <w:rPr>
+          <w:b w:val="0"/>
+        </w:rPr>
+        <w:t xml:space="preserve"> procedure.</w:t>
+      </w:r>
+    </w:p>
+    <w:p>
+      <w:pPr>
+        <w:pStyle w:val="Heading2"/>
+      </w:pPr>
+      <w:r>
+        <w:t>W5 Handle an unknown input explicitly</w:t>
+      </w:r>
+    </w:p>
+    <w:p>
+      <w:pPr>
+        <w:spacing w:line="336" w:lineRule="auto" w:after="180"/>
+      </w:pPr>
+      <w:r>
+        <w:rPr>
+          <w:b w:val="0"/>
+        </w:rPr>
+        <w:t xml:space="preserve">The score is unreadable at the at-least-6 test. A helper says the test must be false and takes the otherwise </w:t>
+      </w:r>
+      <w:r>
+        <w:rPr>
+          <w:b/>
+        </w:rPr>
+        <w:t>branch</w:t>
+      </w:r>
+      <w:r>
+        <w:rPr>
+          <w:b w:val="0"/>
+        </w:rPr>
+        <w:t>. Explain what is unknown and why that choice is unjustified.</w:t>
+      </w:r>
+    </w:p>
+    <w:p>
+      <w:pPr>
+        <w:spacing w:line="336" w:lineRule="auto" w:after="180"/>
+      </w:pPr>
+      <w:r>
+        <w:rPr>
+          <w:b w:val="0"/>
+        </w:rPr>
+        <w:t xml:space="preserve">State the next step required by this paper exercise and give two possible scores that would select different </w:t>
+      </w:r>
+      <w:r>
+        <w:rPr>
+          <w:b/>
+        </w:rPr>
+        <w:t>branch</w:t>
+      </w:r>
+      <w:r>
+        <w:rPr>
+          <w:b w:val="0"/>
+        </w:rPr>
+        <w:t>es.</w:t>
+      </w:r>
+    </w:p>
+    <w:p>
+      <w:pPr>
+        <w:spacing w:line="336" w:lineRule="auto" w:after="180"/>
+      </w:pPr>
+      <w:r>
+        <w:rPr>
+          <w:b w:val="0"/>
+        </w:rPr>
+        <w:t xml:space="preserve">The score value, and therefore the truth of the comparison, is unknown. It could be 5, which selects otherwise, or 6, which selects the true </w:t>
+      </w:r>
+      <w:r>
+        <w:rPr>
+          <w:b/>
+        </w:rPr>
+        <w:t>branch</w:t>
+      </w:r>
+      <w:r>
+        <w:rPr>
+          <w:b w:val="0"/>
+        </w:rPr>
+        <w:t>. Neither is established by an unreadable value.</w:t>
+      </w:r>
+    </w:p>
+    <w:p>
+      <w:pPr>
+        <w:spacing w:line="336" w:lineRule="auto" w:after="180"/>
+      </w:pPr>
+      <w:r>
+        <w:rPr>
+          <w:b w:val="0"/>
+        </w:rPr>
+        <w:t>Pause and request the missing score as specified; do not silently replace it with zero or treat the test as false.</w:t>
+      </w:r>
+    </w:p>
+    <w:p>
+      <w:pPr>
+        <w:pStyle w:val="Heading2"/>
+      </w:pPr>
+      <w:r>
+        <w:t>Earlier wording, alternatives and picture transcripts · reference / check after trying</w:t>
+      </w:r>
+    </w:p>
+    <w:p>
+      <w:pPr>
+        <w:spacing w:line="336" w:lineRule="auto" w:after="180"/>
+      </w:pPr>
+      <w:r>
+        <w:rPr>
+          <w:b w:val="0"/>
+        </w:rPr>
+        <w:t>Assess and explain the answers</w:t>
       </w:r>
     </w:p>
     <w:p>
@@ -4311,22 +4804,32 @@
     </w:p>
     <w:p>
       <w:pPr>
+        <w:spacing w:line="336" w:lineRule="auto" w:after="180"/>
+      </w:pPr>
+      <w:r>
+        <w:rPr>
+          <w:b w:val="0"/>
+        </w:rPr>
+        <w:t>Star and mixed cards go to A because both have a star. The circle goes to B. The test is has a star, not has only a star.</w:t>
+      </w:r>
+    </w:p>
+    <w:p>
+      <w:pPr>
         <w:pStyle w:val="Heading3"/>
       </w:pPr>
       <w:r>
-        <w:t>Teacher key · Worked case answer</w:t>
+        <w:t>Additional transfer practice question</w:t>
       </w:r>
     </w:p>
     <w:p>
       <w:pPr>
         <w:spacing w:line="336" w:lineRule="auto" w:after="180"/>
-        <w:shd w:fill="F1F6FC"/>
-      </w:pPr>
-      <w:r>
-        <w:rPr>
-          <w:b w:val="0"/>
-        </w:rPr>
-        <w:t>Star and mixed cards go to A because both have a star. The circle goes to B. The test is has a star, not has only a star.</w:t>
+      </w:pPr>
+      <w:r>
+        <w:rPr>
+          <w:b w:val="0"/>
+        </w:rPr>
+        <w:t>Use this exact rule: if a card has more than three dots, place it in tray A; otherwise use tray B. Trace cards with 2, 3 and 4 dots.</w:t>
       </w:r>
     </w:p>
     <w:p>
@@ -4334,49 +4837,12 @@
         <w:pStyle w:val="Heading3"/>
       </w:pPr>
       <w:r>
-        <w:t>Independent question</w:t>
-      </w:r>
-    </w:p>
-    <w:p>
-      <w:pPr>
-        <w:pStyle w:val="Heading3"/>
-      </w:pPr>
-      <w:r>
-        <w:t>Independent question · withhold the key</w:t>
+        <w:t>Reasoned practice answer</w:t>
       </w:r>
     </w:p>
     <w:p>
       <w:pPr>
         <w:spacing w:line="336" w:lineRule="auto" w:after="180"/>
-        <w:shd w:fill="F5F1FB"/>
-      </w:pPr>
-      <w:r>
-        <w:rPr>
-          <w:b w:val="0"/>
-        </w:rPr>
-        <w:t>Use this exact rule: if a card has more than three dots, place it in tray A; otherwise use tray B. Trace cards with 2, 3 and 4 dots.</w:t>
-      </w:r>
-    </w:p>
-    <w:p>
-      <w:pPr>
-        <w:pStyle w:val="Heading3"/>
-      </w:pPr>
-      <w:r>
-        <w:t>Expected independent answer</w:t>
-      </w:r>
-    </w:p>
-    <w:p>
-      <w:pPr>
-        <w:pStyle w:val="Heading3"/>
-      </w:pPr>
-      <w:r>
-        <w:t>Teacher key · Expected independent answer</w:t>
-      </w:r>
-    </w:p>
-    <w:p>
-      <w:pPr>
-        <w:spacing w:line="336" w:lineRule="auto" w:after="180"/>
-        <w:shd w:fill="F1F6FC"/>
       </w:pPr>
       <w:r>
         <w:rPr>
@@ -4706,1139 +5172,466 @@
     </w:p>
     <w:p>
       <w:pPr>
+        <w:spacing w:line="336" w:lineRule="auto" w:after="180"/>
+      </w:pPr>
+      <w:r>
+        <w:rPr>
+          <w:b w:val="0"/>
+        </w:rPr>
+        <w:t xml:space="preserve">With AND only ticket=yes/adult=yes is admitted. With OR the two mixed cases are also admitted; no/no is still refused. AND requires both </w:t>
+      </w:r>
+      <w:r>
+        <w:rPr>
+          <w:b/>
+        </w:rPr>
+        <w:t>condition</w:t>
+      </w:r>
+      <w:r>
+        <w:rPr>
+          <w:b w:val="0"/>
+        </w:rPr>
+        <w:t>s, whereas OR requires at least one.</w:t>
+      </w:r>
+    </w:p>
+    <w:p>
+      <w:pPr>
+        <w:spacing w:line="336" w:lineRule="auto" w:after="180"/>
+      </w:pPr>
+      <w:r>
+        <w:rPr>
+          <w:b w:val="0"/>
+        </w:rPr>
+        <w:t>The policy must be chosen before judging the code.</w:t>
+      </w:r>
+    </w:p>
+    <w:p>
+      <w:pPr>
         <w:pStyle w:val="Heading3"/>
       </w:pPr>
       <w:r>
-        <w:t>Teacher key · Original transfer answer</w:t>
+        <w:t>Explanations for the additional workbook examples</w:t>
+      </w:r>
+    </w:p>
+    <w:p>
+      <w:pPr>
+        <w:pStyle w:val="Heading3"/>
+      </w:pPr>
+      <w:r>
+        <w:t>W1 Trace a decision from the current score</w:t>
+      </w:r>
+    </w:p>
+    <w:p>
+      <w:pPr>
+        <w:pStyle w:val="Heading3"/>
+      </w:pPr>
+      <w:r>
+        <w:t>W2 Read four boundary phrases</w:t>
+      </w:r>
+    </w:p>
+    <w:p>
+      <w:pPr>
+        <w:pStyle w:val="Heading3"/>
+      </w:pPr>
+      <w:r>
+        <w:t>W3 Stop after the selected branch</w:t>
+      </w:r>
+    </w:p>
+    <w:p>
+      <w:pPr>
+        <w:pStyle w:val="Heading3"/>
+      </w:pPr>
+      <w:r>
+        <w:t>W4 Transfer the method to a new display</w:t>
       </w:r>
     </w:p>
     <w:p>
       <w:pPr>
         <w:spacing w:line="336" w:lineRule="auto" w:after="180"/>
-        <w:shd w:fill="F1F6FC"/>
-      </w:pPr>
-      <w:r>
-        <w:rPr>
-          <w:b w:val="0"/>
-        </w:rPr>
-        <w:t xml:space="preserve">With AND only ticket=yes/adult=yes is admitted. With OR the two mixed cases are also admitted; no/no is still refused. AND requires both </w:t>
+      </w:pPr>
+      <w:r>
+        <w:rPr>
+          <w:b w:val="0"/>
+        </w:rPr>
+        <w:t>A paper brightness display adds 3 to its starting number. If the current brightness is at most 7, subtract 2; otherwise add 1. Report and stop. Trace separate runs from starting values 3, 4 and 5.</w:t>
+      </w:r>
+    </w:p>
+    <w:p>
+      <w:pPr>
+        <w:spacing w:line="336" w:lineRule="auto" w:after="180"/>
+      </w:pPr>
+      <w:r>
+        <w:rPr>
+          <w:b w:val="0"/>
+        </w:rPr>
+        <w:t>Identify the run that tests equality. Then show how its result changes if at most 7 is accidentally written as below 7.</w:t>
+      </w:r>
+    </w:p>
+    <w:p>
+      <w:pPr>
+        <w:spacing w:line="336" w:lineRule="auto" w:after="180"/>
+      </w:pPr>
+      <w:r>
+        <w:rPr>
+          <w:b w:val="0"/>
+        </w:rPr>
+        <w:t>Start 3: 6 at the test, true, subtract 2, report 4. Start 4: 7 at the test, true, subtract 2, report 5. Start 5: 8 at the test, false, add 1, report 9. Starting at 4 tests equality.</w:t>
+      </w:r>
+    </w:p>
+    <w:p>
+      <w:pPr>
+        <w:spacing w:line="336" w:lineRule="auto" w:after="180"/>
+      </w:pPr>
+      <w:r>
+        <w:rPr>
+          <w:b w:val="0"/>
+        </w:rPr>
+        <w:t>With below 7, the current 7 fails, so add 1 and report 8 instead of 5. All three runs use current values after adding 3.</w:t>
+      </w:r>
+    </w:p>
+    <w:p>
+      <w:pPr>
+        <w:pStyle w:val="Heading3"/>
+      </w:pPr>
+      <w:r>
+        <w:t>W5 Handle an unknown input explicitly</w:t>
+      </w:r>
+    </w:p>
+    <w:p>
+      <w:pPr>
+        <w:pStyle w:val="Heading3"/>
+      </w:pPr>
+      <w:r>
+        <w:t>Assess independent transfer</w:t>
+      </w:r>
+    </w:p>
+    <w:p>
+      <w:pPr>
+        <w:pStyle w:val="Heading3"/>
+      </w:pPr>
+      <w:r>
+        <w:t>Selected case answer</w:t>
+      </w:r>
+    </w:p>
+    <w:p>
+      <w:pPr>
+        <w:pStyle w:val="Heading3"/>
+      </w:pPr>
+      <w:r>
+        <w:t>Feedback that the learner uses</w:t>
+      </w:r>
+    </w:p>
+    <w:p>
+      <w:pPr>
+        <w:pStyle w:val="Heading1"/>
+      </w:pPr>
+      <w:r>
+        <w:t>06. Connect, adapt and return</w:t>
+      </w:r>
+    </w:p>
+    <w:p>
+      <w:r>
+        <w:t>Retain the project evidence and revisit the reasoning on a changed case.</w:t>
+      </w:r>
+    </w:p>
+    <w:p>
+      <w:pPr>
+        <w:pStyle w:val="Heading2"/>
+      </w:pPr>
+      <w:r>
+        <w:t>Project evidence to keep</w:t>
+      </w:r>
+    </w:p>
+    <w:p>
+      <w:pPr>
+        <w:spacing w:line="336" w:lineRule="auto" w:after="180"/>
+      </w:pPr>
+      <w:r>
+        <w:rPr>
+          <w:b w:val="0"/>
+        </w:rPr>
+        <w:t xml:space="preserve">Add one transparent if/then </w:t>
       </w:r>
       <w:r>
         <w:rPr>
           <w:b/>
         </w:rPr>
+        <w:t>branch</w:t>
+      </w:r>
+      <w:r>
+        <w:rPr>
+          <w:b w:val="0"/>
+        </w:rPr>
+        <w:t xml:space="preserve"> and one </w:t>
+      </w:r>
+      <w:r>
+        <w:rPr>
+          <w:b/>
+        </w:rPr>
+        <w:t>else</w:t>
+      </w:r>
+      <w:r>
+        <w:rPr>
+          <w:b w:val="0"/>
+        </w:rPr>
+        <w:t xml:space="preserve"> path to the Classroom Sorter.</w:t>
+      </w:r>
+    </w:p>
+    <w:p>
+      <w:pPr>
+        <w:spacing w:line="336" w:lineRule="auto" w:after="180"/>
+      </w:pPr>
+      <w:r>
+        <w:rPr>
+          <w:b w:val="0"/>
+        </w:rPr>
+        <w:t xml:space="preserve">Keep the decision, </w:t>
+      </w:r>
+      <w:r>
+        <w:rPr>
+          <w:b/>
+        </w:rPr>
+        <w:t>input</w:t>
+      </w:r>
+      <w:r>
+        <w:rPr>
+          <w:b w:val="0"/>
+        </w:rPr>
+        <w:t xml:space="preserve">, result, explanation and remaining limitation in the project </w:t>
+      </w:r>
+      <w:r>
+        <w:rPr>
+          <w:b/>
+        </w:rPr>
+        <w:t>evidence</w:t>
+      </w:r>
+      <w:r>
+        <w:rPr>
+          <w:b w:val="0"/>
+        </w:rPr>
+        <w:t xml:space="preserve"> record. Retrieve this record next week rather than restarting the project.</w:t>
+      </w:r>
+    </w:p>
+    <w:p>
+      <w:pPr>
+        <w:spacing w:line="336" w:lineRule="auto" w:after="180"/>
+      </w:pPr>
+      <w:r>
+        <w:rPr>
+          <w:b w:val="0"/>
+        </w:rPr>
+        <w:t xml:space="preserve">Include equality examples when reviewing sorter </w:t>
+      </w:r>
+      <w:r>
+        <w:rPr>
+          <w:b/>
+        </w:rPr>
         <w:t>condition</w:t>
       </w:r>
       <w:r>
         <w:rPr>
           <w:b w:val="0"/>
         </w:rPr>
-        <w:t>s, whereas OR requires at least one.</w:t>
+        <w:t xml:space="preserve">s, and trace from original </w:t>
+      </w:r>
+      <w:r>
+        <w:rPr>
+          <w:b/>
+        </w:rPr>
+        <w:t>input</w:t>
+      </w:r>
+      <w:r>
+        <w:rPr>
+          <w:b w:val="0"/>
+        </w:rPr>
+        <w:t xml:space="preserve"> through </w:t>
+      </w:r>
+      <w:r>
+        <w:rPr>
+          <w:b/>
+        </w:rPr>
+        <w:t>output</w:t>
+      </w:r>
+      <w:r>
+        <w:rPr>
+          <w:b w:val="0"/>
+        </w:rPr>
+        <w:t>.</w:t>
+      </w:r>
+    </w:p>
+    <w:p>
+      <w:pPr>
+        <w:pStyle w:val="Heading2"/>
+      </w:pPr>
+      <w:r>
+        <w:t>Support while preserving the reasoning goal</w:t>
       </w:r>
     </w:p>
     <w:p>
       <w:pPr>
         <w:spacing w:line="336" w:lineRule="auto" w:after="180"/>
-        <w:shd w:fill="F1F6FC"/>
-      </w:pPr>
-      <w:r>
-        <w:rPr>
-          <w:b w:val="0"/>
-        </w:rPr>
-        <w:t>The policy must be chosen before judging the code.</w:t>
-      </w:r>
-    </w:p>
-    <w:p>
-      <w:pPr>
-        <w:pStyle w:val="Heading3"/>
-      </w:pPr>
-      <w:r>
-        <w:t>Explanations for the additional workbook examples</w:t>
-      </w:r>
-    </w:p>
-    <w:p>
-      <w:pPr>
-        <w:pStyle w:val="Heading3"/>
-      </w:pPr>
-      <w:r>
-        <w:t>W1 Trace a decision from the current score</w:t>
-      </w:r>
-    </w:p>
-    <w:p>
-      <w:pPr>
-        <w:pStyle w:val="Heading3"/>
-      </w:pPr>
-      <w:r>
-        <w:t>Workbook question · W1</w:t>
+      </w:pPr>
+      <w:r>
+        <w:rPr>
+          <w:b w:val="0"/>
+        </w:rPr>
+        <w:t xml:space="preserve">Use physical cards, spoken explanations and a three-stage drawing. Read aloud without giving the answer. Stretch: compare two </w:t>
+      </w:r>
+      <w:r>
+        <w:rPr>
+          <w:b/>
+        </w:rPr>
+        <w:t>mechanism</w:t>
+      </w:r>
+      <w:r>
+        <w:rPr>
+          <w:b w:val="0"/>
+        </w:rPr>
+        <w:t xml:space="preserve">s with the same visible </w:t>
+      </w:r>
+      <w:r>
+        <w:rPr>
+          <w:b/>
+        </w:rPr>
+        <w:t>output</w:t>
+      </w:r>
+      <w:r>
+        <w:rPr>
+          <w:b w:val="0"/>
+        </w:rPr>
+        <w:t xml:space="preserve"> and explain what </w:t>
+      </w:r>
+      <w:r>
+        <w:rPr>
+          <w:b/>
+        </w:rPr>
+        <w:t>evidence</w:t>
+      </w:r>
+      <w:r>
+        <w:rPr>
+          <w:b w:val="0"/>
+        </w:rPr>
+        <w:t xml:space="preserve"> distinguishes them.</w:t>
       </w:r>
     </w:p>
     <w:p>
       <w:pPr>
         <w:spacing w:line="336" w:lineRule="auto" w:after="180"/>
-        <w:shd w:fill="F5F1FB"/>
-      </w:pPr>
-      <w:r>
-        <w:rPr>
-          <w:b w:val="0"/>
-        </w:rPr>
-        <w:t>Use the paper-game procedure: add 2 to score; if score is at least 6 subtract 3, otherwise add 4; report and stop. Start at 2, then make a separate run starting at 5.</w:t>
+      </w:pPr>
+      <w:r>
+        <w:rPr>
+          <w:b w:val="0"/>
+        </w:rPr>
+        <w:t xml:space="preserve">Provide a number line with the boundary labelled and let students read each comparison in words. Use text labels True </w:t>
+      </w:r>
+      <w:r>
+        <w:rPr>
+          <w:b/>
+        </w:rPr>
+        <w:t>branch</w:t>
+      </w:r>
+      <w:r>
+        <w:rPr>
+          <w:b w:val="0"/>
+        </w:rPr>
+        <w:t xml:space="preserve"> and Otherwise </w:t>
+      </w:r>
+      <w:r>
+        <w:rPr>
+          <w:b/>
+        </w:rPr>
+        <w:t>branch</w:t>
+      </w:r>
+      <w:r>
+        <w:rPr>
+          <w:b w:val="0"/>
+        </w:rPr>
+        <w:t xml:space="preserve"> in addition to colour. Supply a blank trace with the comparison row highlighted.</w:t>
       </w:r>
     </w:p>
     <w:p>
       <w:pPr>
         <w:spacing w:line="336" w:lineRule="auto" w:after="180"/>
-        <w:shd w:fill="F5F1FB"/>
-      </w:pPr>
-      <w:r>
-        <w:rPr>
-          <w:b w:val="0"/>
-        </w:rPr>
-        <w:t xml:space="preserve">For each run record the value at the </w:t>
+      </w:pPr>
+      <w:r>
+        <w:rPr>
+          <w:b w:val="0"/>
+        </w:rPr>
+        <w:t xml:space="preserve">Extension: explain why checking 5,6,7 is useful but does not prove a program correct for every possible </w:t>
       </w:r>
       <w:r>
         <w:rPr>
           <w:b/>
         </w:rPr>
-        <w:t>condition</w:t>
-      </w:r>
-      <w:r>
-        <w:rPr>
-          <w:b w:val="0"/>
-        </w:rPr>
-        <w:t xml:space="preserve">, its true or false result, the </w:t>
+        <w:t>input</w:t>
+      </w:r>
+      <w:r>
+        <w:rPr>
+          <w:b w:val="0"/>
+        </w:rPr>
+        <w:t xml:space="preserve"> or every unrelated implementation error.</w:t>
+      </w:r>
+    </w:p>
+    <w:p>
+      <w:pPr>
+        <w:spacing w:line="336" w:lineRule="auto" w:after="180"/>
+      </w:pPr>
+      <w:r>
+        <w:rPr>
+          <w:b w:val="0"/>
+        </w:rPr>
+        <w:t xml:space="preserve">W4 is secure when the learner traces all three runs, applies the test to the updated value, includes equality for at most, and explains the changed </w:t>
       </w:r>
       <w:r>
         <w:rPr>
           <w:b/>
         </w:rPr>
+        <w:t>output</w:t>
+      </w:r>
+      <w:r>
+        <w:rPr>
+          <w:b w:val="0"/>
+        </w:rPr>
+        <w:t xml:space="preserve"> under below.</w:t>
+      </w:r>
+    </w:p>
+    <w:p>
+      <w:pPr>
+        <w:spacing w:line="336" w:lineRule="auto" w:after="180"/>
+      </w:pPr>
+      <w:r>
+        <w:rPr>
+          <w:b w:val="0"/>
+        </w:rPr>
+        <w:t xml:space="preserve">A final answer without a </w:t>
+      </w:r>
+      <w:r>
+        <w:rPr>
+          <w:b/>
+        </w:rPr>
         <w:t>branch</w:t>
       </w:r>
       <w:r>
         <w:rPr>
           <w:b w:val="0"/>
         </w:rPr>
-        <w:t xml:space="preserve"> and the final score.</w:t>
-      </w:r>
-    </w:p>
-    <w:p>
-      <w:pPr>
-        <w:pStyle w:val="Heading3"/>
-      </w:pPr>
-      <w:r>
-        <w:t>Teacher reasoning · W1</w:t>
+        <w:t xml:space="preserve"> reason is partial </w:t>
+      </w:r>
+      <w:r>
+        <w:rPr>
+          <w:b/>
+        </w:rPr>
+        <w:t>evidence</w:t>
+      </w:r>
+      <w:r>
+        <w:rPr>
+          <w:b w:val="0"/>
+        </w:rPr>
+        <w:t>. After support, retry with add 2 followed by if current value is at most 5 subtract 1, otherwise add 2.</w:t>
       </w:r>
     </w:p>
     <w:p>
       <w:pPr>
         <w:spacing w:line="336" w:lineRule="auto" w:after="180"/>
-        <w:shd w:fill="F1F6FC"/>
-      </w:pPr>
-      <w:r>
-        <w:rPr>
-          <w:b w:val="0"/>
-        </w:rPr>
-        <w:t xml:space="preserve">Start 2: after adding 2 score is 4; at least 6 is false; add 4 and report 8. Start 5: after adding 2 score is 7; at least 6 is true; subtract 3 and report 4. Each run starts fresh and executes only its selected </w:t>
-      </w:r>
-      <w:r>
-        <w:rPr>
-          <w:b/>
-        </w:rPr>
-        <w:t>branch</w:t>
-      </w:r>
-      <w:r>
-        <w:rPr>
-          <w:b w:val="0"/>
-        </w:rPr>
-        <w:t>.</w:t>
-      </w:r>
-    </w:p>
-    <w:p>
-      <w:pPr>
-        <w:pStyle w:val="Heading3"/>
-      </w:pPr>
-      <w:r>
-        <w:t>W2 Read four boundary phrases</w:t>
-      </w:r>
-    </w:p>
-    <w:p>
-      <w:pPr>
-        <w:pStyle w:val="Heading3"/>
-      </w:pPr>
-      <w:r>
-        <w:t>Workbook question · W2</w:t>
-      </w:r>
-    </w:p>
-    <w:p>
-      <w:pPr>
-        <w:spacing w:line="336" w:lineRule="auto" w:after="180"/>
-        <w:shd w:fill="F5F1FB"/>
-      </w:pPr>
-      <w:r>
-        <w:rPr>
-          <w:b w:val="0"/>
-        </w:rPr>
-        <w:t xml:space="preserve">The known value at a </w:t>
-      </w:r>
-      <w:r>
-        <w:rPr>
-          <w:b/>
-        </w:rPr>
-        <w:t>condition</w:t>
-      </w:r>
-      <w:r>
-        <w:rPr>
-          <w:b w:val="0"/>
-        </w:rPr>
-        <w:t xml:space="preserve"> is exactly 6. Decide whether each test is true or false: at least 6; above 6; at most 6; below 6. Explain which phrases include equality.</w:t>
-      </w:r>
-    </w:p>
-    <w:p>
-      <w:pPr>
-        <w:spacing w:line="336" w:lineRule="auto" w:after="180"/>
-        <w:shd w:fill="F5F1FB"/>
-      </w:pPr>
-      <w:r>
-        <w:rPr>
-          <w:b w:val="0"/>
-        </w:rPr>
-        <w:t>Then name one value below and one value above 6 for neighbouring tests.</w:t>
-      </w:r>
-    </w:p>
-    <w:p>
-      <w:pPr>
-        <w:pStyle w:val="Heading3"/>
-      </w:pPr>
-      <w:r>
-        <w:t>Teacher reasoning · W2</w:t>
-      </w:r>
-    </w:p>
-    <w:p>
-      <w:pPr>
-        <w:spacing w:line="336" w:lineRule="auto" w:after="180"/>
-        <w:shd w:fill="F1F6FC"/>
-      </w:pPr>
-      <w:r>
-        <w:rPr>
-          <w:b w:val="0"/>
-        </w:rPr>
-        <w:t>At least 6 is true, above 6 is false, at most 6 is true, and below 6 is false. At least and at most include equality; above and below are strict.</w:t>
-      </w:r>
-    </w:p>
-    <w:p>
-      <w:pPr>
-        <w:spacing w:line="336" w:lineRule="auto" w:after="180"/>
-        <w:shd w:fill="F1F6FC"/>
-      </w:pPr>
-      <w:r>
-        <w:rPr>
-          <w:b w:val="0"/>
-        </w:rPr>
-        <w:t>The nearest whole-number neighbours are 5 and 7; other correctly identified lower and higher values are valid but are less close to the boundary.</w:t>
-      </w:r>
-    </w:p>
-    <w:p>
-      <w:pPr>
-        <w:pStyle w:val="Heading3"/>
-      </w:pPr>
-      <w:r>
-        <w:t>W3 Stop after the selected branch</w:t>
-      </w:r>
-    </w:p>
-    <w:p>
-      <w:pPr>
-        <w:pStyle w:val="Heading3"/>
-      </w:pPr>
-      <w:r>
-        <w:t>Workbook question · W3</w:t>
-      </w:r>
-    </w:p>
-    <w:p>
-      <w:pPr>
-        <w:spacing w:line="336" w:lineRule="auto" w:after="180"/>
-        <w:shd w:fill="F5F1FB"/>
-      </w:pPr>
-      <w:r>
-        <w:rPr>
-          <w:b w:val="0"/>
-        </w:rPr>
-        <w:t>In a separate decision the current score is 4. If score is at least 5 subtract 2; otherwise add 3; report and stop. A learner adds 3 to get 7, then subtracts 2 because 7 is now at least 5, and reports 5.</w:t>
-      </w:r>
-    </w:p>
-    <w:p>
-      <w:pPr>
-        <w:spacing w:line="336" w:lineRule="auto" w:after="180"/>
-        <w:shd w:fill="F5F1FB"/>
-      </w:pPr>
-      <w:r>
-        <w:rPr>
-          <w:b w:val="0"/>
-        </w:rPr>
-        <w:t>Identify the extra action and give the correct trace and result.</w:t>
-      </w:r>
-    </w:p>
-    <w:p>
-      <w:pPr>
-        <w:pStyle w:val="Heading3"/>
-      </w:pPr>
-      <w:r>
-        <w:t>Teacher reasoning · W3</w:t>
-      </w:r>
-    </w:p>
-    <w:p>
-      <w:pPr>
-        <w:spacing w:line="336" w:lineRule="auto" w:after="180"/>
-        <w:shd w:fill="F1F6FC"/>
-      </w:pPr>
-      <w:r>
-        <w:rPr>
-          <w:b w:val="0"/>
-        </w:rPr>
-        <w:t xml:space="preserve">The </w:t>
-      </w:r>
-      <w:r>
-        <w:rPr>
-          <w:b/>
-        </w:rPr>
-        <w:t>condition</w:t>
-      </w:r>
-      <w:r>
-        <w:rPr>
-          <w:b w:val="0"/>
-        </w:rPr>
-        <w:t xml:space="preserve"> at score 4 is false, so only the otherwise </w:t>
-      </w:r>
-      <w:r>
-        <w:rPr>
-          <w:b/>
-        </w:rPr>
-        <w:t>branch</w:t>
-      </w:r>
-      <w:r>
-        <w:rPr>
-          <w:b w:val="0"/>
-        </w:rPr>
-        <w:t xml:space="preserve"> runs. Add 3 to get 7, then report 7 and stop. The extra subtraction incorrectly runs the other </w:t>
-      </w:r>
-      <w:r>
-        <w:rPr>
-          <w:b/>
-        </w:rPr>
-        <w:t>branch</w:t>
-      </w:r>
-      <w:r>
-        <w:rPr>
-          <w:b w:val="0"/>
-        </w:rPr>
-        <w:t xml:space="preserve"> after the decision.</w:t>
-      </w:r>
-    </w:p>
-    <w:p>
-      <w:pPr>
-        <w:spacing w:line="336" w:lineRule="auto" w:after="180"/>
-        <w:shd w:fill="F1F6FC"/>
-      </w:pPr>
-      <w:r>
-        <w:rPr>
-          <w:b w:val="0"/>
-        </w:rPr>
-        <w:t xml:space="preserve">Crossing the </w:t>
-      </w:r>
-      <w:r>
-        <w:rPr>
-          <w:b/>
-        </w:rPr>
-        <w:t>threshold</w:t>
-      </w:r>
-      <w:r>
-        <w:rPr>
-          <w:b w:val="0"/>
-        </w:rPr>
-        <w:t xml:space="preserve"> does not repeat the test in this if/</w:t>
-      </w:r>
-      <w:r>
-        <w:rPr>
-          <w:b/>
-        </w:rPr>
-        <w:t>else</w:t>
-      </w:r>
-      <w:r>
-        <w:rPr>
-          <w:b w:val="0"/>
-        </w:rPr>
-        <w:t xml:space="preserve"> procedure.</w:t>
-      </w:r>
-    </w:p>
-    <w:p>
-      <w:pPr>
-        <w:pStyle w:val="Heading3"/>
-      </w:pPr>
-      <w:r>
-        <w:t>W4 Transfer the method to a new display</w:t>
-      </w:r>
-    </w:p>
-    <w:p>
-      <w:pPr>
-        <w:pStyle w:val="Heading3"/>
-      </w:pPr>
-      <w:r>
-        <w:t>Workbook question · W4</w:t>
-      </w:r>
-    </w:p>
-    <w:p>
-      <w:pPr>
-        <w:spacing w:line="336" w:lineRule="auto" w:after="180"/>
-        <w:shd w:fill="F5F1FB"/>
-      </w:pPr>
-      <w:r>
-        <w:rPr>
-          <w:b w:val="0"/>
-        </w:rPr>
-        <w:t>A paper brightness display adds 3 to its starting number. If the current brightness is at most 7, subtract 2; otherwise add 1. Report and stop. Trace separate runs from starting values 3, 4 and 5.</w:t>
-      </w:r>
-    </w:p>
-    <w:p>
-      <w:pPr>
-        <w:spacing w:line="336" w:lineRule="auto" w:after="180"/>
-        <w:shd w:fill="F5F1FB"/>
-      </w:pPr>
-      <w:r>
-        <w:rPr>
-          <w:b w:val="0"/>
-        </w:rPr>
-        <w:t>Identify the run that tests equality. Then show how its result changes if at most 7 is accidentally written as below 7.</w:t>
-      </w:r>
-    </w:p>
-    <w:p>
-      <w:pPr>
-        <w:pStyle w:val="Heading3"/>
-      </w:pPr>
-      <w:r>
-        <w:t>Teacher reasoning · W4</w:t>
-      </w:r>
-    </w:p>
-    <w:p>
-      <w:pPr>
-        <w:spacing w:line="336" w:lineRule="auto" w:after="180"/>
-        <w:shd w:fill="F1F6FC"/>
-      </w:pPr>
-      <w:r>
-        <w:rPr>
-          <w:b w:val="0"/>
-        </w:rPr>
-        <w:t>Start 3: 6 at the test, true, subtract 2, report 4. Start 4: 7 at the test, true, subtract 2, report 5. Start 5: 8 at the test, false, add 1, report 9. Starting at 4 tests equality.</w:t>
-      </w:r>
-    </w:p>
-    <w:p>
-      <w:pPr>
-        <w:spacing w:line="336" w:lineRule="auto" w:after="180"/>
-        <w:shd w:fill="F1F6FC"/>
-      </w:pPr>
-      <w:r>
-        <w:rPr>
-          <w:b w:val="0"/>
-        </w:rPr>
-        <w:t>With below 7, the current 7 fails, so add 1 and report 8 instead of 5. All three runs use current values after adding 3.</w:t>
-      </w:r>
-    </w:p>
-    <w:p>
-      <w:pPr>
-        <w:pStyle w:val="Heading3"/>
-      </w:pPr>
-      <w:r>
-        <w:t>W5 Handle an unknown input explicitly</w:t>
-      </w:r>
-    </w:p>
-    <w:p>
-      <w:pPr>
-        <w:pStyle w:val="Heading3"/>
-      </w:pPr>
-      <w:r>
-        <w:t>Workbook question · W5</w:t>
-      </w:r>
-    </w:p>
-    <w:p>
-      <w:pPr>
-        <w:spacing w:line="336" w:lineRule="auto" w:after="180"/>
-        <w:shd w:fill="F5F1FB"/>
-      </w:pPr>
-      <w:r>
-        <w:rPr>
-          <w:b w:val="0"/>
-        </w:rPr>
-        <w:t xml:space="preserve">The score is unreadable at the at-least-6 test. A helper says the test must be false and takes the otherwise </w:t>
-      </w:r>
-      <w:r>
-        <w:rPr>
-          <w:b/>
-        </w:rPr>
-        <w:t>branch</w:t>
-      </w:r>
-      <w:r>
-        <w:rPr>
-          <w:b w:val="0"/>
-        </w:rPr>
-        <w:t>. Explain what is unknown and why that choice is unjustified.</w:t>
-      </w:r>
-    </w:p>
-    <w:p>
-      <w:pPr>
-        <w:spacing w:line="336" w:lineRule="auto" w:after="180"/>
-        <w:shd w:fill="F5F1FB"/>
-      </w:pPr>
-      <w:r>
-        <w:rPr>
-          <w:b w:val="0"/>
-        </w:rPr>
-        <w:t xml:space="preserve">State the next step required by this paper exercise and give two possible scores that would select different </w:t>
-      </w:r>
-      <w:r>
-        <w:rPr>
-          <w:b/>
-        </w:rPr>
-        <w:t>branch</w:t>
-      </w:r>
-      <w:r>
-        <w:rPr>
-          <w:b w:val="0"/>
-        </w:rPr>
-        <w:t>es.</w:t>
-      </w:r>
-    </w:p>
-    <w:p>
-      <w:pPr>
-        <w:pStyle w:val="Heading3"/>
-      </w:pPr>
-      <w:r>
-        <w:t>Teacher reasoning · W5</w:t>
-      </w:r>
-    </w:p>
-    <w:p>
-      <w:pPr>
-        <w:spacing w:line="336" w:lineRule="auto" w:after="180"/>
-        <w:shd w:fill="F1F6FC"/>
-      </w:pPr>
-      <w:r>
-        <w:rPr>
-          <w:b w:val="0"/>
-        </w:rPr>
-        <w:t xml:space="preserve">The score value, and therefore the truth of the comparison, is unknown. It could be 5, which selects otherwise, or 6, which selects the true </w:t>
-      </w:r>
-      <w:r>
-        <w:rPr>
-          <w:b/>
-        </w:rPr>
-        <w:t>branch</w:t>
-      </w:r>
-      <w:r>
-        <w:rPr>
-          <w:b w:val="0"/>
-        </w:rPr>
-        <w:t>. Neither is established by an unreadable value.</w:t>
-      </w:r>
-    </w:p>
-    <w:p>
-      <w:pPr>
-        <w:spacing w:line="336" w:lineRule="auto" w:after="180"/>
-        <w:shd w:fill="F1F6FC"/>
-      </w:pPr>
-      <w:r>
-        <w:rPr>
-          <w:b w:val="0"/>
-        </w:rPr>
-        <w:t>Pause and request the missing score as specified; do not silently replace it with zero or treat the test as false.</w:t>
-      </w:r>
-    </w:p>
-    <w:p>
-      <w:pPr>
-        <w:pStyle w:val="Heading3"/>
-      </w:pPr>
-      <w:r>
-        <w:t>Assess independent transfer</w:t>
-      </w:r>
-    </w:p>
-    <w:p>
-      <w:pPr>
-        <w:pStyle w:val="Heading3"/>
-      </w:pPr>
-      <w:r>
-        <w:t>Independent question · withhold the key</w:t>
-      </w:r>
-    </w:p>
-    <w:p>
-      <w:pPr>
-        <w:spacing w:line="336" w:lineRule="auto" w:after="180"/>
-        <w:shd w:fill="F5F1FB"/>
-      </w:pPr>
-      <w:r>
-        <w:rPr>
-          <w:b w:val="0"/>
-        </w:rPr>
-        <w:t>Selected case: A paper brightness display adds 3 to its starting number. If the current brightness is at most 7, subtract 2; otherwise add 1. Report and stop. Trace separate runs from starting values 3, 4 and 5.</w:t>
-      </w:r>
-    </w:p>
-    <w:p>
-      <w:pPr>
-        <w:spacing w:line="336" w:lineRule="auto" w:after="180"/>
-        <w:shd w:fill="F5F1FB"/>
-      </w:pPr>
-      <w:r>
-        <w:rPr>
-          <w:b w:val="0"/>
-        </w:rPr>
-        <w:t>Identify the run that tests equality. Then show how its result changes if at most 7 is accidentally written as below 7.</w:t>
-      </w:r>
-    </w:p>
-    <w:p>
-      <w:pPr>
-        <w:pStyle w:val="Heading3"/>
-      </w:pPr>
-      <w:r>
-        <w:t>Selected case answer</w:t>
-      </w:r>
-    </w:p>
-    <w:p>
-      <w:pPr>
-        <w:pStyle w:val="Heading3"/>
-      </w:pPr>
-      <w:r>
-        <w:t>Teacher key · Selected case answer</w:t>
-      </w:r>
-    </w:p>
-    <w:p>
-      <w:pPr>
-        <w:spacing w:line="336" w:lineRule="auto" w:after="180"/>
-        <w:shd w:fill="F1F6FC"/>
-      </w:pPr>
-      <w:r>
-        <w:rPr>
-          <w:b w:val="0"/>
-        </w:rPr>
-        <w:t>Start 3: 6 at the test, true, subtract 2, report 4. Start 4: 7 at the test, true, subtract 2, report 5. Start 5: 8 at the test, false, add 1, report 9. Starting at 4 tests equality.</w:t>
-      </w:r>
-    </w:p>
-    <w:p>
-      <w:pPr>
-        <w:spacing w:line="336" w:lineRule="auto" w:after="180"/>
-        <w:shd w:fill="F1F6FC"/>
-      </w:pPr>
-      <w:r>
-        <w:rPr>
-          <w:b w:val="0"/>
-        </w:rPr>
-        <w:t>With below 7, the current 7 fails, so add 1 and report 8 instead of 5. All three runs use current values after adding 3.</w:t>
-      </w:r>
-    </w:p>
-    <w:tbl>
-      <w:tblPr>
-        <w:tblStyle w:val="LightShading-Accent1"/>
-        <w:tblW w:type="auto" w:w="0"/>
-        <w:tblLook w:firstColumn="1" w:firstRow="1" w:lastColumn="0" w:lastRow="0" w:noHBand="0" w:noVBand="1" w:val="04A0"/>
-      </w:tblPr>
-      <w:tblGrid>
-        <w:gridCol w:w="5112"/>
-        <w:gridCol w:w="5112"/>
-      </w:tblGrid>
-      <w:tr>
-        <w:trPr>
-          <w:tblHeader/>
-        </w:trPr>
-        <w:tc>
-          <w:tcPr>
-            <w:tcW w:type="dxa" w:w="5112"/>
-          </w:tcPr>
-          <w:p>
-            <w:r>
-              <w:t>Dimension</w:t>
-            </w:r>
-          </w:p>
-        </w:tc>
-        <w:tc>
-          <w:tcPr>
-            <w:tcW w:type="dxa" w:w="5112"/>
-          </w:tcPr>
-          <w:p>
-            <w:r>
-              <w:t>Evidence required</w:t>
-            </w:r>
-          </w:p>
-        </w:tc>
-      </w:tr>
-      <w:tr>
-        <w:tc>
-          <w:tcPr>
-            <w:tcW w:type="dxa" w:w="5112"/>
-          </w:tcPr>
-          <w:p>
-            <w:r>
-              <w:t>Explanation</w:t>
-            </w:r>
-          </w:p>
-        </w:tc>
-        <w:tc>
-          <w:tcPr>
-            <w:tcW w:type="dxa" w:w="5112"/>
-          </w:tcPr>
-          <w:p>
-            <w:r>
-              <w:t>Names the applicable idea or procedure and ties it to the supplied facts.</w:t>
-            </w:r>
-          </w:p>
-        </w:tc>
-      </w:tr>
-      <w:tr>
-        <w:tc>
-          <w:tcPr>
-            <w:tcW w:type="dxa" w:w="5112"/>
-          </w:tcPr>
-          <w:p>
-            <w:r>
-              <w:t>Trace and result</w:t>
-            </w:r>
-          </w:p>
-        </w:tc>
-        <w:tc>
-          <w:tcPr>
-            <w:tcW w:type="dxa" w:w="5112"/>
-          </w:tcPr>
-          <w:p>
-            <w:r>
-              <w:t>Preserves the given inputs and shows the relevant intermediate steps; distinguishes a prediction from an observed execution.</w:t>
-            </w:r>
-          </w:p>
-        </w:tc>
-      </w:tr>
-      <w:tr>
-        <w:tc>
-          <w:tcPr>
-            <w:tcW w:type="dxa" w:w="5112"/>
-          </w:tcPr>
-          <w:p>
-            <w:r>
-              <w:t>Limits</w:t>
-            </w:r>
-          </w:p>
-        </w:tc>
-        <w:tc>
-          <w:tcPr>
-            <w:tcW w:type="dxa" w:w="5112"/>
-          </w:tcPr>
-          <w:p>
-            <w:r>
-              <w:t>States the assumptions, missing evidence or conditions under which the result would change.</w:t>
-            </w:r>
-          </w:p>
-        </w:tc>
-      </w:tr>
-    </w:tbl>
-    <w:p>
-      <w:pPr>
-        <w:pStyle w:val="Heading3"/>
-      </w:pPr>
-      <w:r>
-        <w:t>Teacher key · Selected case answer</w:t>
-      </w:r>
-    </w:p>
-    <w:p>
-      <w:pPr>
-        <w:spacing w:line="336" w:lineRule="auto" w:after="180"/>
-        <w:shd w:fill="F1F6FC"/>
-      </w:pPr>
-      <w:r>
-        <w:rPr>
-          <w:b w:val="0"/>
-        </w:rPr>
-        <w:t>Record each dimension as not yet, with support, or independent. Accept a valid alternative procedure with a defensible trace.</w:t>
-      </w:r>
-    </w:p>
-    <w:p>
-      <w:pPr>
-        <w:spacing w:line="336" w:lineRule="auto" w:after="180"/>
-        <w:shd w:fill="F1F6FC"/>
-      </w:pPr>
-      <w:r>
-        <w:rPr>
-          <w:b w:val="0"/>
-        </w:rPr>
-        <w:t xml:space="preserve">Do not penalise an honestly recorded model failure if the learner correctly explains its </w:t>
-      </w:r>
-      <w:r>
-        <w:rPr>
-          <w:b/>
-        </w:rPr>
-        <w:t>evidence</w:t>
-      </w:r>
-      <w:r>
-        <w:rPr>
-          <w:b w:val="0"/>
-        </w:rPr>
-        <w:t xml:space="preserve"> and limits.</w:t>
-      </w:r>
-    </w:p>
-    <w:p>
-      <w:pPr>
-        <w:pStyle w:val="Heading3"/>
-      </w:pPr>
-      <w:r>
-        <w:t>Feedback that the learner uses</w:t>
-      </w:r>
-    </w:p>
-    <w:p>
-      <w:pPr>
-        <w:spacing w:line="336" w:lineRule="auto" w:after="180"/>
-      </w:pPr>
-      <w:r>
-        <w:rPr>
-          <w:b w:val="0"/>
-        </w:rPr>
-        <w:t>Name the earliest unsupported step and give one action to repair it. Have the learner make that repair now and explain why. Then assess the relevant skill on a fresh, fully specified case.</w:t>
-      </w:r>
-    </w:p>
-    <w:p>
-      <w:pPr>
-        <w:spacing w:line="336" w:lineRule="auto" w:after="180"/>
-      </w:pPr>
-      <w:r>
-        <w:rPr>
-          <w:b w:val="0"/>
-        </w:rPr>
-        <w:t>Confirm it was not previously practised with feedback; solve and check the new case before assigning it. A follow-up design prompt is a starting brief, not automatically an equivalent test.</w:t>
-      </w:r>
-    </w:p>
-    <w:p>
-      <w:pPr>
-        <w:pStyle w:val="Heading1"/>
-      </w:pPr>
-      <w:r>
-        <w:t>06. Connect and extend learning</w:t>
-      </w:r>
-    </w:p>
-    <w:p>
-      <w:r>
-        <w:t>Connect If/Then Decisions to Helpful Classroom Sorter, adapt support and plan a later changed-case check.</w:t>
-      </w:r>
-    </w:p>
-    <w:p>
-      <w:pPr>
-        <w:pStyle w:val="Heading3"/>
-      </w:pPr>
-      <w:r>
-        <w:t>Helpful Classroom Sorter</w:t>
-      </w:r>
-    </w:p>
-    <w:p>
-      <w:pPr>
-        <w:spacing w:line="336" w:lineRule="auto" w:after="180"/>
-      </w:pPr>
-      <w:r>
-        <w:rPr>
-          <w:b w:val="0"/>
-        </w:rPr>
-        <w:t xml:space="preserve">Add one transparent if/then </w:t>
-      </w:r>
-      <w:r>
-        <w:rPr>
-          <w:b/>
-        </w:rPr>
-        <w:t>branch</w:t>
-      </w:r>
-      <w:r>
-        <w:rPr>
-          <w:b w:val="0"/>
-        </w:rPr>
-        <w:t xml:space="preserve"> and one </w:t>
-      </w:r>
-      <w:r>
-        <w:rPr>
-          <w:b/>
-        </w:rPr>
-        <w:t>else</w:t>
-      </w:r>
-      <w:r>
-        <w:rPr>
-          <w:b w:val="0"/>
-        </w:rPr>
-        <w:t xml:space="preserve"> path to the Classroom Sorter.</w:t>
-      </w:r>
-    </w:p>
-    <w:p>
-      <w:pPr>
-        <w:spacing w:line="336" w:lineRule="auto" w:after="180"/>
-      </w:pPr>
-      <w:r>
-        <w:rPr>
-          <w:b w:val="0"/>
-        </w:rPr>
-        <w:t xml:space="preserve">Keep the decision, </w:t>
-      </w:r>
-      <w:r>
-        <w:rPr>
-          <w:b/>
-        </w:rPr>
-        <w:t>input</w:t>
-      </w:r>
-      <w:r>
-        <w:rPr>
-          <w:b w:val="0"/>
-        </w:rPr>
-        <w:t xml:space="preserve">, result, explanation and remaining limitation in the project </w:t>
-      </w:r>
-      <w:r>
-        <w:rPr>
-          <w:b/>
-        </w:rPr>
-        <w:t>evidence</w:t>
-      </w:r>
-      <w:r>
-        <w:rPr>
-          <w:b w:val="0"/>
-        </w:rPr>
-        <w:t xml:space="preserve"> record. Retrieve this record next week rather than restarting the project.</w:t>
-      </w:r>
-    </w:p>
-    <w:p>
-      <w:pPr>
-        <w:pStyle w:val="Heading3"/>
-      </w:pPr>
-      <w:r>
-        <w:t>Support and stretch</w:t>
-      </w:r>
-    </w:p>
-    <w:p>
-      <w:pPr>
-        <w:spacing w:line="336" w:lineRule="auto" w:after="180"/>
-      </w:pPr>
-      <w:r>
-        <w:rPr>
-          <w:b w:val="0"/>
-        </w:rPr>
-        <w:t xml:space="preserve">Use physical cards, spoken explanations and a three-stage drawing. Read aloud without giving the answer. Stretch: compare two </w:t>
-      </w:r>
-      <w:r>
-        <w:rPr>
-          <w:b/>
-        </w:rPr>
-        <w:t>mechanism</w:t>
-      </w:r>
-      <w:r>
-        <w:rPr>
-          <w:b w:val="0"/>
-        </w:rPr>
-        <w:t xml:space="preserve">s with the same visible </w:t>
-      </w:r>
-      <w:r>
-        <w:rPr>
-          <w:b/>
-        </w:rPr>
-        <w:t>output</w:t>
-      </w:r>
-      <w:r>
-        <w:rPr>
-          <w:b w:val="0"/>
-        </w:rPr>
-        <w:t xml:space="preserve"> and explain what </w:t>
-      </w:r>
-      <w:r>
-        <w:rPr>
-          <w:b/>
-        </w:rPr>
-        <w:t>evidence</w:t>
-      </w:r>
-      <w:r>
-        <w:rPr>
-          <w:b w:val="0"/>
-        </w:rPr>
-        <w:t xml:space="preserve"> distinguishes them.</w:t>
-      </w:r>
-    </w:p>
-    <w:p>
-      <w:pPr>
-        <w:pStyle w:val="Heading3"/>
-      </w:pPr>
-      <w:r>
-        <w:t>Exit reflection</w:t>
-      </w:r>
-    </w:p>
-    <w:p>
-      <w:pPr>
-        <w:spacing w:line="336" w:lineRule="auto" w:after="180"/>
-      </w:pPr>
-      <w:r>
-        <w:rPr>
-          <w:b w:val="0"/>
-        </w:rPr>
-        <w:t xml:space="preserve">Ask for one decision the learner can now justify and one situation requiring more </w:t>
-      </w:r>
-      <w:r>
-        <w:rPr>
-          <w:b/>
-        </w:rPr>
-        <w:t>evidence</w:t>
-      </w:r>
-      <w:r>
-        <w:rPr>
-          <w:b w:val="0"/>
-        </w:rPr>
-        <w:t xml:space="preserve"> or human review. Confidence ratings are separate from correct independent performance.</w:t>
-      </w:r>
-    </w:p>
-    <w:p>
-      <w:pPr>
-        <w:pStyle w:val="Heading3"/>
-      </w:pPr>
-      <w:r>
-        <w:t>Bridge to the next week</w:t>
-      </w:r>
-    </w:p>
-    <w:p>
-      <w:pPr>
-        <w:spacing w:line="336" w:lineRule="auto" w:after="180"/>
-      </w:pPr>
-      <w:r>
-        <w:rPr>
-          <w:b w:val="0"/>
-        </w:rPr>
-        <w:t xml:space="preserve">Next: Week 11: Repeating Efficiently. Retrieve today’s </w:t>
-      </w:r>
-      <w:r>
-        <w:rPr>
-          <w:b/>
-        </w:rPr>
-        <w:t>evidence</w:t>
-      </w:r>
-      <w:r>
-        <w:rPr>
-          <w:b w:val="0"/>
-        </w:rPr>
-        <w:t xml:space="preserve"> and identify what carries forward and what is new.</w:t>
-      </w:r>
-    </w:p>
-    <w:p>
-      <w:pPr>
-        <w:pStyle w:val="Heading3"/>
-      </w:pPr>
-      <w:r>
-        <w:t>Support and fresh reassessment</w:t>
-      </w:r>
-    </w:p>
-    <w:p>
-      <w:pPr>
-        <w:spacing w:line="336" w:lineRule="auto" w:after="180"/>
-      </w:pPr>
-      <w:r>
-        <w:rPr>
-          <w:b w:val="0"/>
-        </w:rPr>
-        <w:t xml:space="preserve">Provide a number line with the boundary labelled and let students read each comparison in words. Use text labels True </w:t>
-      </w:r>
-      <w:r>
-        <w:rPr>
-          <w:b/>
-        </w:rPr>
-        <w:t>branch</w:t>
-      </w:r>
-      <w:r>
-        <w:rPr>
-          <w:b w:val="0"/>
-        </w:rPr>
-        <w:t xml:space="preserve"> and Otherwise </w:t>
-      </w:r>
-      <w:r>
-        <w:rPr>
-          <w:b/>
-        </w:rPr>
-        <w:t>branch</w:t>
-      </w:r>
-      <w:r>
-        <w:rPr>
-          <w:b w:val="0"/>
-        </w:rPr>
-        <w:t xml:space="preserve"> in addition to colour. Supply a blank trace with the comparison row highlighted.</w:t>
-      </w:r>
-    </w:p>
-    <w:p>
-      <w:pPr>
-        <w:spacing w:line="336" w:lineRule="auto" w:after="180"/>
-      </w:pPr>
-      <w:r>
-        <w:rPr>
-          <w:b w:val="0"/>
-        </w:rPr>
-        <w:t xml:space="preserve">Extension: explain why checking 5,6,7 is useful but does not prove a program correct for every possible </w:t>
-      </w:r>
-      <w:r>
-        <w:rPr>
-          <w:b/>
-        </w:rPr>
-        <w:t>input</w:t>
-      </w:r>
-      <w:r>
-        <w:rPr>
-          <w:b w:val="0"/>
-        </w:rPr>
-        <w:t xml:space="preserve"> or every unrelated implementation error.</w:t>
-      </w:r>
-    </w:p>
-    <w:p>
-      <w:pPr>
-        <w:spacing w:line="336" w:lineRule="auto" w:after="180"/>
-      </w:pPr>
-      <w:r>
-        <w:rPr>
-          <w:b w:val="0"/>
-        </w:rPr>
-        <w:t xml:space="preserve">W4 is secure when the learner traces all three runs, applies the test to the updated value, includes equality for at most, and explains the changed </w:t>
-      </w:r>
-      <w:r>
-        <w:rPr>
-          <w:b/>
-        </w:rPr>
-        <w:t>output</w:t>
-      </w:r>
-      <w:r>
-        <w:rPr>
-          <w:b w:val="0"/>
-        </w:rPr>
-        <w:t xml:space="preserve"> under below.</w:t>
-      </w:r>
-    </w:p>
-    <w:p>
-      <w:pPr>
-        <w:spacing w:line="336" w:lineRule="auto" w:after="180"/>
-      </w:pPr>
-      <w:r>
-        <w:rPr>
-          <w:b w:val="0"/>
-        </w:rPr>
-        <w:t xml:space="preserve">A final answer without a </w:t>
-      </w:r>
-      <w:r>
-        <w:rPr>
-          <w:b/>
-        </w:rPr>
-        <w:t>branch</w:t>
-      </w:r>
-      <w:r>
-        <w:rPr>
-          <w:b w:val="0"/>
-        </w:rPr>
-        <w:t xml:space="preserve"> reason is partial </w:t>
-      </w:r>
-      <w:r>
-        <w:rPr>
-          <w:b/>
-        </w:rPr>
-        <w:t>evidence</w:t>
-      </w:r>
-      <w:r>
-        <w:rPr>
-          <w:b w:val="0"/>
-        </w:rPr>
-        <w:t>. After support, retry with add 2 followed by if current value is at most 5 subtract 1, otherwise add 2.</w:t>
-      </w:r>
-    </w:p>
-    <w:p>
-      <w:pPr>
-        <w:spacing w:line="336" w:lineRule="auto" w:after="180"/>
       </w:pPr>
       <w:r>
         <w:rPr>
@@ -5849,21 +5642,10 @@
     </w:p>
     <w:p>
       <w:pPr>
-        <w:spacing w:line="336" w:lineRule="auto" w:after="180"/>
-      </w:pPr>
-      <w:r>
-        <w:rPr>
-          <w:b w:val="0"/>
-        </w:rPr>
-        <w:t>Week 11 introduces loops and stopping rules. Students will distinguish one decision from an explicitly repeated test and trace when a loop stops.</w:t>
-      </w:r>
-    </w:p>
-    <w:p>
-      <w:pPr>
-        <w:pStyle w:val="Heading3"/>
-      </w:pPr>
-      <w:r>
-        <w:t>Plan the delayed return</w:t>
+        <w:pStyle w:val="Heading2"/>
+      </w:pPr>
+      <w:r>
+        <w:t>Plan the delayed check</w:t>
       </w:r>
     </w:p>
     <w:p>
@@ -6080,84 +5862,176 @@
     </w:p>
     <w:p>
       <w:pPr>
+        <w:pStyle w:val="Heading2"/>
+      </w:pPr>
+      <w:r>
+        <w:t>Bridge to next week</w:t>
+      </w:r>
+    </w:p>
+    <w:p>
+      <w:pPr>
+        <w:spacing w:line="336" w:lineRule="auto" w:after="180"/>
+      </w:pPr>
+      <w:r>
+        <w:rPr>
+          <w:b w:val="0"/>
+        </w:rPr>
+        <w:t xml:space="preserve">Ask for one decision the learner can now justify and one situation requiring more </w:t>
+      </w:r>
+      <w:r>
+        <w:rPr>
+          <w:b/>
+        </w:rPr>
+        <w:t>evidence</w:t>
+      </w:r>
+      <w:r>
+        <w:rPr>
+          <w:b w:val="0"/>
+        </w:rPr>
+        <w:t xml:space="preserve"> or human review. Confidence ratings are separate from correct independent performance.</w:t>
+      </w:r>
+    </w:p>
+    <w:p>
+      <w:pPr>
+        <w:spacing w:line="336" w:lineRule="auto" w:after="180"/>
+      </w:pPr>
+      <w:r>
+        <w:rPr>
+          <w:b w:val="0"/>
+        </w:rPr>
+        <w:t xml:space="preserve">Next: Week 11: Repeating Efficiently. Retrieve today’s </w:t>
+      </w:r>
+      <w:r>
+        <w:rPr>
+          <w:b/>
+        </w:rPr>
+        <w:t>evidence</w:t>
+      </w:r>
+      <w:r>
+        <w:rPr>
+          <w:b w:val="0"/>
+        </w:rPr>
+        <w:t xml:space="preserve"> and identify what carries forward and what is new.</w:t>
+      </w:r>
+    </w:p>
+    <w:p>
+      <w:pPr>
+        <w:spacing w:line="336" w:lineRule="auto" w:after="180"/>
+      </w:pPr>
+      <w:r>
+        <w:rPr>
+          <w:b w:val="0"/>
+        </w:rPr>
+        <w:t>Week 11 introduces loops and stopping rules. Students will distinguish one decision from an explicitly repeated test and trace when a loop stops.</w:t>
+      </w:r>
+    </w:p>
+    <w:p>
+      <w:pPr>
+        <w:pStyle w:val="Heading2"/>
+      </w:pPr>
+      <w:r>
+        <w:t>Earlier wording, alternatives and picture transcripts · reference / check after trying</w:t>
+      </w:r>
+    </w:p>
+    <w:p>
+      <w:pPr>
+        <w:spacing w:line="336" w:lineRule="auto" w:after="180"/>
+      </w:pPr>
+      <w:r>
+        <w:rPr>
+          <w:b w:val="0"/>
+        </w:rPr>
+        <w:t>Connect and extend learning</w:t>
+      </w:r>
+    </w:p>
+    <w:p>
+      <w:pPr>
         <w:pStyle w:val="Heading3"/>
       </w:pPr>
       <w:r>
+        <w:t>Helpful Classroom Sorter</w:t>
+      </w:r>
+    </w:p>
+    <w:p>
+      <w:pPr>
+        <w:pStyle w:val="Heading3"/>
+      </w:pPr>
+      <w:r>
+        <w:t>Support and stretch</w:t>
+      </w:r>
+    </w:p>
+    <w:p>
+      <w:pPr>
+        <w:pStyle w:val="Heading3"/>
+      </w:pPr>
+      <w:r>
+        <w:t>Exit reflection</w:t>
+      </w:r>
+    </w:p>
+    <w:p>
+      <w:pPr>
+        <w:pStyle w:val="Heading3"/>
+      </w:pPr>
+      <w:r>
+        <w:t>Bridge to the next week</w:t>
+      </w:r>
+    </w:p>
+    <w:p>
+      <w:pPr>
+        <w:pStyle w:val="Heading3"/>
+      </w:pPr>
+      <w:r>
+        <w:t>Support and fresh reassessment</w:t>
+      </w:r>
+    </w:p>
+    <w:p>
+      <w:pPr>
+        <w:pStyle w:val="Heading3"/>
+      </w:pPr>
+      <w:r>
+        <w:t>Plan the delayed return</w:t>
+      </w:r>
+    </w:p>
+    <w:p>
+      <w:pPr>
+        <w:pStyle w:val="Heading3"/>
+      </w:pPr>
+      <w:r>
         <w:t>Project evidence from this case</w:t>
       </w:r>
     </w:p>
     <w:p>
       <w:pPr>
+        <w:pStyle w:val="Heading1"/>
+      </w:pPr>
+      <w:r>
+        <w:t>Reference bank and extra practice</w:t>
+      </w:r>
+    </w:p>
+    <w:p>
+      <w:pPr>
+        <w:pStyle w:val="Heading1"/>
+      </w:pPr>
+      <w:r>
+        <w:t>07. Reference: alternative planning checklist</w:t>
+      </w:r>
+    </w:p>
+    <w:p>
+      <w:r>
+        <w:t>Use as a reminder alongside the main route rather than teaching the cycle twice.</w:t>
+      </w:r>
+    </w:p>
+    <w:p>
+      <w:pPr>
+        <w:pStyle w:val="Heading2"/>
+      </w:pPr>
+      <w:r>
+        <w:t>Preparation and schedule</w:t>
+      </w:r>
+    </w:p>
+    <w:p>
+      <w:pPr>
         <w:spacing w:line="336" w:lineRule="auto" w:after="180"/>
-      </w:pPr>
-      <w:r>
-        <w:rPr>
-          <w:b w:val="0"/>
-        </w:rPr>
-        <w:t xml:space="preserve">Include equality examples when reviewing sorter </w:t>
-      </w:r>
-      <w:r>
-        <w:rPr>
-          <w:b/>
-        </w:rPr>
-        <w:t>condition</w:t>
-      </w:r>
-      <w:r>
-        <w:rPr>
-          <w:b w:val="0"/>
-        </w:rPr>
-        <w:t xml:space="preserve">s, and trace from original </w:t>
-      </w:r>
-      <w:r>
-        <w:rPr>
-          <w:b/>
-        </w:rPr>
-        <w:t>input</w:t>
-      </w:r>
-      <w:r>
-        <w:rPr>
-          <w:b w:val="0"/>
-        </w:rPr>
-        <w:t xml:space="preserve"> through </w:t>
-      </w:r>
-      <w:r>
-        <w:rPr>
-          <w:b/>
-        </w:rPr>
-        <w:t>output</w:t>
-      </w:r>
-      <w:r>
-        <w:rPr>
-          <w:b w:val="0"/>
-        </w:rPr>
-        <w:t>.</w:t>
-      </w:r>
-    </w:p>
-    <w:p>
-      <w:pPr>
-        <w:pStyle w:val="Heading1"/>
-      </w:pPr>
-      <w:r>
-        <w:t>07. Prepare, teach and assess</w:t>
-      </w:r>
-    </w:p>
-    <w:p>
-      <w:r>
-        <w:t>Use this preparation summary alongside the detailed If/Then Decisions lesson; it is a checklist rather than a replacement for the full sequence.</w:t>
-      </w:r>
-    </w:p>
-    <w:p>
-      <w:pPr>
-        <w:pStyle w:val="Heading3"/>
-      </w:pPr>
-      <w:r>
-        <w:t>Teaching target</w:t>
-      </w:r>
-    </w:p>
-    <w:p>
-      <w:pPr>
-        <w:spacing w:line="336" w:lineRule="auto" w:after="180"/>
-        <w:shd w:fill="EDF7F3"/>
       </w:pPr>
       <w:r>
         <w:rPr>
@@ -6352,6 +6226,14 @@
     </w:tbl>
     <w:p>
       <w:pPr>
+        <w:pStyle w:val="Heading2"/>
+      </w:pPr>
+      <w:r>
+        <w:t>Practice and assessment reminders</w:t>
+      </w:r>
+    </w:p>
+    <w:p>
+      <w:pPr>
         <w:spacing w:line="336" w:lineRule="auto" w:after="180"/>
       </w:pPr>
       <w:r>
@@ -6386,16 +6268,7 @@
     </w:p>
     <w:p>
       <w:pPr>
-        <w:pStyle w:val="Heading3"/>
-      </w:pPr>
-      <w:r>
-        <w:t>Supported practice answer</w:t>
-      </w:r>
-    </w:p>
-    <w:p>
-      <w:pPr>
         <w:spacing w:line="336" w:lineRule="auto" w:after="180"/>
-        <w:shd w:fill="F1F6FC"/>
       </w:pPr>
       <w:r>
         <w:rPr>
@@ -6407,7 +6280,6 @@
     <w:p>
       <w:pPr>
         <w:spacing w:line="336" w:lineRule="auto" w:after="180"/>
-        <w:shd w:fill="F1F6FC"/>
       </w:pPr>
       <w:r>
         <w:rPr>
@@ -6464,16 +6336,7 @@
     </w:p>
     <w:p>
       <w:pPr>
-        <w:pStyle w:val="Heading3"/>
-      </w:pPr>
-      <w:r>
-        <w:t>Repair the misconception</w:t>
-      </w:r>
-    </w:p>
-    <w:p>
-      <w:pPr>
         <w:spacing w:line="336" w:lineRule="auto" w:after="180"/>
-        <w:shd w:fill="FFF5E6"/>
       </w:pPr>
       <w:r>
         <w:rPr>
@@ -6484,16 +6347,7 @@
     </w:p>
     <w:p>
       <w:pPr>
-        <w:pStyle w:val="Heading3"/>
-      </w:pPr>
-      <w:r>
-        <w:t>Support without giving away the answer</w:t>
-      </w:r>
-    </w:p>
-    <w:p>
-      <w:pPr>
         <w:spacing w:line="336" w:lineRule="auto" w:after="180"/>
-        <w:shd w:fill="F1F6F8"/>
       </w:pPr>
       <w:r>
         <w:rPr>
@@ -6516,16 +6370,7 @@
     </w:p>
     <w:p>
       <w:pPr>
-        <w:pStyle w:val="Heading3"/>
-      </w:pPr>
-      <w:r>
-        <w:t>Extend the reasoning</w:t>
-      </w:r>
-    </w:p>
-    <w:p>
-      <w:pPr>
         <w:spacing w:line="336" w:lineRule="auto" w:after="180"/>
-        <w:shd w:fill="F5F1FB"/>
       </w:pPr>
       <w:r>
         <w:rPr>
@@ -6549,7 +6394,6 @@
     <w:p>
       <w:pPr>
         <w:spacing w:line="336" w:lineRule="auto" w:after="180"/>
-        <w:shd w:fill="F5F1FB"/>
       </w:pPr>
       <w:r>
         <w:rPr>
@@ -6560,16 +6404,7 @@
     </w:p>
     <w:p>
       <w:pPr>
-        <w:pStyle w:val="Heading3"/>
-      </w:pPr>
-      <w:r>
-        <w:t>Protect the independent attempt</w:t>
-      </w:r>
-    </w:p>
-    <w:p>
-      <w:pPr>
         <w:spacing w:line="336" w:lineRule="auto" w:after="180"/>
-        <w:shd w:fill="FFF5E6"/>
       </w:pPr>
       <w:r>
         <w:rPr>
@@ -6764,16 +6599,7 @@
     </w:tbl>
     <w:p>
       <w:pPr>
-        <w:pStyle w:val="Heading3"/>
-      </w:pPr>
-      <w:r>
-        <w:t>Project checkpoint</w:t>
-      </w:r>
-    </w:p>
-    <w:p>
-      <w:pPr>
         <w:spacing w:line="336" w:lineRule="auto" w:after="180"/>
-        <w:shd w:fill="EDF7F3"/>
       </w:pPr>
       <w:r>
         <w:rPr>
@@ -6834,12 +6660,20 @@
         <w:pStyle w:val="Heading1"/>
       </w:pPr>
       <w:r>
-        <w:t>08. Use feedback, labs and repair paths</w:t>
-      </w:r>
-    </w:p>
-    <w:p>
-      <w:r>
-        <w:t>Use feedback, earlier review and portfolios purposefully. Apply the coding routine only when this lesson has an executable lab.</w:t>
+        <w:t>08. Reference: feedback and records</w:t>
+      </w:r>
+    </w:p>
+    <w:p>
+      <w:r>
+        <w:t>Use digital tools where they help retain an explanation and its evidence.</w:t>
+      </w:r>
+    </w:p>
+    <w:p>
+      <w:pPr>
+        <w:pStyle w:val="Heading2"/>
+      </w:pPr>
+      <w:r>
+        <w:t>Keep practice and independent evidence separate</w:t>
       </w:r>
     </w:p>
     <w:p>
@@ -6878,10 +6712,52 @@
     </w:p>
     <w:p>
       <w:pPr>
-        <w:pStyle w:val="Heading3"/>
-      </w:pPr>
-      <w:r>
-        <w:t>For later coding lessons</w:t>
+        <w:pStyle w:val="Heading2"/>
+      </w:pPr>
+      <w:r>
+        <w:t>Repair and portfolio records</w:t>
+      </w:r>
+    </w:p>
+    <w:p>
+      <w:pPr>
+        <w:spacing w:line="336" w:lineRule="auto" w:after="180"/>
+      </w:pPr>
+      <w:r>
+        <w:rPr>
+          <w:b w:val="0"/>
+        </w:rPr>
+        <w:t>Use the earlier worked-explanation links to address a specific missing building block, then return to the current question. Adapt this suggestion after observing the learner; it is not an automatic diagnosis.</w:t>
+      </w:r>
+    </w:p>
+    <w:p>
+      <w:pPr>
+        <w:spacing w:line="336" w:lineRule="auto" w:after="180"/>
+      </w:pPr>
+      <w:r>
+        <w:rPr>
+          <w:b w:val="0"/>
+        </w:rPr>
+        <w:t xml:space="preserve">Collect the completed-work portfolio as </w:t>
+      </w:r>
+      <w:r>
+        <w:rPr>
+          <w:b/>
+        </w:rPr>
+        <w:t>evidence</w:t>
+      </w:r>
+      <w:r>
+        <w:rPr>
+          <w:b w:val="0"/>
+        </w:rPr>
+        <w:t>. Record support separately from correctness, and assess explanation, trace/test and limitations. Progress ticks and quiz selections alone do not establish mastery.</w:t>
+      </w:r>
+    </w:p>
+    <w:p>
+      <w:pPr>
+        <w:pStyle w:val="Heading2"/>
+      </w:pPr>
+      <w:r>
+        <w:t>Earlier wording, alternatives and picture transcripts · reference / check after trying</w:t>
       </w:r>
     </w:p>
     <w:p>
@@ -6892,7 +6768,6 @@
     <w:p>
       <w:pPr>
         <w:spacing w:line="336" w:lineRule="auto" w:after="180"/>
-        <w:shd w:fill="F1F6F8"/>
       </w:pPr>
       <w:r>
         <w:rPr>
@@ -6927,77 +6802,20 @@
     </w:p>
     <w:p>
       <w:pPr>
-        <w:spacing w:line="336" w:lineRule="auto" w:after="180"/>
-      </w:pPr>
-      <w:r>
-        <w:rPr>
-          <w:b w:val="0"/>
-        </w:rPr>
-        <w:t>Use the earlier worked-explanation links to address a specific missing building block, then return to the current question. Adapt this suggestion after observing the learner; it is not an automatic diagnosis.</w:t>
-      </w:r>
-    </w:p>
-    <w:p>
-      <w:pPr>
-        <w:spacing w:line="336" w:lineRule="auto" w:after="180"/>
-      </w:pPr>
-      <w:r>
-        <w:rPr>
-          <w:b w:val="0"/>
-        </w:rPr>
-        <w:t xml:space="preserve">Collect the completed-work portfolio as </w:t>
-      </w:r>
-      <w:r>
-        <w:rPr>
-          <w:b/>
-        </w:rPr>
-        <w:t>evidence</w:t>
-      </w:r>
-      <w:r>
-        <w:rPr>
-          <w:b w:val="0"/>
-        </w:rPr>
-        <w:t>. Record support separately from correctness, and assess explanation, trace/test and limitations. Progress ticks and quiz selections alone do not establish mastery.</w:t>
-      </w:r>
-    </w:p>
-    <w:p>
-      <w:pPr>
         <w:pStyle w:val="Heading1"/>
       </w:pPr>
       <w:r>
-        <w:t>09. Visual concept journey</w:t>
-      </w:r>
-    </w:p>
-    <w:p>
-      <w:r>
-        <w:t>Show one If/Then Decisions graphic at a time, request a prediction and discuss its trace before the independent assessment.</w:t>
-      </w:r>
-    </w:p>
-    <w:p>
-      <w:pPr>
-        <w:spacing w:line="336" w:lineRule="auto" w:after="180"/>
-      </w:pPr>
-      <w:r>
-        <w:rPr>
-          <w:b w:val="0"/>
-        </w:rPr>
-        <w:t xml:space="preserve">Use one picture at a time. Hide a worked result before asking for a </w:t>
-      </w:r>
-      <w:r>
-        <w:rPr>
-          <w:b/>
-        </w:rPr>
-        <w:t>prediction</w:t>
-      </w:r>
-      <w:r>
-        <w:rPr>
-          <w:b w:val="0"/>
-        </w:rPr>
-        <w:t>, then reveal it for feedback. These are supported teaching cases; retain the separate independent assessment for a fresh first attempt.</w:t>
-      </w:r>
-    </w:p>
-    <w:p>
-      <w:pPr>
-        <w:pStyle w:val="Heading3"/>
+        <w:t>09. Reference: teach with the six pictures</w:t>
+      </w:r>
+    </w:p>
+    <w:p>
+      <w:r>
+        <w:t>Choose the picture for the teaching move and connect it to the explanation.</w:t>
+      </w:r>
+    </w:p>
+    <w:p>
+      <w:pPr>
+        <w:pStyle w:val="Heading2"/>
       </w:pPr>
       <w:r>
         <w:t>01. If/Then Decisions: the case</w:t>
@@ -7008,7 +6826,7 @@
         <w:drawing>
           <wp:inline xmlns:a="http://schemas.openxmlformats.org/drawingml/2006/main" xmlns:pic="http://schemas.openxmlformats.org/drawingml/2006/picture">
             <wp:extent cx="5486400" cy="2834640"/>
-            <wp:docPr id="3" name="Picture 3" descr="A fictional counter begins with a number, adds 2, then chooses one branch. Supplied facts: If the updated value is at least 6, subtract 1; otherwise double it. Report once and stop. Use separate starting values 3,4,5."/>
+            <wp:docPr id="5" name="Picture 5" descr="A fictional counter begins with a number, adds 2, then chooses one branch. Supplied facts: If the updated value is at least 6, subtract 1; otherwise double it. Report once and stop. Use separate starting values 3,4,5."/>
             <wp:cNvGraphicFramePr>
               <a:graphicFrameLocks noChangeAspect="1"/>
             </wp:cNvGraphicFramePr>
@@ -7020,7 +6838,7 @@
                     <pic:cNvPicPr/>
                   </pic:nvPicPr>
                   <pic:blipFill>
-                    <a:blip r:embed="rId11"/>
+                    <a:blip r:embed="rId13"/>
                     <a:stretch>
                       <a:fillRect/>
                     </a:stretch>
@@ -7065,7 +6883,6 @@
     <w:p>
       <w:pPr>
         <w:spacing w:line="336" w:lineRule="auto" w:after="180"/>
-        <w:shd w:fill="F5F1FB"/>
       </w:pPr>
       <w:r>
         <w:rPr>
@@ -7076,16 +6893,7 @@
     </w:p>
     <w:p>
       <w:pPr>
-        <w:pStyle w:val="Heading3"/>
-      </w:pPr>
-      <w:r>
-        <w:t>Discuss while showing the picture</w:t>
-      </w:r>
-    </w:p>
-    <w:p>
-      <w:pPr>
         <w:spacing w:line="336" w:lineRule="auto" w:after="180"/>
-        <w:shd w:fill="F1F6F8"/>
       </w:pPr>
       <w:r>
         <w:rPr>
@@ -7096,7 +6904,7 @@
     </w:p>
     <w:p>
       <w:pPr>
-        <w:pStyle w:val="Heading3"/>
+        <w:pStyle w:val="Heading2"/>
       </w:pPr>
       <w:r>
         <w:t>02. Follow the deciding steps</w:t>
@@ -7107,7 +6915,7 @@
         <w:drawing>
           <wp:inline xmlns:a="http://schemas.openxmlformats.org/drawingml/2006/main" xmlns:pic="http://schemas.openxmlformats.org/drawingml/2006/picture">
             <wp:extent cx="5486400" cy="4005072"/>
-            <wp:docPr id="4" name="Picture 4" descr="Update first: Starts 3,4,5 become 5,6,7. → Test current value: 5≥6 is false; 6≥6 and 7≥6 are true. → Choose one branch: Double 5 to 10; subtract 1 from 6 to 5; subtract 1 from 7 to 6. → Report: The three independent runs report 10,5,6."/>
+            <wp:docPr id="6" name="Picture 6" descr="Update first: Starts 3,4,5 become 5,6,7. → Test current value: 5≥6 is false; 6≥6 and 7≥6 are true. → Choose one branch: Double 5 to 10; subtract 1 from 6 to 5; subtract 1 from 7 to 6. → Report: The three independent runs report 10,5,6."/>
             <wp:cNvGraphicFramePr>
               <a:graphicFrameLocks noChangeAspect="1"/>
             </wp:cNvGraphicFramePr>
@@ -7119,7 +6927,7 @@
                     <pic:cNvPicPr/>
                   </pic:nvPicPr>
                   <pic:blipFill>
-                    <a:blip r:embed="rId12"/>
+                    <a:blip r:embed="rId9"/>
                     <a:stretch>
                       <a:fillRect/>
                     </a:stretch>
@@ -7164,7 +6972,6 @@
     <w:p>
       <w:pPr>
         <w:spacing w:line="336" w:lineRule="auto" w:after="180"/>
-        <w:shd w:fill="F5F1FB"/>
       </w:pPr>
       <w:r>
         <w:rPr>
@@ -7187,16 +6994,7 @@
     </w:p>
     <w:p>
       <w:pPr>
-        <w:pStyle w:val="Heading3"/>
-      </w:pPr>
-      <w:r>
-        <w:t>Discuss while showing the picture</w:t>
-      </w:r>
-    </w:p>
-    <w:p>
-      <w:pPr>
         <w:spacing w:line="336" w:lineRule="auto" w:after="180"/>
-        <w:shd w:fill="F1F6F8"/>
       </w:pPr>
       <w:r>
         <w:rPr>
@@ -7219,7 +7017,7 @@
     </w:p>
     <w:p>
       <w:pPr>
-        <w:pStyle w:val="Heading3"/>
+        <w:pStyle w:val="Heading2"/>
       </w:pPr>
       <w:r>
         <w:t>03. Inclusive branching trace</w:t>
@@ -7230,7 +7028,7 @@
         <w:drawing>
           <wp:inline xmlns:a="http://schemas.openxmlformats.org/drawingml/2006/main" xmlns:pic="http://schemas.openxmlformats.org/drawingml/2006/picture">
             <wp:extent cx="5486400" cy="3617976"/>
-            <wp:docPr id="5" name="Picture 5" descr="Inclusive branching trace. Run 1: Start = 3, After +2 = 5, At least 6? = false, Report = 10. Run 2: Start = 4, After +2 = 6, At least 6? = true, Report = 5. Run 3: Start = 5, After +2 = 7, At least 6? = true, Report = 6."/>
+            <wp:docPr id="7" name="Picture 7" descr="Inclusive branching trace. Run 1: Start = 3, After +2 = 5, At least 6? = false, Report = 10. Run 2: Start = 4, After +2 = 6, At least 6? = true, Report = 5. Run 3: Start = 5, After +2 = 7, At least 6? = true, Report = 6."/>
             <wp:cNvGraphicFramePr>
               <a:graphicFrameLocks noChangeAspect="1"/>
             </wp:cNvGraphicFramePr>
@@ -7242,7 +7040,7 @@
                     <pic:cNvPicPr/>
                   </pic:nvPicPr>
                   <pic:blipFill>
-                    <a:blip r:embed="rId13"/>
+                    <a:blip r:embed="rId10"/>
                     <a:stretch>
                       <a:fillRect/>
                     </a:stretch>
@@ -7287,7 +7085,6 @@
     <w:p>
       <w:pPr>
         <w:spacing w:line="336" w:lineRule="auto" w:after="180"/>
-        <w:shd w:fill="F5F1FB"/>
       </w:pPr>
       <w:r>
         <w:rPr>
@@ -7298,16 +7095,7 @@
     </w:p>
     <w:p>
       <w:pPr>
-        <w:pStyle w:val="Heading3"/>
-      </w:pPr>
-      <w:r>
-        <w:t>Discuss while showing the picture</w:t>
-      </w:r>
-    </w:p>
-    <w:p>
-      <w:pPr>
         <w:spacing w:line="336" w:lineRule="auto" w:after="180"/>
-        <w:shd w:fill="F1F6F8"/>
       </w:pPr>
       <w:r>
         <w:rPr>
@@ -7319,7 +7107,6 @@
     <w:p>
       <w:pPr>
         <w:spacing w:line="336" w:lineRule="auto" w:after="180"/>
-        <w:shd w:fill="F1F6F8"/>
       </w:pPr>
       <w:r>
         <w:rPr>
@@ -7330,7 +7117,7 @@
     </w:p>
     <w:p>
       <w:pPr>
-        <w:pStyle w:val="Heading3"/>
+        <w:pStyle w:val="Heading2"/>
       </w:pPr>
       <w:r>
         <w:t>04. Change one thing. Trace what follows.</w:t>
@@ -7341,7 +7128,7 @@
         <w:drawing>
           <wp:inline xmlns:a="http://schemas.openxmlformats.org/drawingml/2006/main" xmlns:pic="http://schemas.openxmlformats.org/drawingml/2006/picture">
             <wp:extent cx="5486400" cy="3026664"/>
-            <wp:docPr id="6" name="Picture 6" descr="Original case: The three independent runs report 10,5,6. Changed condition: Replace at least 6 with above 6. Expected result: Only the run starting at 4 changes: it reports 12. Reason: Updated value 6 fails a strict above comparison and is doubled."/>
+            <wp:docPr id="8" name="Picture 8" descr="Original case: The three independent runs report 10,5,6. Changed condition: Replace at least 6 with above 6. Expected result: Only the run starting at 4 changes: it reports 12. Reason: Updated value 6 fails a strict above comparison and is doubled."/>
             <wp:cNvGraphicFramePr>
               <a:graphicFrameLocks noChangeAspect="1"/>
             </wp:cNvGraphicFramePr>
@@ -7409,7 +7196,6 @@
     <w:p>
       <w:pPr>
         <w:spacing w:line="336" w:lineRule="auto" w:after="180"/>
-        <w:shd w:fill="F5F1FB"/>
       </w:pPr>
       <w:r>
         <w:rPr>
@@ -7420,16 +7206,7 @@
     </w:p>
     <w:p>
       <w:pPr>
-        <w:pStyle w:val="Heading3"/>
-      </w:pPr>
-      <w:r>
-        <w:t>Discuss while showing the picture</w:t>
-      </w:r>
-    </w:p>
-    <w:p>
-      <w:pPr>
         <w:spacing w:line="336" w:lineRule="auto" w:after="180"/>
-        <w:shd w:fill="F1F6F8"/>
       </w:pPr>
       <w:r>
         <w:rPr>
@@ -7441,7 +7218,6 @@
     <w:p>
       <w:pPr>
         <w:spacing w:line="336" w:lineRule="auto" w:after="180"/>
-        <w:shd w:fill="F1F6F8"/>
       </w:pPr>
       <w:r>
         <w:rPr>
@@ -7452,7 +7228,7 @@
     </w:p>
     <w:p>
       <w:pPr>
-        <w:pStyle w:val="Heading3"/>
+        <w:pStyle w:val="Heading2"/>
       </w:pPr>
       <w:r>
         <w:t>05. Connect the explanation to its limit</w:t>
@@ -7463,7 +7239,7 @@
         <w:drawing>
           <wp:inline xmlns:a="http://schemas.openxmlformats.org/drawingml/2006/main" xmlns:pic="http://schemas.openxmlformats.org/drawingml/2006/picture">
             <wp:extent cx="5486400" cy="2834640"/>
-            <wp:docPr id="7" name="Picture 7" descr="The condition is evaluated after adding 2. Equality belongs to the at-least branch, so starting at 4 checks the boundary. Once a branch finishes, the program reports; it does not reconsider the condition just because doubling 5 produced 10. Limit: A large reported value need not mean the true branch ran; branch choice depends on the earlier value."/>
+            <wp:docPr id="9" name="Picture 9" descr="The condition is evaluated after adding 2. Equality belongs to the at-least branch, so starting at 4 checks the boundary. Once a branch finishes, the program reports; it does not reconsider the condition just because doubling 5 produced 10. Limit: A large reported value need not mean the true branch ran; branch choice depends on the earlier value."/>
             <wp:cNvGraphicFramePr>
               <a:graphicFrameLocks noChangeAspect="1"/>
             </wp:cNvGraphicFramePr>
@@ -7602,7 +7378,6 @@
     <w:p>
       <w:pPr>
         <w:spacing w:line="336" w:lineRule="auto" w:after="180"/>
-        <w:shd w:fill="F5F1FB"/>
       </w:pPr>
       <w:r>
         <w:rPr>
@@ -7613,16 +7388,7 @@
     </w:p>
     <w:p>
       <w:pPr>
-        <w:pStyle w:val="Heading3"/>
-      </w:pPr>
-      <w:r>
-        <w:t>Discuss while showing the picture</w:t>
-      </w:r>
-    </w:p>
-    <w:p>
-      <w:pPr>
         <w:spacing w:line="336" w:lineRule="auto" w:after="180"/>
-        <w:shd w:fill="F1F6F8"/>
       </w:pPr>
       <w:r>
         <w:rPr>
@@ -7634,7 +7400,6 @@
     <w:p>
       <w:pPr>
         <w:spacing w:line="336" w:lineRule="auto" w:after="180"/>
-        <w:shd w:fill="F1F6F8"/>
       </w:pPr>
       <w:r>
         <w:rPr>
@@ -7669,7 +7434,7 @@
     </w:p>
     <w:p>
       <w:pPr>
-        <w:pStyle w:val="Heading3"/>
+        <w:pStyle w:val="Heading2"/>
       </w:pPr>
       <w:r>
         <w:t>06. Make the idea visible in your project</w:t>
@@ -7680,7 +7445,7 @@
         <w:drawing>
           <wp:inline xmlns:a="http://schemas.openxmlformats.org/drawingml/2006/main" xmlns:pic="http://schemas.openxmlformats.org/drawingml/2006/picture">
             <wp:extent cx="5486400" cy="3380232"/>
-            <wp:docPr id="8" name="Picture 8" descr="Include equality examples when reviewing sorter conditions, and trace from original input through output. Draw your input, deciding step, result and limit. Supported question: Which input detects the difference between the two written conditions? Explain its entire run."/>
+            <wp:docPr id="10" name="Picture 10" descr="Include equality examples when reviewing sorter conditions, and trace from original input through output. Draw your input, deciding step, result and limit. Supported question: Which input detects the difference between the two written conditions? Explain its entire run."/>
             <wp:cNvGraphicFramePr>
               <a:graphicFrameLocks noChangeAspect="1"/>
             </wp:cNvGraphicFramePr>
@@ -7808,7 +7573,6 @@
     <w:p>
       <w:pPr>
         <w:spacing w:line="336" w:lineRule="auto" w:after="180"/>
-        <w:shd w:fill="F5F1FB"/>
       </w:pPr>
       <w:r>
         <w:rPr>
@@ -7831,46 +7595,115 @@
     </w:p>
     <w:p>
       <w:pPr>
+        <w:spacing w:line="336" w:lineRule="auto" w:after="180"/>
+      </w:pPr>
+      <w:r>
+        <w:rPr>
+          <w:b w:val="0"/>
+        </w:rPr>
+        <w:t xml:space="preserve">Teacher prompt: Draw your project trace and justify the deciding step using </w:t>
+      </w:r>
+      <w:r>
+        <w:rPr>
+          <w:b/>
+        </w:rPr>
+        <w:t>evidence</w:t>
+      </w:r>
+      <w:r>
+        <w:rPr>
+          <w:b w:val="0"/>
+        </w:rPr>
+        <w:t>. Ask learners to describe one label or arrow in ordinary words. Use the adjacent transcript if the image is difficult to see.</w:t>
+      </w:r>
+    </w:p>
+    <w:p>
+      <w:pPr>
+        <w:spacing w:line="336" w:lineRule="auto" w:after="180"/>
+      </w:pPr>
+      <w:r>
+        <w:rPr>
+          <w:b w:val="0"/>
+        </w:rPr>
+        <w:t>Supported practice key: Start 4: add 2 gives 6. The rule that includes equality subtracts 1 to report 5; the strict rule doubles to report 12.</w:t>
+      </w:r>
+    </w:p>
+    <w:p>
+      <w:pPr>
+        <w:pStyle w:val="Heading2"/>
+      </w:pPr>
+      <w:r>
+        <w:t>Earlier wording, alternatives and picture transcripts · reference / check after trying</w:t>
+      </w:r>
+    </w:p>
+    <w:p>
+      <w:pPr>
+        <w:spacing w:line="336" w:lineRule="auto" w:after="180"/>
+      </w:pPr>
+      <w:r>
+        <w:rPr>
+          <w:b w:val="0"/>
+        </w:rPr>
+        <w:t xml:space="preserve">Use one picture at a time. Hide a worked result before asking for a </w:t>
+      </w:r>
+      <w:r>
+        <w:rPr>
+          <w:b/>
+        </w:rPr>
+        <w:t>prediction</w:t>
+      </w:r>
+      <w:r>
+        <w:rPr>
+          <w:b w:val="0"/>
+        </w:rPr>
+        <w:t>, then reveal it for feedback. These are supported teaching cases; retain the separate independent assessment for a fresh first attempt.</w:t>
+      </w:r>
+    </w:p>
+    <w:p>
+      <w:pPr>
         <w:pStyle w:val="Heading3"/>
       </w:pPr>
       <w:r>
-        <w:t>Discuss while showing the picture</w:t>
-      </w:r>
-    </w:p>
-    <w:p>
-      <w:pPr>
-        <w:spacing w:line="336" w:lineRule="auto" w:after="180"/>
-        <w:shd w:fill="F1F6F8"/>
-      </w:pPr>
-      <w:r>
-        <w:rPr>
-          <w:b w:val="0"/>
-        </w:rPr>
-        <w:t xml:space="preserve">Teacher prompt: Draw your project trace and justify the deciding step using </w:t>
-      </w:r>
-      <w:r>
-        <w:rPr>
-          <w:b/>
-        </w:rPr>
-        <w:t>evidence</w:t>
-      </w:r>
-      <w:r>
-        <w:rPr>
-          <w:b w:val="0"/>
-        </w:rPr>
-        <w:t>. Ask learners to describe one label or arrow in ordinary words. Use the adjacent transcript if the image is difficult to see.</w:t>
-      </w:r>
-    </w:p>
-    <w:p>
-      <w:pPr>
-        <w:spacing w:line="336" w:lineRule="auto" w:after="180"/>
-        <w:shd w:fill="F1F6F8"/>
-      </w:pPr>
-      <w:r>
-        <w:rPr>
-          <w:b w:val="0"/>
-        </w:rPr>
-        <w:t>Supported practice key: Start 4: add 2 gives 6. The rule that includes equality subtracts 1 to report 5; the strict rule doubles to report 12.</w:t>
+        <w:t>01. If/Then Decisions: the case</w:t>
+      </w:r>
+    </w:p>
+    <w:p>
+      <w:pPr>
+        <w:pStyle w:val="Heading3"/>
+      </w:pPr>
+      <w:r>
+        <w:t>02. Follow the deciding steps</w:t>
+      </w:r>
+    </w:p>
+    <w:p>
+      <w:pPr>
+        <w:pStyle w:val="Heading3"/>
+      </w:pPr>
+      <w:r>
+        <w:t>03. Inclusive branching trace</w:t>
+      </w:r>
+    </w:p>
+    <w:p>
+      <w:pPr>
+        <w:pStyle w:val="Heading3"/>
+      </w:pPr>
+      <w:r>
+        <w:t>04. Change one thing. Trace what follows.</w:t>
+      </w:r>
+    </w:p>
+    <w:p>
+      <w:pPr>
+        <w:pStyle w:val="Heading3"/>
+      </w:pPr>
+      <w:r>
+        <w:t>05. Connect the explanation to its limit</w:t>
+      </w:r>
+    </w:p>
+    <w:p>
+      <w:pPr>
+        <w:pStyle w:val="Heading3"/>
+      </w:pPr>
+      <w:r>
+        <w:t>06. Make the idea visible in your project</w:t>
       </w:r>
     </w:p>
     <w:sectPr>
